--- a/downloads/teacher/ai-7-week-34.docx
+++ b/downloads/teacher/ai-7-week-34.docx
@@ -1996,6 +1996,396 @@
         <w:t>For the Reproducible AI Research Study, retain an annotated worked trace and the changed-case reasoning. Connect the claim to its records, units and assumptions so another investigator can challenge or reproduce it.</w:t>
       </w:r>
     </w:p>
+    <w:p>
+      <w:pPr>
+        <w:pStyle w:val="Heading1"/>
+      </w:pPr>
+      <w:r>
+        <w:t>07. Prepare, teach and assess</w:t>
+      </w:r>
+    </w:p>
+    <w:p>
+      <w:r>
+        <w:t>Teaching target: Explain the mechanism and terminology of final project manuscript</w:t>
+      </w:r>
+    </w:p>
+    <w:p>
+      <w:r>
+        <w:t>Prepare the labelled worked-case picture, the matching workbook, fictional input cards and a place for individual responses. Check a local Python 3 environment before class; have a paper-trace version ready.</w:t>
+      </w:r>
+    </w:p>
+    <w:tbl>
+      <w:tblPr>
+        <w:tblStyle w:val="LightShading-Accent1"/>
+        <w:tblW w:type="auto" w:w="0"/>
+        <w:tblLook w:firstColumn="1" w:firstRow="1" w:lastColumn="0" w:lastRow="0" w:noHBand="0" w:noVBand="1" w:val="04A0"/>
+      </w:tblPr>
+      <w:tblGrid>
+        <w:gridCol w:w="3408"/>
+        <w:gridCol w:w="3408"/>
+        <w:gridCol w:w="3408"/>
+      </w:tblGrid>
+      <w:tr>
+        <w:trPr>
+          <w:tblHeader/>
+        </w:trPr>
+        <w:tc>
+          <w:tcPr>
+            <w:tcW w:type="dxa" w:w="3408"/>
+          </w:tcPr>
+          <w:p>
+            <w:r>
+              <w:t>Session</w:t>
+            </w:r>
+          </w:p>
+        </w:tc>
+        <w:tc>
+          <w:tcPr>
+            <w:tcW w:type="dxa" w:w="3408"/>
+          </w:tcPr>
+          <w:p>
+            <w:r>
+              <w:t>Plan</w:t>
+            </w:r>
+          </w:p>
+        </w:tc>
+        <w:tc>
+          <w:tcPr>
+            <w:tcW w:type="dxa" w:w="3408"/>
+          </w:tcPr>
+          <w:p>
+            <w:r>
+              <w:t>Resources</w:t>
+            </w:r>
+          </w:p>
+        </w:tc>
+      </w:tr>
+      <w:tr>
+        <w:tc>
+          <w:tcPr>
+            <w:tcW w:type="dxa" w:w="3408"/>
+          </w:tcPr>
+          <w:p>
+            <w:r>
+              <w:t>Session 1 · Understand · 45 min</w:t>
+            </w:r>
+          </w:p>
+        </w:tc>
+        <w:tc>
+          <w:tcPr>
+            <w:tcW w:type="dxa" w:w="3408"/>
+          </w:tcPr>
+          <w:p>
+            <w:r>
+              <w:t>0–7: recall and prerequisite; 7–15: inspect the concrete case and predict; 15–30: teacher models the worked trace; 30–40: learners explain a step using the text and visual; 40–45: check the core idea.</w:t>
+            </w:r>
+          </w:p>
+        </w:tc>
+        <w:tc>
+          <w:tcPr>
+            <w:tcW w:type="dxa" w:w="3408"/>
+          </w:tcPr>
+          <w:p>
+            <w:r>
+              <w:t>Sections 1–6; record the brief recall in the workbook.</w:t>
+            </w:r>
+          </w:p>
+        </w:tc>
+      </w:tr>
+      <w:tr>
+        <w:tc>
+          <w:tcPr>
+            <w:tcW w:type="dxa" w:w="3408"/>
+          </w:tcPr>
+          <w:p>
+            <w:r>
+              <w:t>Session 2 · Practise · 45 min</w:t>
+            </w:r>
+          </w:p>
+        </w:tc>
+        <w:tc>
+          <w:tcPr>
+            <w:tcW w:type="dxa" w:w="3408"/>
+          </w:tcPr>
+          <w:p>
+            <w:r>
+              <w:t>0–5: retrieve the procedure; 5–15: W2 completion practice; 15–23: explain and check with a partner; 23–30: each learner answers the misconception check; 30–40: targeted reteaching or a harder variation; 40–45: prepare the investigation.</w:t>
+            </w:r>
+          </w:p>
+        </w:tc>
+        <w:tc>
+          <w:tcPr>
+            <w:tcW w:type="dxa" w:w="3408"/>
+          </w:tcPr>
+          <w:p>
+            <w:r>
+              <w:t>Sections 7–10; use the matching workbook W2 and misconception check.</w:t>
+            </w:r>
+          </w:p>
+        </w:tc>
+      </w:tr>
+      <w:tr>
+        <w:tc>
+          <w:tcPr>
+            <w:tcW w:type="dxa" w:w="3408"/>
+          </w:tcPr>
+          <w:p>
+            <w:r>
+              <w:t>Session 3 · Investigate and transfer · 45 min</w:t>
+            </w:r>
+          </w:p>
+        </w:tc>
+        <w:tc>
+          <w:tcPr>
+            <w:tcW w:type="dxa" w:w="3408"/>
+          </w:tcPr>
+          <w:p>
+            <w:r>
+              <w:t>0–5: retrieve the decision rule; 5–20: investigate or trace; 20–30: start the independent case; 30–38: connect the project; 38–43: act on feedback; 43–45: plan the return check.</w:t>
+            </w:r>
+          </w:p>
+        </w:tc>
+        <w:tc>
+          <w:tcPr>
+            <w:tcW w:type="dxa" w:w="3408"/>
+          </w:tcPr>
+          <w:p>
+            <w:r>
+              <w:t>Sections 9 and 11–14. Give extra time to finish the full task set; use Section 15 when the week includes a coding lab.</w:t>
+            </w:r>
+          </w:p>
+        </w:tc>
+      </w:tr>
+    </w:tbl>
+    <w:p>
+      <w:r>
+        <w:t>Before class, solve the supported practice: Abstract says100% success; results table shows18/20, and two failures are omitted from the figure. Show the intermediate steps and give the conclusion with its scope.</w:t>
+      </w:r>
+    </w:p>
+    <w:p>
+      <w:r>
+        <w:t>Reasoned practice answer: Teacher explanation: Correct to90% over20 with two failures; restore figure and align abstract/table/run. Do not hide failures to preserve the headline.</w:t>
+      </w:r>
+    </w:p>
+    <w:p>
+      <w:r>
+        <w:t>Check every learner before discussion: Use the worked case for Final project manuscript. Proposed explanation: “The worked result establishes every future case”. Decide whether this explanation is supported. Point to the step or supplied fact that decides; explain your repair if needed.</w:t>
+      </w:r>
+    </w:p>
+    <w:p>
+      <w:r>
+        <w:t>Misconception repair: A manuscript is ready only when its claims and artifacts align; formatting alone cannot certify evidence.</w:t>
+      </w:r>
+    </w:p>
+    <w:p>
+      <w:r>
+        <w:t>Support: read the exact case aloud, enlarge the labelled picture, supply input cards and model only the first deciding step. Accept a spoken explanation or drawing; retain the reasoning goal.</w:t>
+      </w:r>
+    </w:p>
+    <w:p>
+      <w:r>
+        <w:t>Extension: The abstract calls the study a test on ten independent plants. Require a prediction and a reason before comparing. Expected result: Correct it to five plants with two views each. Reason: The source-object count, not the photo count, defines the independent plants.</w:t>
+      </w:r>
+    </w:p>
+    <w:p>
+      <w:r>
+        <w:t>Independent assessment: withhold the reserved answer until the learner has attempted the new case. Record support separately from correctness.</w:t>
+      </w:r>
+    </w:p>
+    <w:tbl>
+      <w:tblPr>
+        <w:tblStyle w:val="LightShading-Accent1"/>
+        <w:tblW w:type="auto" w:w="0"/>
+        <w:tblLook w:firstColumn="1" w:firstRow="1" w:lastColumn="0" w:lastRow="0" w:noHBand="0" w:noVBand="1" w:val="04A0"/>
+      </w:tblPr>
+      <w:tblGrid>
+        <w:gridCol w:w="2556"/>
+        <w:gridCol w:w="2556"/>
+        <w:gridCol w:w="2556"/>
+        <w:gridCol w:w="2556"/>
+      </w:tblGrid>
+      <w:tr>
+        <w:trPr>
+          <w:tblHeader/>
+        </w:trPr>
+        <w:tc>
+          <w:tcPr>
+            <w:tcW w:type="dxa" w:w="2556"/>
+          </w:tcPr>
+          <w:p>
+            <w:r>
+              <w:t>Criterion</w:t>
+            </w:r>
+          </w:p>
+        </w:tc>
+        <w:tc>
+          <w:tcPr>
+            <w:tcW w:type="dxa" w:w="2556"/>
+          </w:tcPr>
+          <w:p>
+            <w:r>
+              <w:t>Not yet</w:t>
+            </w:r>
+          </w:p>
+        </w:tc>
+        <w:tc>
+          <w:tcPr>
+            <w:tcW w:type="dxa" w:w="2556"/>
+          </w:tcPr>
+          <w:p>
+            <w:r>
+              <w:t>With support</w:t>
+            </w:r>
+          </w:p>
+        </w:tc>
+        <w:tc>
+          <w:tcPr>
+            <w:tcW w:type="dxa" w:w="2556"/>
+          </w:tcPr>
+          <w:p>
+            <w:r>
+              <w:t>Independent</w:t>
+            </w:r>
+          </w:p>
+        </w:tc>
+      </w:tr>
+      <w:tr>
+        <w:tc>
+          <w:tcPr>
+            <w:tcW w:type="dxa" w:w="2556"/>
+          </w:tcPr>
+          <w:p>
+            <w:r>
+              <w:t>Explanation</w:t>
+            </w:r>
+          </w:p>
+        </w:tc>
+        <w:tc>
+          <w:tcPr>
+            <w:tcW w:type="dxa" w:w="2556"/>
+          </w:tcPr>
+          <w:p>
+            <w:r>
+              <w:t>Names an answer without a deciding fact</w:t>
+            </w:r>
+          </w:p>
+        </w:tc>
+        <w:tc>
+          <w:tcPr>
+            <w:tcW w:type="dxa" w:w="2556"/>
+          </w:tcPr>
+          <w:p>
+            <w:r>
+              <w:t>Uses a hint to link fact and decision</w:t>
+            </w:r>
+          </w:p>
+        </w:tc>
+        <w:tc>
+          <w:tcPr>
+            <w:tcW w:type="dxa" w:w="2556"/>
+          </w:tcPr>
+          <w:p>
+            <w:r>
+              <w:t>Explains the deciding fact in own words</w:t>
+            </w:r>
+          </w:p>
+        </w:tc>
+      </w:tr>
+      <w:tr>
+        <w:tc>
+          <w:tcPr>
+            <w:tcW w:type="dxa" w:w="2556"/>
+          </w:tcPr>
+          <w:p>
+            <w:r>
+              <w:t>Trace or test</w:t>
+            </w:r>
+          </w:p>
+        </w:tc>
+        <w:tc>
+          <w:tcPr>
+            <w:tcW w:type="dxa" w:w="2556"/>
+          </w:tcPr>
+          <w:p>
+            <w:r>
+              <w:t>Cannot connect input and result</w:t>
+            </w:r>
+          </w:p>
+        </w:tc>
+        <w:tc>
+          <w:tcPr>
+            <w:tcW w:type="dxa" w:w="2556"/>
+          </w:tcPr>
+          <w:p>
+            <w:r>
+              <w:t>Completes steps with prompts</w:t>
+            </w:r>
+          </w:p>
+        </w:tc>
+        <w:tc>
+          <w:tcPr>
+            <w:tcW w:type="dxa" w:w="2556"/>
+          </w:tcPr>
+          <w:p>
+            <w:r>
+              <w:t>Traces or tests a changed case accurately</w:t>
+            </w:r>
+          </w:p>
+        </w:tc>
+      </w:tr>
+      <w:tr>
+        <w:tc>
+          <w:tcPr>
+            <w:tcW w:type="dxa" w:w="2556"/>
+          </w:tcPr>
+          <w:p>
+            <w:r>
+              <w:t>Limits and revision</w:t>
+            </w:r>
+          </w:p>
+        </w:tc>
+        <w:tc>
+          <w:tcPr>
+            <w:tcW w:type="dxa" w:w="2556"/>
+          </w:tcPr>
+          <w:p>
+            <w:r>
+              <w:t>Claims more than evidence supports</w:t>
+            </w:r>
+          </w:p>
+        </w:tc>
+        <w:tc>
+          <w:tcPr>
+            <w:tcW w:type="dxa" w:w="2556"/>
+          </w:tcPr>
+          <w:p>
+            <w:r>
+              <w:t>Names a limit after a prompt</w:t>
+            </w:r>
+          </w:p>
+        </w:tc>
+        <w:tc>
+          <w:tcPr>
+            <w:tcW w:type="dxa" w:w="2556"/>
+          </w:tcPr>
+          <w:p>
+            <w:r>
+              <w:t>States a defensible limit and useful next test</w:t>
+            </w:r>
+          </w:p>
+        </w:tc>
+      </w:tr>
+    </w:tbl>
+    <w:p>
+      <w:r>
+        <w:t>Project checkpoint: Present and defend. Demonstrate the system, explain one failure and justify the next improvement with evidence.</w:t>
+      </w:r>
+    </w:p>
+    <w:p>
+      <w:r>
+        <w:t>Use the weekly teacher answer for topic-specific reasoning. A saved progress tick is an activity record; judge mastery from the learner’s explanation and evidence.</w:t>
+      </w:r>
+    </w:p>
     <w:sectPr>
       <w:pgSz w:w="12240" w:h="15840"/>
       <w:pgMar w:top="936" w:right="1008" w:bottom="936" w:left="1008" w:header="720" w:footer="720" w:gutter="0"/>

--- a/downloads/teacher/ai-7-week-34.docx
+++ b/downloads/teacher/ai-7-week-34.docx
@@ -2386,6 +2386,39 @@
         <w:t>Use the weekly teacher answer for topic-specific reasoning. A saved progress tick is an activity record; judge mastery from the learner’s explanation and evidence.</w:t>
       </w:r>
     </w:p>
+    <w:p>
+      <w:pPr>
+        <w:pStyle w:val="Heading1"/>
+      </w:pPr>
+      <w:r>
+        <w:t>08. Use feedback, labs and repair paths</w:t>
+      </w:r>
+    </w:p>
+    <w:p>
+      <w:r>
+        <w:t>Use the two formative questions as supported practice, not as independent mastery scores. Discuss the deciding evidence rather than accepting a guessed selection.</w:t>
+      </w:r>
+    </w:p>
+    <w:p>
+      <w:r>
+        <w:t>The feedback comes from the reviewed public worked case. Do not reveal the separately reserved independent teacher answer until the learner has attempted that case.</w:t>
+      </w:r>
+    </w:p>
+    <w:p>
+      <w:r>
+        <w:t>Ask students to predict before running code. Preserve errors and actual outputs; collect a changed test and an explanation. The branch-boundary and indexing lessons deliberately include failure cases.</w:t>
+      </w:r>
+    </w:p>
+    <w:p>
+      <w:r>
+        <w:t>Use the earlier worked-explanation links to address a specific missing building block, then return to the current question. Adapt this suggestion after observing the learner; it is not an automatic diagnosis.</w:t>
+      </w:r>
+    </w:p>
+    <w:p>
+      <w:r>
+        <w:t>Collect the completed-work portfolio as evidence. Record support separately from correctness, and assess explanation, trace/test and limitations. Progress ticks and quiz selections alone do not establish mastery.</w:t>
+      </w:r>
+    </w:p>
     <w:sectPr>
       <w:pgSz w:w="12240" w:h="15840"/>
       <w:pgMar w:top="936" w:right="1008" w:bottom="936" w:left="1008" w:header="720" w:footer="720" w:gutter="0"/>

--- a/downloads/teacher/ai-7-week-34.docx
+++ b/downloads/teacher/ai-7-week-34.docx
@@ -29,16 +29,39 @@
       </w:r>
     </w:p>
     <w:p>
-      <w:pPr>
-        <w:pStyle w:val="Heading3"/>
-      </w:pPr>
-      <w:r>
-        <w:t>Teach the learning cycle</w:t>
+      <w:r>
+        <w:t>Prepare Final project manuscript: check the target, prerequisites, resources and adaptable teaching schedule.</w:t>
       </w:r>
     </w:p>
     <w:p>
-      <w:r>
-        <w:t>Primary target: Explain the mechanism and terminology of final project manuscript</w:t>
+      <w:pPr>
+        <w:pStyle w:val="Heading3"/>
+      </w:pPr>
+      <w:r>
+        <w:t>Teach the learning cycle</w:t>
+      </w:r>
+    </w:p>
+    <w:p>
+      <w:pPr>
+        <w:spacing w:line="336" w:lineRule="auto" w:after="180"/>
+      </w:pPr>
+      <w:r>
+        <w:rPr>
+          <w:b w:val="0"/>
+        </w:rPr>
+        <w:t xml:space="preserve">Primary target: Explain the </w:t>
+      </w:r>
+      <w:r>
+        <w:rPr>
+          <w:b/>
+        </w:rPr>
+        <w:t>mechanism</w:t>
+      </w:r>
+      <w:r>
+        <w:rPr>
+          <w:b w:val="0"/>
+        </w:rPr>
+        <w:t xml:space="preserve"> and terminology of final project manuscript</w:t>
       </w:r>
     </w:p>
     <w:tbl>
@@ -185,16 +208,37 @@
       </w:tr>
     </w:tbl>
     <w:p>
-      <w:r>
-        <w:t>This is a starting allocation of 135 minutes, not a validated duration. Preserve all named topics. Schedule extra time for connected examples, the full investigation, independent cases and project building. Repeated copies of a case share one recorded attempt; they are not new evidence.</w:t>
+      <w:pPr>
+        <w:spacing w:line="336" w:lineRule="auto" w:after="180"/>
+      </w:pPr>
+      <w:r>
+        <w:rPr>
+          <w:b w:val="0"/>
+        </w:rPr>
+        <w:t>This is a starting allocation of 135 minutes, not a validated duration. Preserve all named topics. Schedule extra time for connected examples, the full investigation, independent cases and project building.</w:t>
       </w:r>
     </w:p>
     <w:p>
       <w:pPr>
-        <w:pStyle w:val="Heading3"/>
-      </w:pPr>
-      <w:r>
-        <w:t>Retrieval answer guidance</w:t>
+        <w:spacing w:line="336" w:lineRule="auto" w:after="180"/>
+      </w:pPr>
+      <w:r>
+        <w:rPr>
+          <w:b w:val="0"/>
+        </w:rPr>
+        <w:t xml:space="preserve">Repeated copies of a case share one recorded attempt; they are not new </w:t>
+      </w:r>
+      <w:r>
+        <w:rPr>
+          <w:b/>
+        </w:rPr>
+        <w:t>evidence</w:t>
+      </w:r>
+      <w:r>
+        <w:rPr>
+          <w:b w:val="0"/>
+        </w:rPr>
+        <w:t>.</w:t>
       </w:r>
     </w:p>
     <w:p>
@@ -202,178 +246,600 @@
         <w:pStyle w:val="Heading3"/>
       </w:pPr>
       <w:r>
-        <w:t>Independent reproduction check</w:t>
+        <w:t>Retrieval answer guidance</w:t>
       </w:r>
     </w:p>
     <w:p>
-      <w:r>
-        <w:t>Without opening the old lesson, explain one key idea from Independent reproduction check. Give an example and a mistake that the idea helps you avoid.</w:t>
+      <w:pPr>
+        <w:pStyle w:val="Heading3"/>
+      </w:pPr>
+      <w:r>
+        <w:t>Independent reproduction check</w:t>
       </w:r>
     </w:p>
     <w:p>
-      <w:r>
-        <w:t>Look for: Explain the mechanism and terminology of independent reproduction check</w:t>
+      <w:pPr>
+        <w:spacing w:line="336" w:lineRule="auto" w:after="180"/>
+      </w:pPr>
+      <w:r>
+        <w:rPr>
+          <w:b w:val="0"/>
+        </w:rPr>
+        <w:t>Without opening the old lesson, explain one key idea from Independent reproduction check. Give an example and a mistake that the idea helps you avoid.</w:t>
       </w:r>
     </w:p>
     <w:p>
-      <w:r>
-        <w:t>Reference example, not the only acceptable wording: Teacher explanation: Independent reproduction checks whether another operator can use the recorded artifacts to recover the stated computation without hidden help. Provide manifest, fixture data, code, environment and expected metric definition. Record assistance and mismatches; reproduction is not new-data replication.</w:t>
+      <w:pPr>
+        <w:spacing w:line="336" w:lineRule="auto" w:after="180"/>
+      </w:pPr>
+      <w:r>
+        <w:rPr>
+          <w:b w:val="0"/>
+        </w:rPr>
+        <w:t xml:space="preserve">Look for: Explain the </w:t>
+      </w:r>
+      <w:r>
+        <w:rPr>
+          <w:b/>
+        </w:rPr>
+        <w:t>mechanism</w:t>
+      </w:r>
+      <w:r>
+        <w:rPr>
+          <w:b w:val="0"/>
+        </w:rPr>
+        <w:t xml:space="preserve"> and terminology of independent reproduction check</w:t>
       </w:r>
     </w:p>
     <w:p>
       <w:pPr>
-        <w:pStyle w:val="Heading3"/>
-      </w:pPr>
-      <w:r>
-        <w:t>Writing results and limitations</w:t>
+        <w:spacing w:line="336" w:lineRule="auto" w:after="180"/>
+      </w:pPr>
+      <w:r>
+        <w:rPr>
+          <w:b w:val="0"/>
+        </w:rPr>
+        <w:t>Reference example, not the only acceptable wording: Teacher explanation: Independent reproduction checks whether another operator can use the recorded artifacts to recover the stated computation without hidden help.</w:t>
       </w:r>
     </w:p>
     <w:p>
-      <w:r>
-        <w:t>Without opening the old lesson, explain one key idea from Writing results and limitations. Give an example and a mistake that the idea helps you avoid.</w:t>
+      <w:pPr>
+        <w:spacing w:line="336" w:lineRule="auto" w:after="180"/>
+      </w:pPr>
+      <w:r>
+        <w:rPr>
+          <w:b w:val="0"/>
+        </w:rPr>
+        <w:t>Provide manifest, fixture data, code, environment and expected metric definition. Record assistance and mismatches; reproduction is not new-data replication.</w:t>
       </w:r>
     </w:p>
     <w:p>
-      <w:r>
-        <w:t>Look for: Explain the mechanism and terminology of writing results and limitations</w:t>
+      <w:pPr>
+        <w:pStyle w:val="Heading3"/>
+      </w:pPr>
+      <w:r>
+        <w:t>Writing results and limitations</w:t>
       </w:r>
     </w:p>
     <w:p>
-      <w:r>
-        <w:t>Reference example, not the only acceptable wording: Teacher explanation: Results and limitations should state observed estimates before interpreting them. Separate measured comparisons from causal or deployment claims. Give counts, denominators, effect sizes, valid uncertainty and failed conditions. State missing evidence and preserve the original primary outcome.</w:t>
+      <w:pPr>
+        <w:spacing w:line="336" w:lineRule="auto" w:after="180"/>
+      </w:pPr>
+      <w:r>
+        <w:rPr>
+          <w:b w:val="0"/>
+        </w:rPr>
+        <w:t>Without opening the old lesson, explain one key idea from Writing results and limitations. Give an example and a mistake that the idea helps you avoid.</w:t>
       </w:r>
     </w:p>
     <w:p>
       <w:pPr>
-        <w:pStyle w:val="Heading3"/>
-      </w:pPr>
-      <w:r>
-        <w:t>Negative results and claim revision</w:t>
+        <w:spacing w:line="336" w:lineRule="auto" w:after="180"/>
+      </w:pPr>
+      <w:r>
+        <w:rPr>
+          <w:b w:val="0"/>
+        </w:rPr>
+        <w:t xml:space="preserve">Look for: Explain the </w:t>
+      </w:r>
+      <w:r>
+        <w:rPr>
+          <w:b/>
+        </w:rPr>
+        <w:t>mechanism</w:t>
+      </w:r>
+      <w:r>
+        <w:rPr>
+          <w:b w:val="0"/>
+        </w:rPr>
+        <w:t xml:space="preserve"> and terminology of writing results and limitations</w:t>
       </w:r>
     </w:p>
     <w:p>
-      <w:r>
-        <w:t>Without opening the old lesson, explain one key idea from Negative results and claim revision. Give an example and a mistake that the idea helps you avoid.</w:t>
+      <w:pPr>
+        <w:spacing w:line="336" w:lineRule="auto" w:after="180"/>
+      </w:pPr>
+      <w:r>
+        <w:rPr>
+          <w:b w:val="0"/>
+        </w:rPr>
+        <w:t>Reference example, not the only acceptable wording: Teacher explanation: Results and limitations should state observed estimates before interpreting them. Separate measured comparisons from causal or deployment claims.</w:t>
       </w:r>
     </w:p>
     <w:p>
-      <w:r>
-        <w:t>Look for: Explain the mechanism and terminology of negative results and claim revision</w:t>
+      <w:pPr>
+        <w:spacing w:line="336" w:lineRule="auto" w:after="180"/>
+      </w:pPr>
+      <w:r>
+        <w:rPr>
+          <w:b w:val="0"/>
+        </w:rPr>
+        <w:t xml:space="preserve">Give counts, denominators, effect sizes, valid uncertainty and failed conditions. State missing </w:t>
+      </w:r>
+      <w:r>
+        <w:rPr>
+          <w:b/>
+        </w:rPr>
+        <w:t>evidence</w:t>
+      </w:r>
+      <w:r>
+        <w:rPr>
+          <w:b w:val="0"/>
+        </w:rPr>
+        <w:t xml:space="preserve"> and preserve the original primary outcome.</w:t>
       </w:r>
     </w:p>
     <w:p>
-      <w:r>
-        <w:t>Reference example, not the only acceptable wording: Teacher explanation: Negative results report that the evidence did not meet a declared expectation. They can reveal design limits or useful constraints without proving no effect anywhere. Compare results with the original criterion and uncertainty assumptions. Preserve the failed hypothesis, discuss plausible mechanisms and label revised questions as new work.</w:t>
+      <w:pPr>
+        <w:pStyle w:val="Heading3"/>
+      </w:pPr>
+      <w:r>
+        <w:t>Negative results and claim revision</w:t>
       </w:r>
     </w:p>
     <w:p>
-      <w:r>
-        <w:t>Two 45-minute sessions. A final manuscript integrates question, methods, results, limitations and reproducibility. Each table and claim should point to the correct run. Use the supplied constructed scenarios to make the mechanism inspectable. Collect W4 before sharing solutions. Students should name intermediate evidence and limitations; classroom pacing and learning effectiveness remain unvalidated.</w:t>
+      <w:pPr>
+        <w:spacing w:line="336" w:lineRule="auto" w:after="180"/>
+      </w:pPr>
+      <w:r>
+        <w:rPr>
+          <w:b w:val="0"/>
+        </w:rPr>
+        <w:t>Without opening the old lesson, explain one key idea from Negative results and claim revision. Give an example and a mistake that the idea helps you avoid.</w:t>
       </w:r>
     </w:p>
     <w:p>
       <w:pPr>
-        <w:pStyle w:val="Heading3"/>
-      </w:pPr>
-      <w:r>
-        <w:t>Outcomes</w:t>
+        <w:spacing w:line="336" w:lineRule="auto" w:after="180"/>
+      </w:pPr>
+      <w:r>
+        <w:rPr>
+          <w:b w:val="0"/>
+        </w:rPr>
+        <w:t xml:space="preserve">Look for: Explain the </w:t>
+      </w:r>
+      <w:r>
+        <w:rPr>
+          <w:b/>
+        </w:rPr>
+        <w:t>mechanism</w:t>
+      </w:r>
+      <w:r>
+        <w:rPr>
+          <w:b w:val="0"/>
+        </w:rPr>
+        <w:t xml:space="preserve"> and terminology of negative results and claim revision</w:t>
       </w:r>
     </w:p>
     <w:p>
-      <w:r>
-        <w:t>Explain the mechanism and terminology of final project manuscript</w:t>
+      <w:pPr>
+        <w:spacing w:line="336" w:lineRule="auto" w:after="180"/>
+      </w:pPr>
+      <w:r>
+        <w:rPr>
+          <w:b w:val="0"/>
+        </w:rPr>
+        <w:t xml:space="preserve">Reference example, not the only acceptable wording: Teacher explanation: Negative results report that the </w:t>
+      </w:r>
+      <w:r>
+        <w:rPr>
+          <w:b/>
+        </w:rPr>
+        <w:t>evidence</w:t>
+      </w:r>
+      <w:r>
+        <w:rPr>
+          <w:b w:val="0"/>
+        </w:rPr>
+        <w:t xml:space="preserve"> did not meet a declared expectation.</w:t>
       </w:r>
     </w:p>
     <w:p>
-      <w:r>
-        <w:t>Apply the stated procedure to a new case with a traceable result</w:t>
+      <w:pPr>
+        <w:spacing w:line="336" w:lineRule="auto" w:after="180"/>
+      </w:pPr>
+      <w:r>
+        <w:rPr>
+          <w:b w:val="0"/>
+        </w:rPr>
+        <w:t>They can reveal design limits or useful constraints without proving no effect anywhere. Compare results with the original criterion and uncertainty assumptions.</w:t>
       </w:r>
     </w:p>
     <w:p>
-      <w:r>
-        <w:t>Identify an assumption or limitation and design a revealing follow-up</w:t>
+      <w:pPr>
+        <w:spacing w:line="336" w:lineRule="auto" w:after="180"/>
+      </w:pPr>
+      <w:r>
+        <w:rPr>
+          <w:b w:val="0"/>
+        </w:rPr>
+        <w:t xml:space="preserve">Preserve the failed hypothesis, discuss plausible </w:t>
+      </w:r>
+      <w:r>
+        <w:rPr>
+          <w:b/>
+        </w:rPr>
+        <w:t>mechanism</w:t>
+      </w:r>
+      <w:r>
+        <w:rPr>
+          <w:b w:val="0"/>
+        </w:rPr>
+        <w:t>s and label revised questions as new work.</w:t>
       </w:r>
     </w:p>
     <w:p>
       <w:pPr>
-        <w:pStyle w:val="Heading3"/>
-      </w:pPr>
-      <w:r>
-        <w:t>Preparation</w:t>
+        <w:spacing w:line="336" w:lineRule="auto" w:after="180"/>
+      </w:pPr>
+      <w:r>
+        <w:rPr>
+          <w:b w:val="0"/>
+        </w:rPr>
+        <w:t>Two 45-minute sessions. A final manuscript integrates question, methods, results, limitations and reproducibility. Each table and claim should point to the correct run.</w:t>
       </w:r>
     </w:p>
     <w:p>
-      <w:r>
-        <w:t>Lesson and workbook; paper and pencil</w:t>
+      <w:pPr>
+        <w:spacing w:line="336" w:lineRule="auto" w:after="180"/>
+      </w:pPr>
+      <w:r>
+        <w:rPr>
+          <w:b w:val="0"/>
+        </w:rPr>
+        <w:t xml:space="preserve">Use the supplied constructed scenarios to make the </w:t>
+      </w:r>
+      <w:r>
+        <w:rPr>
+          <w:b/>
+        </w:rPr>
+        <w:t>mechanism</w:t>
+      </w:r>
+      <w:r>
+        <w:rPr>
+          <w:b w:val="0"/>
+        </w:rPr>
+        <w:t xml:space="preserve"> inspectable. Collect W4 before sharing solutions.</w:t>
       </w:r>
     </w:p>
     <w:p>
-      <w:r>
-        <w:t>Calculator and optional local Python 3 for arithmetic; no live API or private data</w:t>
+      <w:pPr>
+        <w:spacing w:line="336" w:lineRule="auto" w:after="180"/>
+      </w:pPr>
+      <w:r>
+        <w:rPr>
+          <w:b w:val="0"/>
+        </w:rPr>
+        <w:t xml:space="preserve">Students should name intermediate </w:t>
+      </w:r>
+      <w:r>
+        <w:rPr>
+          <w:b/>
+        </w:rPr>
+        <w:t>evidence</w:t>
+      </w:r>
+      <w:r>
+        <w:rPr>
+          <w:b w:val="0"/>
+        </w:rPr>
+        <w:t xml:space="preserve"> and limitations; classroom pacing and learning effectiveness remain unvalidated.</w:t>
       </w:r>
     </w:p>
     <w:p>
-      <w:r>
-        <w:t>Prepare the fresh retry separately and withhold its solution until after collection</w:t>
+      <w:pPr>
+        <w:pStyle w:val="Heading3"/>
+      </w:pPr>
+      <w:r>
+        <w:t>Outcomes</w:t>
       </w:r>
     </w:p>
     <w:p>
       <w:pPr>
-        <w:pStyle w:val="Heading3"/>
-      </w:pPr>
-      <w:r>
-        <w:t>Prerequisite answer</w:t>
+        <w:spacing w:line="336" w:lineRule="auto" w:after="180"/>
+      </w:pPr>
+      <w:r>
+        <w:rPr>
+          <w:b w:val="0"/>
+        </w:rPr>
+        <w:t xml:space="preserve">Explain the </w:t>
+      </w:r>
+      <w:r>
+        <w:rPr>
+          <w:b/>
+        </w:rPr>
+        <w:t>mechanism</w:t>
+      </w:r>
+      <w:r>
+        <w:rPr>
+          <w:b w:val="0"/>
+        </w:rPr>
+        <w:t xml:space="preserve"> and terminology of final project manuscript</w:t>
       </w:r>
     </w:p>
     <w:p>
-      <w:r>
-        <w:t>A result depends on the inputs, procedure and conditions that produced it. Preserve data roles and distinguish observed outcomes from predictions or unmeasured conditions. If the prior concept cannot be explained, use a short retrieval activity before this chapter.</w:t>
+      <w:pPr>
+        <w:spacing w:line="336" w:lineRule="auto" w:after="180"/>
+      </w:pPr>
+      <w:r>
+        <w:rPr>
+          <w:b w:val="0"/>
+        </w:rPr>
+        <w:t>Apply the stated procedure to a new case with a traceable result</w:t>
       </w:r>
     </w:p>
     <w:p>
       <w:pPr>
-        <w:pStyle w:val="Heading3"/>
-      </w:pPr>
-      <w:r>
-        <w:t>End goal for the pictorial case</w:t>
+        <w:spacing w:line="336" w:lineRule="auto" w:after="180"/>
+      </w:pPr>
+      <w:r>
+        <w:rPr>
+          <w:b w:val="0"/>
+        </w:rPr>
+        <w:t>Identify an assumption or limitation and design a revealing follow-up</w:t>
       </w:r>
     </w:p>
     <w:p>
-      <w:r>
-        <w:t>Explain final project manuscript using the records and boundaries of this fictional investigation.</w:t>
+      <w:pPr>
+        <w:pStyle w:val="Heading3"/>
+      </w:pPr>
+      <w:r>
+        <w:t>Preparation</w:t>
       </w:r>
     </w:p>
     <w:p>
-      <w:r>
-        <w:t>This added worked case illustrates the week’s main idea. Retain all original and connected topics; schedule its practice within the teaching cycle.</w:t>
+      <w:pPr>
+        <w:spacing w:line="336" w:lineRule="auto" w:after="180"/>
+      </w:pPr>
+      <w:r>
+        <w:rPr>
+          <w:b w:val="0"/>
+        </w:rPr>
+        <w:t>Lesson and workbook; paper and pencil</w:t>
       </w:r>
     </w:p>
     <w:p>
       <w:pPr>
-        <w:pStyle w:val="Heading1"/>
-      </w:pPr>
-      <w:r>
-        <w:t>02. Explain and model the mechanism</w:t>
+        <w:spacing w:line="336" w:lineRule="auto" w:after="180"/>
+      </w:pPr>
+      <w:r>
+        <w:rPr>
+          <w:b w:val="0"/>
+        </w:rPr>
+        <w:t>Calculator and optional local Python 3 for arithmetic; no live API or private data</w:t>
       </w:r>
     </w:p>
     <w:p>
-      <w:r>
-        <w:t>A final manuscript integrates question, methods, results, limitations and reproducibility. Each table and claim should point to the correct run.</w:t>
+      <w:pPr>
+        <w:spacing w:line="336" w:lineRule="auto" w:after="180"/>
+      </w:pPr>
+      <w:r>
+        <w:rPr>
+          <w:b w:val="0"/>
+        </w:rPr>
+        <w:t>Prepare the fresh retry separately and withhold its solution until after collection</w:t>
       </w:r>
     </w:p>
     <w:p>
-      <w:r>
-        <w:t>Begin by writing the question the procedure is intended to answer. Identify the information already supplied, the information it will produce and the information still missing. These are constructed classroom examples; they do not require live accounts, private records or an external service. Do not treat a plausible explanation as a measured outcome.</w:t>
+      <w:pPr>
+        <w:pStyle w:val="Heading3"/>
+      </w:pPr>
+      <w:r>
+        <w:t>Prerequisite answer</w:t>
       </w:r>
     </w:p>
     <w:p>
-      <w:r>
-        <w:t>Audit consistency across abstract, figures, raw results and artifact manifest. Remove unsupported universal claims; label exploratory analyses and unassessed outcomes.</w:t>
+      <w:pPr>
+        <w:spacing w:line="336" w:lineRule="auto" w:after="180"/>
+      </w:pPr>
+      <w:r>
+        <w:rPr>
+          <w:b w:val="0"/>
+        </w:rPr>
+        <w:t xml:space="preserve">A result depends on the </w:t>
+      </w:r>
+      <w:r>
+        <w:rPr>
+          <w:b/>
+        </w:rPr>
+        <w:t>input</w:t>
+      </w:r>
+      <w:r>
+        <w:rPr>
+          <w:b w:val="0"/>
+        </w:rPr>
+        <w:t xml:space="preserve">s, procedure and conditions that produced it. Preserve data roles and distinguish observed outcomes from </w:t>
+      </w:r>
+      <w:r>
+        <w:rPr>
+          <w:b/>
+        </w:rPr>
+        <w:t>prediction</w:t>
+      </w:r>
+      <w:r>
+        <w:rPr>
+          <w:b w:val="0"/>
+        </w:rPr>
+        <w:t>s or unmeasured conditions.</w:t>
       </w:r>
     </w:p>
     <w:p>
-      <w:r>
-        <w:t>Before applying the procedure, write its units, denominator or decision boundary where relevant. A partner should be able to repeat each step using the same inputs. If a required input is absent or violates the stated contract, record that condition explicitly instead of quietly replacing it with a convenient value.</w:t>
+      <w:pPr>
+        <w:spacing w:line="336" w:lineRule="auto" w:after="180"/>
+      </w:pPr>
+      <w:r>
+        <w:rPr>
+          <w:b w:val="0"/>
+        </w:rPr>
+        <w:t>If the prior concept cannot be explained, use a short retrieval activity before this chapter.</w:t>
+      </w:r>
+    </w:p>
+    <w:p>
+      <w:pPr>
+        <w:pStyle w:val="Heading3"/>
+      </w:pPr>
+      <w:r>
+        <w:t>End goal for the pictorial case</w:t>
+      </w:r>
+    </w:p>
+    <w:p>
+      <w:pPr>
+        <w:spacing w:line="336" w:lineRule="auto" w:after="180"/>
+      </w:pPr>
+      <w:r>
+        <w:rPr>
+          <w:b w:val="0"/>
+        </w:rPr>
+        <w:t>Explain final project manuscript using the records and boundaries of this fictional investigation.</w:t>
+      </w:r>
+    </w:p>
+    <w:p>
+      <w:pPr>
+        <w:spacing w:line="336" w:lineRule="auto" w:after="180"/>
+      </w:pPr>
+      <w:r>
+        <w:rPr>
+          <w:b w:val="0"/>
+        </w:rPr>
+        <w:t>This added worked case illustrates the week’s main idea. Retain all original and connected topics; schedule its practice within the teaching cycle.</w:t>
+      </w:r>
+    </w:p>
+    <w:p>
+      <w:pPr>
+        <w:pStyle w:val="Heading1"/>
+      </w:pPr>
+      <w:r>
+        <w:t>02. Explain and model the mechanism</w:t>
+      </w:r>
+    </w:p>
+    <w:p>
+      <w:r>
+        <w:t>Model Final project manuscript using the supplied case, labelled mechanism and reasoning. Make the scope of each conclusion explicit.</w:t>
+      </w:r>
+    </w:p>
+    <w:p>
+      <w:pPr>
+        <w:spacing w:line="336" w:lineRule="auto" w:after="180"/>
+      </w:pPr>
+      <w:r>
+        <w:rPr>
+          <w:b w:val="0"/>
+        </w:rPr>
+        <w:t>A final manuscript integrates question, methods, results, limitations and reproducibility. Each table and claim should point to the correct run.</w:t>
+      </w:r>
+    </w:p>
+    <w:p>
+      <w:pPr>
+        <w:pStyle w:val="Heading3"/>
+      </w:pPr>
+      <w:r>
+        <w:t>Explain Final project manuscript · 1</w:t>
+      </w:r>
+    </w:p>
+    <w:p>
+      <w:pPr>
+        <w:spacing w:line="336" w:lineRule="auto" w:after="180"/>
+      </w:pPr>
+      <w:r>
+        <w:rPr>
+          <w:b w:val="0"/>
+        </w:rPr>
+        <w:t>Begin by writing the question the procedure is intended to answer. Identify the information already supplied, the information it will produce and the information still missing.</w:t>
+      </w:r>
+    </w:p>
+    <w:p>
+      <w:pPr>
+        <w:spacing w:line="336" w:lineRule="auto" w:after="180"/>
+      </w:pPr>
+      <w:r>
+        <w:rPr>
+          <w:b w:val="0"/>
+        </w:rPr>
+        <w:t>These are constructed classroom examples; they do not require live accounts, private records or an external service. Do not treat a plausible explanation as a measured outcome.</w:t>
+      </w:r>
+    </w:p>
+    <w:p>
+      <w:pPr>
+        <w:spacing w:line="336" w:lineRule="auto" w:after="180"/>
+      </w:pPr>
+      <w:r>
+        <w:rPr>
+          <w:b w:val="0"/>
+        </w:rPr>
+        <w:t>Audit consistency across abstract, figures, raw results and artifact manifest. Remove unsupported universal claims; label exploratory analyses and unassessed outcomes.</w:t>
+      </w:r>
+    </w:p>
+    <w:p>
+      <w:pPr>
+        <w:pStyle w:val="Heading3"/>
+      </w:pPr>
+      <w:r>
+        <w:t>Explain Final project manuscript · 2</w:t>
+      </w:r>
+    </w:p>
+    <w:p>
+      <w:pPr>
+        <w:spacing w:line="336" w:lineRule="auto" w:after="180"/>
+      </w:pPr>
+      <w:r>
+        <w:rPr>
+          <w:b w:val="0"/>
+        </w:rPr>
+        <w:t xml:space="preserve">Before applying the procedure, write its units, denominator or decision boundary where relevant. A partner should be able to repeat each step using the same </w:t>
+      </w:r>
+      <w:r>
+        <w:rPr>
+          <w:b/>
+        </w:rPr>
+        <w:t>input</w:t>
+      </w:r>
+      <w:r>
+        <w:rPr>
+          <w:b w:val="0"/>
+        </w:rPr>
+        <w:t>s.</w:t>
+      </w:r>
+    </w:p>
+    <w:p>
+      <w:pPr>
+        <w:spacing w:line="336" w:lineRule="auto" w:after="180"/>
+      </w:pPr>
+      <w:r>
+        <w:rPr>
+          <w:b w:val="0"/>
+        </w:rPr>
+        <w:t xml:space="preserve">If a required </w:t>
+      </w:r>
+      <w:r>
+        <w:rPr>
+          <w:b/>
+        </w:rPr>
+        <w:t>input</w:t>
+      </w:r>
+      <w:r>
+        <w:rPr>
+          <w:b w:val="0"/>
+        </w:rPr>
+        <w:t xml:space="preserve"> is absent or violates the stated contract, record that condition explicitly instead of quietly replacing it with a convenient value.</w:t>
       </w:r>
     </w:p>
     <w:tbl>
@@ -571,36 +1037,210 @@
       </w:r>
     </w:p>
     <w:p>
-      <w:r>
-        <w:t>Guided: Correct to90% over20 with two failures; restore figure and align abstract/table/run. Do not hide failures to preserve the headline. Qualification: A manuscript is ready only when its claims and artifacts align; formatting alone cannot certify evidence. Exit: accept a concrete variation with its predicted outcome and a stated condition that would challenge the mechanism; reject a claim resting on unmeasured evidence.</w:t>
+      <w:pPr>
+        <w:pStyle w:val="Heading3"/>
+      </w:pPr>
+      <w:r>
+        <w:t>Explain Final project manuscript · 3</w:t>
       </w:r>
     </w:p>
     <w:p>
       <w:pPr>
-        <w:pStyle w:val="Heading3"/>
-      </w:pPr>
-      <w:r>
-        <w:t>Model the reasoning aloud</w:t>
+        <w:spacing w:line="336" w:lineRule="auto" w:after="180"/>
+      </w:pPr>
+      <w:r>
+        <w:rPr>
+          <w:b w:val="0"/>
+        </w:rPr>
+        <w:t>Guided: Correct to90% over20 with two failures; restore figure and align abstract/table/run. Do not hide failures to preserve the headline.</w:t>
       </w:r>
     </w:p>
     <w:p>
-      <w:r>
-        <w:t>Use the complete worked example below before asking learners to complete W2. Reveal a small part, invite a prediction, then explain the deciding step. These teacher notes contain solutions; do not reveal the independent case answer during modelling.</w:t>
+      <w:pPr>
+        <w:spacing w:line="336" w:lineRule="auto" w:after="180"/>
+      </w:pPr>
+      <w:r>
+        <w:rPr>
+          <w:b w:val="0"/>
+        </w:rPr>
+        <w:t xml:space="preserve">Qualification: A manuscript is ready only when its claims and artifacts align; formatting alone cannot certify </w:t>
+      </w:r>
+      <w:r>
+        <w:rPr>
+          <w:b/>
+        </w:rPr>
+        <w:t>evidence</w:t>
+      </w:r>
+      <w:r>
+        <w:rPr>
+          <w:b w:val="0"/>
+        </w:rPr>
+        <w:t>.</w:t>
       </w:r>
     </w:p>
     <w:p>
-      <w:r>
-        <w:t>Abstract says100% success; results table shows18/20, and two failures are omitted from the figure.</w:t>
+      <w:pPr>
+        <w:spacing w:line="336" w:lineRule="auto" w:after="180"/>
+      </w:pPr>
+      <w:r>
+        <w:rPr>
+          <w:b w:val="0"/>
+        </w:rPr>
+        <w:t xml:space="preserve">Exit: accept a concrete variation with its predicted outcome and a stated condition that would challenge the </w:t>
+      </w:r>
+      <w:r>
+        <w:rPr>
+          <w:b/>
+        </w:rPr>
+        <w:t>mechanism</w:t>
+      </w:r>
+      <w:r>
+        <w:rPr>
+          <w:b w:val="0"/>
+        </w:rPr>
+        <w:t xml:space="preserve">; reject a claim resting on unmeasured </w:t>
+      </w:r>
+      <w:r>
+        <w:rPr>
+          <w:b/>
+        </w:rPr>
+        <w:t>evidence</w:t>
+      </w:r>
+      <w:r>
+        <w:rPr>
+          <w:b w:val="0"/>
+        </w:rPr>
+        <w:t>.</w:t>
       </w:r>
     </w:p>
     <w:p>
-      <w:r>
-        <w:t>Correct to90% over20 with two failures; restore figure and align abstract/table/run. Do not hide failures to preserve the headline.</w:t>
+      <w:pPr>
+        <w:pStyle w:val="Heading3"/>
+      </w:pPr>
+      <w:r>
+        <w:t>Model the reasoning aloud</w:t>
       </w:r>
     </w:p>
     <w:p>
-      <w:r>
-        <w:t>Compare the intermediate evidence with the final statement. Explain why each number or decision follows from the stated inputs. The conclusion belongs to this scenario and procedure; changing the inputs, evaluation population or authority can change what it establishes. Retain the raw record so a later revision can be compared honestly.</w:t>
+      <w:pPr>
+        <w:spacing w:line="336" w:lineRule="auto" w:after="180"/>
+      </w:pPr>
+      <w:r>
+        <w:rPr>
+          <w:b w:val="0"/>
+        </w:rPr>
+        <w:t xml:space="preserve">Use the complete worked example below before asking learners to complete W2. Reveal a small part, invite a </w:t>
+      </w:r>
+      <w:r>
+        <w:rPr>
+          <w:b/>
+        </w:rPr>
+        <w:t>prediction</w:t>
+      </w:r>
+      <w:r>
+        <w:rPr>
+          <w:b w:val="0"/>
+        </w:rPr>
+        <w:t>, then explain the deciding step.</w:t>
+      </w:r>
+    </w:p>
+    <w:p>
+      <w:pPr>
+        <w:spacing w:line="336" w:lineRule="auto" w:after="180"/>
+      </w:pPr>
+      <w:r>
+        <w:rPr>
+          <w:b w:val="0"/>
+        </w:rPr>
+        <w:t>These teacher notes contain solutions; do not reveal the independent case answer during modelling.</w:t>
+      </w:r>
+    </w:p>
+    <w:p>
+      <w:pPr>
+        <w:spacing w:line="336" w:lineRule="auto" w:after="180"/>
+      </w:pPr>
+      <w:r>
+        <w:rPr>
+          <w:b w:val="0"/>
+        </w:rPr>
+        <w:t>Abstract says100% success; results table shows18/20, and two failures are omitted from the figure.</w:t>
+      </w:r>
+    </w:p>
+    <w:p>
+      <w:pPr>
+        <w:spacing w:line="336" w:lineRule="auto" w:after="180"/>
+      </w:pPr>
+      <w:r>
+        <w:rPr>
+          <w:b w:val="0"/>
+        </w:rPr>
+        <w:t>Correct to90% over20 with two failures; restore figure and align abstract/table/run. Do not hide failures to preserve the headline.</w:t>
+      </w:r>
+    </w:p>
+    <w:p>
+      <w:pPr>
+        <w:pStyle w:val="Heading3"/>
+      </w:pPr>
+      <w:r>
+        <w:t>Model the reasoning aloud · 4</w:t>
+      </w:r>
+    </w:p>
+    <w:p>
+      <w:pPr>
+        <w:spacing w:line="336" w:lineRule="auto" w:after="180"/>
+      </w:pPr>
+      <w:r>
+        <w:rPr>
+          <w:b w:val="0"/>
+        </w:rPr>
+        <w:t xml:space="preserve">Compare the intermediate </w:t>
+      </w:r>
+      <w:r>
+        <w:rPr>
+          <w:b/>
+        </w:rPr>
+        <w:t>evidence</w:t>
+      </w:r>
+      <w:r>
+        <w:rPr>
+          <w:b w:val="0"/>
+        </w:rPr>
+        <w:t xml:space="preserve"> with the final statement. Explain why each number or decision follows from the stated </w:t>
+      </w:r>
+      <w:r>
+        <w:rPr>
+          <w:b/>
+        </w:rPr>
+        <w:t>input</w:t>
+      </w:r>
+      <w:r>
+        <w:rPr>
+          <w:b w:val="0"/>
+        </w:rPr>
+        <w:t>s.</w:t>
+      </w:r>
+    </w:p>
+    <w:p>
+      <w:pPr>
+        <w:spacing w:line="336" w:lineRule="auto" w:after="180"/>
+      </w:pPr>
+      <w:r>
+        <w:rPr>
+          <w:b w:val="0"/>
+        </w:rPr>
+        <w:t xml:space="preserve">The conclusion belongs to this scenario and procedure; changing the </w:t>
+      </w:r>
+      <w:r>
+        <w:rPr>
+          <w:b/>
+        </w:rPr>
+        <w:t>input</w:t>
+      </w:r>
+      <w:r>
+        <w:rPr>
+          <w:b w:val="0"/>
+        </w:rPr>
+        <w:t>s, evaluation population or authority can change what it establishes. Retain the raw record so a later revision can be compared honestly.</w:t>
       </w:r>
     </w:p>
     <w:tbl>
@@ -706,7 +1346,13 @@
       </w:tr>
     </w:tbl>
     <w:p>
-      <w:r>
+      <w:pPr>
+        <w:spacing w:line="336" w:lineRule="auto" w:after="180"/>
+      </w:pPr>
+      <w:r>
+        <w:rPr>
+          <w:b w:val="0"/>
+        </w:rPr>
         <w:t>Use the diagram and verbal explanation together. Ask learners to match a sentence to a specific visual step; do not assign learners fixed visual or auditory learning styles.</w:t>
       </w:r>
     </w:p>
@@ -719,7 +1365,13 @@
       </w:r>
     </w:p>
     <w:p>
-      <w:r>
+      <w:pPr>
+        <w:spacing w:line="336" w:lineRule="auto" w:after="180"/>
+      </w:pPr>
+      <w:r>
+        <w:rPr>
+          <w:b w:val="0"/>
+        </w:rPr>
         <w:t>Build a manuscript from claim to record. A capstone manuscript compares two frozen pattern classifiers on ten reserved cases.</w:t>
       </w:r>
     </w:p>
@@ -732,7 +1384,22 @@
       </w:r>
     </w:p>
     <w:p>
-      <w:r>
+      <w:pPr>
+        <w:pStyle w:val="Heading3"/>
+      </w:pPr>
+      <w:r>
+        <w:t>Supplied facts</w:t>
+      </w:r>
+    </w:p>
+    <w:p>
+      <w:pPr>
+        <w:spacing w:line="336" w:lineRule="auto" w:after="180"/>
+        <w:shd w:fill="F1F6FC"/>
+      </w:pPr>
+      <w:r>
+        <w:rPr>
+          <w:b w:val="0"/>
+        </w:rPr>
         <w:t>A is correct on 7/10; B on 8/10. All cases are indoor, from five plants with two views each.</w:t>
       </w:r>
     </w:p>
@@ -954,21 +1621,43 @@
       </w:r>
     </w:p>
     <w:p>
-      <w:r>
-        <w:t>A final manuscript aligns question, procedure, evidence and scope. Every figure and conclusion should point back to the records that support it.</w:t>
+      <w:pPr>
+        <w:pStyle w:val="Heading3"/>
+      </w:pPr>
+      <w:r>
+        <w:t>Why the result follows</w:t>
       </w:r>
     </w:p>
     <w:p>
       <w:pPr>
-        <w:pStyle w:val="Heading3"/>
-      </w:pPr>
-      <w:r>
-        <w:t>What this example does not establish</w:t>
+        <w:spacing w:line="336" w:lineRule="auto" w:after="180"/>
+        <w:shd w:fill="F1F6FC"/>
+      </w:pPr>
+      <w:r>
+        <w:rPr>
+          <w:b w:val="0"/>
+        </w:rPr>
+        <w:t xml:space="preserve">A final manuscript aligns question, procedure, </w:t>
+      </w:r>
+      <w:r>
+        <w:rPr>
+          <w:b/>
+        </w:rPr>
+        <w:t>evidence</w:t>
+      </w:r>
+      <w:r>
+        <w:rPr>
+          <w:b w:val="0"/>
+        </w:rPr>
+        <w:t xml:space="preserve"> and scope. Every figure and conclusion should point back to the records that support it.</w:t>
       </w:r>
     </w:p>
     <w:p>
-      <w:r>
-        <w:t>No population superiority or significance claim is supplied; dependence and sample coverage need explicit treatment.</w:t>
+      <w:pPr>
+        <w:pStyle w:val="Heading3"/>
+      </w:pPr>
+      <w:r>
+        <w:t>What this example does not establish</w:t>
       </w:r>
     </w:p>
     <w:p>
@@ -976,43 +1665,168 @@
         <w:pStyle w:val="Heading3"/>
       </w:pPr>
       <w:r>
-        <w:t>Change one thing in the pictured case</w:t>
+        <w:t>Keep the stated limit</w:t>
       </w:r>
     </w:p>
     <w:p>
-      <w:r>
-        <w:t>Change: The abstract calls the study a test on ten independent plants.</w:t>
+      <w:pPr>
+        <w:spacing w:line="336" w:lineRule="auto" w:after="180"/>
+        <w:shd w:fill="FFF5E6"/>
+      </w:pPr>
+      <w:r>
+        <w:rPr>
+          <w:b w:val="0"/>
+        </w:rPr>
+        <w:t>No population superiority or significance claim is supplied; dependence and sample coverage need explicit treatment.</w:t>
       </w:r>
     </w:p>
     <w:p>
-      <w:r>
-        <w:t>Prediction: Correct it to five plants with two views each.</w:t>
+      <w:pPr>
+        <w:pStyle w:val="Heading3"/>
+      </w:pPr>
+      <w:r>
+        <w:t>Change one thing in the pictured case</w:t>
       </w:r>
     </w:p>
     <w:p>
-      <w:r>
-        <w:t>Reason: The source-object count, not the photo count, defines the independent plants.</w:t>
+      <w:pPr>
+        <w:pStyle w:val="Heading3"/>
+      </w:pPr>
+      <w:r>
+        <w:t>Change one thing</w:t>
       </w:r>
     </w:p>
     <w:p>
       <w:pPr>
-        <w:pStyle w:val="Heading3"/>
-      </w:pPr>
-      <w:r>
-        <w:t>Ask while showing the picture</w:t>
+        <w:spacing w:line="336" w:lineRule="auto" w:after="180"/>
+        <w:shd w:fill="F5F1FB"/>
+      </w:pPr>
+      <w:r>
+        <w:rPr>
+          <w:b w:val="0"/>
+        </w:rPr>
+        <w:t>Change: The abstract calls the study a test on ten independent plants.</w:t>
       </w:r>
     </w:p>
     <w:p>
-      <w:r>
-        <w:t>Cover the result. Ask learners to name the inputs and predict the next step. Uncover one step, connect the icon to the actual procedure, and explain its evidence. Then change the supplied condition and compare. The picture is a representation; it does not document execution of a real AI model.</w:t>
+      <w:pPr>
+        <w:pStyle w:val="Heading3"/>
+      </w:pPr>
+      <w:r>
+        <w:t>Predicted result</w:t>
       </w:r>
     </w:p>
     <w:p>
       <w:pPr>
+        <w:spacing w:line="336" w:lineRule="auto" w:after="180"/>
+        <w:shd w:fill="F1F6FC"/>
+      </w:pPr>
+      <w:r>
+        <w:rPr>
+          <w:b/>
+        </w:rPr>
+        <w:t>Prediction</w:t>
+      </w:r>
+      <w:r>
+        <w:rPr>
+          <w:b w:val="0"/>
+        </w:rPr>
+        <w:t>: Correct it to five plants with two views each.</w:t>
+      </w:r>
+    </w:p>
+    <w:p>
+      <w:pPr>
+        <w:pStyle w:val="Heading3"/>
+      </w:pPr>
+      <w:r>
+        <w:t>Why the result follows</w:t>
+      </w:r>
+    </w:p>
+    <w:p>
+      <w:pPr>
+        <w:spacing w:line="336" w:lineRule="auto" w:after="180"/>
+        <w:shd w:fill="F1F6FC"/>
+      </w:pPr>
+      <w:r>
+        <w:rPr>
+          <w:b w:val="0"/>
+        </w:rPr>
+        <w:t>Reason: The source-object count, not the photo count, defines the independent plants.</w:t>
+      </w:r>
+    </w:p>
+    <w:p>
+      <w:pPr>
+        <w:pStyle w:val="Heading3"/>
+      </w:pPr>
+      <w:r>
+        <w:t>Ask while showing the picture</w:t>
+      </w:r>
+    </w:p>
+    <w:p>
+      <w:pPr>
+        <w:pStyle w:val="Heading3"/>
+      </w:pPr>
+      <w:r>
+        <w:t>Ask while showing the picture · 5</w:t>
+      </w:r>
+    </w:p>
+    <w:p>
+      <w:pPr>
+        <w:spacing w:line="336" w:lineRule="auto" w:after="180"/>
+      </w:pPr>
+      <w:r>
+        <w:rPr>
+          <w:b w:val="0"/>
+        </w:rPr>
+        <w:t xml:space="preserve">Cover the result. Ask learners to name the </w:t>
+      </w:r>
+      <w:r>
+        <w:rPr>
+          <w:b/>
+        </w:rPr>
+        <w:t>input</w:t>
+      </w:r>
+      <w:r>
+        <w:rPr>
+          <w:b w:val="0"/>
+        </w:rPr>
+        <w:t xml:space="preserve">s and predict the next step. Uncover one step, connect the icon to the actual procedure, and explain its </w:t>
+      </w:r>
+      <w:r>
+        <w:rPr>
+          <w:b/>
+        </w:rPr>
+        <w:t>evidence</w:t>
+      </w:r>
+      <w:r>
+        <w:rPr>
+          <w:b w:val="0"/>
+        </w:rPr>
+        <w:t>. Then change the supplied condition and compare.</w:t>
+      </w:r>
+    </w:p>
+    <w:p>
+      <w:pPr>
+        <w:spacing w:line="336" w:lineRule="auto" w:after="180"/>
+      </w:pPr>
+      <w:r>
+        <w:rPr>
+          <w:b w:val="0"/>
+        </w:rPr>
+        <w:t>The picture is a representation; it does not document execution of a real AI model.</w:t>
+      </w:r>
+    </w:p>
+    <w:p>
+      <w:pPr>
         <w:pStyle w:val="Heading1"/>
       </w:pPr>
       <w:r>
         <w:t>03. Demonstrate and guide practice</w:t>
+      </w:r>
+    </w:p>
+    <w:p>
+      <w:r>
+        <w:t>Demonstrate Final project manuscript, reduce support deliberately and check individual reasoning before discussing answers.</w:t>
       </w:r>
     </w:p>
     <w:tbl>
@@ -1228,36 +2042,100 @@
       </w:tr>
     </w:tbl>
     <w:p>
-      <w:r>
-        <w:t>Use the worked example in Sections 3 and 6. Collect a prediction before revealing its result; ask the learner to point to each intermediate fact.</w:t>
+      <w:pPr>
+        <w:spacing w:line="336" w:lineRule="auto" w:after="180"/>
+      </w:pPr>
+      <w:r>
+        <w:rPr>
+          <w:b w:val="0"/>
+        </w:rPr>
+        <w:t xml:space="preserve">Use the worked example in Sections 3 and 6. Collect a </w:t>
+      </w:r>
+      <w:r>
+        <w:rPr>
+          <w:b/>
+        </w:rPr>
+        <w:t>prediction</w:t>
+      </w:r>
+      <w:r>
+        <w:rPr>
+          <w:b w:val="0"/>
+        </w:rPr>
+        <w:t xml:space="preserve"> before revealing its result; ask the learner to point to each intermediate fact.</w:t>
       </w:r>
     </w:p>
     <w:p>
-      <w:r>
-        <w:t>Provide an input/procedure/result/limit frame and a calculator when needed. Ask students to identify the first step before completing the whole trace. Extension: compare two concrete variants of this mechanism while holding unrelated conditions fixed; report both successful and unsuccessful outcomes.</w:t>
+      <w:pPr>
+        <w:spacing w:line="336" w:lineRule="auto" w:after="180"/>
+      </w:pPr>
+      <w:r>
+        <w:rPr>
+          <w:b w:val="0"/>
+        </w:rPr>
+        <w:t xml:space="preserve">Provide an </w:t>
+      </w:r>
+      <w:r>
+        <w:rPr>
+          <w:b/>
+        </w:rPr>
+        <w:t>input</w:t>
+      </w:r>
+      <w:r>
+        <w:rPr>
+          <w:b w:val="0"/>
+        </w:rPr>
+        <w:t>/procedure/result/limit frame and a calculator when needed. Ask students to identify the first step before completing the whole trace.</w:t>
       </w:r>
     </w:p>
     <w:p>
       <w:pPr>
-        <w:pStyle w:val="Heading3"/>
-      </w:pPr>
-      <w:r>
-        <w:t>Reduce help deliberately</w:t>
+        <w:spacing w:line="336" w:lineRule="auto" w:after="180"/>
+      </w:pPr>
+      <w:r>
+        <w:rPr>
+          <w:b w:val="0"/>
+        </w:rPr>
+        <w:t xml:space="preserve">Extension: compare two concrete variants of this </w:t>
+      </w:r>
+      <w:r>
+        <w:rPr>
+          <w:b/>
+        </w:rPr>
+        <w:t>mechanism</w:t>
+      </w:r>
+      <w:r>
+        <w:rPr>
+          <w:b w:val="0"/>
+        </w:rPr>
+        <w:t xml:space="preserve"> while holding unrelated conditions fixed; report both successful and unsuccessful outcomes.</w:t>
       </w:r>
     </w:p>
     <w:p>
-      <w:r>
-        <w:t>Completion task: Abstract says100% success; results table shows18/20, and two failures are omitted from the figure. Show the intermediate steps and give the conclusion with its scope.</w:t>
+      <w:pPr>
+        <w:pStyle w:val="Heading3"/>
+      </w:pPr>
+      <w:r>
+        <w:t>Reduce help deliberately</w:t>
       </w:r>
     </w:p>
     <w:p>
-      <w:r>
-        <w:t>Teacher check: Teacher explanation: Correct to90% over20 with two failures; restore figure and align abstract/table/run. Do not hide failures to preserve the headline.</w:t>
+      <w:pPr>
+        <w:pStyle w:val="Heading3"/>
+      </w:pPr>
+      <w:r>
+        <w:t>Completion practice</w:t>
       </w:r>
     </w:p>
     <w:p>
-      <w:r>
-        <w:t>Start by identifying the given inputs together. Leave the intermediate steps blank. If needed, model one step, then withdraw that help on the next step. Move to a full trace only when the partial trace is understood. For partners, alternate explainer and checker; collect a response from every learner before discussion.</w:t>
+      <w:pPr>
+        <w:spacing w:line="336" w:lineRule="auto" w:after="180"/>
+        <w:shd w:fill="F5F1FB"/>
+      </w:pPr>
+      <w:r>
+        <w:rPr>
+          <w:b w:val="0"/>
+        </w:rPr>
+        <w:t>Completion task: Abstract says100% success; results table shows18/20, and two failures are omitted from the figure. Show the intermediate steps and give the conclusion with its scope.</w:t>
       </w:r>
     </w:p>
     <w:p>
@@ -1265,22 +2143,53 @@
         <w:pStyle w:val="Heading3"/>
       </w:pPr>
       <w:r>
-        <w:t>Individual reasoning check</w:t>
+        <w:t>Reasoning to listen for</w:t>
       </w:r>
     </w:p>
     <w:p>
-      <w:r>
-        <w:t>Use the worked case for Final project manuscript. Proposed explanation: “The worked result establishes every future case”. Decide whether this explanation is supported. Point to the step or supplied fact that decides; explain your repair if needed.</w:t>
+      <w:pPr>
+        <w:spacing w:line="336" w:lineRule="auto" w:after="180"/>
+        <w:shd w:fill="F1F6FC"/>
+      </w:pPr>
+      <w:r>
+        <w:rPr>
+          <w:b w:val="0"/>
+        </w:rPr>
+        <w:t>Teacher check: Teacher explanation: Correct to90% over20 with two failures; restore figure and align abstract/table/run. Do not hide failures to preserve the headline.</w:t>
       </w:r>
     </w:p>
     <w:p>
-      <w:r>
-        <w:t>Expected correction: A manuscript is ready only when its claims and artifacts align; formatting alone cannot certify evidence.</w:t>
+      <w:pPr>
+        <w:spacing w:line="336" w:lineRule="auto" w:after="180"/>
+      </w:pPr>
+      <w:r>
+        <w:rPr>
+          <w:b w:val="0"/>
+        </w:rPr>
+        <w:t xml:space="preserve">Start by identifying the given </w:t>
+      </w:r>
+      <w:r>
+        <w:rPr>
+          <w:b/>
+        </w:rPr>
+        <w:t>input</w:t>
+      </w:r>
+      <w:r>
+        <w:rPr>
+          <w:b w:val="0"/>
+        </w:rPr>
+        <w:t>s together. Leave the intermediate steps blank. If needed, model one step, then withdraw that help on the next step. Move to a full trace only when the partial trace is understood.</w:t>
       </w:r>
     </w:p>
     <w:p>
-      <w:r>
-        <w:t>Collect explanations, not only yes/no votes. If a misunderstanding is common, re-model the relevant step for the class. If it affects a few learners, give a short targeted group explanation while others solve a more demanding variation.</w:t>
+      <w:pPr>
+        <w:spacing w:line="336" w:lineRule="auto" w:after="180"/>
+      </w:pPr>
+      <w:r>
+        <w:rPr>
+          <w:b w:val="0"/>
+        </w:rPr>
+        <w:t>For partners, alternate explainer and checker; collect a response from every learner before discussion.</w:t>
       </w:r>
     </w:p>
     <w:p>
@@ -1288,63 +2197,332 @@
         <w:pStyle w:val="Heading3"/>
       </w:pPr>
       <w:r>
-        <w:t>Pictorial practice question</w:t>
+        <w:t>Individual reasoning check</w:t>
       </w:r>
     </w:p>
     <w:p>
-      <w:r>
-        <w:t>Connect the manuscript’s 7/10 and 8/10 scores to the five-plant grouping. Which abstract claim must be corrected if it says ten independent plants?</w:t>
+      <w:pPr>
+        <w:spacing w:line="336" w:lineRule="auto" w:after="180"/>
+      </w:pPr>
+      <w:r>
+        <w:rPr>
+          <w:b w:val="0"/>
+        </w:rPr>
+        <w:t>Use the worked case for Final project manuscript. Proposed explanation: “The worked result establishes every future case”. Decide whether this explanation is supported.</w:t>
       </w:r>
     </w:p>
     <w:p>
       <w:pPr>
-        <w:pStyle w:val="Heading3"/>
-      </w:pPr>
-      <w:r>
-        <w:t>Reasoned teacher answer</w:t>
+        <w:spacing w:line="336" w:lineRule="auto" w:after="180"/>
+      </w:pPr>
+      <w:r>
+        <w:rPr>
+          <w:b w:val="0"/>
+        </w:rPr>
+        <w:t>Point to the step or supplied fact that decides; explain your repair if needed.</w:t>
       </w:r>
     </w:p>
     <w:p>
-      <w:r>
-        <w:t>B adds one correct photo on this indoor set. Ten photos come from five plants; report the grouping. Show 70% and 80% with counts and case-level outcomes. Do not claim outdoor robustness or ten independent plants. Changed case: Correct it to five plants with two views each. The source-object count, not the photo count, defines the independent plants.</w:t>
+      <w:pPr>
+        <w:pStyle w:val="Heading3"/>
+      </w:pPr>
+      <w:r>
+        <w:t>Expected repair</w:t>
       </w:r>
     </w:p>
     <w:p>
-      <w:r>
-        <w:t>Changed-case reasoning: Correct it to five plants with two views each. The source-object count, not the photo count, defines the independent plants.</w:t>
+      <w:pPr>
+        <w:spacing w:line="336" w:lineRule="auto" w:after="180"/>
+        <w:shd w:fill="F1F6FC"/>
+      </w:pPr>
+      <w:r>
+        <w:rPr>
+          <w:b w:val="0"/>
+        </w:rPr>
+        <w:t xml:space="preserve">Expected correction: A manuscript is ready only when its claims and artifacts align; formatting alone cannot certify </w:t>
+      </w:r>
+      <w:r>
+        <w:rPr>
+          <w:b/>
+        </w:rPr>
+        <w:t>evidence</w:t>
+      </w:r>
+      <w:r>
+        <w:rPr>
+          <w:b w:val="0"/>
+        </w:rPr>
+        <w:t>.</w:t>
       </w:r>
     </w:p>
     <w:p>
-      <w:r>
-        <w:t>Collect each learner’s explanation before discussion. Use the first missing connection between input, deciding step and result to choose support. This question is worked-case practice, not fresh mastery evidence.</w:t>
+      <w:pPr>
+        <w:spacing w:line="336" w:lineRule="auto" w:after="180"/>
+      </w:pPr>
+      <w:r>
+        <w:rPr>
+          <w:b w:val="0"/>
+        </w:rPr>
+        <w:t>Collect explanations, not only yes/no votes. If a misunderstanding is common, re-model the relevant step for the class.</w:t>
       </w:r>
     </w:p>
     <w:p>
       <w:pPr>
-        <w:pStyle w:val="Heading1"/>
-      </w:pPr>
-      <w:r>
-        <w:t>04. Run the investigation and diagnose misconceptions</w:t>
+        <w:spacing w:line="336" w:lineRule="auto" w:after="180"/>
+      </w:pPr>
+      <w:r>
+        <w:rPr>
+          <w:b w:val="0"/>
+        </w:rPr>
+        <w:t>If it affects a few learners, give a short targeted group explanation while others solve a more demanding variation.</w:t>
       </w:r>
     </w:p>
     <w:p>
-      <w:r>
-        <w:t>The worked result establishes every future case: A manuscript is ready only when its claims and artifacts align; formatting alone cannot certify evidence.</w:t>
+      <w:pPr>
+        <w:pStyle w:val="Heading3"/>
+      </w:pPr>
+      <w:r>
+        <w:t>Pictorial practice question</w:t>
       </w:r>
     </w:p>
     <w:p>
-      <w:r>
-        <w:t>A missing input may be replaced without recording the change: A replacement changes the evidence or contract. Record the change and its justification; do not silently turn unknown into a measured value.</w:t>
+      <w:pPr>
+        <w:spacing w:line="336" w:lineRule="auto" w:after="180"/>
+        <w:shd w:fill="F5F1FB"/>
+      </w:pPr>
+      <w:r>
+        <w:rPr>
+          <w:b w:val="0"/>
+        </w:rPr>
+        <w:t>Connect the manuscript’s 7/10 and 8/10 scores to the five-plant grouping. Which abstract claim must be corrected if it says ten independent plants?</w:t>
       </w:r>
     </w:p>
     <w:p>
-      <w:r>
-        <w:t>Repeating an assessed case is new independent evidence: A replay checks consistency. An example used for feedback or revision cannot later be described as untouched final evaluation.</w:t>
+      <w:pPr>
+        <w:pStyle w:val="Heading3"/>
+      </w:pPr>
+      <w:r>
+        <w:t>Reasoned teacher answer</w:t>
       </w:r>
     </w:p>
     <w:p>
-      <w:r>
-        <w:t>Use Section 9 for the evidence ledger. Add a boundary or missing-input case and record the expected response before checking. More successful repeats of one case do not establish wider coverage.</w:t>
+      <w:pPr>
+        <w:spacing w:line="336" w:lineRule="auto" w:after="180"/>
+      </w:pPr>
+      <w:r>
+        <w:rPr>
+          <w:b w:val="0"/>
+        </w:rPr>
+        <w:t xml:space="preserve">B adds one correct photo on this indoor set. Ten photos come from five plants; report the grouping. Show </w:t>
+      </w:r>
+      <w:r>
+        <w:rPr>
+          <w:b/>
+        </w:rPr>
+        <w:t>70%</w:t>
+      </w:r>
+      <w:r>
+        <w:rPr>
+          <w:b w:val="0"/>
+        </w:rPr>
+        <w:t xml:space="preserve"> and </w:t>
+      </w:r>
+      <w:r>
+        <w:rPr>
+          <w:b/>
+        </w:rPr>
+        <w:t>80%</w:t>
+      </w:r>
+      <w:r>
+        <w:rPr>
+          <w:b w:val="0"/>
+        </w:rPr>
+        <w:t xml:space="preserve"> with counts and case-level outcomes. Do not claim outdoor robustness or ten independent plants.</w:t>
+      </w:r>
+    </w:p>
+    <w:p>
+      <w:pPr>
+        <w:spacing w:line="336" w:lineRule="auto" w:after="180"/>
+      </w:pPr>
+      <w:r>
+        <w:rPr>
+          <w:b w:val="0"/>
+        </w:rPr>
+        <w:t>Changed case: Correct it to five plants with two views each. The source-object count, not the photo count, defines the independent plants.</w:t>
+      </w:r>
+    </w:p>
+    <w:p>
+      <w:pPr>
+        <w:spacing w:line="336" w:lineRule="auto" w:after="180"/>
+      </w:pPr>
+      <w:r>
+        <w:rPr>
+          <w:b w:val="0"/>
+        </w:rPr>
+        <w:t>Changed-case reasoning: Correct it to five plants with two views each. The source-object count, not the photo count, defines the independent plants.</w:t>
+      </w:r>
+    </w:p>
+    <w:p>
+      <w:pPr>
+        <w:spacing w:line="336" w:lineRule="auto" w:after="180"/>
+      </w:pPr>
+      <w:r>
+        <w:rPr>
+          <w:b w:val="0"/>
+        </w:rPr>
+        <w:t xml:space="preserve">Collect each learner’s explanation before discussion. Use the first missing connection between </w:t>
+      </w:r>
+      <w:r>
+        <w:rPr>
+          <w:b/>
+        </w:rPr>
+        <w:t>input</w:t>
+      </w:r>
+      <w:r>
+        <w:rPr>
+          <w:b w:val="0"/>
+        </w:rPr>
+        <w:t xml:space="preserve">, deciding step and result to choose support. This question is worked-case practice, not fresh mastery </w:t>
+      </w:r>
+      <w:r>
+        <w:rPr>
+          <w:b/>
+        </w:rPr>
+        <w:t>evidence</w:t>
+      </w:r>
+      <w:r>
+        <w:rPr>
+          <w:b w:val="0"/>
+        </w:rPr>
+        <w:t>.</w:t>
+      </w:r>
+    </w:p>
+    <w:p>
+      <w:pPr>
+        <w:pStyle w:val="Heading1"/>
+      </w:pPr>
+      <w:r>
+        <w:t>04. Run the investigation and diagnose misconceptions</w:t>
+      </w:r>
+    </w:p>
+    <w:p>
+      <w:r>
+        <w:t>Run the Final project manuscript investigation and use the first unsupported step to choose a teaching response.</w:t>
+      </w:r>
+    </w:p>
+    <w:p>
+      <w:pPr>
+        <w:spacing w:line="336" w:lineRule="auto" w:after="180"/>
+      </w:pPr>
+      <w:r>
+        <w:rPr>
+          <w:b w:val="0"/>
+        </w:rPr>
+        <w:t xml:space="preserve">The worked result establishes every future case: A manuscript is ready only when its claims and artifacts align; formatting alone cannot certify </w:t>
+      </w:r>
+      <w:r>
+        <w:rPr>
+          <w:b/>
+        </w:rPr>
+        <w:t>evidence</w:t>
+      </w:r>
+      <w:r>
+        <w:rPr>
+          <w:b w:val="0"/>
+        </w:rPr>
+        <w:t>.</w:t>
+      </w:r>
+    </w:p>
+    <w:p>
+      <w:pPr>
+        <w:spacing w:line="336" w:lineRule="auto" w:after="180"/>
+      </w:pPr>
+      <w:r>
+        <w:rPr>
+          <w:b w:val="0"/>
+        </w:rPr>
+        <w:t xml:space="preserve">A missing </w:t>
+      </w:r>
+      <w:r>
+        <w:rPr>
+          <w:b/>
+        </w:rPr>
+        <w:t>input</w:t>
+      </w:r>
+      <w:r>
+        <w:rPr>
+          <w:b w:val="0"/>
+        </w:rPr>
+        <w:t xml:space="preserve"> may be replaced without recording the change: A replacement changes the </w:t>
+      </w:r>
+      <w:r>
+        <w:rPr>
+          <w:b/>
+        </w:rPr>
+        <w:t>evidence</w:t>
+      </w:r>
+      <w:r>
+        <w:rPr>
+          <w:b w:val="0"/>
+        </w:rPr>
+        <w:t xml:space="preserve"> or contract. Record the change and its justification; do not silently turn unknown into a measured value.</w:t>
+      </w:r>
+    </w:p>
+    <w:p>
+      <w:pPr>
+        <w:spacing w:line="336" w:lineRule="auto" w:after="180"/>
+      </w:pPr>
+      <w:r>
+        <w:rPr>
+          <w:b w:val="0"/>
+        </w:rPr>
+        <w:t xml:space="preserve">Repeating an assessed case is new independent </w:t>
+      </w:r>
+      <w:r>
+        <w:rPr>
+          <w:b/>
+        </w:rPr>
+        <w:t>evidence</w:t>
+      </w:r>
+      <w:r>
+        <w:rPr>
+          <w:b w:val="0"/>
+        </w:rPr>
+        <w:t>: A replay checks consistency. An example used for feedback or revision cannot later be described as untouched final evaluation.</w:t>
+      </w:r>
+    </w:p>
+    <w:p>
+      <w:pPr>
+        <w:spacing w:line="336" w:lineRule="auto" w:after="180"/>
+      </w:pPr>
+      <w:r>
+        <w:rPr>
+          <w:b w:val="0"/>
+        </w:rPr>
+        <w:t xml:space="preserve">Use Section 9 for the </w:t>
+      </w:r>
+      <w:r>
+        <w:rPr>
+          <w:b/>
+        </w:rPr>
+        <w:t>evidence</w:t>
+      </w:r>
+      <w:r>
+        <w:rPr>
+          <w:b w:val="0"/>
+        </w:rPr>
+        <w:t xml:space="preserve"> ledger. Add a boundary or missing-</w:t>
+      </w:r>
+      <w:r>
+        <w:rPr>
+          <w:b/>
+        </w:rPr>
+        <w:t>input</w:t>
+      </w:r>
+      <w:r>
+        <w:rPr>
+          <w:b w:val="0"/>
+        </w:rPr>
+        <w:t xml:space="preserve"> case and record the expected response before checking. More successful repeats of one case do not establish wider coverage.</w:t>
       </w:r>
     </w:p>
     <w:p>
@@ -1502,29 +2680,38 @@
       </w:tr>
     </w:tbl>
     <w:p>
-      <w:r>
-        <w:t>Offer an oral explanation, drawing, enlarged visual or fewer examples when that removes a reading/writing barrier. Keep the same reasoning goal. Stretch secure learners by changing a boundary or assumption and asking them to defend the effect, not simply by assigning more of the same questions.</w:t>
+      <w:pPr>
+        <w:spacing w:line="336" w:lineRule="auto" w:after="180"/>
+      </w:pPr>
+      <w:r>
+        <w:rPr>
+          <w:b w:val="0"/>
+        </w:rPr>
+        <w:t>Offer an oral explanation, drawing, enlarged visual or fewer examples when that removes a reading/writing barrier. Keep the same reasoning goal.</w:t>
       </w:r>
     </w:p>
     <w:p>
       <w:pPr>
-        <w:pStyle w:val="Heading1"/>
-      </w:pPr>
-      <w:r>
-        <w:t>05. Assess and explain the answers</w:t>
+        <w:spacing w:line="336" w:lineRule="auto" w:after="180"/>
+      </w:pPr>
+      <w:r>
+        <w:rPr>
+          <w:b w:val="0"/>
+        </w:rPr>
+        <w:t>Stretch secure learners by changing a boundary or assumption and asking them to defend the effect, not simply by assigning more of the same questions.</w:t>
       </w:r>
     </w:p>
     <w:p>
       <w:pPr>
-        <w:pStyle w:val="Heading3"/>
-      </w:pPr>
-      <w:r>
-        <w:t>Guided and exit questions</w:t>
+        <w:pStyle w:val="Heading1"/>
+      </w:pPr>
+      <w:r>
+        <w:t>05. Assess and explain the answers</w:t>
       </w:r>
     </w:p>
     <w:p>
       <w:r>
-        <w:t>Guided: Correct to90% over20 with two failures; restore figure and align abstract/table/run. Do not hide failures to preserve the headline. Qualification: A manuscript is ready only when its claims and artifacts align; formatting alone cannot certify evidence. Exit: accept a concrete variation with its predicted outcome and a stated condition that would challenge the mechanism; reject a claim resting on unmeasured evidence.</w:t>
+        <w:t>Use the Final project manuscript questions, teacher keys and criteria after the relevant attempts. Previously discussed cases are practice; protect the separately selected independent task.</w:t>
       </w:r>
     </w:p>
     <w:p>
@@ -1532,89 +2719,220 @@
         <w:pStyle w:val="Heading3"/>
       </w:pPr>
       <w:r>
-        <w:t>W1 Explain the mechanism</w:t>
+        <w:t>Guided and exit questions</w:t>
       </w:r>
     </w:p>
     <w:p>
-      <w:r>
-        <w:t>Explain the weekly mechanism in your own words. Use the worked scenario to name its input, decision rule and output.</w:t>
+      <w:pPr>
+        <w:spacing w:line="336" w:lineRule="auto" w:after="180"/>
+      </w:pPr>
+      <w:r>
+        <w:rPr>
+          <w:b w:val="0"/>
+        </w:rPr>
+        <w:t>Guided: Correct to90% over20 with two failures; restore figure and align abstract/table/run. Do not hide failures to preserve the headline.</w:t>
       </w:r>
     </w:p>
     <w:p>
-      <w:r>
-        <w:t>Teacher explanation: A final manuscript integrates question, methods, results, limitations and reproducibility. Each table and claim should point to the correct run. Audit consistency across abstract, figures, raw results and artifact manifest. Remove unsupported universal claims; label exploratory analyses and unassessed outcomes.</w:t>
+      <w:pPr>
+        <w:spacing w:line="336" w:lineRule="auto" w:after="180"/>
+      </w:pPr>
+      <w:r>
+        <w:rPr>
+          <w:b w:val="0"/>
+        </w:rPr>
+        <w:t xml:space="preserve">Qualification: A manuscript is ready only when its claims and artifacts align; formatting alone cannot certify </w:t>
+      </w:r>
+      <w:r>
+        <w:rPr>
+          <w:b/>
+        </w:rPr>
+        <w:t>evidence</w:t>
+      </w:r>
+      <w:r>
+        <w:rPr>
+          <w:b w:val="0"/>
+        </w:rPr>
+        <w:t>.</w:t>
       </w:r>
     </w:p>
     <w:p>
       <w:pPr>
-        <w:pStyle w:val="Heading3"/>
-      </w:pPr>
-      <w:r>
-        <w:t>W2 Trace the worked case</w:t>
+        <w:spacing w:line="336" w:lineRule="auto" w:after="180"/>
+      </w:pPr>
+      <w:r>
+        <w:rPr>
+          <w:b w:val="0"/>
+        </w:rPr>
+        <w:t xml:space="preserve">Exit: accept a concrete variation with its predicted outcome and a stated condition that would challenge the </w:t>
+      </w:r>
+      <w:r>
+        <w:rPr>
+          <w:b/>
+        </w:rPr>
+        <w:t>mechanism</w:t>
+      </w:r>
+      <w:r>
+        <w:rPr>
+          <w:b w:val="0"/>
+        </w:rPr>
+        <w:t xml:space="preserve">; reject a claim resting on unmeasured </w:t>
+      </w:r>
+      <w:r>
+        <w:rPr>
+          <w:b/>
+        </w:rPr>
+        <w:t>evidence</w:t>
+      </w:r>
+      <w:r>
+        <w:rPr>
+          <w:b w:val="0"/>
+        </w:rPr>
+        <w:t>.</w:t>
       </w:r>
     </w:p>
     <w:p>
-      <w:r>
-        <w:t>Abstract says100% success; results table shows18/20, and two failures are omitted from the figure. Show the intermediate steps and give the conclusion with its scope.</w:t>
+      <w:pPr>
+        <w:pStyle w:val="Heading3"/>
+      </w:pPr>
+      <w:r>
+        <w:t>W1 Explain the mechanism</w:t>
       </w:r>
     </w:p>
     <w:p>
-      <w:r>
-        <w:t>Teacher explanation: Correct to90% over20 with two failures; restore figure and align abstract/table/run. Do not hide failures to preserve the headline.</w:t>
+      <w:pPr>
+        <w:pStyle w:val="Heading3"/>
+      </w:pPr>
+      <w:r>
+        <w:t>Workbook question · W1</w:t>
       </w:r>
     </w:p>
     <w:p>
       <w:pPr>
-        <w:pStyle w:val="Heading3"/>
-      </w:pPr>
-      <w:r>
-        <w:t>W3 Audit the limit</w:t>
+        <w:spacing w:line="336" w:lineRule="auto" w:after="180"/>
+        <w:shd w:fill="F5F1FB"/>
+      </w:pPr>
+      <w:r>
+        <w:rPr>
+          <w:b w:val="0"/>
+        </w:rPr>
+        <w:t xml:space="preserve">Explain the weekly </w:t>
+      </w:r>
+      <w:r>
+        <w:rPr>
+          <w:b/>
+        </w:rPr>
+        <w:t>mechanism</w:t>
+      </w:r>
+      <w:r>
+        <w:rPr>
+          <w:b w:val="0"/>
+        </w:rPr>
+        <w:t xml:space="preserve"> in your own words. Use the worked scenario to name its </w:t>
+      </w:r>
+      <w:r>
+        <w:rPr>
+          <w:b/>
+        </w:rPr>
+        <w:t>input</w:t>
+      </w:r>
+      <w:r>
+        <w:rPr>
+          <w:b w:val="0"/>
+        </w:rPr>
+        <w:t xml:space="preserve">, decision rule and </w:t>
+      </w:r>
+      <w:r>
+        <w:rPr>
+          <w:b/>
+        </w:rPr>
+        <w:t>output</w:t>
+      </w:r>
+      <w:r>
+        <w:rPr>
+          <w:b w:val="0"/>
+        </w:rPr>
+        <w:t>.</w:t>
       </w:r>
     </w:p>
     <w:p>
-      <w:r>
-        <w:t>A report omits this qualification: A manuscript is ready only when its claims and artifacts align; formatting alone cannot certify evidence. Explain how omitting it could change a reader's interpretation, and write an accurate replacement.</w:t>
+      <w:pPr>
+        <w:pStyle w:val="Heading3"/>
+      </w:pPr>
+      <w:r>
+        <w:t>Teacher reasoning · W1</w:t>
       </w:r>
     </w:p>
     <w:p>
-      <w:r>
-        <w:t>Teacher explanation: A manuscript is ready only when its claims and artifacts align; formatting alone cannot certify evidence. State the observed result separately from the unverified or out-of-scope claim; preserve the original evidence rather than inventing a missing fact.</w:t>
+      <w:pPr>
+        <w:spacing w:line="336" w:lineRule="auto" w:after="180"/>
+        <w:shd w:fill="F1F6FC"/>
+      </w:pPr>
+      <w:r>
+        <w:rPr>
+          <w:b w:val="0"/>
+        </w:rPr>
+        <w:t>Teacher explanation: A final manuscript integrates question, methods, results, limitations and reproducibility. Each table and claim should point to the correct run.</w:t>
       </w:r>
     </w:p>
     <w:p>
       <w:pPr>
-        <w:pStyle w:val="Heading3"/>
-      </w:pPr>
-      <w:r>
-        <w:t>W4 Apply a new case independently</w:t>
+        <w:spacing w:line="336" w:lineRule="auto" w:after="180"/>
+        <w:shd w:fill="F1F6FC"/>
+      </w:pPr>
+      <w:r>
+        <w:rPr>
+          <w:b w:val="0"/>
+        </w:rPr>
+        <w:t>Audit consistency across abstract, figures, raw results and artifact manifest. Remove unsupported universal claims; label exploratory analyses and unassessed outcomes.</w:t>
       </w:r>
     </w:p>
     <w:p>
-      <w:r>
-        <w:t>Manuscript says12 evaluated cases, raw record has10 completed and2 missing with8 passes. Correct the summary.</w:t>
+      <w:pPr>
+        <w:pStyle w:val="Heading3"/>
+      </w:pPr>
+      <w:r>
+        <w:t>W2 Trace the worked case</w:t>
       </w:r>
     </w:p>
     <w:p>
-      <w:r>
-        <w:t>Teacher explanation: 8/10=80% completed pass, coverage10/12 and2 unassessed; state all denominators. Do not imply12 observed outcomes.</w:t>
+      <w:pPr>
+        <w:pStyle w:val="Heading3"/>
+      </w:pPr>
+      <w:r>
+        <w:t>Workbook question · W2</w:t>
       </w:r>
     </w:p>
     <w:p>
       <w:pPr>
-        <w:pStyle w:val="Heading3"/>
-      </w:pPr>
-      <w:r>
-        <w:t>W5 Design a revealing follow-up</w:t>
+        <w:spacing w:line="336" w:lineRule="auto" w:after="180"/>
+        <w:shd w:fill="F5F1FB"/>
+      </w:pPr>
+      <w:r>
+        <w:rPr>
+          <w:b w:val="0"/>
+        </w:rPr>
+        <w:t>Abstract says100% success; results table shows18/20, and two failures are omitted from the figure. Show the intermediate steps and give the conclusion with its scope.</w:t>
       </w:r>
     </w:p>
     <w:p>
-      <w:r>
-        <w:t>For the worked scenario, propose one additional case that could reveal a failure, describe its expected outcome before running it, and explain what would need to remain fixed for a fair comparison. Do not reuse W4 as a new final test after receiving feedback.</w:t>
+      <w:pPr>
+        <w:pStyle w:val="Heading3"/>
+      </w:pPr>
+      <w:r>
+        <w:t>Teacher reasoning · W2</w:t>
       </w:r>
     </w:p>
     <w:p>
-      <w:r>
-        <w:t>Teacher explanation: Accept a concrete variant of the worked input or a missing/conflicting/boundary condition, with an expectation derived from the declared procedure. Require preserved settings, original outputs and data roles. A manuscript is ready only when its claims and artifacts align; formatting alone cannot certify evidence. The new case should test this particular mechanism rather than merely restate the original result.</w:t>
+      <w:pPr>
+        <w:spacing w:line="336" w:lineRule="auto" w:after="180"/>
+        <w:shd w:fill="F1F6FC"/>
+      </w:pPr>
+      <w:r>
+        <w:rPr>
+          <w:b w:val="0"/>
+        </w:rPr>
+        <w:t>Teacher explanation: Correct to90% over20 with two failures; restore figure and align abstract/table/run. Do not hide failures to preserve the headline.</w:t>
       </w:r>
     </w:p>
     <w:p>
@@ -1622,25 +2940,51 @@
         <w:pStyle w:val="Heading3"/>
       </w:pPr>
       <w:r>
-        <w:t>Independent assessment and fresh retry</w:t>
+        <w:t>W3 Audit the limit</w:t>
       </w:r>
     </w:p>
     <w:p>
-      <w:r>
-        <w:t>W4: 8/10=80% completed pass, coverage10/12 and2 unassessed; state all denominators. Do not imply12 observed outcomes. Require intermediate reasoning and the stated scope. Fresh retry: Figure labels old corpus version while methods uses new one. Expected reasoning: Trace which run generated it, correct the version linkage and rebuild mismatched figures if needed. If students need support, record it and reassess with another new case rather than awarding independence to a copied answer.</w:t>
+      <w:pPr>
+        <w:pStyle w:val="Heading3"/>
+      </w:pPr>
+      <w:r>
+        <w:t>Workbook question · W3</w:t>
       </w:r>
     </w:p>
     <w:p>
       <w:pPr>
-        <w:pStyle w:val="Heading3"/>
-      </w:pPr>
-      <w:r>
-        <w:t>Assess independent transfer</w:t>
+        <w:spacing w:line="336" w:lineRule="auto" w:after="180"/>
+        <w:shd w:fill="F5F1FB"/>
+      </w:pPr>
+      <w:r>
+        <w:rPr>
+          <w:b w:val="0"/>
+        </w:rPr>
+        <w:t xml:space="preserve">A report omits this qualification: A manuscript is ready only when its claims and artifacts align; formatting alone cannot certify </w:t>
+      </w:r>
+      <w:r>
+        <w:rPr>
+          <w:b/>
+        </w:rPr>
+        <w:t>evidence</w:t>
+      </w:r>
+      <w:r>
+        <w:rPr>
+          <w:b w:val="0"/>
+        </w:rPr>
+        <w:t>.</w:t>
       </w:r>
     </w:p>
     <w:p>
-      <w:r>
-        <w:t>Selected case: Manuscript says12 evaluated cases, raw record has10 completed and2 missing with8 passes. Correct the summary.</w:t>
+      <w:pPr>
+        <w:spacing w:line="336" w:lineRule="auto" w:after="180"/>
+        <w:shd w:fill="F5F1FB"/>
+      </w:pPr>
+      <w:r>
+        <w:rPr>
+          <w:b w:val="0"/>
+        </w:rPr>
+        <w:t>Explain how omitting it could change a reader's interpretation, and write an accurate replacement.</w:t>
       </w:r>
     </w:p>
     <w:p>
@@ -1648,12 +2992,379 @@
         <w:pStyle w:val="Heading3"/>
       </w:pPr>
       <w:r>
-        <w:t>Selected case answer</w:t>
+        <w:t>Teacher reasoning · W3</w:t>
       </w:r>
     </w:p>
     <w:p>
-      <w:r>
-        <w:t>Teacher explanation: 8/10=80% completed pass, coverage10/12 and2 unassessed; state all denominators. Do not imply12 observed outcomes.</w:t>
+      <w:pPr>
+        <w:spacing w:line="336" w:lineRule="auto" w:after="180"/>
+        <w:shd w:fill="F1F6FC"/>
+      </w:pPr>
+      <w:r>
+        <w:rPr>
+          <w:b w:val="0"/>
+        </w:rPr>
+        <w:t xml:space="preserve">Teacher explanation: A manuscript is ready only when its claims and artifacts align; formatting alone cannot certify </w:t>
+      </w:r>
+      <w:r>
+        <w:rPr>
+          <w:b/>
+        </w:rPr>
+        <w:t>evidence</w:t>
+      </w:r>
+      <w:r>
+        <w:rPr>
+          <w:b w:val="0"/>
+        </w:rPr>
+        <w:t>.</w:t>
+      </w:r>
+    </w:p>
+    <w:p>
+      <w:pPr>
+        <w:spacing w:line="336" w:lineRule="auto" w:after="180"/>
+        <w:shd w:fill="F1F6FC"/>
+      </w:pPr>
+      <w:r>
+        <w:rPr>
+          <w:b w:val="0"/>
+        </w:rPr>
+        <w:t xml:space="preserve">State the observed result separately from the unverified or out-of-scope claim; preserve the original </w:t>
+      </w:r>
+      <w:r>
+        <w:rPr>
+          <w:b/>
+        </w:rPr>
+        <w:t>evidence</w:t>
+      </w:r>
+      <w:r>
+        <w:rPr>
+          <w:b w:val="0"/>
+        </w:rPr>
+        <w:t xml:space="preserve"> rather than inventing a missing fact.</w:t>
+      </w:r>
+    </w:p>
+    <w:p>
+      <w:pPr>
+        <w:pStyle w:val="Heading3"/>
+      </w:pPr>
+      <w:r>
+        <w:t>W4 Apply a new case independently</w:t>
+      </w:r>
+    </w:p>
+    <w:p>
+      <w:pPr>
+        <w:pStyle w:val="Heading3"/>
+      </w:pPr>
+      <w:r>
+        <w:t>Workbook question · W4</w:t>
+      </w:r>
+    </w:p>
+    <w:p>
+      <w:pPr>
+        <w:spacing w:line="336" w:lineRule="auto" w:after="180"/>
+        <w:shd w:fill="F5F1FB"/>
+      </w:pPr>
+      <w:r>
+        <w:rPr>
+          <w:b w:val="0"/>
+        </w:rPr>
+        <w:t>Manuscript says12 evaluated cases, raw record has10 completed and2 missing with8 passes. Correct the summary.</w:t>
+      </w:r>
+    </w:p>
+    <w:p>
+      <w:pPr>
+        <w:pStyle w:val="Heading3"/>
+      </w:pPr>
+      <w:r>
+        <w:t>Teacher reasoning · W4</w:t>
+      </w:r>
+    </w:p>
+    <w:p>
+      <w:pPr>
+        <w:spacing w:line="336" w:lineRule="auto" w:after="180"/>
+        <w:shd w:fill="F1F6FC"/>
+      </w:pPr>
+      <w:r>
+        <w:rPr>
+          <w:b w:val="0"/>
+        </w:rPr>
+        <w:t>Teacher explanation: 8/10=</w:t>
+      </w:r>
+      <w:r>
+        <w:rPr>
+          <w:b/>
+        </w:rPr>
+        <w:t>80%</w:t>
+      </w:r>
+      <w:r>
+        <w:rPr>
+          <w:b w:val="0"/>
+        </w:rPr>
+        <w:t xml:space="preserve"> completed pass, coverage10/12 and2 unassessed; state all denominators. Do not imply12 observed outcomes.</w:t>
+      </w:r>
+    </w:p>
+    <w:p>
+      <w:pPr>
+        <w:pStyle w:val="Heading3"/>
+      </w:pPr>
+      <w:r>
+        <w:t>W5 Design a revealing follow-up</w:t>
+      </w:r>
+    </w:p>
+    <w:p>
+      <w:pPr>
+        <w:pStyle w:val="Heading3"/>
+      </w:pPr>
+      <w:r>
+        <w:t>Workbook question · W5</w:t>
+      </w:r>
+    </w:p>
+    <w:p>
+      <w:pPr>
+        <w:spacing w:line="336" w:lineRule="auto" w:after="180"/>
+        <w:shd w:fill="F5F1FB"/>
+      </w:pPr>
+      <w:r>
+        <w:rPr>
+          <w:b w:val="0"/>
+        </w:rPr>
+        <w:t>For the worked scenario, propose one additional case that could reveal a failure, describe its expected outcome before running it, and explain what would need to remain fixed for a fair comparison.</w:t>
+      </w:r>
+    </w:p>
+    <w:p>
+      <w:pPr>
+        <w:spacing w:line="336" w:lineRule="auto" w:after="180"/>
+        <w:shd w:fill="F5F1FB"/>
+      </w:pPr>
+      <w:r>
+        <w:rPr>
+          <w:b w:val="0"/>
+        </w:rPr>
+        <w:t>Do not reuse W4 as a new final test after receiving feedback.</w:t>
+      </w:r>
+    </w:p>
+    <w:p>
+      <w:pPr>
+        <w:pStyle w:val="Heading3"/>
+      </w:pPr>
+      <w:r>
+        <w:t>Teacher reasoning · W5</w:t>
+      </w:r>
+    </w:p>
+    <w:p>
+      <w:pPr>
+        <w:spacing w:line="336" w:lineRule="auto" w:after="180"/>
+        <w:shd w:fill="F1F6FC"/>
+      </w:pPr>
+      <w:r>
+        <w:rPr>
+          <w:b w:val="0"/>
+        </w:rPr>
+        <w:t xml:space="preserve">Teacher explanation: Accept a concrete variant of the worked </w:t>
+      </w:r>
+      <w:r>
+        <w:rPr>
+          <w:b/>
+        </w:rPr>
+        <w:t>input</w:t>
+      </w:r>
+      <w:r>
+        <w:rPr>
+          <w:b w:val="0"/>
+        </w:rPr>
+        <w:t xml:space="preserve"> or a missing/conflicting/boundary condition, with an expectation derived from the declared procedure.</w:t>
+      </w:r>
+    </w:p>
+    <w:p>
+      <w:pPr>
+        <w:spacing w:line="336" w:lineRule="auto" w:after="180"/>
+        <w:shd w:fill="F1F6FC"/>
+      </w:pPr>
+      <w:r>
+        <w:rPr>
+          <w:b w:val="0"/>
+        </w:rPr>
+        <w:t xml:space="preserve">Require preserved settings, original </w:t>
+      </w:r>
+      <w:r>
+        <w:rPr>
+          <w:b/>
+        </w:rPr>
+        <w:t>output</w:t>
+      </w:r>
+      <w:r>
+        <w:rPr>
+          <w:b w:val="0"/>
+        </w:rPr>
+        <w:t xml:space="preserve">s and data roles. A manuscript is ready only when its claims and artifacts align; formatting alone cannot certify </w:t>
+      </w:r>
+      <w:r>
+        <w:rPr>
+          <w:b/>
+        </w:rPr>
+        <w:t>evidence</w:t>
+      </w:r>
+      <w:r>
+        <w:rPr>
+          <w:b w:val="0"/>
+        </w:rPr>
+        <w:t>.</w:t>
+      </w:r>
+    </w:p>
+    <w:p>
+      <w:pPr>
+        <w:spacing w:line="336" w:lineRule="auto" w:after="180"/>
+        <w:shd w:fill="F1F6FC"/>
+      </w:pPr>
+      <w:r>
+        <w:rPr>
+          <w:b w:val="0"/>
+        </w:rPr>
+        <w:t xml:space="preserve">The new case should test this particular </w:t>
+      </w:r>
+      <w:r>
+        <w:rPr>
+          <w:b/>
+        </w:rPr>
+        <w:t>mechanism</w:t>
+      </w:r>
+      <w:r>
+        <w:rPr>
+          <w:b w:val="0"/>
+        </w:rPr>
+        <w:t xml:space="preserve"> rather than merely restate the original result.</w:t>
+      </w:r>
+    </w:p>
+    <w:p>
+      <w:pPr>
+        <w:pStyle w:val="Heading3"/>
+      </w:pPr>
+      <w:r>
+        <w:t>Independent assessment and fresh retry</w:t>
+      </w:r>
+    </w:p>
+    <w:p>
+      <w:pPr>
+        <w:pStyle w:val="Heading3"/>
+      </w:pPr>
+      <w:r>
+        <w:t>Teacher key · Independent assessment and fresh retry</w:t>
+      </w:r>
+    </w:p>
+    <w:p>
+      <w:pPr>
+        <w:spacing w:line="336" w:lineRule="auto" w:after="180"/>
+        <w:shd w:fill="F1F6FC"/>
+      </w:pPr>
+      <w:r>
+        <w:rPr>
+          <w:b w:val="0"/>
+        </w:rPr>
+        <w:t>W4: 8/10=</w:t>
+      </w:r>
+      <w:r>
+        <w:rPr>
+          <w:b/>
+        </w:rPr>
+        <w:t>80%</w:t>
+      </w:r>
+      <w:r>
+        <w:rPr>
+          <w:b w:val="0"/>
+        </w:rPr>
+        <w:t xml:space="preserve"> completed pass, coverage10/12 and2 unassessed; state all denominators. Do not imply12 observed outcomes. Require intermediate reasoning and the stated scope.</w:t>
+      </w:r>
+    </w:p>
+    <w:p>
+      <w:pPr>
+        <w:spacing w:line="336" w:lineRule="auto" w:after="180"/>
+        <w:shd w:fill="F1F6FC"/>
+      </w:pPr>
+      <w:r>
+        <w:rPr>
+          <w:b w:val="0"/>
+        </w:rPr>
+        <w:t>Fresh retry: Figure labels old corpus version while methods uses new one. Expected reasoning: Trace which run generated it, correct the version linkage and rebuild mismatched figures if needed.</w:t>
+      </w:r>
+    </w:p>
+    <w:p>
+      <w:pPr>
+        <w:spacing w:line="336" w:lineRule="auto" w:after="180"/>
+        <w:shd w:fill="F1F6FC"/>
+      </w:pPr>
+      <w:r>
+        <w:rPr>
+          <w:b w:val="0"/>
+        </w:rPr>
+        <w:t>If students need support, record it and reassess with another new case rather than awarding independence to a copied answer.</w:t>
+      </w:r>
+    </w:p>
+    <w:p>
+      <w:pPr>
+        <w:pStyle w:val="Heading3"/>
+      </w:pPr>
+      <w:r>
+        <w:t>Assess independent transfer</w:t>
+      </w:r>
+    </w:p>
+    <w:p>
+      <w:pPr>
+        <w:pStyle w:val="Heading3"/>
+      </w:pPr>
+      <w:r>
+        <w:t>Independent question · withhold the key</w:t>
+      </w:r>
+    </w:p>
+    <w:p>
+      <w:pPr>
+        <w:spacing w:line="336" w:lineRule="auto" w:after="180"/>
+        <w:shd w:fill="F5F1FB"/>
+      </w:pPr>
+      <w:r>
+        <w:rPr>
+          <w:b w:val="0"/>
+        </w:rPr>
+        <w:t>Selected case: Manuscript says12 evaluated cases, raw record has10 completed and2 missing with8 passes. Correct the summary.</w:t>
+      </w:r>
+    </w:p>
+    <w:p>
+      <w:pPr>
+        <w:pStyle w:val="Heading3"/>
+      </w:pPr>
+      <w:r>
+        <w:t>Selected case answer</w:t>
+      </w:r>
+    </w:p>
+    <w:p>
+      <w:pPr>
+        <w:pStyle w:val="Heading3"/>
+      </w:pPr>
+      <w:r>
+        <w:t>Teacher key · Selected case answer</w:t>
+      </w:r>
+    </w:p>
+    <w:p>
+      <w:pPr>
+        <w:spacing w:line="336" w:lineRule="auto" w:after="180"/>
+        <w:shd w:fill="F1F6FC"/>
+      </w:pPr>
+      <w:r>
+        <w:rPr>
+          <w:b w:val="0"/>
+        </w:rPr>
+        <w:t>Teacher explanation: 8/10=</w:t>
+      </w:r>
+      <w:r>
+        <w:rPr>
+          <w:b/>
+        </w:rPr>
+        <w:t>80%</w:t>
+      </w:r>
+      <w:r>
+        <w:rPr>
+          <w:b w:val="0"/>
+        </w:rPr>
+        <w:t xml:space="preserve"> completed pass, coverage10/12 and2 unassessed; state all denominators. Do not imply12 observed outcomes.</w:t>
       </w:r>
     </w:p>
     <w:tbl>
@@ -1759,67 +3470,257 @@
       </w:tr>
     </w:tbl>
     <w:p>
-      <w:r>
-        <w:t>Record each dimension as not yet, with support, or independent. Accept a valid alternative procedure with a defensible trace. Do not penalise an honestly recorded model failure if the learner correctly explains its evidence and limits.</w:t>
+      <w:pPr>
+        <w:pStyle w:val="Heading3"/>
+      </w:pPr>
+      <w:r>
+        <w:t>Teacher key · Selected case answer</w:t>
       </w:r>
     </w:p>
     <w:p>
       <w:pPr>
-        <w:pStyle w:val="Heading3"/>
-      </w:pPr>
-      <w:r>
-        <w:t>Feedback that the learner uses</w:t>
+        <w:spacing w:line="336" w:lineRule="auto" w:after="180"/>
+        <w:shd w:fill="F1F6FC"/>
+      </w:pPr>
+      <w:r>
+        <w:rPr>
+          <w:b w:val="0"/>
+        </w:rPr>
+        <w:t>Record each dimension as not yet, with support, or independent. Accept a valid alternative procedure with a defensible trace.</w:t>
       </w:r>
     </w:p>
     <w:p>
-      <w:r>
-        <w:t>Name the earliest unsupported step and give one action to repair it. Have the learner make that repair now and explain why. Then assess the relevant skill on a fresh, fully specified case. Confirm it was not previously practised with feedback; solve and check the new case before assigning it. A follow-up design prompt is a starting brief, not automatically an equivalent test.</w:t>
+      <w:pPr>
+        <w:spacing w:line="336" w:lineRule="auto" w:after="180"/>
+        <w:shd w:fill="F1F6FC"/>
+      </w:pPr>
+      <w:r>
+        <w:rPr>
+          <w:b w:val="0"/>
+        </w:rPr>
+        <w:t xml:space="preserve">Do not penalise an honestly recorded model failure if the learner correctly explains its </w:t>
+      </w:r>
+      <w:r>
+        <w:rPr>
+          <w:b/>
+        </w:rPr>
+        <w:t>evidence</w:t>
+      </w:r>
+      <w:r>
+        <w:rPr>
+          <w:b w:val="0"/>
+        </w:rPr>
+        <w:t xml:space="preserve"> and limits.</w:t>
       </w:r>
     </w:p>
     <w:p>
       <w:pPr>
-        <w:pStyle w:val="Heading1"/>
-      </w:pPr>
-      <w:r>
-        <w:t>06. Connect the project, support and next lesson</w:t>
+        <w:pStyle w:val="Heading3"/>
+      </w:pPr>
+      <w:r>
+        <w:t>Feedback that the learner uses</w:t>
       </w:r>
     </w:p>
     <w:p>
-      <w:r>
-        <w:t>For Reproducible AI Research Study, use this week’s independent task as a rehearsal for the final evidence pack: Manuscript says12 evaluated cases, raw record has10 completed and2 missing with8 passes. Correct the summary. Keep actual observations separate from expected results, preserve failures, compare a baseline and explain the limits.</w:t>
+      <w:pPr>
+        <w:spacing w:line="336" w:lineRule="auto" w:after="180"/>
+      </w:pPr>
+      <w:r>
+        <w:rPr>
+          <w:b w:val="0"/>
+        </w:rPr>
+        <w:t>Name the earliest unsupported step and give one action to repair it. Have the learner make that repair now and explain why. Then assess the relevant skill on a fresh, fully specified case.</w:t>
       </w:r>
     </w:p>
     <w:p>
-      <w:r>
-        <w:t>Provide an input/procedure/result/limit frame and a calculator when needed. Ask students to identify the first step before completing the whole trace. Extension: compare two concrete variants of this mechanism while holding unrelated conditions fixed; report both successful and unsuccessful outcomes.</w:t>
+      <w:pPr>
+        <w:spacing w:line="336" w:lineRule="auto" w:after="180"/>
+      </w:pPr>
+      <w:r>
+        <w:rPr>
+          <w:b w:val="0"/>
+        </w:rPr>
+        <w:t>Confirm it was not previously practised with feedback; solve and check the new case before assigning it. A follow-up design prompt is a starting brief, not automatically an equivalent test.</w:t>
       </w:r>
     </w:p>
     <w:p>
-      <w:r>
-        <w:t>Next connection: Presentation and challenge session. Preserve the current case record and retrieve its evidence boundary before moving on.</w:t>
+      <w:pPr>
+        <w:pStyle w:val="Heading1"/>
+      </w:pPr>
+      <w:r>
+        <w:t>06. Connect the project, support and next lesson</w:t>
       </w:r>
     </w:p>
     <w:p>
       <w:r>
-        <w:t>Retain the project ledger and assess a changed case after support. Check the relevant prerequisite before carrying this component forward.</w:t>
+        <w:t>Connect Final project manuscript to Reproducible AI Research Study, adapt support and plan a later changed-case check.</w:t>
       </w:r>
     </w:p>
     <w:p>
       <w:pPr>
-        <w:pStyle w:val="Heading3"/>
-      </w:pPr>
-      <w:r>
-        <w:t>Plan the delayed return</w:t>
+        <w:spacing w:line="336" w:lineRule="auto" w:after="180"/>
+      </w:pPr>
+      <w:r>
+        <w:rPr>
+          <w:b w:val="0"/>
+        </w:rPr>
+        <w:t xml:space="preserve">For Reproducible AI Research Study, use this week’s independent task as a rehearsal for the final </w:t>
+      </w:r>
+      <w:r>
+        <w:rPr>
+          <w:b/>
+        </w:rPr>
+        <w:t>evidence</w:t>
+      </w:r>
+      <w:r>
+        <w:rPr>
+          <w:b w:val="0"/>
+        </w:rPr>
+        <w:t xml:space="preserve"> pack: Manuscript says12 evaluated cases, raw record has10 completed and2 missing with8 passes. Correct the summary.</w:t>
       </w:r>
     </w:p>
     <w:p>
-      <w:r>
-        <w:t>Suggested return points in this level: ai-7/35. Use actual classroom dates, adjusting for holidays and gaps. One, three and six teaching weeks are scheduling choices, not a claimed optimal spacing.</w:t>
+      <w:pPr>
+        <w:spacing w:line="336" w:lineRule="auto" w:after="180"/>
+      </w:pPr>
+      <w:r>
+        <w:rPr>
+          <w:b w:val="0"/>
+        </w:rPr>
+        <w:t xml:space="preserve">Keep actual </w:t>
+      </w:r>
+      <w:r>
+        <w:rPr>
+          <w:b/>
+        </w:rPr>
+        <w:t>observation</w:t>
+      </w:r>
+      <w:r>
+        <w:rPr>
+          <w:b w:val="0"/>
+        </w:rPr>
+        <w:t>s separate from expected results, preserve failures, compare a baseline and explain the limits.</w:t>
       </w:r>
     </w:p>
     <w:p>
-      <w:r>
-        <w:t>At a delayed check, ask for the idea from memory and a changed application. Compare with the earlier independent response and record support used. For a new level, revisit the previous capstone before checking the new prerequisites.</w:t>
+      <w:pPr>
+        <w:spacing w:line="336" w:lineRule="auto" w:after="180"/>
+      </w:pPr>
+      <w:r>
+        <w:rPr>
+          <w:b w:val="0"/>
+        </w:rPr>
+        <w:t xml:space="preserve">Provide an </w:t>
+      </w:r>
+      <w:r>
+        <w:rPr>
+          <w:b/>
+        </w:rPr>
+        <w:t>input</w:t>
+      </w:r>
+      <w:r>
+        <w:rPr>
+          <w:b w:val="0"/>
+        </w:rPr>
+        <w:t>/procedure/result/limit frame and a calculator when needed. Ask students to identify the first step before completing the whole trace.</w:t>
+      </w:r>
+    </w:p>
+    <w:p>
+      <w:pPr>
+        <w:spacing w:line="336" w:lineRule="auto" w:after="180"/>
+      </w:pPr>
+      <w:r>
+        <w:rPr>
+          <w:b w:val="0"/>
+        </w:rPr>
+        <w:t xml:space="preserve">Extension: compare two concrete variants of this </w:t>
+      </w:r>
+      <w:r>
+        <w:rPr>
+          <w:b/>
+        </w:rPr>
+        <w:t>mechanism</w:t>
+      </w:r>
+      <w:r>
+        <w:rPr>
+          <w:b w:val="0"/>
+        </w:rPr>
+        <w:t xml:space="preserve"> while holding unrelated conditions fixed; report both successful and unsuccessful outcomes.</w:t>
+      </w:r>
+    </w:p>
+    <w:p>
+      <w:pPr>
+        <w:spacing w:line="336" w:lineRule="auto" w:after="180"/>
+      </w:pPr>
+      <w:r>
+        <w:rPr>
+          <w:b w:val="0"/>
+        </w:rPr>
+        <w:t xml:space="preserve">Next connection: Presentation and challenge session. Preserve the current case record and retrieve its </w:t>
+      </w:r>
+      <w:r>
+        <w:rPr>
+          <w:b/>
+        </w:rPr>
+        <w:t>evidence</w:t>
+      </w:r>
+      <w:r>
+        <w:rPr>
+          <w:b w:val="0"/>
+        </w:rPr>
+        <w:t xml:space="preserve"> boundary before moving on.</w:t>
+      </w:r>
+    </w:p>
+    <w:p>
+      <w:pPr>
+        <w:spacing w:line="336" w:lineRule="auto" w:after="180"/>
+      </w:pPr>
+      <w:r>
+        <w:rPr>
+          <w:b w:val="0"/>
+        </w:rPr>
+        <w:t>Retain the project ledger and assess a changed case after support. Check the relevant prerequisite before carrying this component forward.</w:t>
+      </w:r>
+    </w:p>
+    <w:p>
+      <w:pPr>
+        <w:pStyle w:val="Heading3"/>
+      </w:pPr>
+      <w:r>
+        <w:t>Plan the delayed return</w:t>
+      </w:r>
+    </w:p>
+    <w:p>
+      <w:pPr>
+        <w:spacing w:line="336" w:lineRule="auto" w:after="180"/>
+      </w:pPr>
+      <w:r>
+        <w:rPr>
+          <w:b w:val="0"/>
+        </w:rPr>
+        <w:t>Suggested return points in this level: ai-7/35. Use actual classroom dates, adjusting for holidays and gaps. One, three and six teaching weeks are scheduling choices, not a claimed optimal spacing.</w:t>
+      </w:r>
+    </w:p>
+    <w:p>
+      <w:pPr>
+        <w:spacing w:line="336" w:lineRule="auto" w:after="180"/>
+      </w:pPr>
+      <w:r>
+        <w:rPr>
+          <w:b w:val="0"/>
+        </w:rPr>
+        <w:t>At a delayed check, ask for the idea from memory and a changed application. Compare with the earlier independent response and record support used.</w:t>
+      </w:r>
+    </w:p>
+    <w:p>
+      <w:pPr>
+        <w:spacing w:line="336" w:lineRule="auto" w:after="180"/>
+      </w:pPr>
+      <w:r>
+        <w:rPr>
+          <w:b w:val="0"/>
+        </w:rPr>
+        <w:t>For a new level, revisit the previous capstone before checking the new prerequisites.</w:t>
       </w:r>
     </w:p>
     <w:tbl>
@@ -1979,8 +3880,26 @@
       </w:tr>
     </w:tbl>
     <w:p>
-      <w:r>
-        <w:t>Use the evidence to choose reteaching or the next step. A completed page, confidence rating or attractive project does not by itself demonstrate understanding.</w:t>
+      <w:pPr>
+        <w:spacing w:line="336" w:lineRule="auto" w:after="180"/>
+      </w:pPr>
+      <w:r>
+        <w:rPr>
+          <w:b w:val="0"/>
+        </w:rPr>
+        <w:t xml:space="preserve">Use the </w:t>
+      </w:r>
+      <w:r>
+        <w:rPr>
+          <w:b/>
+        </w:rPr>
+        <w:t>evidence</w:t>
+      </w:r>
+      <w:r>
+        <w:rPr>
+          <w:b w:val="0"/>
+        </w:rPr>
+        <w:t xml:space="preserve"> to choose reteaching or the next step. A completed page, confidence rating or attractive project does not by itself demonstrate understanding.</w:t>
       </w:r>
     </w:p>
     <w:p>
@@ -1992,7 +3911,13 @@
       </w:r>
     </w:p>
     <w:p>
-      <w:r>
+      <w:pPr>
+        <w:spacing w:line="336" w:lineRule="auto" w:after="180"/>
+      </w:pPr>
+      <w:r>
+        <w:rPr>
+          <w:b w:val="0"/>
+        </w:rPr>
         <w:t>For the Reproducible AI Research Study, retain an annotated worked trace and the changed-case reasoning. Connect the claim to its records, units and assumptions so another investigator can challenge or reproduce it.</w:t>
       </w:r>
     </w:p>
@@ -2006,12 +3931,62 @@
     </w:p>
     <w:p>
       <w:r>
-        <w:t>Teaching target: Explain the mechanism and terminology of final project manuscript</w:t>
+        <w:t>Use this preparation summary alongside the detailed Final project manuscript lesson; it is a checklist rather than a replacement for the full sequence.</w:t>
       </w:r>
     </w:p>
     <w:p>
-      <w:r>
-        <w:t>Prepare the labelled worked-case picture, the matching workbook, fictional input cards and a place for individual responses. Check a local Python 3 environment before class; have a paper-trace version ready.</w:t>
+      <w:pPr>
+        <w:pStyle w:val="Heading3"/>
+      </w:pPr>
+      <w:r>
+        <w:t>Teaching target</w:t>
+      </w:r>
+    </w:p>
+    <w:p>
+      <w:pPr>
+        <w:spacing w:line="336" w:lineRule="auto" w:after="180"/>
+        <w:shd w:fill="EDF7F3"/>
+      </w:pPr>
+      <w:r>
+        <w:rPr>
+          <w:b w:val="0"/>
+        </w:rPr>
+        <w:t xml:space="preserve">Teaching target: Explain the </w:t>
+      </w:r>
+      <w:r>
+        <w:rPr>
+          <w:b/>
+        </w:rPr>
+        <w:t>mechanism</w:t>
+      </w:r>
+      <w:r>
+        <w:rPr>
+          <w:b w:val="0"/>
+        </w:rPr>
+        <w:t xml:space="preserve"> and terminology of final project manuscript</w:t>
+      </w:r>
+    </w:p>
+    <w:p>
+      <w:pPr>
+        <w:spacing w:line="336" w:lineRule="auto" w:after="180"/>
+      </w:pPr>
+      <w:r>
+        <w:rPr>
+          <w:b w:val="0"/>
+        </w:rPr>
+        <w:t xml:space="preserve">Prepare the labelled worked-case picture, the matching workbook, fictional </w:t>
+      </w:r>
+      <w:r>
+        <w:rPr>
+          <w:b/>
+        </w:rPr>
+        <w:t>input</w:t>
+      </w:r>
+      <w:r>
+        <w:rPr>
+          <w:b w:val="0"/>
+        </w:rPr>
+        <w:t xml:space="preserve"> cards and a place for individual responses. Check a local Python 3 environment before class; have a paper-trace version ready.</w:t>
       </w:r>
     </w:p>
     <w:tbl>
@@ -2158,37 +4133,183 @@
       </w:tr>
     </w:tbl>
     <w:p>
-      <w:r>
+      <w:pPr>
+        <w:spacing w:line="336" w:lineRule="auto" w:after="180"/>
+      </w:pPr>
+      <w:r>
+        <w:rPr>
+          <w:b w:val="0"/>
+        </w:rPr>
         <w:t>Before class, solve the supported practice: Abstract says100% success; results table shows18/20, and two failures are omitted from the figure. Show the intermediate steps and give the conclusion with its scope.</w:t>
       </w:r>
     </w:p>
     <w:p>
-      <w:r>
-        <w:t>Reasoned practice answer: Teacher explanation: Correct to90% over20 with two failures; restore figure and align abstract/table/run. Do not hide failures to preserve the headline.</w:t>
+      <w:pPr>
+        <w:pStyle w:val="Heading3"/>
+      </w:pPr>
+      <w:r>
+        <w:t>Supported practice answer</w:t>
       </w:r>
     </w:p>
     <w:p>
-      <w:r>
-        <w:t>Check every learner before discussion: Use the worked case for Final project manuscript. Proposed explanation: “The worked result establishes every future case”. Decide whether this explanation is supported. Point to the step or supplied fact that decides; explain your repair if needed.</w:t>
+      <w:pPr>
+        <w:spacing w:line="336" w:lineRule="auto" w:after="180"/>
+        <w:shd w:fill="F1F6FC"/>
+      </w:pPr>
+      <w:r>
+        <w:rPr>
+          <w:b w:val="0"/>
+        </w:rPr>
+        <w:t>Reasoned practice answer: Teacher explanation: Correct to90% over20 with two failures; restore figure and align abstract/table/run. Do not hide failures to preserve the headline.</w:t>
       </w:r>
     </w:p>
     <w:p>
-      <w:r>
-        <w:t>Misconception repair: A manuscript is ready only when its claims and artifacts align; formatting alone cannot certify evidence.</w:t>
+      <w:pPr>
+        <w:spacing w:line="336" w:lineRule="auto" w:after="180"/>
+      </w:pPr>
+      <w:r>
+        <w:rPr>
+          <w:b w:val="0"/>
+        </w:rPr>
+        <w:t>Check every learner before discussion: Use the worked case for Final project manuscript. Proposed explanation: “The worked result establishes every future case”. Decide whether this explanation is supported.</w:t>
       </w:r>
     </w:p>
     <w:p>
-      <w:r>
-        <w:t>Support: read the exact case aloud, enlarge the labelled picture, supply input cards and model only the first deciding step. Accept a spoken explanation or drawing; retain the reasoning goal.</w:t>
+      <w:pPr>
+        <w:spacing w:line="336" w:lineRule="auto" w:after="180"/>
+      </w:pPr>
+      <w:r>
+        <w:rPr>
+          <w:b w:val="0"/>
+        </w:rPr>
+        <w:t>Point to the step or supplied fact that decides; explain your repair if needed.</w:t>
       </w:r>
     </w:p>
     <w:p>
-      <w:r>
-        <w:t>Extension: The abstract calls the study a test on ten independent plants. Require a prediction and a reason before comparing. Expected result: Correct it to five plants with two views each. Reason: The source-object count, not the photo count, defines the independent plants.</w:t>
+      <w:pPr>
+        <w:pStyle w:val="Heading3"/>
+      </w:pPr>
+      <w:r>
+        <w:t>Repair the misconception</w:t>
       </w:r>
     </w:p>
     <w:p>
-      <w:r>
+      <w:pPr>
+        <w:spacing w:line="336" w:lineRule="auto" w:after="180"/>
+        <w:shd w:fill="FFF5E6"/>
+      </w:pPr>
+      <w:r>
+        <w:rPr>
+          <w:b w:val="0"/>
+        </w:rPr>
+        <w:t xml:space="preserve">Misconception repair: A manuscript is ready only when its claims and artifacts align; formatting alone cannot certify </w:t>
+      </w:r>
+      <w:r>
+        <w:rPr>
+          <w:b/>
+        </w:rPr>
+        <w:t>evidence</w:t>
+      </w:r>
+      <w:r>
+        <w:rPr>
+          <w:b w:val="0"/>
+        </w:rPr>
+        <w:t>.</w:t>
+      </w:r>
+    </w:p>
+    <w:p>
+      <w:pPr>
+        <w:pStyle w:val="Heading3"/>
+      </w:pPr>
+      <w:r>
+        <w:t>Support without giving away the answer</w:t>
+      </w:r>
+    </w:p>
+    <w:p>
+      <w:pPr>
+        <w:spacing w:line="336" w:lineRule="auto" w:after="180"/>
+        <w:shd w:fill="F1F6F8"/>
+      </w:pPr>
+      <w:r>
+        <w:rPr>
+          <w:b w:val="0"/>
+        </w:rPr>
+        <w:t xml:space="preserve">Support: read the exact case aloud, enlarge the labelled picture, supply </w:t>
+      </w:r>
+      <w:r>
+        <w:rPr>
+          <w:b/>
+        </w:rPr>
+        <w:t>input</w:t>
+      </w:r>
+      <w:r>
+        <w:rPr>
+          <w:b w:val="0"/>
+        </w:rPr>
+        <w:t xml:space="preserve"> cards and model only the first deciding step. Accept a spoken explanation or drawing; retain the reasoning goal.</w:t>
+      </w:r>
+    </w:p>
+    <w:p>
+      <w:pPr>
+        <w:pStyle w:val="Heading3"/>
+      </w:pPr>
+      <w:r>
+        <w:t>Extend the reasoning</w:t>
+      </w:r>
+    </w:p>
+    <w:p>
+      <w:pPr>
+        <w:spacing w:line="336" w:lineRule="auto" w:after="180"/>
+        <w:shd w:fill="F5F1FB"/>
+      </w:pPr>
+      <w:r>
+        <w:rPr>
+          <w:b w:val="0"/>
+        </w:rPr>
+        <w:t xml:space="preserve">Extension: The abstract calls the study a test on ten independent plants. Require a </w:t>
+      </w:r>
+      <w:r>
+        <w:rPr>
+          <w:b/>
+        </w:rPr>
+        <w:t>prediction</w:t>
+      </w:r>
+      <w:r>
+        <w:rPr>
+          <w:b w:val="0"/>
+        </w:rPr>
+        <w:t xml:space="preserve"> and a reason before comparing. Expected result: Correct it to five plants with two views each.</w:t>
+      </w:r>
+    </w:p>
+    <w:p>
+      <w:pPr>
+        <w:spacing w:line="336" w:lineRule="auto" w:after="180"/>
+        <w:shd w:fill="F5F1FB"/>
+      </w:pPr>
+      <w:r>
+        <w:rPr>
+          <w:b w:val="0"/>
+        </w:rPr>
+        <w:t>Reason: The source-object count, not the photo count, defines the independent plants.</w:t>
+      </w:r>
+    </w:p>
+    <w:p>
+      <w:pPr>
+        <w:pStyle w:val="Heading3"/>
+      </w:pPr>
+      <w:r>
+        <w:t>Protect the independent attempt</w:t>
+      </w:r>
+    </w:p>
+    <w:p>
+      <w:pPr>
+        <w:spacing w:line="336" w:lineRule="auto" w:after="180"/>
+        <w:shd w:fill="FFF5E6"/>
+      </w:pPr>
+      <w:r>
+        <w:rPr>
+          <w:b w:val="0"/>
+        </w:rPr>
         <w:t>Independent assessment: withhold the reserved answer until the learner has attempted the new case. Record support separately from correctness.</w:t>
       </w:r>
     </w:p>
@@ -2377,46 +4498,958 @@
       </w:tr>
     </w:tbl>
     <w:p>
-      <w:r>
-        <w:t>Project checkpoint: Present and defend. Demonstrate the system, explain one failure and justify the next improvement with evidence.</w:t>
+      <w:pPr>
+        <w:pStyle w:val="Heading3"/>
+      </w:pPr>
+      <w:r>
+        <w:t>Project checkpoint</w:t>
       </w:r>
     </w:p>
     <w:p>
-      <w:r>
-        <w:t>Use the weekly teacher answer for topic-specific reasoning. A saved progress tick is an activity record; judge mastery from the learner’s explanation and evidence.</w:t>
+      <w:pPr>
+        <w:spacing w:line="336" w:lineRule="auto" w:after="180"/>
+        <w:shd w:fill="EDF7F3"/>
+      </w:pPr>
+      <w:r>
+        <w:rPr>
+          <w:b w:val="0"/>
+        </w:rPr>
+        <w:t xml:space="preserve">Project checkpoint: Present and defend. Demonstrate the system, explain one failure and justify the next improvement with </w:t>
+      </w:r>
+      <w:r>
+        <w:rPr>
+          <w:b/>
+        </w:rPr>
+        <w:t>evidence</w:t>
+      </w:r>
+      <w:r>
+        <w:rPr>
+          <w:b w:val="0"/>
+        </w:rPr>
+        <w:t>.</w:t>
       </w:r>
     </w:p>
     <w:p>
       <w:pPr>
-        <w:pStyle w:val="Heading1"/>
-      </w:pPr>
-      <w:r>
-        <w:t>08. Use feedback, labs and repair paths</w:t>
+        <w:spacing w:line="336" w:lineRule="auto" w:after="180"/>
+      </w:pPr>
+      <w:r>
+        <w:rPr>
+          <w:b w:val="0"/>
+        </w:rPr>
+        <w:t xml:space="preserve">Use the weekly teacher answer for topic-specific reasoning. A saved progress tick is an activity record; judge mastery from the learner’s explanation and </w:t>
+      </w:r>
+      <w:r>
+        <w:rPr>
+          <w:b/>
+        </w:rPr>
+        <w:t>evidence</w:t>
+      </w:r>
+      <w:r>
+        <w:rPr>
+          <w:b w:val="0"/>
+        </w:rPr>
+        <w:t>.</w:t>
       </w:r>
     </w:p>
     <w:p>
-      <w:r>
-        <w:t>Use the two formative questions as supported practice, not as independent mastery scores. Discuss the deciding evidence rather than accepting a guessed selection.</w:t>
+      <w:pPr>
+        <w:pStyle w:val="Heading1"/>
+      </w:pPr>
+      <w:r>
+        <w:t>08. Use feedback, labs and repair paths</w:t>
       </w:r>
     </w:p>
     <w:p>
       <w:r>
-        <w:t>The feedback comes from the reviewed public worked case. Do not reveal the separately reserved independent teacher answer until the learner has attempted that case.</w:t>
+        <w:t>Use feedback, earlier review and portfolios purposefully. Apply the coding routine only when this lesson has an executable lab.</w:t>
       </w:r>
     </w:p>
     <w:p>
-      <w:r>
-        <w:t>Ask students to predict before running code. Preserve errors and actual outputs; collect a changed test and an explanation. The branch-boundary and indexing lessons deliberately include failure cases.</w:t>
+      <w:pPr>
+        <w:spacing w:line="336" w:lineRule="auto" w:after="180"/>
+      </w:pPr>
+      <w:r>
+        <w:rPr>
+          <w:b w:val="0"/>
+        </w:rPr>
+        <w:t xml:space="preserve">Use the two formative questions as supported practice, not as independent mastery scores. Discuss the deciding </w:t>
+      </w:r>
+      <w:r>
+        <w:rPr>
+          <w:b/>
+        </w:rPr>
+        <w:t>evidence</w:t>
+      </w:r>
+      <w:r>
+        <w:rPr>
+          <w:b w:val="0"/>
+        </w:rPr>
+        <w:t xml:space="preserve"> rather than accepting a guessed selection.</w:t>
       </w:r>
     </w:p>
     <w:p>
-      <w:r>
-        <w:t>Use the earlier worked-explanation links to address a specific missing building block, then return to the current question. Adapt this suggestion after observing the learner; it is not an automatic diagnosis.</w:t>
+      <w:pPr>
+        <w:spacing w:line="336" w:lineRule="auto" w:after="180"/>
+      </w:pPr>
+      <w:r>
+        <w:rPr>
+          <w:b w:val="0"/>
+        </w:rPr>
+        <w:t>The feedback comes from the reviewed public worked case. Do not reveal the separately reserved independent teacher answer until the learner has attempted that case.</w:t>
       </w:r>
     </w:p>
     <w:p>
-      <w:r>
-        <w:t>Collect the completed-work portfolio as evidence. Record support separately from correctness, and assess explanation, trace/test and limitations. Progress ticks and quiz selections alone do not establish mastery.</w:t>
+      <w:pPr>
+        <w:pStyle w:val="Heading3"/>
+      </w:pPr>
+      <w:r>
+        <w:t>For later coding lessons</w:t>
+      </w:r>
+    </w:p>
+    <w:p>
+      <w:r>
+        <w:t>This week has no code block. Use this routine when a later lesson includes an executable lab.</w:t>
+      </w:r>
+    </w:p>
+    <w:p>
+      <w:pPr>
+        <w:spacing w:line="336" w:lineRule="auto" w:after="180"/>
+        <w:shd w:fill="F1F6F8"/>
+      </w:pPr>
+      <w:r>
+        <w:rPr>
+          <w:b w:val="0"/>
+        </w:rPr>
+        <w:t xml:space="preserve">Ask students to predict before running code. Preserve errors and actual </w:t>
+      </w:r>
+      <w:r>
+        <w:rPr>
+          <w:b/>
+        </w:rPr>
+        <w:t>output</w:t>
+      </w:r>
+      <w:r>
+        <w:rPr>
+          <w:b w:val="0"/>
+        </w:rPr>
+        <w:t>s; collect a changed test and an explanation. The branch-boundary and indexing lessons deliberately include failure cases.</w:t>
+      </w:r>
+    </w:p>
+    <w:p>
+      <w:pPr>
+        <w:spacing w:line="336" w:lineRule="auto" w:after="180"/>
+      </w:pPr>
+      <w:r>
+        <w:rPr>
+          <w:b w:val="0"/>
+        </w:rPr>
+        <w:t>Use the earlier worked-explanation links to address a specific missing building block, then return to the current question. Adapt this suggestion after observing the learner; it is not an automatic diagnosis.</w:t>
+      </w:r>
+    </w:p>
+    <w:p>
+      <w:pPr>
+        <w:spacing w:line="336" w:lineRule="auto" w:after="180"/>
+      </w:pPr>
+      <w:r>
+        <w:rPr>
+          <w:b w:val="0"/>
+        </w:rPr>
+        <w:t xml:space="preserve">Collect the completed-work portfolio as </w:t>
+      </w:r>
+      <w:r>
+        <w:rPr>
+          <w:b/>
+        </w:rPr>
+        <w:t>evidence</w:t>
+      </w:r>
+      <w:r>
+        <w:rPr>
+          <w:b w:val="0"/>
+        </w:rPr>
+        <w:t>. Record support separately from correctness, and assess explanation, trace/test and limitations. Progress ticks and quiz selections alone do not establish mastery.</w:t>
+      </w:r>
+    </w:p>
+    <w:p>
+      <w:pPr>
+        <w:pStyle w:val="Heading1"/>
+      </w:pPr>
+      <w:r>
+        <w:t>09. Visual concept journey</w:t>
+      </w:r>
+    </w:p>
+    <w:p>
+      <w:r>
+        <w:t>Show one Final project manuscript graphic at a time, request a prediction and discuss its trace before the independent assessment.</w:t>
+      </w:r>
+    </w:p>
+    <w:p>
+      <w:pPr>
+        <w:spacing w:line="336" w:lineRule="auto" w:after="180"/>
+      </w:pPr>
+      <w:r>
+        <w:rPr>
+          <w:b w:val="0"/>
+        </w:rPr>
+        <w:t xml:space="preserve">Use one picture at a time. Hide a worked result before asking for a </w:t>
+      </w:r>
+      <w:r>
+        <w:rPr>
+          <w:b/>
+        </w:rPr>
+        <w:t>prediction</w:t>
+      </w:r>
+      <w:r>
+        <w:rPr>
+          <w:b w:val="0"/>
+        </w:rPr>
+        <w:t>, then reveal it for feedback. These are supported teaching cases; retain the separate independent assessment for a fresh first attempt.</w:t>
+      </w:r>
+    </w:p>
+    <w:p>
+      <w:pPr>
+        <w:pStyle w:val="Heading3"/>
+      </w:pPr>
+      <w:r>
+        <w:t>01. Final project manuscript: the case</w:t>
+      </w:r>
+    </w:p>
+    <w:p>
+      <w:r>
+        <w:drawing>
+          <wp:inline xmlns:a="http://schemas.openxmlformats.org/drawingml/2006/main" xmlns:pic="http://schemas.openxmlformats.org/drawingml/2006/picture">
+            <wp:extent cx="5486400" cy="2834640"/>
+            <wp:docPr id="3" name="Picture 3" descr="Build a manuscript from claim to record. A capstone manuscript compares two frozen pattern classifiers on ten reserved cases. Supplied facts: A is correct on 7/10; B on 8/10. All cases are indoor, from five plants with two views each."/>
+            <wp:cNvGraphicFramePr>
+              <a:graphicFrameLocks noChangeAspect="1"/>
+            </wp:cNvGraphicFramePr>
+            <a:graphic>
+              <a:graphicData uri="http://schemas.openxmlformats.org/drawingml/2006/picture">
+                <pic:pic>
+                  <pic:nvPicPr>
+                    <pic:cNvPr id="0" name="academy-story-ai-7-34-01.png"/>
+                    <pic:cNvPicPr/>
+                  </pic:nvPicPr>
+                  <pic:blipFill>
+                    <a:blip r:embed="rId11"/>
+                    <a:stretch>
+                      <a:fillRect/>
+                    </a:stretch>
+                  </pic:blipFill>
+                  <pic:spPr>
+                    <a:xfrm>
+                      <a:off x="0" y="0"/>
+                      <a:ext cx="5486400" cy="2834640"/>
+                    </a:xfrm>
+                    <a:prstGeom prst="rect"/>
+                  </pic:spPr>
+                </pic:pic>
+              </a:graphicData>
+            </a:graphic>
+          </wp:inline>
+        </w:drawing>
+      </w:r>
+    </w:p>
+    <w:p>
+      <w:pPr>
+        <w:spacing w:line="336" w:lineRule="auto" w:after="180"/>
+      </w:pPr>
+      <w:r>
+        <w:rPr>
+          <w:b w:val="0"/>
+        </w:rPr>
+        <w:t>Build a manuscript from claim to record. A capstone manuscript compares two frozen pattern classifiers on ten reserved cases. Supplied facts: A is correct on 7/10; B on 8/10.</w:t>
+      </w:r>
+    </w:p>
+    <w:p>
+      <w:pPr>
+        <w:spacing w:line="336" w:lineRule="auto" w:after="180"/>
+      </w:pPr>
+      <w:r>
+        <w:rPr>
+          <w:b w:val="0"/>
+        </w:rPr>
+        <w:t>All cases are indoor, from five plants with two views each.</w:t>
+      </w:r>
+    </w:p>
+    <w:p>
+      <w:pPr>
+        <w:spacing w:line="336" w:lineRule="auto" w:after="180"/>
+        <w:shd w:fill="F5F1FB"/>
+      </w:pPr>
+      <w:r>
+        <w:rPr>
+          <w:b w:val="0"/>
+        </w:rPr>
+        <w:t>Point to the given fact that matters most. Explain why it matters.</w:t>
+      </w:r>
+    </w:p>
+    <w:p>
+      <w:pPr>
+        <w:pStyle w:val="Heading3"/>
+      </w:pPr>
+      <w:r>
+        <w:t>Discuss while showing the picture</w:t>
+      </w:r>
+    </w:p>
+    <w:p>
+      <w:pPr>
+        <w:spacing w:line="336" w:lineRule="auto" w:after="180"/>
+        <w:shd w:fill="F1F6F8"/>
+      </w:pPr>
+      <w:r>
+        <w:rPr>
+          <w:b w:val="0"/>
+        </w:rPr>
+        <w:t>Teacher prompt: Point to the given fact that matters most. Explain why it matters. Ask learners to describe one label or arrow in ordinary words. Use the adjacent transcript if the image is difficult to see.</w:t>
+      </w:r>
+    </w:p>
+    <w:p>
+      <w:pPr>
+        <w:pStyle w:val="Heading3"/>
+      </w:pPr>
+      <w:r>
+        <w:t>02. Follow the deciding steps</w:t>
+      </w:r>
+    </w:p>
+    <w:p>
+      <w:r>
+        <w:drawing>
+          <wp:inline xmlns:a="http://schemas.openxmlformats.org/drawingml/2006/main" xmlns:pic="http://schemas.openxmlformats.org/drawingml/2006/picture">
+            <wp:extent cx="5486400" cy="4005072"/>
+            <wp:docPr id="4" name="Picture 4" descr="State bounded claim: B adds one correct photo on this indoor set. → Describe dependence: Ten photos come from five plants; report the grouping. → Present results: Show 70% and 80% with counts and case-level outcomes. → Preserve limitations: Do not claim outdoor robustness or ten independent plants."/>
+            <wp:cNvGraphicFramePr>
+              <a:graphicFrameLocks noChangeAspect="1"/>
+            </wp:cNvGraphicFramePr>
+            <a:graphic>
+              <a:graphicData uri="http://schemas.openxmlformats.org/drawingml/2006/picture">
+                <pic:pic>
+                  <pic:nvPicPr>
+                    <pic:cNvPr id="0" name="academy-story-ai-7-34-02.png"/>
+                    <pic:cNvPicPr/>
+                  </pic:nvPicPr>
+                  <pic:blipFill>
+                    <a:blip r:embed="rId12"/>
+                    <a:stretch>
+                      <a:fillRect/>
+                    </a:stretch>
+                  </pic:blipFill>
+                  <pic:spPr>
+                    <a:xfrm>
+                      <a:off x="0" y="0"/>
+                      <a:ext cx="5486400" cy="4005072"/>
+                    </a:xfrm>
+                    <a:prstGeom prst="rect"/>
+                  </pic:spPr>
+                </pic:pic>
+              </a:graphicData>
+            </a:graphic>
+          </wp:inline>
+        </w:drawing>
+      </w:r>
+    </w:p>
+    <w:p>
+      <w:pPr>
+        <w:spacing w:line="336" w:lineRule="auto" w:after="180"/>
+      </w:pPr>
+      <w:r>
+        <w:rPr>
+          <w:b w:val="0"/>
+        </w:rPr>
+        <w:t xml:space="preserve">State bounded claim: B adds one correct photo on this indoor set. → Describe dependence: Ten photos come from five plants; report the grouping. → Present results: Show </w:t>
+      </w:r>
+      <w:r>
+        <w:rPr>
+          <w:b/>
+        </w:rPr>
+        <w:t>70%</w:t>
+      </w:r>
+      <w:r>
+        <w:rPr>
+          <w:b w:val="0"/>
+        </w:rPr>
+        <w:t xml:space="preserve"> and </w:t>
+      </w:r>
+      <w:r>
+        <w:rPr>
+          <w:b/>
+        </w:rPr>
+        <w:t>80%</w:t>
+      </w:r>
+      <w:r>
+        <w:rPr>
+          <w:b w:val="0"/>
+        </w:rPr>
+        <w:t xml:space="preserve"> with counts and case-level outcomes. → Preserve limitations: Do not claim outdoor robustness or ten independent plants.</w:t>
+      </w:r>
+    </w:p>
+    <w:p>
+      <w:pPr>
+        <w:spacing w:line="336" w:lineRule="auto" w:after="180"/>
+        <w:shd w:fill="F5F1FB"/>
+      </w:pPr>
+      <w:r>
+        <w:rPr>
+          <w:b w:val="0"/>
+        </w:rPr>
+        <w:t xml:space="preserve">Point to each numbered stage and explain which recorded </w:t>
+      </w:r>
+      <w:r>
+        <w:rPr>
+          <w:b/>
+        </w:rPr>
+        <w:t>input</w:t>
+      </w:r>
+      <w:r>
+        <w:rPr>
+          <w:b w:val="0"/>
+        </w:rPr>
+        <w:t xml:space="preserve"> it uses.</w:t>
+      </w:r>
+    </w:p>
+    <w:p>
+      <w:pPr>
+        <w:pStyle w:val="Heading3"/>
+      </w:pPr>
+      <w:r>
+        <w:t>Discuss while showing the picture</w:t>
+      </w:r>
+    </w:p>
+    <w:p>
+      <w:pPr>
+        <w:spacing w:line="336" w:lineRule="auto" w:after="180"/>
+        <w:shd w:fill="F1F6F8"/>
+      </w:pPr>
+      <w:r>
+        <w:rPr>
+          <w:b w:val="0"/>
+        </w:rPr>
+        <w:t xml:space="preserve">Teacher prompt: Point to each numbered stage and explain which recorded </w:t>
+      </w:r>
+      <w:r>
+        <w:rPr>
+          <w:b/>
+        </w:rPr>
+        <w:t>input</w:t>
+      </w:r>
+      <w:r>
+        <w:rPr>
+          <w:b w:val="0"/>
+        </w:rPr>
+        <w:t xml:space="preserve"> it uses. Ask learners to describe one label or arrow in ordinary words. Use the adjacent transcript if the image is difficult to see.</w:t>
+      </w:r>
+    </w:p>
+    <w:p>
+      <w:pPr>
+        <w:pStyle w:val="Heading3"/>
+      </w:pPr>
+      <w:r>
+        <w:t>03. Indoor capstone photo outcomes</w:t>
+      </w:r>
+    </w:p>
+    <w:p>
+      <w:r>
+        <w:drawing>
+          <wp:inline xmlns:a="http://schemas.openxmlformats.org/drawingml/2006/main" xmlns:pic="http://schemas.openxmlformats.org/drawingml/2006/picture">
+            <wp:extent cx="5486400" cy="2834640"/>
+            <wp:docPr id="5" name="Picture 5" descr="Indoor capstone photo outcomes. Units: correct photos out of 10; five plants. A: 7. B: 8."/>
+            <wp:cNvGraphicFramePr>
+              <a:graphicFrameLocks noChangeAspect="1"/>
+            </wp:cNvGraphicFramePr>
+            <a:graphic>
+              <a:graphicData uri="http://schemas.openxmlformats.org/drawingml/2006/picture">
+                <pic:pic>
+                  <pic:nvPicPr>
+                    <pic:cNvPr id="0" name="academy-story-ai-7-34-03.png"/>
+                    <pic:cNvPicPr/>
+                  </pic:nvPicPr>
+                  <pic:blipFill>
+                    <a:blip r:embed="rId13"/>
+                    <a:stretch>
+                      <a:fillRect/>
+                    </a:stretch>
+                  </pic:blipFill>
+                  <pic:spPr>
+                    <a:xfrm>
+                      <a:off x="0" y="0"/>
+                      <a:ext cx="5486400" cy="2834640"/>
+                    </a:xfrm>
+                    <a:prstGeom prst="rect"/>
+                  </pic:spPr>
+                </pic:pic>
+              </a:graphicData>
+            </a:graphic>
+          </wp:inline>
+        </w:drawing>
+      </w:r>
+    </w:p>
+    <w:p>
+      <w:pPr>
+        <w:spacing w:line="336" w:lineRule="auto" w:after="180"/>
+      </w:pPr>
+      <w:r>
+        <w:rPr>
+          <w:b w:val="0"/>
+        </w:rPr>
+        <w:t>Indoor capstone photo outcomes. Units: correct photos out of 10; five plants. A: 7. B: 8.</w:t>
+      </w:r>
+    </w:p>
+    <w:p>
+      <w:pPr>
+        <w:spacing w:line="336" w:lineRule="auto" w:after="180"/>
+        <w:shd w:fill="F5F1FB"/>
+      </w:pPr>
+      <w:r>
+        <w:rPr>
+          <w:b w:val="0"/>
+        </w:rPr>
+        <w:t>Read the labels and values. Explain the relationship the model shows.</w:t>
+      </w:r>
+    </w:p>
+    <w:p>
+      <w:pPr>
+        <w:pStyle w:val="Heading3"/>
+      </w:pPr>
+      <w:r>
+        <w:t>Discuss while showing the picture</w:t>
+      </w:r>
+    </w:p>
+    <w:p>
+      <w:pPr>
+        <w:spacing w:line="336" w:lineRule="auto" w:after="180"/>
+        <w:shd w:fill="F1F6F8"/>
+      </w:pPr>
+      <w:r>
+        <w:rPr>
+          <w:b w:val="0"/>
+        </w:rPr>
+        <w:t>Teacher prompt: Read the labels and values. Explain the relationship the model shows. Ask learners to describe one label or arrow in ordinary words. Use the adjacent transcript if the image is difficult to see.</w:t>
+      </w:r>
+    </w:p>
+    <w:p>
+      <w:pPr>
+        <w:spacing w:line="336" w:lineRule="auto" w:after="180"/>
+        <w:shd w:fill="F1F6F8"/>
+      </w:pPr>
+      <w:r>
+        <w:rPr>
+          <w:b w:val="0"/>
+        </w:rPr>
+        <w:t>Check row/column meanings, units and denominators before discussing a difference. Supplied toy values are not real class or model results.</w:t>
+      </w:r>
+    </w:p>
+    <w:p>
+      <w:pPr>
+        <w:pStyle w:val="Heading3"/>
+      </w:pPr>
+      <w:r>
+        <w:t>04. Change one thing. Trace what follows.</w:t>
+      </w:r>
+    </w:p>
+    <w:p>
+      <w:r>
+        <w:drawing>
+          <wp:inline xmlns:a="http://schemas.openxmlformats.org/drawingml/2006/main" xmlns:pic="http://schemas.openxmlformats.org/drawingml/2006/picture">
+            <wp:extent cx="5486400" cy="3026664"/>
+            <wp:docPr id="6" name="Picture 6" descr="Original case: Do not claim outdoor robustness or ten independent plants. Changed condition: The abstract calls the study a test on ten independent plants. Expected result: Correct it to five plants with two views each. Reason: The source-object count, not the photo count, defines the independent plants."/>
+            <wp:cNvGraphicFramePr>
+              <a:graphicFrameLocks noChangeAspect="1"/>
+            </wp:cNvGraphicFramePr>
+            <a:graphic>
+              <a:graphicData uri="http://schemas.openxmlformats.org/drawingml/2006/picture">
+                <pic:pic>
+                  <pic:nvPicPr>
+                    <pic:cNvPr id="0" name="academy-story-ai-7-34-04.png"/>
+                    <pic:cNvPicPr/>
+                  </pic:nvPicPr>
+                  <pic:blipFill>
+                    <a:blip r:embed="rId14"/>
+                    <a:stretch>
+                      <a:fillRect/>
+                    </a:stretch>
+                  </pic:blipFill>
+                  <pic:spPr>
+                    <a:xfrm>
+                      <a:off x="0" y="0"/>
+                      <a:ext cx="5486400" cy="3026664"/>
+                    </a:xfrm>
+                    <a:prstGeom prst="rect"/>
+                  </pic:spPr>
+                </pic:pic>
+              </a:graphicData>
+            </a:graphic>
+          </wp:inline>
+        </w:drawing>
+      </w:r>
+    </w:p>
+    <w:p>
+      <w:pPr>
+        <w:spacing w:line="336" w:lineRule="auto" w:after="180"/>
+      </w:pPr>
+      <w:r>
+        <w:rPr>
+          <w:b w:val="0"/>
+        </w:rPr>
+        <w:t>Original case: Do not claim outdoor robustness or ten independent plants. Changed condition: The abstract calls the study a test on ten independent plants. Expected result: Correct it to five plants with two views each.</w:t>
+      </w:r>
+    </w:p>
+    <w:p>
+      <w:pPr>
+        <w:spacing w:line="336" w:lineRule="auto" w:after="180"/>
+      </w:pPr>
+      <w:r>
+        <w:rPr>
+          <w:b w:val="0"/>
+        </w:rPr>
+        <w:t>Reason: The source-object count, not the photo count, defines the independent plants.</w:t>
+      </w:r>
+    </w:p>
+    <w:p>
+      <w:pPr>
+        <w:spacing w:line="336" w:lineRule="auto" w:after="180"/>
+        <w:shd w:fill="F5F1FB"/>
+      </w:pPr>
+      <w:r>
+        <w:rPr>
+          <w:b w:val="0"/>
+        </w:rPr>
+        <w:t>Predict before checking the worked changed-case result. Name what changed and what the supplied facts allow you to conclude.</w:t>
+      </w:r>
+    </w:p>
+    <w:p>
+      <w:pPr>
+        <w:pStyle w:val="Heading3"/>
+      </w:pPr>
+      <w:r>
+        <w:t>Discuss while showing the picture</w:t>
+      </w:r>
+    </w:p>
+    <w:p>
+      <w:pPr>
+        <w:spacing w:line="336" w:lineRule="auto" w:after="180"/>
+        <w:shd w:fill="F1F6F8"/>
+      </w:pPr>
+      <w:r>
+        <w:rPr>
+          <w:b w:val="0"/>
+        </w:rPr>
+        <w:t>Teacher prompt: Predict before checking the worked changed-case result. Name what changed and what the supplied facts allow you to conclude. Ask learners to describe one label or arrow in ordinary words.</w:t>
+      </w:r>
+    </w:p>
+    <w:p>
+      <w:pPr>
+        <w:spacing w:line="336" w:lineRule="auto" w:after="180"/>
+        <w:shd w:fill="F1F6F8"/>
+      </w:pPr>
+      <w:r>
+        <w:rPr>
+          <w:b w:val="0"/>
+        </w:rPr>
+        <w:t>Use the adjacent transcript if the image is difficult to see. Changed-case reasoning: The source-object count, not the photo count, defines the independent plants.</w:t>
+      </w:r>
+    </w:p>
+    <w:p>
+      <w:pPr>
+        <w:pStyle w:val="Heading3"/>
+      </w:pPr>
+      <w:r>
+        <w:t>05. Connect the explanation to its limit</w:t>
+      </w:r>
+    </w:p>
+    <w:p>
+      <w:r>
+        <w:drawing>
+          <wp:inline xmlns:a="http://schemas.openxmlformats.org/drawingml/2006/main" xmlns:pic="http://schemas.openxmlformats.org/drawingml/2006/picture">
+            <wp:extent cx="5486400" cy="2834640"/>
+            <wp:docPr id="7" name="Picture 7" descr="A final manuscript aligns question, procedure, evidence and scope. Every figure and conclusion should point back to the records that support it. Limit: No population superiority or significance claim is supplied; dependence and sample coverage need explicit treatment."/>
+            <wp:cNvGraphicFramePr>
+              <a:graphicFrameLocks noChangeAspect="1"/>
+            </wp:cNvGraphicFramePr>
+            <a:graphic>
+              <a:graphicData uri="http://schemas.openxmlformats.org/drawingml/2006/picture">
+                <pic:pic>
+                  <pic:nvPicPr>
+                    <pic:cNvPr id="0" name="academy-story-ai-7-34-05.png"/>
+                    <pic:cNvPicPr/>
+                  </pic:nvPicPr>
+                  <pic:blipFill>
+                    <a:blip r:embed="rId15"/>
+                    <a:stretch>
+                      <a:fillRect/>
+                    </a:stretch>
+                  </pic:blipFill>
+                  <pic:spPr>
+                    <a:xfrm>
+                      <a:off x="0" y="0"/>
+                      <a:ext cx="5486400" cy="2834640"/>
+                    </a:xfrm>
+                    <a:prstGeom prst="rect"/>
+                  </pic:spPr>
+                </pic:pic>
+              </a:graphicData>
+            </a:graphic>
+          </wp:inline>
+        </w:drawing>
+      </w:r>
+    </w:p>
+    <w:p>
+      <w:pPr>
+        <w:spacing w:line="336" w:lineRule="auto" w:after="180"/>
+      </w:pPr>
+      <w:r>
+        <w:rPr>
+          <w:b w:val="0"/>
+        </w:rPr>
+        <w:t xml:space="preserve">A final manuscript aligns question, procedure, </w:t>
+      </w:r>
+      <w:r>
+        <w:rPr>
+          <w:b/>
+        </w:rPr>
+        <w:t>evidence</w:t>
+      </w:r>
+      <w:r>
+        <w:rPr>
+          <w:b w:val="0"/>
+        </w:rPr>
+        <w:t xml:space="preserve"> and scope. Every figure and conclusion should point back to the records that support it.</w:t>
+      </w:r>
+    </w:p>
+    <w:p>
+      <w:pPr>
+        <w:spacing w:line="336" w:lineRule="auto" w:after="180"/>
+      </w:pPr>
+      <w:r>
+        <w:rPr>
+          <w:b w:val="0"/>
+        </w:rPr>
+        <w:t>Limit: No population superiority or significance claim is supplied; dependence and sample coverage need explicit treatment.</w:t>
+      </w:r>
+    </w:p>
+    <w:p>
+      <w:pPr>
+        <w:spacing w:line="336" w:lineRule="auto" w:after="180"/>
+        <w:shd w:fill="F5F1FB"/>
+      </w:pPr>
+      <w:r>
+        <w:rPr>
+          <w:b w:val="0"/>
+        </w:rPr>
+        <w:t>Explain the case, then point to a limit on the claim.</w:t>
+      </w:r>
+    </w:p>
+    <w:p>
+      <w:pPr>
+        <w:pStyle w:val="Heading3"/>
+      </w:pPr>
+      <w:r>
+        <w:t>Discuss while showing the picture</w:t>
+      </w:r>
+    </w:p>
+    <w:p>
+      <w:pPr>
+        <w:spacing w:line="336" w:lineRule="auto" w:after="180"/>
+        <w:shd w:fill="F1F6F8"/>
+      </w:pPr>
+      <w:r>
+        <w:rPr>
+          <w:b w:val="0"/>
+        </w:rPr>
+        <w:t>Teacher prompt: Explain the case, then point to a limit on the claim. Ask learners to describe one label or arrow in ordinary words. Use the adjacent transcript if the image is difficult to see.</w:t>
+      </w:r>
+    </w:p>
+    <w:p>
+      <w:pPr>
+        <w:spacing w:line="336" w:lineRule="auto" w:after="180"/>
+        <w:shd w:fill="F1F6F8"/>
+      </w:pPr>
+      <w:r>
+        <w:rPr>
+          <w:b w:val="0"/>
+        </w:rPr>
+        <w:t>Keep the stated scope: No population superiority or significance claim is supplied; dependence and sample coverage need explicit treatment.</w:t>
+      </w:r>
+    </w:p>
+    <w:p>
+      <w:pPr>
+        <w:pStyle w:val="Heading3"/>
+      </w:pPr>
+      <w:r>
+        <w:t>06. Make the idea visible in your project</w:t>
+      </w:r>
+    </w:p>
+    <w:p>
+      <w:r>
+        <w:drawing>
+          <wp:inline xmlns:a="http://schemas.openxmlformats.org/drawingml/2006/main" xmlns:pic="http://schemas.openxmlformats.org/drawingml/2006/picture">
+            <wp:extent cx="5486400" cy="3681984"/>
+            <wp:docPr id="8" name="Picture 8" descr="For the Reproducible AI Research Study, retain an annotated worked trace and the changed-case reasoning. Connect the claim to its records, units and assumptions so another investigator can challenge or reproduce it. Draw your input, deciding step, result and limit. Supported question: Connect the manuscript’s 7/10 and 8/10 scores to the five-plant grouping. Which abstract claim must be corrected if it says ten independent plants?"/>
+            <wp:cNvGraphicFramePr>
+              <a:graphicFrameLocks noChangeAspect="1"/>
+            </wp:cNvGraphicFramePr>
+            <a:graphic>
+              <a:graphicData uri="http://schemas.openxmlformats.org/drawingml/2006/picture">
+                <pic:pic>
+                  <pic:nvPicPr>
+                    <pic:cNvPr id="0" name="academy-story-ai-7-34-06.png"/>
+                    <pic:cNvPicPr/>
+                  </pic:nvPicPr>
+                  <pic:blipFill>
+                    <a:blip r:embed="rId16"/>
+                    <a:stretch>
+                      <a:fillRect/>
+                    </a:stretch>
+                  </pic:blipFill>
+                  <pic:spPr>
+                    <a:xfrm>
+                      <a:off x="0" y="0"/>
+                      <a:ext cx="5486400" cy="3681984"/>
+                    </a:xfrm>
+                    <a:prstGeom prst="rect"/>
+                  </pic:spPr>
+                </pic:pic>
+              </a:graphicData>
+            </a:graphic>
+          </wp:inline>
+        </w:drawing>
+      </w:r>
+    </w:p>
+    <w:p>
+      <w:pPr>
+        <w:spacing w:line="336" w:lineRule="auto" w:after="180"/>
+      </w:pPr>
+      <w:r>
+        <w:rPr>
+          <w:b w:val="0"/>
+        </w:rPr>
+        <w:t>For the Reproducible AI Research Study, retain an annotated worked trace and the changed-case reasoning. Connect the claim to its records, units and assumptions so another investigator can challenge or reproduce it.</w:t>
+      </w:r>
+    </w:p>
+    <w:p>
+      <w:pPr>
+        <w:spacing w:line="336" w:lineRule="auto" w:after="180"/>
+      </w:pPr>
+      <w:r>
+        <w:rPr>
+          <w:b w:val="0"/>
+        </w:rPr>
+        <w:t xml:space="preserve">Draw your </w:t>
+      </w:r>
+      <w:r>
+        <w:rPr>
+          <w:b/>
+        </w:rPr>
+        <w:t>input</w:t>
+      </w:r>
+      <w:r>
+        <w:rPr>
+          <w:b w:val="0"/>
+        </w:rPr>
+        <w:t>, deciding step, result and limit. Supported question: Connect the manuscript’s 7/10 and 8/10 scores to the five-plant grouping. Which abstract claim must be corrected if it says ten independent plants?</w:t>
+      </w:r>
+    </w:p>
+    <w:p>
+      <w:pPr>
+        <w:spacing w:line="336" w:lineRule="auto" w:after="180"/>
+        <w:shd w:fill="F5F1FB"/>
+      </w:pPr>
+      <w:r>
+        <w:rPr>
+          <w:b w:val="0"/>
+        </w:rPr>
+        <w:t xml:space="preserve">Draw your project trace and justify the deciding step using </w:t>
+      </w:r>
+      <w:r>
+        <w:rPr>
+          <w:b/>
+        </w:rPr>
+        <w:t>evidence</w:t>
+      </w:r>
+      <w:r>
+        <w:rPr>
+          <w:b w:val="0"/>
+        </w:rPr>
+        <w:t>.</w:t>
+      </w:r>
+    </w:p>
+    <w:p>
+      <w:pPr>
+        <w:pStyle w:val="Heading3"/>
+      </w:pPr>
+      <w:r>
+        <w:t>Discuss while showing the picture</w:t>
+      </w:r>
+    </w:p>
+    <w:p>
+      <w:pPr>
+        <w:spacing w:line="336" w:lineRule="auto" w:after="180"/>
+        <w:shd w:fill="F1F6F8"/>
+      </w:pPr>
+      <w:r>
+        <w:rPr>
+          <w:b w:val="0"/>
+        </w:rPr>
+        <w:t xml:space="preserve">Teacher prompt: Draw your project trace and justify the deciding step using </w:t>
+      </w:r>
+      <w:r>
+        <w:rPr>
+          <w:b/>
+        </w:rPr>
+        <w:t>evidence</w:t>
+      </w:r>
+      <w:r>
+        <w:rPr>
+          <w:b w:val="0"/>
+        </w:rPr>
+        <w:t>. Ask learners to describe one label or arrow in ordinary words. Use the adjacent transcript if the image is difficult to see.</w:t>
+      </w:r>
+    </w:p>
+    <w:p>
+      <w:pPr>
+        <w:spacing w:line="336" w:lineRule="auto" w:after="180"/>
+        <w:shd w:fill="F1F6F8"/>
+      </w:pPr>
+      <w:r>
+        <w:rPr>
+          <w:b w:val="0"/>
+        </w:rPr>
+        <w:t xml:space="preserve">Supported practice key: B adds one correct photo on this indoor set. Ten photos come from five plants; report the grouping. Show </w:t>
+      </w:r>
+      <w:r>
+        <w:rPr>
+          <w:b/>
+        </w:rPr>
+        <w:t>70%</w:t>
+      </w:r>
+      <w:r>
+        <w:rPr>
+          <w:b w:val="0"/>
+        </w:rPr>
+        <w:t xml:space="preserve"> and </w:t>
+      </w:r>
+      <w:r>
+        <w:rPr>
+          <w:b/>
+        </w:rPr>
+        <w:t>80%</w:t>
+      </w:r>
+      <w:r>
+        <w:rPr>
+          <w:b w:val="0"/>
+        </w:rPr>
+        <w:t xml:space="preserve"> with counts and case-level outcomes.</w:t>
+      </w:r>
+    </w:p>
+    <w:p>
+      <w:pPr>
+        <w:spacing w:line="336" w:lineRule="auto" w:after="180"/>
+        <w:shd w:fill="F1F6F8"/>
+      </w:pPr>
+      <w:r>
+        <w:rPr>
+          <w:b w:val="0"/>
+        </w:rPr>
+        <w:t>Do not claim outdoor robustness or ten independent plants. Changed case: Correct it to five plants with two views each. The source-object count, not the photo count, defines the independent plants.</w:t>
       </w:r>
     </w:p>
     <w:sectPr>

--- a/downloads/teacher/ai-7-week-34.docx
+++ b/downloads/teacher/ai-7-week-34.docx
@@ -137,7 +137,7 @@
           </w:tcPr>
           <w:p>
             <w:r>
-              <w:t>Sections 1–6; record the brief recall in the workbook.</w:t>
+              <w:t>Use Your mission, Notice the evidence, See how it works, Words that unlock the idea and Follow a worked example; record the brief recall in the workbook.</w:t>
             </w:r>
           </w:p>
         </w:tc>
@@ -169,7 +169,7 @@
           </w:tcPr>
           <w:p>
             <w:r>
-              <w:t>Sections 7–10; use the matching workbook W2 and misconception check.</w:t>
+              <w:t>Use Find and repair a mistake, Practise together and Run the investigation, with workbook W2 and Individual reasoning check.</w:t>
             </w:r>
           </w:p>
         </w:tc>
@@ -201,7 +201,7 @@
           </w:tcPr>
           <w:p>
             <w:r>
-              <w:t>Sections 9 and 11–14. Give extra time to finish the full task set; use Section 15 when the week includes a coding lab.</w:t>
+              <w:t>Use Run the investigation, Build your understanding, Connect your project and Show what you know. Reserve further time for the full task set. Use a code example only where one is actually supplied.</w:t>
             </w:r>
           </w:p>
         </w:tc>
@@ -496,7 +496,7 @@
         <w:rPr>
           <w:b w:val="0"/>
         </w:rPr>
-        <w:t>Two 45-minute sessions. A final manuscript integrates question, methods, results, limitations and reproducibility. Each table and claim should point to the correct run.</w:t>
+        <w:t>Compact alternative: two 45-minute sessions for the core explanation and W1–W5 only. The main plan uses three sessions; schedule further time for the complete investigation, project, visual journey and any code examples. A final manuscript integrates question, methods, results, limitations and reproducibility. Each table and claim should point to the correct run.</w:t>
       </w:r>
     </w:p>
     <w:p>
@@ -1903,7 +1903,7 @@
           </w:tcPr>
           <w:p>
             <w:r>
-              <w:t>Explain section 1 and vocabulary. Complete W1 with a mechanism-based explanation.</w:t>
+              <w:t>Explain See how it works and Words that unlock the idea. Complete W1 with a mechanism-based explanation.</w:t>
             </w:r>
           </w:p>
         </w:tc>
@@ -4062,7 +4062,7 @@
           </w:tcPr>
           <w:p>
             <w:r>
-              <w:t>Sections 1–6; record the brief recall in the workbook.</w:t>
+              <w:t>Use Your mission, Notice the evidence, See how it works, Words that unlock the idea and Follow a worked example; record the brief recall in the workbook.</w:t>
             </w:r>
           </w:p>
         </w:tc>
@@ -4094,7 +4094,7 @@
           </w:tcPr>
           <w:p>
             <w:r>
-              <w:t>Sections 7–10; use the matching workbook W2 and misconception check.</w:t>
+              <w:t>Use Find and repair a mistake, Practise together and Run the investigation, with workbook W2 and Individual reasoning check.</w:t>
             </w:r>
           </w:p>
         </w:tc>
@@ -4126,7 +4126,7 @@
           </w:tcPr>
           <w:p>
             <w:r>
-              <w:t>Sections 9 and 11–14. Give extra time to finish the full task set; use Section 15 when the week includes a coding lab.</w:t>
+              <w:t>Use Run the investigation, Build your understanding, Connect your project and Show what you know. Reserve further time for the full task set. Use a code example only where one is actually supplied.</w:t>
             </w:r>
           </w:p>
         </w:tc>

--- a/downloads/teacher/ai-7-week-34.docx
+++ b/downloads/teacher/ai-7-week-34.docx
@@ -25,20 +25,38 @@
         <w:pStyle w:val="Heading1"/>
       </w:pPr>
       <w:r>
-        <w:t>01. Prepare the purpose, prerequisites and materials</w:t>
+        <w:t>Teach the evidence-to-conclusion chain for Final project manuscript</w:t>
       </w:r>
     </w:p>
     <w:p>
       <w:r>
-        <w:t>Prepare Final project manuscript: check the target, prerequisites, resources and adaptable teaching schedule.</w:t>
+        <w:t>Preserve failures, grouping and missing outcomes consistently across abstract, tables, figures and artifacts.</w:t>
       </w:r>
     </w:p>
     <w:p>
-      <w:pPr>
-        <w:pStyle w:val="Heading3"/>
-      </w:pPr>
-      <w:r>
-        <w:t>Teach the learning cycle</w:t>
+      <w:r>
+        <w:t>Model the main case → reveal the picture gradually → probe limits → assess independent reasoning → plan a changed-case return.</w:t>
+      </w:r>
+    </w:p>
+    <w:p>
+      <w:pPr>
+        <w:pStyle w:val="Heading1"/>
+      </w:pPr>
+      <w:r>
+        <w:t>01. Prepare the connected research investigation</w:t>
+      </w:r>
+    </w:p>
+    <w:p>
+      <w:r>
+        <w:t>Keep modelling, shared practice and independent evidence distinct.</w:t>
+      </w:r>
+    </w:p>
+    <w:p>
+      <w:pPr>
+        <w:pStyle w:val="Heading2"/>
+      </w:pPr>
+      <w:r>
+        <w:t>Target and main teaching plan</w:t>
       </w:r>
     </w:p>
     <w:p>
@@ -243,18 +261,21 @@
     </w:p>
     <w:p>
       <w:pPr>
-        <w:pStyle w:val="Heading3"/>
-      </w:pPr>
-      <w:r>
-        <w:t>Retrieval answer guidance</w:t>
+        <w:pStyle w:val="Heading2"/>
+      </w:pPr>
+      <w:r>
+        <w:t>Preparation and prerequisite</w:t>
       </w:r>
     </w:p>
     <w:p>
       <w:pPr>
-        <w:pStyle w:val="Heading3"/>
-      </w:pPr>
-      <w:r>
-        <w:t>Independent reproduction check</w:t>
+        <w:spacing w:line="336" w:lineRule="auto" w:after="180"/>
+      </w:pPr>
+      <w:r>
+        <w:rPr>
+          <w:b w:val="0"/>
+        </w:rPr>
+        <w:t>Lesson and workbook; paper and pencil</w:t>
       </w:r>
     </w:p>
     <w:p>
@@ -265,7 +286,7 @@
         <w:rPr>
           <w:b w:val="0"/>
         </w:rPr>
-        <w:t>Without opening the old lesson, explain one key idea from Independent reproduction check. Give an example and a mistake that the idea helps you avoid.</w:t>
+        <w:t>Calculator and optional local Python 3 for arithmetic; no live API or private data</w:t>
       </w:r>
     </w:p>
     <w:p>
@@ -276,19 +297,7 @@
         <w:rPr>
           <w:b w:val="0"/>
         </w:rPr>
-        <w:t xml:space="preserve">Look for: Explain the </w:t>
-      </w:r>
-      <w:r>
-        <w:rPr>
-          <w:b/>
-        </w:rPr>
-        <w:t>mechanism</w:t>
-      </w:r>
-      <w:r>
-        <w:rPr>
-          <w:b w:val="0"/>
-        </w:rPr>
-        <w:t xml:space="preserve"> and terminology of independent reproduction check</w:t>
+        <w:t>Prepare the fresh retry separately and withhold its solution until after collection</w:t>
       </w:r>
     </w:p>
     <w:p>
@@ -299,7 +308,31 @@
         <w:rPr>
           <w:b w:val="0"/>
         </w:rPr>
-        <w:t>Reference example, not the only acceptable wording: Teacher explanation: Independent reproduction checks whether another operator can use the recorded artifacts to recover the stated computation without hidden help.</w:t>
+        <w:t xml:space="preserve">A result depends on the </w:t>
+      </w:r>
+      <w:r>
+        <w:rPr>
+          <w:b/>
+        </w:rPr>
+        <w:t>input</w:t>
+      </w:r>
+      <w:r>
+        <w:rPr>
+          <w:b w:val="0"/>
+        </w:rPr>
+        <w:t xml:space="preserve">s, procedure and conditions that produced it. Preserve data roles and distinguish observed outcomes from </w:t>
+      </w:r>
+      <w:r>
+        <w:rPr>
+          <w:b/>
+        </w:rPr>
+        <w:t>prediction</w:t>
+      </w:r>
+      <w:r>
+        <w:rPr>
+          <w:b w:val="0"/>
+        </w:rPr>
+        <w:t>s or unmeasured conditions.</w:t>
       </w:r>
     </w:p>
     <w:p>
@@ -310,15 +343,15 @@
         <w:rPr>
           <w:b w:val="0"/>
         </w:rPr>
-        <w:t>Provide manifest, fixture data, code, environment and expected metric definition. Record assistance and mismatches; reproduction is not new-data replication.</w:t>
+        <w:t>If the prior concept cannot be explained, use a short retrieval activity before this chapter.</w:t>
       </w:r>
     </w:p>
     <w:p>
       <w:pPr>
-        <w:pStyle w:val="Heading3"/>
-      </w:pPr>
-      <w:r>
-        <w:t>Writing results and limitations</w:t>
+        <w:pStyle w:val="Heading2"/>
+      </w:pPr>
+      <w:r>
+        <w:t>Opening retrieval</w:t>
       </w:r>
     </w:p>
     <w:p>
@@ -329,7 +362,7 @@
         <w:rPr>
           <w:b w:val="0"/>
         </w:rPr>
-        <w:t>Without opening the old lesson, explain one key idea from Writing results and limitations. Give an example and a mistake that the idea helps you avoid.</w:t>
+        <w:t>Without opening the old lesson, explain one key idea from Independent reproduction check. Give an example and a mistake that the idea helps you avoid.</w:t>
       </w:r>
     </w:p>
     <w:p>
@@ -352,7 +385,7 @@
         <w:rPr>
           <w:b w:val="0"/>
         </w:rPr>
-        <w:t xml:space="preserve"> and terminology of writing results and limitations</w:t>
+        <w:t xml:space="preserve"> and terminology of independent reproduction check</w:t>
       </w:r>
     </w:p>
     <w:p>
@@ -363,7 +396,7 @@
         <w:rPr>
           <w:b w:val="0"/>
         </w:rPr>
-        <w:t>Reference example, not the only acceptable wording: Teacher explanation: Results and limitations should state observed estimates before interpreting them. Separate measured comparisons from causal or deployment claims.</w:t>
+        <w:t>Reference example, not the only acceptable wording: Teacher explanation: Independent reproduction checks whether another operator can use the recorded artifacts to recover the stated computation without hidden help.</w:t>
       </w:r>
     </w:p>
     <w:p>
@@ -374,27 +407,18 @@
         <w:rPr>
           <w:b w:val="0"/>
         </w:rPr>
-        <w:t xml:space="preserve">Give counts, denominators, effect sizes, valid uncertainty and failed conditions. State missing </w:t>
-      </w:r>
-      <w:r>
-        <w:rPr>
-          <w:b/>
-        </w:rPr>
-        <w:t>evidence</w:t>
-      </w:r>
-      <w:r>
-        <w:rPr>
-          <w:b w:val="0"/>
-        </w:rPr>
-        <w:t xml:space="preserve"> and preserve the original primary outcome.</w:t>
+        <w:t>Provide manifest, fixture data, code, environment and expected metric definition. Record assistance and mismatches; reproduction is not new-data replication.</w:t>
       </w:r>
     </w:p>
     <w:p>
       <w:pPr>
-        <w:pStyle w:val="Heading3"/>
-      </w:pPr>
-      <w:r>
-        <w:t>Negative results and claim revision</w:t>
+        <w:spacing w:line="336" w:lineRule="auto" w:after="180"/>
+      </w:pPr>
+      <w:r>
+        <w:rPr>
+          <w:b w:val="0"/>
+        </w:rPr>
+        <w:t>Without opening the old lesson, explain one key idea from Writing results and limitations. Give an example and a mistake that the idea helps you avoid.</w:t>
       </w:r>
     </w:p>
     <w:p>
@@ -405,7 +429,19 @@
         <w:rPr>
           <w:b w:val="0"/>
         </w:rPr>
-        <w:t>Without opening the old lesson, explain one key idea from Negative results and claim revision. Give an example and a mistake that the idea helps you avoid.</w:t>
+        <w:t xml:space="preserve">Look for: Explain the </w:t>
+      </w:r>
+      <w:r>
+        <w:rPr>
+          <w:b/>
+        </w:rPr>
+        <w:t>mechanism</w:t>
+      </w:r>
+      <w:r>
+        <w:rPr>
+          <w:b w:val="0"/>
+        </w:rPr>
+        <w:t xml:space="preserve"> and terminology of writing results and limitations</w:t>
       </w:r>
     </w:p>
     <w:p>
@@ -416,19 +452,7 @@
         <w:rPr>
           <w:b w:val="0"/>
         </w:rPr>
-        <w:t xml:space="preserve">Look for: Explain the </w:t>
-      </w:r>
-      <w:r>
-        <w:rPr>
-          <w:b/>
-        </w:rPr>
-        <w:t>mechanism</w:t>
-      </w:r>
-      <w:r>
-        <w:rPr>
-          <w:b w:val="0"/>
-        </w:rPr>
-        <w:t xml:space="preserve"> and terminology of negative results and claim revision</w:t>
+        <w:t>Reference example, not the only acceptable wording: Teacher explanation: Results and limitations should state observed estimates before interpreting them. Separate measured comparisons from causal or deployment claims.</w:t>
       </w:r>
     </w:p>
     <w:p>
@@ -439,7 +463,7 @@
         <w:rPr>
           <w:b w:val="0"/>
         </w:rPr>
-        <w:t xml:space="preserve">Reference example, not the only acceptable wording: Teacher explanation: Negative results report that the </w:t>
+        <w:t xml:space="preserve">Give counts, denominators, effect sizes, valid uncertainty and failed conditions. State missing </w:t>
       </w:r>
       <w:r>
         <w:rPr>
@@ -451,7 +475,7 @@
         <w:rPr>
           <w:b w:val="0"/>
         </w:rPr>
-        <w:t xml:space="preserve"> did not meet a declared expectation.</w:t>
+        <w:t xml:space="preserve"> and preserve the original primary outcome.</w:t>
       </w:r>
     </w:p>
     <w:p>
@@ -462,7 +486,7 @@
         <w:rPr>
           <w:b w:val="0"/>
         </w:rPr>
-        <w:t>They can reveal design limits or useful constraints without proving no effect anywhere. Compare results with the original criterion and uncertainty assumptions.</w:t>
+        <w:t>Without opening the old lesson, explain one key idea from Negative results and claim revision. Give an example and a mistake that the idea helps you avoid.</w:t>
       </w:r>
     </w:p>
     <w:p>
@@ -473,7 +497,7 @@
         <w:rPr>
           <w:b w:val="0"/>
         </w:rPr>
-        <w:t xml:space="preserve">Preserve the failed hypothesis, discuss plausible </w:t>
+        <w:t xml:space="preserve">Look for: Explain the </w:t>
       </w:r>
       <w:r>
         <w:rPr>
@@ -485,7 +509,7 @@
         <w:rPr>
           <w:b w:val="0"/>
         </w:rPr>
-        <w:t>s and label revised questions as new work.</w:t>
+        <w:t xml:space="preserve"> and terminology of negative results and claim revision</w:t>
       </w:r>
     </w:p>
     <w:p>
@@ -496,7 +520,19 @@
         <w:rPr>
           <w:b w:val="0"/>
         </w:rPr>
-        <w:t>Compact alternative: two 45-minute sessions for the core explanation and W1–W5 only. The main plan uses three sessions; schedule further time for the complete investigation, project, visual journey and any code examples. A final manuscript integrates question, methods, results, limitations and reproducibility. Each table and claim should point to the correct run.</w:t>
+        <w:t xml:space="preserve">Reference example, not the only acceptable wording: Teacher explanation: Negative results report that the </w:t>
+      </w:r>
+      <w:r>
+        <w:rPr>
+          <w:b/>
+        </w:rPr>
+        <w:t>evidence</w:t>
+      </w:r>
+      <w:r>
+        <w:rPr>
+          <w:b w:val="0"/>
+        </w:rPr>
+        <w:t xml:space="preserve"> did not meet a declared expectation.</w:t>
       </w:r>
     </w:p>
     <w:p>
@@ -507,19 +543,7 @@
         <w:rPr>
           <w:b w:val="0"/>
         </w:rPr>
-        <w:t xml:space="preserve">Use the supplied constructed scenarios to make the </w:t>
-      </w:r>
-      <w:r>
-        <w:rPr>
-          <w:b/>
-        </w:rPr>
-        <w:t>mechanism</w:t>
-      </w:r>
-      <w:r>
-        <w:rPr>
-          <w:b w:val="0"/>
-        </w:rPr>
-        <w:t xml:space="preserve"> inspectable. Collect W4 before sharing solutions.</w:t>
+        <w:t>They can reveal design limits or useful constraints without proving no effect anywhere. Compare results with the original criterion and uncertainty assumptions.</w:t>
       </w:r>
     </w:p>
     <w:p>
@@ -530,27 +554,27 @@
         <w:rPr>
           <w:b w:val="0"/>
         </w:rPr>
-        <w:t xml:space="preserve">Students should name intermediate </w:t>
+        <w:t xml:space="preserve">Preserve the failed hypothesis, discuss plausible </w:t>
       </w:r>
       <w:r>
         <w:rPr>
           <w:b/>
         </w:rPr>
-        <w:t>evidence</w:t>
+        <w:t>mechanism</w:t>
       </w:r>
       <w:r>
         <w:rPr>
           <w:b w:val="0"/>
         </w:rPr>
-        <w:t xml:space="preserve"> and limitations; classroom pacing and learning effectiveness remain unvalidated.</w:t>
+        <w:t>s and label revised questions as new work.</w:t>
       </w:r>
     </w:p>
     <w:p>
       <w:pPr>
-        <w:pStyle w:val="Heading3"/>
-      </w:pPr>
-      <w:r>
-        <w:t>Outcomes</w:t>
+        <w:pStyle w:val="Heading2"/>
+      </w:pPr>
+      <w:r>
+        <w:t>Pictured end goal</w:t>
       </w:r>
     </w:p>
     <w:p>
@@ -561,41 +585,23 @@
         <w:rPr>
           <w:b w:val="0"/>
         </w:rPr>
-        <w:t xml:space="preserve">Explain the </w:t>
-      </w:r>
-      <w:r>
-        <w:rPr>
-          <w:b/>
-        </w:rPr>
-        <w:t>mechanism</w:t>
-      </w:r>
-      <w:r>
-        <w:rPr>
-          <w:b w:val="0"/>
-        </w:rPr>
-        <w:t xml:space="preserve"> and terminology of final project manuscript</w:t>
+        <w:t>Explain final project manuscript using the records and boundaries of this fictional investigation.</w:t>
       </w:r>
     </w:p>
     <w:p>
       <w:pPr>
-        <w:spacing w:line="336" w:lineRule="auto" w:after="180"/>
-      </w:pPr>
-      <w:r>
-        <w:rPr>
-          <w:b w:val="0"/>
-        </w:rPr>
-        <w:t>Apply the stated procedure to a new case with a traceable result</w:t>
+        <w:pStyle w:val="Heading2"/>
+      </w:pPr>
+      <w:r>
+        <w:t>Earlier wording, alternatives and picture transcripts · reference / check after trying</w:t>
       </w:r>
     </w:p>
     <w:p>
       <w:pPr>
-        <w:spacing w:line="336" w:lineRule="auto" w:after="180"/>
-      </w:pPr>
-      <w:r>
-        <w:rPr>
-          <w:b w:val="0"/>
-        </w:rPr>
-        <w:t>Identify an assumption or limitation and design a revealing follow-up</w:t>
+        <w:pStyle w:val="Heading3"/>
+      </w:pPr>
+      <w:r>
+        <w:t>Teach the learning cycle</w:t>
       </w:r>
     </w:p>
     <w:p>
@@ -603,48 +609,42 @@
         <w:pStyle w:val="Heading3"/>
       </w:pPr>
       <w:r>
-        <w:t>Preparation</w:t>
+        <w:t>Retrieval answer guidance</w:t>
       </w:r>
     </w:p>
     <w:p>
       <w:pPr>
-        <w:spacing w:line="336" w:lineRule="auto" w:after="180"/>
-      </w:pPr>
-      <w:r>
-        <w:rPr>
-          <w:b w:val="0"/>
-        </w:rPr>
-        <w:t>Lesson and workbook; paper and pencil</w:t>
+        <w:pStyle w:val="Heading3"/>
+      </w:pPr>
+      <w:r>
+        <w:t>Independent reproduction check</w:t>
       </w:r>
     </w:p>
     <w:p>
       <w:pPr>
-        <w:spacing w:line="336" w:lineRule="auto" w:after="180"/>
-      </w:pPr>
-      <w:r>
-        <w:rPr>
-          <w:b w:val="0"/>
-        </w:rPr>
-        <w:t>Calculator and optional local Python 3 for arithmetic; no live API or private data</w:t>
+        <w:pStyle w:val="Heading3"/>
+      </w:pPr>
+      <w:r>
+        <w:t>Writing results and limitations</w:t>
       </w:r>
     </w:p>
     <w:p>
       <w:pPr>
-        <w:spacing w:line="336" w:lineRule="auto" w:after="180"/>
-      </w:pPr>
-      <w:r>
-        <w:rPr>
-          <w:b w:val="0"/>
-        </w:rPr>
-        <w:t>Prepare the fresh retry separately and withhold its solution until after collection</w:t>
+        <w:pStyle w:val="Heading3"/>
+      </w:pPr>
+      <w:r>
+        <w:t>Negative results and claim revision</w:t>
       </w:r>
     </w:p>
     <w:p>
       <w:pPr>
-        <w:pStyle w:val="Heading3"/>
-      </w:pPr>
-      <w:r>
-        <w:t>Prerequisite answer</w:t>
+        <w:spacing w:line="336" w:lineRule="auto" w:after="180"/>
+      </w:pPr>
+      <w:r>
+        <w:rPr>
+          <w:b w:val="0"/>
+        </w:rPr>
+        <w:t>Compact alternative: two 45-minute sessions for the core explanation and W1–W5 only. The main plan uses three sessions; schedule further time for the complete investigation, project, visual journey and any code examples. A final manuscript integrates question, methods, results, limitations and reproducibility. Each table and claim should point to the correct run.</w:t>
       </w:r>
     </w:p>
     <w:p>
@@ -655,31 +655,19 @@
         <w:rPr>
           <w:b w:val="0"/>
         </w:rPr>
-        <w:t xml:space="preserve">A result depends on the </w:t>
+        <w:t xml:space="preserve">Use the supplied constructed scenarios to make the </w:t>
       </w:r>
       <w:r>
         <w:rPr>
           <w:b/>
         </w:rPr>
-        <w:t>input</w:t>
+        <w:t>mechanism</w:t>
       </w:r>
       <w:r>
         <w:rPr>
           <w:b w:val="0"/>
         </w:rPr>
-        <w:t xml:space="preserve">s, procedure and conditions that produced it. Preserve data roles and distinguish observed outcomes from </w:t>
-      </w:r>
-      <w:r>
-        <w:rPr>
-          <w:b/>
-        </w:rPr>
-        <w:t>prediction</w:t>
-      </w:r>
-      <w:r>
-        <w:rPr>
-          <w:b w:val="0"/>
-        </w:rPr>
-        <w:t>s or unmeasured conditions.</w:t>
+        <w:t xml:space="preserve"> inspectable. Collect W4 before sharing solutions.</w:t>
       </w:r>
     </w:p>
     <w:p>
@@ -690,7 +678,19 @@
         <w:rPr>
           <w:b w:val="0"/>
         </w:rPr>
-        <w:t>If the prior concept cannot be explained, use a short retrieval activity before this chapter.</w:t>
+        <w:t xml:space="preserve">Students should name intermediate </w:t>
+      </w:r>
+      <w:r>
+        <w:rPr>
+          <w:b/>
+        </w:rPr>
+        <w:t>evidence</w:t>
+      </w:r>
+      <w:r>
+        <w:rPr>
+          <w:b w:val="0"/>
+        </w:rPr>
+        <w:t xml:space="preserve"> and limitations; classroom pacing and learning effectiveness remain unvalidated.</w:t>
       </w:r>
     </w:p>
     <w:p>
@@ -698,7 +698,7 @@
         <w:pStyle w:val="Heading3"/>
       </w:pPr>
       <w:r>
-        <w:t>End goal for the pictorial case</w:t>
+        <w:t>Outcomes</w:t>
       </w:r>
     </w:p>
     <w:p>
@@ -709,7 +709,19 @@
         <w:rPr>
           <w:b w:val="0"/>
         </w:rPr>
-        <w:t>Explain final project manuscript using the records and boundaries of this fictional investigation.</w:t>
+        <w:t xml:space="preserve">Explain the </w:t>
+      </w:r>
+      <w:r>
+        <w:rPr>
+          <w:b/>
+        </w:rPr>
+        <w:t>mechanism</w:t>
+      </w:r>
+      <w:r>
+        <w:rPr>
+          <w:b w:val="0"/>
+        </w:rPr>
+        <w:t xml:space="preserve"> and terminology of final project manuscript</w:t>
       </w:r>
     </w:p>
     <w:p>
@@ -720,31 +732,34 @@
         <w:rPr>
           <w:b w:val="0"/>
         </w:rPr>
-        <w:t>This added worked case illustrates the week’s main idea. Retain all original and connected topics; schedule its practice within the teaching cycle.</w:t>
+        <w:t>Apply the stated procedure to a new case with a traceable result</w:t>
       </w:r>
     </w:p>
     <w:p>
       <w:pPr>
-        <w:pStyle w:val="Heading1"/>
-      </w:pPr>
-      <w:r>
-        <w:t>02. Explain and model the mechanism</w:t>
+        <w:spacing w:line="336" w:lineRule="auto" w:after="180"/>
+      </w:pPr>
+      <w:r>
+        <w:rPr>
+          <w:b w:val="0"/>
+        </w:rPr>
+        <w:t>Identify an assumption or limitation and design a revealing follow-up</w:t>
       </w:r>
     </w:p>
     <w:p>
-      <w:r>
-        <w:t>Model Final project manuscript using the supplied case, labelled mechanism and reasoning. Make the scope of each conclusion explicit.</w:t>
+      <w:pPr>
+        <w:pStyle w:val="Heading3"/>
+      </w:pPr>
+      <w:r>
+        <w:t>Preparation</w:t>
       </w:r>
     </w:p>
     <w:p>
       <w:pPr>
-        <w:spacing w:line="336" w:lineRule="auto" w:after="180"/>
-      </w:pPr>
-      <w:r>
-        <w:rPr>
-          <w:b w:val="0"/>
-        </w:rPr>
-        <w:t>A final manuscript integrates question, methods, results, limitations and reproducibility. Each table and claim should point to the correct run.</w:t>
+        <w:pStyle w:val="Heading3"/>
+      </w:pPr>
+      <w:r>
+        <w:t>Prerequisite answer</w:t>
       </w:r>
     </w:p>
     <w:p>
@@ -752,7 +767,7 @@
         <w:pStyle w:val="Heading3"/>
       </w:pPr>
       <w:r>
-        <w:t>Explain Final project manuscript · 1</w:t>
+        <w:t>End goal for the pictorial case</w:t>
       </w:r>
     </w:p>
     <w:p>
@@ -763,37 +778,28 @@
         <w:rPr>
           <w:b w:val="0"/>
         </w:rPr>
-        <w:t>Begin by writing the question the procedure is intended to answer. Identify the information already supplied, the information it will produce and the information still missing.</w:t>
+        <w:t>This added worked case illustrates the week’s main idea. Retain all original and connected topics; schedule its practice within the teaching cycle.</w:t>
       </w:r>
     </w:p>
     <w:p>
       <w:pPr>
-        <w:spacing w:line="336" w:lineRule="auto" w:after="180"/>
-      </w:pPr>
-      <w:r>
-        <w:rPr>
-          <w:b w:val="0"/>
-        </w:rPr>
-        <w:t>These are constructed classroom examples; they do not require live accounts, private records or an external service. Do not treat a plausible explanation as a measured outcome.</w:t>
+        <w:pStyle w:val="Heading1"/>
+      </w:pPr>
+      <w:r>
+        <w:t>02. Model the whole case and check each inference</w:t>
       </w:r>
     </w:p>
     <w:p>
-      <w:pPr>
-        <w:spacing w:line="336" w:lineRule="auto" w:after="180"/>
-      </w:pPr>
-      <w:r>
-        <w:rPr>
-          <w:b w:val="0"/>
-        </w:rPr>
-        <w:t>Audit consistency across abstract, figures, raw results and artifact manifest. Remove unsupported universal claims; label exploratory analyses and unassessed outcomes.</w:t>
+      <w:r>
+        <w:t>Keep the independent answer private until after the first attempt.</w:t>
       </w:r>
     </w:p>
     <w:p>
       <w:pPr>
-        <w:pStyle w:val="Heading3"/>
-      </w:pPr>
-      <w:r>
-        <w:t>Explain Final project manuscript · 2</w:t>
+        <w:pStyle w:val="Heading2"/>
+      </w:pPr>
+      <w:r>
+        <w:t>Definitions and complete contract</w:t>
       </w:r>
     </w:p>
     <w:p>
@@ -804,19 +810,7 @@
         <w:rPr>
           <w:b w:val="0"/>
         </w:rPr>
-        <w:t xml:space="preserve">Before applying the procedure, write its units, denominator or decision boundary where relevant. A partner should be able to repeat each step using the same </w:t>
-      </w:r>
-      <w:r>
-        <w:rPr>
-          <w:b/>
-        </w:rPr>
-        <w:t>input</w:t>
-      </w:r>
-      <w:r>
-        <w:rPr>
-          <w:b w:val="0"/>
-        </w:rPr>
-        <w:t>s.</w:t>
+        <w:t>A final manuscript integrates question, methods, results, limitations and reproducibility. Each table and claim should point to the correct run.</w:t>
       </w:r>
     </w:p>
     <w:p>
@@ -827,19 +821,7 @@
         <w:rPr>
           <w:b w:val="0"/>
         </w:rPr>
-        <w:t xml:space="preserve">If a required </w:t>
-      </w:r>
-      <w:r>
-        <w:rPr>
-          <w:b/>
-        </w:rPr>
-        <w:t>input</w:t>
-      </w:r>
-      <w:r>
-        <w:rPr>
-          <w:b w:val="0"/>
-        </w:rPr>
-        <w:t xml:space="preserve"> is absent or violates the stated contract, record that condition explicitly instead of quietly replacing it with a convenient value.</w:t>
+        <w:t>Audit consistency across abstract, figures, raw results and artifact manifest. Remove unsupported universal claims; label exploratory analyses and unassessed outcomes.</w:t>
       </w:r>
     </w:p>
     <w:tbl>
@@ -862,7 +844,7 @@
           </w:tcPr>
           <w:p>
             <w:r>
-              <w:t>Term</w:t>
+              <w:t>Manuscript item</w:t>
             </w:r>
           </w:p>
         </w:tc>
@@ -872,7 +854,7 @@
           </w:tcPr>
           <w:p>
             <w:r>
-              <w:t>Meaning</w:t>
+              <w:t>Complete supplied exercise contract</w:t>
             </w:r>
           </w:p>
         </w:tc>
@@ -884,7 +866,7 @@
           </w:tcPr>
           <w:p>
             <w:r>
-              <w:t>Manuscript audit</w:t>
+              <w:t>Main raw result</w:t>
             </w:r>
           </w:p>
         </w:tc>
@@ -894,7 +876,7 @@
           </w:tcPr>
           <w:p>
             <w:r>
-              <w:t>A consistency check across research records and prose</w:t>
+              <w:t>Eighteen passes among twenty evaluated cases; two failures</w:t>
             </w:r>
           </w:p>
         </w:tc>
@@ -906,7 +888,7 @@
           </w:tcPr>
           <w:p>
             <w:r>
-              <w:t>Run linkage</w:t>
+              <w:t>Main inconsistency</w:t>
             </w:r>
           </w:p>
         </w:tc>
@@ -916,7 +898,7 @@
           </w:tcPr>
           <w:p>
             <w:r>
-              <w:t>Connecting reported numbers to exact results</w:t>
+              <w:t>Abstract says 100%; figure omits two failures</w:t>
             </w:r>
           </w:p>
         </w:tc>
@@ -928,7 +910,7 @@
           </w:tcPr>
           <w:p>
             <w:r>
-              <w:t>Evidence alignment</w:t>
+              <w:t>Required main correction</w:t>
             </w:r>
           </w:p>
         </w:tc>
@@ -938,12 +920,391 @@
           </w:tcPr>
           <w:p>
             <w:r>
-              <w:t>Agreement between claims and their supporting artifacts</w:t>
+              <w:t>90% over twenty with two failures visible throughout</w:t>
+            </w:r>
+          </w:p>
+        </w:tc>
+      </w:tr>
+      <w:tr>
+        <w:tc>
+          <w:tcPr>
+            <w:tcW w:type="dxa" w:w="5112"/>
+          </w:tcPr>
+          <w:p>
+            <w:r>
+              <w:t>Separate picture</w:t>
+            </w:r>
+          </w:p>
+        </w:tc>
+        <w:tc>
+          <w:tcPr>
+            <w:tcW w:type="dxa" w:w="5112"/>
+          </w:tcPr>
+          <w:p>
+            <w:r>
+              <w:t>A correct 7/10, B 8/10; all photos indoor</w:t>
+            </w:r>
+          </w:p>
+        </w:tc>
+      </w:tr>
+      <w:tr>
+        <w:tc>
+          <w:tcPr>
+            <w:tcW w:type="dxa" w:w="5112"/>
+          </w:tcPr>
+          <w:p>
+            <w:r>
+              <w:t>Picture grouping</w:t>
+            </w:r>
+          </w:p>
+        </w:tc>
+        <w:tc>
+          <w:tcPr>
+            <w:tcW w:type="dxa" w:w="5112"/>
+          </w:tcPr>
+          <w:p>
+            <w:r>
+              <w:t>Five plants, two views each; ten photos total</w:t>
+            </w:r>
+          </w:p>
+        </w:tc>
+      </w:tr>
+      <w:tr>
+        <w:tc>
+          <w:tcPr>
+            <w:tcW w:type="dxa" w:w="5112"/>
+          </w:tcPr>
+          <w:p>
+            <w:r>
+              <w:t>Independence evidence</w:t>
+            </w:r>
+          </w:p>
+        </w:tc>
+        <w:tc>
+          <w:tcPr>
+            <w:tcW w:type="dxa" w:w="5112"/>
+          </w:tcPr>
+          <w:p>
+            <w:r>
+              <w:t>Five identities are not proof of independent sampling</w:t>
+            </w:r>
+          </w:p>
+        </w:tc>
+      </w:tr>
+      <w:tr>
+        <w:tc>
+          <w:tcPr>
+            <w:tcW w:type="dxa" w:w="5112"/>
+          </w:tcPr>
+          <w:p>
+            <w:r>
+              <w:t>Artifact linkage</w:t>
+            </w:r>
+          </w:p>
+        </w:tc>
+        <w:tc>
+          <w:tcPr>
+            <w:tcW w:type="dxa" w:w="5112"/>
+          </w:tcPr>
+          <w:p>
+            <w:r>
+              <w:t>Each claim points to its actual run, data and version; do not invent identifiers</w:t>
+            </w:r>
+          </w:p>
+        </w:tc>
+      </w:tr>
+      <w:tr>
+        <w:tc>
+          <w:tcPr>
+            <w:tcW w:type="dxa" w:w="5112"/>
+          </w:tcPr>
+          <w:p>
+            <w:r>
+              <w:t>Unknown properties</w:t>
+            </w:r>
+          </w:p>
+        </w:tc>
+        <w:tc>
+          <w:tcPr>
+            <w:tcW w:type="dxa" w:w="5112"/>
+          </w:tcPr>
+          <w:p>
+            <w:r>
+              <w:t>Population superiority, significance, outdoor performance and detailed case outcomes</w:t>
             </w:r>
           </w:p>
         </w:tc>
       </w:tr>
     </w:tbl>
+    <w:p>
+      <w:pPr>
+        <w:pStyle w:val="Heading2"/>
+      </w:pPr>
+      <w:r>
+        <w:t>Main evidence ledger and checked key</w:t>
+      </w:r>
+    </w:p>
+    <w:tbl>
+      <w:tblPr>
+        <w:tblStyle w:val="LightShading-Accent1"/>
+        <w:tblW w:type="auto" w:w="0"/>
+        <w:tblLook w:firstColumn="1" w:firstRow="1" w:lastColumn="0" w:lastRow="0" w:noHBand="0" w:noVBand="1" w:val="04A0"/>
+      </w:tblPr>
+      <w:tblGrid>
+        <w:gridCol w:w="3408"/>
+        <w:gridCol w:w="3408"/>
+        <w:gridCol w:w="3408"/>
+      </w:tblGrid>
+      <w:tr>
+        <w:trPr>
+          <w:tblHeader/>
+        </w:trPr>
+        <w:tc>
+          <w:tcPr>
+            <w:tcW w:type="dxa" w:w="3408"/>
+          </w:tcPr>
+          <w:p>
+            <w:r>
+              <w:t>Main manuscript location</w:t>
+            </w:r>
+          </w:p>
+        </w:tc>
+        <w:tc>
+          <w:tcPr>
+            <w:tcW w:type="dxa" w:w="3408"/>
+          </w:tcPr>
+          <w:p>
+            <w:r>
+              <w:t>Current inconsistency</w:t>
+            </w:r>
+          </w:p>
+        </w:tc>
+        <w:tc>
+          <w:tcPr>
+            <w:tcW w:type="dxa" w:w="3408"/>
+          </w:tcPr>
+          <w:p>
+            <w:r>
+              <w:t>Supported correction</w:t>
+            </w:r>
+          </w:p>
+        </w:tc>
+      </w:tr>
+      <w:tr>
+        <w:tc>
+          <w:tcPr>
+            <w:tcW w:type="dxa" w:w="3408"/>
+          </w:tcPr>
+          <w:p>
+            <w:r>
+              <w:t>Raw results table</w:t>
+            </w:r>
+          </w:p>
+        </w:tc>
+        <w:tc>
+          <w:tcPr>
+            <w:tcW w:type="dxa" w:w="3408"/>
+          </w:tcPr>
+          <w:p>
+            <w:r>
+              <w:t>18/20</w:t>
+            </w:r>
+          </w:p>
+        </w:tc>
+        <w:tc>
+          <w:tcPr>
+            <w:tcW w:type="dxa" w:w="3408"/>
+          </w:tcPr>
+          <w:p>
+            <w:r>
+              <w:t>Keep original twenty-case record</w:t>
+            </w:r>
+          </w:p>
+        </w:tc>
+      </w:tr>
+      <w:tr>
+        <w:tc>
+          <w:tcPr>
+            <w:tcW w:type="dxa" w:w="3408"/>
+          </w:tcPr>
+          <w:p>
+            <w:r>
+              <w:t>Abstract</w:t>
+            </w:r>
+          </w:p>
+        </w:tc>
+        <w:tc>
+          <w:tcPr>
+            <w:tcW w:type="dxa" w:w="3408"/>
+          </w:tcPr>
+          <w:p>
+            <w:r>
+              <w:t>100% success</w:t>
+            </w:r>
+          </w:p>
+        </w:tc>
+        <w:tc>
+          <w:tcPr>
+            <w:tcW w:type="dxa" w:w="3408"/>
+          </w:tcPr>
+          <w:p>
+            <w:r>
+              <w:t>18/20 = 90% on these evaluated cases</w:t>
+            </w:r>
+          </w:p>
+        </w:tc>
+      </w:tr>
+      <w:tr>
+        <w:tc>
+          <w:tcPr>
+            <w:tcW w:type="dxa" w:w="3408"/>
+          </w:tcPr>
+          <w:p>
+            <w:r>
+              <w:t>Figure</w:t>
+            </w:r>
+          </w:p>
+        </w:tc>
+        <w:tc>
+          <w:tcPr>
+            <w:tcW w:type="dxa" w:w="3408"/>
+          </w:tcPr>
+          <w:p>
+            <w:r>
+              <w:t>Two failures absent</w:t>
+            </w:r>
+          </w:p>
+        </w:tc>
+        <w:tc>
+          <w:tcPr>
+            <w:tcW w:type="dxa" w:w="3408"/>
+          </w:tcPr>
+          <w:p>
+            <w:r>
+              <w:t>Restore both failures and total twenty</w:t>
+            </w:r>
+          </w:p>
+        </w:tc>
+      </w:tr>
+      <w:tr>
+        <w:tc>
+          <w:tcPr>
+            <w:tcW w:type="dxa" w:w="3408"/>
+          </w:tcPr>
+          <w:p>
+            <w:r>
+              <w:t>Failure count</w:t>
+            </w:r>
+          </w:p>
+        </w:tc>
+        <w:tc>
+          <w:tcPr>
+            <w:tcW w:type="dxa" w:w="3408"/>
+          </w:tcPr>
+          <w:p>
+            <w:r>
+              <w:t>Hidden by headline/figure</w:t>
+            </w:r>
+          </w:p>
+        </w:tc>
+        <w:tc>
+          <w:tcPr>
+            <w:tcW w:type="dxa" w:w="3408"/>
+          </w:tcPr>
+          <w:p>
+            <w:r>
+              <w:t>Two failures explicitly reported</w:t>
+            </w:r>
+          </w:p>
+        </w:tc>
+      </w:tr>
+      <w:tr>
+        <w:tc>
+          <w:tcPr>
+            <w:tcW w:type="dxa" w:w="3408"/>
+          </w:tcPr>
+          <w:p>
+            <w:r>
+              <w:t>Run/artifact references</w:t>
+            </w:r>
+          </w:p>
+        </w:tc>
+        <w:tc>
+          <w:tcPr>
+            <w:tcW w:type="dxa" w:w="3408"/>
+          </w:tcPr>
+          <w:p>
+            <w:r>
+              <w:t>Need consistency</w:t>
+            </w:r>
+          </w:p>
+        </w:tc>
+        <w:tc>
+          <w:tcPr>
+            <w:tcW w:type="dxa" w:w="3408"/>
+          </w:tcPr>
+          <w:p>
+            <w:r>
+              <w:t>Identify the actual linked record; no fabricated IDs</w:t>
+            </w:r>
+          </w:p>
+        </w:tc>
+      </w:tr>
+      <w:tr>
+        <w:tc>
+          <w:tcPr>
+            <w:tcW w:type="dxa" w:w="3408"/>
+          </w:tcPr>
+          <w:p>
+            <w:r>
+              <w:t>Broader claim</w:t>
+            </w:r>
+          </w:p>
+        </w:tc>
+        <w:tc>
+          <w:tcPr>
+            <w:tcW w:type="dxa" w:w="3408"/>
+          </w:tcPr>
+          <w:p>
+            <w:r>
+              <w:t>Not established</w:t>
+            </w:r>
+          </w:p>
+        </w:tc>
+        <w:tc>
+          <w:tcPr>
+            <w:tcW w:type="dxa" w:w="3408"/>
+          </w:tcPr>
+          <w:p>
+            <w:r>
+              <w:t>Keep case/outcome scope attached</w:t>
+            </w:r>
+          </w:p>
+        </w:tc>
+      </w:tr>
+    </w:tbl>
+    <w:p>
+      <w:pPr>
+        <w:spacing w:line="336" w:lineRule="auto" w:after="180"/>
+      </w:pPr>
+      <w:r>
+        <w:rPr>
+          <w:b w:val="0"/>
+        </w:rPr>
+        <w:t>Main eighteen of twenty is 90%, with two failures; align abstract, figure, table and actual run record. Picture A 7/10 = 70%, B 8/10 = 80%, gain one photo or ten percentage points. All photos are indoor, from five plants with two views each. Correct ten-independent-plants wording to the actual source grouping, while still requiring sampling independence justification; no invented plant-level rate.</w:t>
+      </w:r>
+    </w:p>
+    <w:p>
+      <w:pPr>
+        <w:spacing w:line="336" w:lineRule="auto" w:after="180"/>
+      </w:pPr>
+      <w:r>
+        <w:rPr>
+          <w:b w:val="0"/>
+        </w:rPr>
+        <w:t>Independent twelve eligible records include ten completed, two missing and eight passes: completed-case 8/10 = 80%, coverage 10/12 ≈ 83.333%, two unassessed and two completed failures. The 8/12 = 66.667% known-pass/all-eligible rate is different. Do not call all twelve evaluated or claim population superiority.</w:t>
+      </w:r>
+    </w:p>
     <w:p>
       <w:pPr>
         <w:pStyle w:val="Heading3"/>
@@ -1005,7 +1366,7 @@
           </w:tcPr>
           <w:p>
             <w:r>
-              <w:t>Abstract says100% success; results table shows18/20, and two failures are omitted from the figure.</w:t>
+              <w:t>Abstract says 100% success; results table shows 18/20, and two failures are omitted from the figure.</w:t>
             </w:r>
           </w:p>
         </w:tc>
@@ -1025,7 +1386,7 @@
           </w:tcPr>
           <w:p>
             <w:r>
-              <w:t>Correct to90% over20 with two failures; restore figure and align abstract/table/run. Do not hide failures to preserve the headline.</w:t>
+              <w:t>Correct to 90% over 20 with two failures; restore figure and align abstract/table/run. Do not hide failures to preserve the headline.</w:t>
             </w:r>
           </w:p>
         </w:tc>
@@ -1038,10 +1399,49 @@
     </w:p>
     <w:p>
       <w:pPr>
-        <w:pStyle w:val="Heading3"/>
-      </w:pPr>
-      <w:r>
-        <w:t>Explain Final project manuscript · 3</w:t>
+        <w:spacing w:line="336" w:lineRule="auto" w:after="180"/>
+      </w:pPr>
+      <w:r>
+        <w:rPr>
+          <w:b w:val="0"/>
+        </w:rPr>
+        <w:t xml:space="preserve">Guided: Correct to 90% over 20 with two failures; restore figure and align abstract/table/run. Do not hide failures to preserve the headline. Qualification: A manuscript is ready only when its claims and artifacts align; formatting alone cannot certify </w:t>
+      </w:r>
+      <w:r>
+        <w:rPr>
+          <w:b/>
+        </w:rPr>
+        <w:t>evidence</w:t>
+      </w:r>
+      <w:r>
+        <w:rPr>
+          <w:b w:val="0"/>
+        </w:rPr>
+        <w:t xml:space="preserve">. Exit: accept a concrete variation with its predicted outcome and a stated condition that would challenge the </w:t>
+      </w:r>
+      <w:r>
+        <w:rPr>
+          <w:b/>
+        </w:rPr>
+        <w:t>mechanism</w:t>
+      </w:r>
+      <w:r>
+        <w:rPr>
+          <w:b w:val="0"/>
+        </w:rPr>
+        <w:t xml:space="preserve">; reject a claim resting on unmeasured </w:t>
+      </w:r>
+      <w:r>
+        <w:rPr>
+          <w:b/>
+        </w:rPr>
+        <w:t>evidence</w:t>
+      </w:r>
+      <w:r>
+        <w:rPr>
+          <w:b w:val="0"/>
+        </w:rPr>
+        <w:t>.</w:t>
       </w:r>
     </w:p>
     <w:p>
@@ -1052,7 +1452,7 @@
         <w:rPr>
           <w:b w:val="0"/>
         </w:rPr>
-        <w:t>Guided: Correct to90% over20 with two failures; restore figure and align abstract/table/run. Do not hide failures to preserve the headline.</w:t>
+        <w:t>Abstract says 100% success; results table shows 18/20, and two failures are omitted from the figure.</w:t>
       </w:r>
     </w:p>
     <w:p>
@@ -1063,19 +1463,7 @@
         <w:rPr>
           <w:b w:val="0"/>
         </w:rPr>
-        <w:t xml:space="preserve">Qualification: A manuscript is ready only when its claims and artifacts align; formatting alone cannot certify </w:t>
-      </w:r>
-      <w:r>
-        <w:rPr>
-          <w:b/>
-        </w:rPr>
-        <w:t>evidence</w:t>
-      </w:r>
-      <w:r>
-        <w:rPr>
-          <w:b w:val="0"/>
-        </w:rPr>
-        <w:t>.</w:t>
+        <w:t>Correct to 90% over 20 with two failures; restore figure and align abstract/table/run. Do not hide failures to preserve the headline.</w:t>
       </w:r>
     </w:p>
     <w:p>
@@ -1086,161 +1474,62 @@
         <w:rPr>
           <w:b w:val="0"/>
         </w:rPr>
-        <w:t xml:space="preserve">Exit: accept a concrete variation with its predicted outcome and a stated condition that would challenge the </w:t>
+        <w:t xml:space="preserve">Compare the intermediate </w:t>
       </w:r>
       <w:r>
         <w:rPr>
           <w:b/>
         </w:rPr>
-        <w:t>mechanism</w:t>
+        <w:t>evidence</w:t>
       </w:r>
       <w:r>
         <w:rPr>
           <w:b w:val="0"/>
         </w:rPr>
-        <w:t xml:space="preserve">; reject a claim resting on unmeasured </w:t>
+        <w:t xml:space="preserve"> with the final statement. Explain why each number or decision follows from the stated </w:t>
       </w:r>
       <w:r>
         <w:rPr>
           <w:b/>
         </w:rPr>
-        <w:t>evidence</w:t>
+        <w:t>input</w:t>
       </w:r>
       <w:r>
         <w:rPr>
           <w:b w:val="0"/>
         </w:rPr>
-        <w:t>.</w:t>
+        <w:t>s.</w:t>
       </w:r>
     </w:p>
     <w:p>
       <w:pPr>
-        <w:pStyle w:val="Heading3"/>
-      </w:pPr>
-      <w:r>
-        <w:t>Model the reasoning aloud</w:t>
+        <w:spacing w:line="336" w:lineRule="auto" w:after="180"/>
+      </w:pPr>
+      <w:r>
+        <w:rPr>
+          <w:b w:val="0"/>
+        </w:rPr>
+        <w:t xml:space="preserve">The conclusion belongs to this scenario and procedure; changing the </w:t>
+      </w:r>
+      <w:r>
+        <w:rPr>
+          <w:b/>
+        </w:rPr>
+        <w:t>input</w:t>
+      </w:r>
+      <w:r>
+        <w:rPr>
+          <w:b w:val="0"/>
+        </w:rPr>
+        <w:t>s, evaluation population or authority can change what it establishes. Retain the raw record so a later revision can be compared honestly.</w:t>
       </w:r>
     </w:p>
     <w:p>
       <w:pPr>
-        <w:spacing w:line="336" w:lineRule="auto" w:after="180"/>
-      </w:pPr>
-      <w:r>
-        <w:rPr>
-          <w:b w:val="0"/>
-        </w:rPr>
-        <w:t xml:space="preserve">Use the complete worked example below before asking learners to complete W2. Reveal a small part, invite a </w:t>
-      </w:r>
-      <w:r>
-        <w:rPr>
-          <w:b/>
-        </w:rPr>
-        <w:t>prediction</w:t>
-      </w:r>
-      <w:r>
-        <w:rPr>
-          <w:b w:val="0"/>
-        </w:rPr>
-        <w:t>, then explain the deciding step.</w:t>
-      </w:r>
-    </w:p>
-    <w:p>
-      <w:pPr>
-        <w:spacing w:line="336" w:lineRule="auto" w:after="180"/>
-      </w:pPr>
-      <w:r>
-        <w:rPr>
-          <w:b w:val="0"/>
-        </w:rPr>
-        <w:t>These teacher notes contain solutions; do not reveal the independent case answer during modelling.</w:t>
-      </w:r>
-    </w:p>
-    <w:p>
-      <w:pPr>
-        <w:spacing w:line="336" w:lineRule="auto" w:after="180"/>
-      </w:pPr>
-      <w:r>
-        <w:rPr>
-          <w:b w:val="0"/>
-        </w:rPr>
-        <w:t>Abstract says100% success; results table shows18/20, and two failures are omitted from the figure.</w:t>
-      </w:r>
-    </w:p>
-    <w:p>
-      <w:pPr>
-        <w:spacing w:line="336" w:lineRule="auto" w:after="180"/>
-      </w:pPr>
-      <w:r>
-        <w:rPr>
-          <w:b w:val="0"/>
-        </w:rPr>
-        <w:t>Correct to90% over20 with two failures; restore figure and align abstract/table/run. Do not hide failures to preserve the headline.</w:t>
-      </w:r>
-    </w:p>
-    <w:p>
-      <w:pPr>
-        <w:pStyle w:val="Heading3"/>
-      </w:pPr>
-      <w:r>
-        <w:t>Model the reasoning aloud · 4</w:t>
-      </w:r>
-    </w:p>
-    <w:p>
-      <w:pPr>
-        <w:spacing w:line="336" w:lineRule="auto" w:after="180"/>
-      </w:pPr>
-      <w:r>
-        <w:rPr>
-          <w:b w:val="0"/>
-        </w:rPr>
-        <w:t xml:space="preserve">Compare the intermediate </w:t>
-      </w:r>
-      <w:r>
-        <w:rPr>
-          <w:b/>
-        </w:rPr>
-        <w:t>evidence</w:t>
-      </w:r>
-      <w:r>
-        <w:rPr>
-          <w:b w:val="0"/>
-        </w:rPr>
-        <w:t xml:space="preserve"> with the final statement. Explain why each number or decision follows from the stated </w:t>
-      </w:r>
-      <w:r>
-        <w:rPr>
-          <w:b/>
-        </w:rPr>
-        <w:t>input</w:t>
-      </w:r>
-      <w:r>
-        <w:rPr>
-          <w:b w:val="0"/>
-        </w:rPr>
-        <w:t>s.</w:t>
-      </w:r>
-    </w:p>
-    <w:p>
-      <w:pPr>
-        <w:spacing w:line="336" w:lineRule="auto" w:after="180"/>
-      </w:pPr>
-      <w:r>
-        <w:rPr>
-          <w:b w:val="0"/>
-        </w:rPr>
-        <w:t xml:space="preserve">The conclusion belongs to this scenario and procedure; changing the </w:t>
-      </w:r>
-      <w:r>
-        <w:rPr>
-          <w:b/>
-        </w:rPr>
-        <w:t>input</w:t>
-      </w:r>
-      <w:r>
-        <w:rPr>
-          <w:b w:val="0"/>
-        </w:rPr>
-        <w:t>s, evaluation population or authority can change what it establishes. Retain the raw record so a later revision can be compared honestly.</w:t>
+        <w:pStyle w:val="Heading2"/>
+      </w:pPr>
+      <w:r>
+        <w:t>Boundary and misconception probes</w:t>
       </w:r>
     </w:p>
     <w:tbl>
@@ -1263,7 +1552,7 @@
           </w:tcPr>
           <w:p>
             <w:r>
-              <w:t>Thinking move</w:t>
+              <w:t>Manuscript audit</w:t>
             </w:r>
           </w:p>
         </w:tc>
@@ -1273,7 +1562,7 @@
           </w:tcPr>
           <w:p>
             <w:r>
-              <w:t>Teacher prompt</w:t>
+              <w:t>Checked interpretation</w:t>
             </w:r>
           </w:p>
         </w:tc>
@@ -1285,7 +1574,7 @@
           </w:tcPr>
           <w:p>
             <w:r>
-              <w:t>Plan</w:t>
+              <w:t>Abstract 100%, raw 18/20</w:t>
             </w:r>
           </w:p>
         </w:tc>
@@ -1295,7 +1584,7 @@
           </w:tcPr>
           <w:p>
             <w:r>
-              <w:t>What is given? What is the question? Which procedure fits these facts?</w:t>
+              <w:t>Correct headline to 90%; retain two failures</w:t>
             </w:r>
           </w:p>
         </w:tc>
@@ -1307,7 +1596,7 @@
           </w:tcPr>
           <w:p>
             <w:r>
-              <w:t>Do</w:t>
+              <w:t>Figure hides failures</w:t>
             </w:r>
           </w:p>
         </w:tc>
@@ -1317,7 +1606,7 @@
           </w:tcPr>
           <w:p>
             <w:r>
-              <w:t>Point to each input and intermediate step in the worked trace. Name the rule that allows the next step.</w:t>
+              <w:t>Restore them and denominator, not just a caveat</w:t>
             </w:r>
           </w:p>
         </w:tc>
@@ -1329,7 +1618,7 @@
           </w:tcPr>
           <w:p>
             <w:r>
-              <w:t>Check</w:t>
+              <w:t>One manuscript has multiple runs</w:t>
             </w:r>
           </w:p>
         </w:tc>
@@ -1339,7 +1628,117 @@
           </w:tcPr>
           <w:p>
             <w:r>
-              <w:t>Does the output answer the question? Which assumption or limitation prevents a larger claim?</w:t>
+              <w:t>Point every table/claim to the correct version</w:t>
+            </w:r>
+          </w:p>
+        </w:tc>
+      </w:tr>
+      <w:tr>
+        <w:tc>
+          <w:tcPr>
+            <w:tcW w:type="dxa" w:w="5112"/>
+          </w:tcPr>
+          <w:p>
+            <w:r>
+              <w:t>Ten photos from five plants</w:t>
+            </w:r>
+          </w:p>
+        </w:tc>
+        <w:tc>
+          <w:tcPr>
+            <w:tcW w:type="dxa" w:w="5112"/>
+          </w:tcPr>
+          <w:p>
+            <w:r>
+              <w:t>Report repeated source views</w:t>
+            </w:r>
+          </w:p>
+        </w:tc>
+      </w:tr>
+      <w:tr>
+        <w:tc>
+          <w:tcPr>
+            <w:tcW w:type="dxa" w:w="5112"/>
+          </w:tcPr>
+          <w:p>
+            <w:r>
+              <w:t>Plant IDs are distinct</w:t>
+            </w:r>
+          </w:p>
+        </w:tc>
+        <w:tc>
+          <w:tcPr>
+            <w:tcW w:type="dxa" w:w="5112"/>
+          </w:tcPr>
+          <w:p>
+            <w:r>
+              <w:t>Not automatic sampling independence</w:t>
+            </w:r>
+          </w:p>
+        </w:tc>
+      </w:tr>
+      <w:tr>
+        <w:tc>
+          <w:tcPr>
+            <w:tcW w:type="dxa" w:w="5112"/>
+          </w:tcPr>
+          <w:p>
+            <w:r>
+              <w:t>Raw case-level outputs absent</w:t>
+            </w:r>
+          </w:p>
+        </w:tc>
+        <w:tc>
+          <w:tcPr>
+            <w:tcW w:type="dxa" w:w="5112"/>
+          </w:tcPr>
+          <w:p>
+            <w:r>
+              <w:t>Do not invent transitions or a plant-level score</w:t>
+            </w:r>
+          </w:p>
+        </w:tc>
+      </w:tr>
+      <w:tr>
+        <w:tc>
+          <w:tcPr>
+            <w:tcW w:type="dxa" w:w="5112"/>
+          </w:tcPr>
+          <w:p>
+            <w:r>
+              <w:t>Two missing cases</w:t>
+            </w:r>
+          </w:p>
+        </w:tc>
+        <w:tc>
+          <w:tcPr>
+            <w:tcW w:type="dxa" w:w="5112"/>
+          </w:tcPr>
+          <w:p>
+            <w:r>
+              <w:t>Report coverage and unassessed status, not evaluated-as-complete</w:t>
+            </w:r>
+          </w:p>
+        </w:tc>
+      </w:tr>
+      <w:tr>
+        <w:tc>
+          <w:tcPr>
+            <w:tcW w:type="dxa" w:w="5112"/>
+          </w:tcPr>
+          <w:p>
+            <w:r>
+              <w:t>Polished manuscript</w:t>
+            </w:r>
+          </w:p>
+        </w:tc>
+        <w:tc>
+          <w:tcPr>
+            <w:tcW w:type="dxa" w:w="5112"/>
+          </w:tcPr>
+          <w:p>
+            <w:r>
+              <w:t>Does not create evidence or erase limitations</w:t>
             </w:r>
           </w:p>
         </w:tc>
@@ -1347,21 +1746,21 @@
     </w:tbl>
     <w:p>
       <w:pPr>
-        <w:spacing w:line="336" w:lineRule="auto" w:after="180"/>
-      </w:pPr>
-      <w:r>
-        <w:rPr>
-          <w:b w:val="0"/>
-        </w:rPr>
-        <w:t>Use the diagram and verbal explanation together. Ask learners to match a sentence to a specific visual step; do not assign learners fixed visual or auditory learning styles.</w:t>
+        <w:pStyle w:val="Heading2"/>
+      </w:pPr>
+      <w:r>
+        <w:t>Separate pictured facts and full reasoning</w:t>
       </w:r>
     </w:p>
     <w:p>
       <w:pPr>
-        <w:pStyle w:val="Heading3"/>
-      </w:pPr>
-      <w:r>
-        <w:t>A pictorial worked case: Final project manuscript</w:t>
+        <w:spacing w:line="336" w:lineRule="auto" w:after="180"/>
+      </w:pPr>
+      <w:r>
+        <w:rPr>
+          <w:b w:val="0"/>
+        </w:rPr>
+        <w:t>Build a manuscript from claim to record. A capstone manuscript compares two frozen pattern classifiers on ten reserved cases.</w:t>
       </w:r>
     </w:p>
     <w:p>
@@ -1372,43 +1771,271 @@
         <w:rPr>
           <w:b w:val="0"/>
         </w:rPr>
-        <w:t>Build a manuscript from claim to record. A capstone manuscript compares two frozen pattern classifiers on ten reserved cases.</w:t>
+        <w:t>A is correct on 7/10; B on 8/10. All cases are indoor, from five plants with two views each.</w:t>
       </w:r>
     </w:p>
     <w:p>
       <w:pPr>
-        <w:pStyle w:val="Heading3"/>
-      </w:pPr>
-      <w:r>
-        <w:t>The facts we will use</w:t>
+        <w:spacing w:line="336" w:lineRule="auto" w:after="180"/>
+      </w:pPr>
+      <w:r>
+        <w:rPr>
+          <w:b w:val="0"/>
+        </w:rPr>
+        <w:t>The separate capstone picture compares A seven correct of ten photos and B eight correct of ten: 70% and 80%, a one-photo or ten-percentage-point observed difference. Those ten indoor photos come from five plants with two views each. They are not ten independent plants, and five source identities alone do not establish independent sampling. Report grouping and use analysis assumptions justified for the actual design.</w:t>
       </w:r>
     </w:p>
     <w:p>
       <w:pPr>
-        <w:pStyle w:val="Heading3"/>
-      </w:pPr>
-      <w:r>
-        <w:t>Supplied facts</w:t>
+        <w:spacing w:line="336" w:lineRule="auto" w:after="180"/>
+      </w:pPr>
+      <w:r>
+        <w:rPr>
+          <w:b w:val="0"/>
+        </w:rPr>
+        <w:t>No per-case output table is supplied here, so do not invent which photos changed or a plant-level score. A final manuscript can report the supplied photo-level counts while clearly acknowledging indoor coverage, repeated views and absent population/significance evidence.</w:t>
       </w:r>
     </w:p>
-    <w:p>
-      <w:pPr>
-        <w:spacing w:line="336" w:lineRule="auto" w:after="180"/>
-        <w:shd w:fill="F1F6FC"/>
-      </w:pPr>
-      <w:r>
-        <w:rPr>
-          <w:b w:val="0"/>
-        </w:rPr>
-        <w:t>A is correct on 7/10; B on 8/10. All cases are indoor, from five plants with two views each.</w:t>
-      </w:r>
-    </w:p>
+    <w:tbl>
+      <w:tblPr>
+        <w:tblStyle w:val="LightShading-Accent1"/>
+        <w:tblW w:type="auto" w:w="0"/>
+        <w:tblLook w:firstColumn="1" w:firstRow="1" w:lastColumn="0" w:lastRow="0" w:noHBand="0" w:noVBand="1" w:val="04A0"/>
+      </w:tblPr>
+      <w:tblGrid>
+        <w:gridCol w:w="5112"/>
+        <w:gridCol w:w="5112"/>
+      </w:tblGrid>
+      <w:tr>
+        <w:trPr>
+          <w:tblHeader/>
+        </w:trPr>
+        <w:tc>
+          <w:tcPr>
+            <w:tcW w:type="dxa" w:w="5112"/>
+          </w:tcPr>
+          <w:p>
+            <w:r>
+              <w:t>Separate capstone record</w:t>
+            </w:r>
+          </w:p>
+        </w:tc>
+        <w:tc>
+          <w:tcPr>
+            <w:tcW w:type="dxa" w:w="5112"/>
+          </w:tcPr>
+          <w:p>
+            <w:r>
+              <w:t>Supported value or limit</w:t>
+            </w:r>
+          </w:p>
+        </w:tc>
+      </w:tr>
+      <w:tr>
+        <w:tc>
+          <w:tcPr>
+            <w:tcW w:type="dxa" w:w="5112"/>
+          </w:tcPr>
+          <w:p>
+            <w:r>
+              <w:t>A photo correctness</w:t>
+            </w:r>
+          </w:p>
+        </w:tc>
+        <w:tc>
+          <w:tcPr>
+            <w:tcW w:type="dxa" w:w="5112"/>
+          </w:tcPr>
+          <w:p>
+            <w:r>
+              <w:t>7/10 = 70%</w:t>
+            </w:r>
+          </w:p>
+        </w:tc>
+      </w:tr>
+      <w:tr>
+        <w:tc>
+          <w:tcPr>
+            <w:tcW w:type="dxa" w:w="5112"/>
+          </w:tcPr>
+          <w:p>
+            <w:r>
+              <w:t>B photo correctness</w:t>
+            </w:r>
+          </w:p>
+        </w:tc>
+        <w:tc>
+          <w:tcPr>
+            <w:tcW w:type="dxa" w:w="5112"/>
+          </w:tcPr>
+          <w:p>
+            <w:r>
+              <w:t>8/10 = 80%</w:t>
+            </w:r>
+          </w:p>
+        </w:tc>
+      </w:tr>
+      <w:tr>
+        <w:tc>
+          <w:tcPr>
+            <w:tcW w:type="dxa" w:w="5112"/>
+          </w:tcPr>
+          <w:p>
+            <w:r>
+              <w:t>Observed difference</w:t>
+            </w:r>
+          </w:p>
+        </w:tc>
+        <w:tc>
+          <w:tcPr>
+            <w:tcW w:type="dxa" w:w="5112"/>
+          </w:tcPr>
+          <w:p>
+            <w:r>
+              <w:t>One correct photo; ten percentage points</w:t>
+            </w:r>
+          </w:p>
+        </w:tc>
+      </w:tr>
+      <w:tr>
+        <w:tc>
+          <w:tcPr>
+            <w:tcW w:type="dxa" w:w="5112"/>
+          </w:tcPr>
+          <w:p>
+            <w:r>
+              <w:t>Source grouping</w:t>
+            </w:r>
+          </w:p>
+        </w:tc>
+        <w:tc>
+          <w:tcPr>
+            <w:tcW w:type="dxa" w:w="5112"/>
+          </w:tcPr>
+          <w:p>
+            <w:r>
+              <w:t>Five plants × two views = ten photos</w:t>
+            </w:r>
+          </w:p>
+        </w:tc>
+      </w:tr>
+      <w:tr>
+        <w:tc>
+          <w:tcPr>
+            <w:tcW w:type="dxa" w:w="5112"/>
+          </w:tcPr>
+          <w:p>
+            <w:r>
+              <w:t>Setting</w:t>
+            </w:r>
+          </w:p>
+        </w:tc>
+        <w:tc>
+          <w:tcPr>
+            <w:tcW w:type="dxa" w:w="5112"/>
+          </w:tcPr>
+          <w:p>
+            <w:r>
+              <w:t>Indoor only</w:t>
+            </w:r>
+          </w:p>
+        </w:tc>
+      </w:tr>
+      <w:tr>
+        <w:tc>
+          <w:tcPr>
+            <w:tcW w:type="dxa" w:w="5112"/>
+          </w:tcPr>
+          <w:p>
+            <w:r>
+              <w:t>Ten independent plants claim</w:t>
+            </w:r>
+          </w:p>
+        </w:tc>
+        <w:tc>
+          <w:tcPr>
+            <w:tcW w:type="dxa" w:w="5112"/>
+          </w:tcPr>
+          <w:p>
+            <w:r>
+              <w:t>Wrong count and unsupported independence premise</w:t>
+            </w:r>
+          </w:p>
+        </w:tc>
+      </w:tr>
+      <w:tr>
+        <w:tc>
+          <w:tcPr>
+            <w:tcW w:type="dxa" w:w="5112"/>
+          </w:tcPr>
+          <w:p>
+            <w:r>
+              <w:t>Five plant identities</w:t>
+            </w:r>
+          </w:p>
+        </w:tc>
+        <w:tc>
+          <w:tcPr>
+            <w:tcW w:type="dxa" w:w="5112"/>
+          </w:tcPr>
+          <w:p>
+            <w:r>
+              <w:t>Correct source count; sampling independence still needs justification</w:t>
+            </w:r>
+          </w:p>
+        </w:tc>
+      </w:tr>
+      <w:tr>
+        <w:tc>
+          <w:tcPr>
+            <w:tcW w:type="dxa" w:w="5112"/>
+          </w:tcPr>
+          <w:p>
+            <w:r>
+              <w:t>Case-level and plant-level outcomes</w:t>
+            </w:r>
+          </w:p>
+        </w:tc>
+        <w:tc>
+          <w:tcPr>
+            <w:tcW w:type="dxa" w:w="5112"/>
+          </w:tcPr>
+          <w:p>
+            <w:r>
+              <w:t>Not supplied; do not reconstruct them</w:t>
+            </w:r>
+          </w:p>
+        </w:tc>
+      </w:tr>
+      <w:tr>
+        <w:tc>
+          <w:tcPr>
+            <w:tcW w:type="dxa" w:w="5112"/>
+          </w:tcPr>
+          <w:p>
+            <w:r>
+              <w:t>Outdoor / population / significance</w:t>
+            </w:r>
+          </w:p>
+        </w:tc>
+        <w:tc>
+          <w:tcPr>
+            <w:tcW w:type="dxa" w:w="5112"/>
+          </w:tcPr>
+          <w:p>
+            <w:r>
+              <w:t>Not established</w:t>
+            </w:r>
+          </w:p>
+        </w:tc>
+      </w:tr>
+    </w:tbl>
     <w:p>
       <w:r>
         <w:drawing>
           <wp:inline xmlns:a="http://schemas.openxmlformats.org/drawingml/2006/main" xmlns:pic="http://schemas.openxmlformats.org/drawingml/2006/picture">
-            <wp:extent cx="5486400" cy="2641600"/>
-            <wp:docPr id="1" name="Picture 1" descr="Indoor capstone photo outcomes"/>
+            <wp:extent cx="5486400" cy="3029913"/>
+            <wp:docPr id="1" name="Picture 1" descr="Main raw record has eighteen passes and two failures among twenty evaluated cases. Figure and table must retain all twenty; the abstract must report ninety percent on this set, not one hundred percent. Separate capstone picture uses ten indoor photos from five plants with two views each."/>
             <wp:cNvGraphicFramePr>
               <a:graphicFrameLocks noChangeAspect="1"/>
             </wp:cNvGraphicFramePr>
@@ -1416,7 +2043,7 @@
               <a:graphicData uri="http://schemas.openxmlformats.org/drawingml/2006/picture">
                 <pic:pic>
                   <pic:nvPicPr>
-                    <pic:cNvPr id="0" name="academy-detail-ai-7-34.png"/>
+                    <pic:cNvPr id="0" name="ai-7-34-manuscript-chain.png"/>
                     <pic:cNvPicPr/>
                   </pic:nvPicPr>
                   <pic:blipFill>
@@ -1428,7 +2055,7 @@
                   <pic:spPr>
                     <a:xfrm>
                       <a:off x="0" y="0"/>
-                      <a:ext cx="5486400" cy="2641600"/>
+                      <a:ext cx="5486400" cy="3029913"/>
                     </a:xfrm>
                     <a:prstGeom prst="rect"/>
                   </pic:spPr>
@@ -1440,11 +2067,19 @@
       </w:r>
     </w:p>
     <w:p>
+      <w:pPr>
+        <w:pStyle w:val="Heading2"/>
+      </w:pPr>
+      <w:r>
+        <w:t>Picture trace and changed-condition key</w:t>
+      </w:r>
+    </w:p>
+    <w:p>
       <w:r>
         <w:drawing>
           <wp:inline xmlns:a="http://schemas.openxmlformats.org/drawingml/2006/main" xmlns:pic="http://schemas.openxmlformats.org/drawingml/2006/picture">
-            <wp:extent cx="5346057" cy="5943599"/>
-            <wp:docPr id="2" name="Picture 2" descr="Final project manuscript. State bounded claim: B adds one correct photo on this indoor set.. Describe dependence: Ten photos come from five plants; report the grouping.. Present results: Show 70% and 80% with counts and case-level outcomes.. Preserve limitations: Do not claim outdoor robustness or ten independent plants."/>
+            <wp:extent cx="5486400" cy="4005072"/>
+            <wp:docPr id="2" name="Picture 2" descr="State bounded claim: B adds one correct photo on this indoor set. → Describe dependence: Ten photos come from five plants; report the grouping. → Present results: Show 70% and 80% with counts and case-level outcomes. → Preserve limitations: Do not claim outdoor robustness or ten independent plants."/>
             <wp:cNvGraphicFramePr>
               <a:graphicFrameLocks noChangeAspect="1"/>
             </wp:cNvGraphicFramePr>
@@ -1452,7 +2087,7 @@
               <a:graphicData uri="http://schemas.openxmlformats.org/drawingml/2006/picture">
                 <pic:pic>
                   <pic:nvPicPr>
-                    <pic:cNvPr id="0" name="academy-visual-ai-7-34.png"/>
+                    <pic:cNvPr id="0" name="academy-story-ai-7-34-02.png"/>
                     <pic:cNvPicPr/>
                   </pic:nvPicPr>
                   <pic:blipFill>
@@ -1464,7 +2099,7 @@
                   <pic:spPr>
                     <a:xfrm>
                       <a:off x="0" y="0"/>
-                      <a:ext cx="5346057" cy="5943599"/>
+                      <a:ext cx="5486400" cy="4005072"/>
                     </a:xfrm>
                     <a:prstGeom prst="rect"/>
                   </pic:spPr>
@@ -1614,144 +2249,416 @@
     </w:p>
     <w:p>
       <w:pPr>
-        <w:pStyle w:val="Heading3"/>
-      </w:pPr>
-      <w:r>
-        <w:t>Why this result follows</w:t>
+        <w:spacing w:line="336" w:lineRule="auto" w:after="180"/>
+      </w:pPr>
+      <w:r>
+        <w:rPr>
+          <w:b w:val="0"/>
+        </w:rPr>
+        <w:t xml:space="preserve">A final manuscript aligns question, procedure, </w:t>
+      </w:r>
+      <w:r>
+        <w:rPr>
+          <w:b/>
+        </w:rPr>
+        <w:t>evidence</w:t>
+      </w:r>
+      <w:r>
+        <w:rPr>
+          <w:b w:val="0"/>
+        </w:rPr>
+        <w:t xml:space="preserve"> and scope. Every figure and conclusion should point back to the records that support it.</w:t>
       </w:r>
     </w:p>
     <w:p>
       <w:pPr>
-        <w:pStyle w:val="Heading3"/>
-      </w:pPr>
-      <w:r>
-        <w:t>Why the result follows</w:t>
+        <w:spacing w:line="336" w:lineRule="auto" w:after="180"/>
+      </w:pPr>
+      <w:r>
+        <w:rPr>
+          <w:b w:val="0"/>
+        </w:rPr>
+        <w:t>No population superiority or significance claim is supplied; dependence and sample coverage need explicit treatment.</w:t>
       </w:r>
     </w:p>
     <w:p>
       <w:pPr>
         <w:spacing w:line="336" w:lineRule="auto" w:after="180"/>
-        <w:shd w:fill="F1F6FC"/>
       </w:pPr>
       <w:r>
         <w:rPr>
           <w:b w:val="0"/>
         </w:rPr>
-        <w:t xml:space="preserve">A final manuscript aligns question, procedure, </w:t>
-      </w:r>
-      <w:r>
-        <w:rPr>
-          <w:b/>
-        </w:rPr>
-        <w:t>evidence</w:t>
-      </w:r>
-      <w:r>
-        <w:rPr>
-          <w:b w:val="0"/>
-        </w:rPr>
-        <w:t xml:space="preserve"> and scope. Every figure and conclusion should point back to the records that support it.</w:t>
+        <w:t>Change: The abstract calls the study a test on ten independent plants.</w:t>
       </w:r>
     </w:p>
     <w:p>
       <w:pPr>
-        <w:pStyle w:val="Heading3"/>
-      </w:pPr>
-      <w:r>
-        <w:t>What this example does not establish</w:t>
+        <w:spacing w:line="336" w:lineRule="auto" w:after="180"/>
+      </w:pPr>
+      <w:r>
+        <w:rPr>
+          <w:b/>
+        </w:rPr>
+        <w:t>Prediction</w:t>
+      </w:r>
+      <w:r>
+        <w:rPr>
+          <w:b w:val="0"/>
+        </w:rPr>
+        <w:t>: Correct it to five plants with two views each.</w:t>
       </w:r>
     </w:p>
     <w:p>
       <w:pPr>
-        <w:pStyle w:val="Heading3"/>
-      </w:pPr>
-      <w:r>
-        <w:t>Keep the stated limit</w:t>
+        <w:spacing w:line="336" w:lineRule="auto" w:after="180"/>
+      </w:pPr>
+      <w:r>
+        <w:rPr>
+          <w:b w:val="0"/>
+        </w:rPr>
+        <w:t>Reason: Five source plants have two views each; independence requires a justified sampling design.</w:t>
       </w:r>
     </w:p>
     <w:p>
       <w:pPr>
-        <w:spacing w:line="336" w:lineRule="auto" w:after="180"/>
-        <w:shd w:fill="FFF5E6"/>
-      </w:pPr>
-      <w:r>
-        <w:rPr>
-          <w:b w:val="0"/>
-        </w:rPr>
-        <w:t>No population superiority or significance claim is supplied; dependence and sample coverage need explicit treatment.</w:t>
+        <w:pStyle w:val="Heading2"/>
+      </w:pPr>
+      <w:r>
+        <w:t>Earlier wording, alternatives and picture transcripts · reference / check after trying</w:t>
       </w:r>
     </w:p>
     <w:p>
       <w:pPr>
-        <w:pStyle w:val="Heading3"/>
-      </w:pPr>
-      <w:r>
-        <w:t>Change one thing in the pictured case</w:t>
+        <w:spacing w:line="336" w:lineRule="auto" w:after="180"/>
+      </w:pPr>
+      <w:r>
+        <w:rPr>
+          <w:b w:val="0"/>
+        </w:rPr>
+        <w:t>Begin by writing the question the procedure is intended to answer. Identify the information already supplied, the information it will produce and the information still missing.</w:t>
       </w:r>
     </w:p>
     <w:p>
       <w:pPr>
-        <w:pStyle w:val="Heading3"/>
-      </w:pPr>
-      <w:r>
-        <w:t>Change one thing</w:t>
+        <w:spacing w:line="336" w:lineRule="auto" w:after="180"/>
+      </w:pPr>
+      <w:r>
+        <w:rPr>
+          <w:b w:val="0"/>
+        </w:rPr>
+        <w:t>These are constructed classroom examples; they do not require live accounts, private records or an external service. Do not treat a plausible explanation as a measured outcome.</w:t>
       </w:r>
     </w:p>
     <w:p>
       <w:pPr>
         <w:spacing w:line="336" w:lineRule="auto" w:after="180"/>
-        <w:shd w:fill="F5F1FB"/>
       </w:pPr>
       <w:r>
         <w:rPr>
           <w:b w:val="0"/>
         </w:rPr>
-        <w:t>Change: The abstract calls the study a test on ten independent plants.</w:t>
+        <w:t xml:space="preserve">Before applying the procedure, write its units, denominator or decision boundary where relevant. A partner should be able to repeat each step using the same </w:t>
+      </w:r>
+      <w:r>
+        <w:rPr>
+          <w:b/>
+        </w:rPr>
+        <w:t>input</w:t>
+      </w:r>
+      <w:r>
+        <w:rPr>
+          <w:b w:val="0"/>
+        </w:rPr>
+        <w:t>s.</w:t>
       </w:r>
     </w:p>
     <w:p>
       <w:pPr>
+        <w:spacing w:line="336" w:lineRule="auto" w:after="180"/>
+      </w:pPr>
+      <w:r>
+        <w:rPr>
+          <w:b w:val="0"/>
+        </w:rPr>
+        <w:t xml:space="preserve">If a required </w:t>
+      </w:r>
+      <w:r>
+        <w:rPr>
+          <w:b/>
+        </w:rPr>
+        <w:t>input</w:t>
+      </w:r>
+      <w:r>
+        <w:rPr>
+          <w:b w:val="0"/>
+        </w:rPr>
+        <w:t xml:space="preserve"> is absent or violates the stated contract, record that condition explicitly instead of quietly replacing it with a convenient value.</w:t>
+      </w:r>
+    </w:p>
+    <w:tbl>
+      <w:tblPr>
+        <w:tblStyle w:val="LightShading-Accent1"/>
+        <w:tblW w:type="auto" w:w="0"/>
+        <w:tblLook w:firstColumn="1" w:firstRow="1" w:lastColumn="0" w:lastRow="0" w:noHBand="0" w:noVBand="1" w:val="04A0"/>
+      </w:tblPr>
+      <w:tblGrid>
+        <w:gridCol w:w="5112"/>
+        <w:gridCol w:w="5112"/>
+      </w:tblGrid>
+      <w:tr>
+        <w:trPr>
+          <w:tblHeader/>
+        </w:trPr>
+        <w:tc>
+          <w:tcPr>
+            <w:tcW w:type="dxa" w:w="5112"/>
+          </w:tcPr>
+          <w:p>
+            <w:r>
+              <w:t>Term</w:t>
+            </w:r>
+          </w:p>
+        </w:tc>
+        <w:tc>
+          <w:tcPr>
+            <w:tcW w:type="dxa" w:w="5112"/>
+          </w:tcPr>
+          <w:p>
+            <w:r>
+              <w:t>Meaning</w:t>
+            </w:r>
+          </w:p>
+        </w:tc>
+      </w:tr>
+      <w:tr>
+        <w:tc>
+          <w:tcPr>
+            <w:tcW w:type="dxa" w:w="5112"/>
+          </w:tcPr>
+          <w:p>
+            <w:r>
+              <w:t>Manuscript audit</w:t>
+            </w:r>
+          </w:p>
+        </w:tc>
+        <w:tc>
+          <w:tcPr>
+            <w:tcW w:type="dxa" w:w="5112"/>
+          </w:tcPr>
+          <w:p>
+            <w:r>
+              <w:t>A consistency check across research records and prose</w:t>
+            </w:r>
+          </w:p>
+        </w:tc>
+      </w:tr>
+      <w:tr>
+        <w:tc>
+          <w:tcPr>
+            <w:tcW w:type="dxa" w:w="5112"/>
+          </w:tcPr>
+          <w:p>
+            <w:r>
+              <w:t>Run linkage</w:t>
+            </w:r>
+          </w:p>
+        </w:tc>
+        <w:tc>
+          <w:tcPr>
+            <w:tcW w:type="dxa" w:w="5112"/>
+          </w:tcPr>
+          <w:p>
+            <w:r>
+              <w:t>Connecting reported numbers to exact results</w:t>
+            </w:r>
+          </w:p>
+        </w:tc>
+      </w:tr>
+      <w:tr>
+        <w:tc>
+          <w:tcPr>
+            <w:tcW w:type="dxa" w:w="5112"/>
+          </w:tcPr>
+          <w:p>
+            <w:r>
+              <w:t>Evidence alignment</w:t>
+            </w:r>
+          </w:p>
+        </w:tc>
+        <w:tc>
+          <w:tcPr>
+            <w:tcW w:type="dxa" w:w="5112"/>
+          </w:tcPr>
+          <w:p>
+            <w:r>
+              <w:t>Agreement between claims and their supporting artifacts</w:t>
+            </w:r>
+          </w:p>
+        </w:tc>
+      </w:tr>
+    </w:tbl>
+    <w:p>
+      <w:pPr>
         <w:pStyle w:val="Heading3"/>
       </w:pPr>
       <w:r>
-        <w:t>Predicted result</w:t>
+        <w:t>Model the reasoning aloud</w:t>
       </w:r>
     </w:p>
     <w:p>
       <w:pPr>
         <w:spacing w:line="336" w:lineRule="auto" w:after="180"/>
-        <w:shd w:fill="F1F6FC"/>
-      </w:pPr>
+      </w:pPr>
+      <w:r>
+        <w:rPr>
+          <w:b w:val="0"/>
+        </w:rPr>
+        <w:t xml:space="preserve">Use the complete worked example below before asking learners to complete W2. Reveal a small part, invite a </w:t>
+      </w:r>
       <w:r>
         <w:rPr>
           <w:b/>
         </w:rPr>
-        <w:t>Prediction</w:t>
+        <w:t>prediction</w:t>
       </w:r>
       <w:r>
         <w:rPr>
           <w:b w:val="0"/>
         </w:rPr>
-        <w:t>: Correct it to five plants with two views each.</w:t>
+        <w:t>, then explain the deciding step.</w:t>
       </w:r>
     </w:p>
     <w:p>
       <w:pPr>
-        <w:pStyle w:val="Heading3"/>
-      </w:pPr>
-      <w:r>
-        <w:t>Why the result follows</w:t>
+        <w:spacing w:line="336" w:lineRule="auto" w:after="180"/>
+      </w:pPr>
+      <w:r>
+        <w:rPr>
+          <w:b w:val="0"/>
+        </w:rPr>
+        <w:t>These teacher notes contain solutions; do not reveal the independent case answer during modelling.</w:t>
+      </w:r>
+    </w:p>
+    <w:tbl>
+      <w:tblPr>
+        <w:tblStyle w:val="LightShading-Accent1"/>
+        <w:tblW w:type="auto" w:w="0"/>
+        <w:tblLook w:firstColumn="1" w:firstRow="1" w:lastColumn="0" w:lastRow="0" w:noHBand="0" w:noVBand="1" w:val="04A0"/>
+      </w:tblPr>
+      <w:tblGrid>
+        <w:gridCol w:w="5112"/>
+        <w:gridCol w:w="5112"/>
+      </w:tblGrid>
+      <w:tr>
+        <w:trPr>
+          <w:tblHeader/>
+        </w:trPr>
+        <w:tc>
+          <w:tcPr>
+            <w:tcW w:type="dxa" w:w="5112"/>
+          </w:tcPr>
+          <w:p>
+            <w:r>
+              <w:t>Thinking move</w:t>
+            </w:r>
+          </w:p>
+        </w:tc>
+        <w:tc>
+          <w:tcPr>
+            <w:tcW w:type="dxa" w:w="5112"/>
+          </w:tcPr>
+          <w:p>
+            <w:r>
+              <w:t>Teacher prompt</w:t>
+            </w:r>
+          </w:p>
+        </w:tc>
+      </w:tr>
+      <w:tr>
+        <w:tc>
+          <w:tcPr>
+            <w:tcW w:type="dxa" w:w="5112"/>
+          </w:tcPr>
+          <w:p>
+            <w:r>
+              <w:t>Plan</w:t>
+            </w:r>
+          </w:p>
+        </w:tc>
+        <w:tc>
+          <w:tcPr>
+            <w:tcW w:type="dxa" w:w="5112"/>
+          </w:tcPr>
+          <w:p>
+            <w:r>
+              <w:t>What is given? What is the question? Which procedure fits these facts?</w:t>
+            </w:r>
+          </w:p>
+        </w:tc>
+      </w:tr>
+      <w:tr>
+        <w:tc>
+          <w:tcPr>
+            <w:tcW w:type="dxa" w:w="5112"/>
+          </w:tcPr>
+          <w:p>
+            <w:r>
+              <w:t>Do</w:t>
+            </w:r>
+          </w:p>
+        </w:tc>
+        <w:tc>
+          <w:tcPr>
+            <w:tcW w:type="dxa" w:w="5112"/>
+          </w:tcPr>
+          <w:p>
+            <w:r>
+              <w:t>Point to each input and intermediate step in the worked trace. Name the rule that allows the next step.</w:t>
+            </w:r>
+          </w:p>
+        </w:tc>
+      </w:tr>
+      <w:tr>
+        <w:tc>
+          <w:tcPr>
+            <w:tcW w:type="dxa" w:w="5112"/>
+          </w:tcPr>
+          <w:p>
+            <w:r>
+              <w:t>Check</w:t>
+            </w:r>
+          </w:p>
+        </w:tc>
+        <w:tc>
+          <w:tcPr>
+            <w:tcW w:type="dxa" w:w="5112"/>
+          </w:tcPr>
+          <w:p>
+            <w:r>
+              <w:t>Does the output answer the question? Which assumption or limitation prevents a larger claim?</w:t>
+            </w:r>
+          </w:p>
+        </w:tc>
+      </w:tr>
+    </w:tbl>
+    <w:p>
+      <w:pPr>
+        <w:spacing w:line="336" w:lineRule="auto" w:after="180"/>
+      </w:pPr>
+      <w:r>
+        <w:rPr>
+          <w:b w:val="0"/>
+        </w:rPr>
+        <w:t>Use the diagram and verbal explanation together. Ask learners to match a sentence to a specific visual step; do not assign learners fixed visual or auditory learning styles.</w:t>
       </w:r>
     </w:p>
     <w:p>
       <w:pPr>
-        <w:spacing w:line="336" w:lineRule="auto" w:after="180"/>
-        <w:shd w:fill="F1F6FC"/>
-      </w:pPr>
-      <w:r>
-        <w:rPr>
-          <w:b w:val="0"/>
-        </w:rPr>
-        <w:t>Reason: The source-object count, not the photo count, defines the independent plants.</w:t>
+        <w:pStyle w:val="Heading3"/>
+      </w:pPr>
+      <w:r>
+        <w:t>A pictorial worked case: Final project manuscript</w:t>
       </w:r>
     </w:p>
     <w:p>
@@ -1759,74 +2666,494 @@
         <w:pStyle w:val="Heading3"/>
       </w:pPr>
       <w:r>
-        <w:t>Ask while showing the picture</w:t>
+        <w:t>The facts we will use</w:t>
       </w:r>
     </w:p>
     <w:p>
-      <w:pPr>
-        <w:pStyle w:val="Heading3"/>
-      </w:pPr>
-      <w:r>
-        <w:t>Ask while showing the picture · 5</w:t>
+      <w:r>
+        <w:drawing>
+          <wp:inline xmlns:a="http://schemas.openxmlformats.org/drawingml/2006/main" xmlns:pic="http://schemas.openxmlformats.org/drawingml/2006/picture">
+            <wp:extent cx="5486400" cy="2641600"/>
+            <wp:docPr id="3" name="Picture 3" descr="Indoor capstone photo outcomes"/>
+            <wp:cNvGraphicFramePr>
+              <a:graphicFrameLocks noChangeAspect="1"/>
+            </wp:cNvGraphicFramePr>
+            <a:graphic>
+              <a:graphicData uri="http://schemas.openxmlformats.org/drawingml/2006/picture">
+                <pic:pic>
+                  <pic:nvPicPr>
+                    <pic:cNvPr id="0" name="academy-detail-ai-7-34.png"/>
+                    <pic:cNvPicPr/>
+                  </pic:nvPicPr>
+                  <pic:blipFill>
+                    <a:blip r:embed="rId11"/>
+                    <a:stretch>
+                      <a:fillRect/>
+                    </a:stretch>
+                  </pic:blipFill>
+                  <pic:spPr>
+                    <a:xfrm>
+                      <a:off x="0" y="0"/>
+                      <a:ext cx="5486400" cy="2641600"/>
+                    </a:xfrm>
+                    <a:prstGeom prst="rect"/>
+                  </pic:spPr>
+                </pic:pic>
+              </a:graphicData>
+            </a:graphic>
+          </wp:inline>
+        </w:drawing>
       </w:r>
     </w:p>
     <w:p>
-      <w:pPr>
-        <w:spacing w:line="336" w:lineRule="auto" w:after="180"/>
-      </w:pPr>
-      <w:r>
-        <w:rPr>
-          <w:b w:val="0"/>
-        </w:rPr>
-        <w:t xml:space="preserve">Cover the result. Ask learners to name the </w:t>
-      </w:r>
-      <w:r>
-        <w:rPr>
-          <w:b/>
-        </w:rPr>
-        <w:t>input</w:t>
-      </w:r>
-      <w:r>
-        <w:rPr>
-          <w:b w:val="0"/>
-        </w:rPr>
-        <w:t xml:space="preserve">s and predict the next step. Uncover one step, connect the icon to the actual procedure, and explain its </w:t>
-      </w:r>
-      <w:r>
-        <w:rPr>
-          <w:b/>
-        </w:rPr>
-        <w:t>evidence</w:t>
-      </w:r>
-      <w:r>
-        <w:rPr>
-          <w:b w:val="0"/>
-        </w:rPr>
-        <w:t>. Then change the supplied condition and compare.</w:t>
+      <w:r>
+        <w:drawing>
+          <wp:inline xmlns:a="http://schemas.openxmlformats.org/drawingml/2006/main" xmlns:pic="http://schemas.openxmlformats.org/drawingml/2006/picture">
+            <wp:extent cx="5346057" cy="5943599"/>
+            <wp:docPr id="4" name="Picture 4" descr="Final project manuscript. State bounded claim: B adds one correct photo on this indoor set.. Describe dependence: Ten photos come from five plants; report the grouping.. Present results: Show 70% and 80% with counts and case-level outcomes.. Preserve limitations: Do not claim outdoor robustness or ten independent plants."/>
+            <wp:cNvGraphicFramePr>
+              <a:graphicFrameLocks noChangeAspect="1"/>
+            </wp:cNvGraphicFramePr>
+            <a:graphic>
+              <a:graphicData uri="http://schemas.openxmlformats.org/drawingml/2006/picture">
+                <pic:pic>
+                  <pic:nvPicPr>
+                    <pic:cNvPr id="0" name="academy-visual-ai-7-34.png"/>
+                    <pic:cNvPicPr/>
+                  </pic:nvPicPr>
+                  <pic:blipFill>
+                    <a:blip r:embed="rId12"/>
+                    <a:stretch>
+                      <a:fillRect/>
+                    </a:stretch>
+                  </pic:blipFill>
+                  <pic:spPr>
+                    <a:xfrm>
+                      <a:off x="0" y="0"/>
+                      <a:ext cx="5346057" cy="5943599"/>
+                    </a:xfrm>
+                    <a:prstGeom prst="rect"/>
+                  </pic:spPr>
+                </pic:pic>
+              </a:graphicData>
+            </a:graphic>
+          </wp:inline>
+        </w:drawing>
       </w:r>
     </w:p>
     <w:p>
       <w:pPr>
-        <w:spacing w:line="336" w:lineRule="auto" w:after="180"/>
-      </w:pPr>
-      <w:r>
-        <w:rPr>
-          <w:b w:val="0"/>
-        </w:rPr>
-        <w:t>The picture is a representation; it does not document execution of a real AI model.</w:t>
+        <w:pStyle w:val="Heading3"/>
+      </w:pPr>
+      <w:r>
+        <w:t>Why this result follows</w:t>
       </w:r>
     </w:p>
     <w:p>
       <w:pPr>
-        <w:pStyle w:val="Heading1"/>
-      </w:pPr>
-      <w:r>
-        <w:t>03. Demonstrate and guide practice</w:t>
+        <w:pStyle w:val="Heading3"/>
+      </w:pPr>
+      <w:r>
+        <w:t>What this example does not establish</w:t>
       </w:r>
     </w:p>
     <w:p>
-      <w:r>
-        <w:t>Demonstrate Final project manuscript, reduce support deliberately and check individual reasoning before discussing answers.</w:t>
+      <w:pPr>
+        <w:pStyle w:val="Heading3"/>
+      </w:pPr>
+      <w:r>
+        <w:t>Change one thing in the pictured case</w:t>
+      </w:r>
+    </w:p>
+    <w:p>
+      <w:pPr>
+        <w:pStyle w:val="Heading3"/>
+      </w:pPr>
+      <w:r>
+        <w:t>Ask while showing the picture</w:t>
+      </w:r>
+    </w:p>
+    <w:p>
+      <w:pPr>
+        <w:spacing w:line="336" w:lineRule="auto" w:after="180"/>
+      </w:pPr>
+      <w:r>
+        <w:rPr>
+          <w:b w:val="0"/>
+        </w:rPr>
+        <w:t xml:space="preserve">Cover the result. Ask learners to name the </w:t>
+      </w:r>
+      <w:r>
+        <w:rPr>
+          <w:b/>
+        </w:rPr>
+        <w:t>input</w:t>
+      </w:r>
+      <w:r>
+        <w:rPr>
+          <w:b w:val="0"/>
+        </w:rPr>
+        <w:t xml:space="preserve">s and predict the next step. Uncover one step, connect the icon to the actual procedure, and explain its </w:t>
+      </w:r>
+      <w:r>
+        <w:rPr>
+          <w:b/>
+        </w:rPr>
+        <w:t>evidence</w:t>
+      </w:r>
+      <w:r>
+        <w:rPr>
+          <w:b w:val="0"/>
+        </w:rPr>
+        <w:t>. Then change the supplied condition and compare.</w:t>
+      </w:r>
+    </w:p>
+    <w:p>
+      <w:pPr>
+        <w:spacing w:line="336" w:lineRule="auto" w:after="180"/>
+      </w:pPr>
+      <w:r>
+        <w:rPr>
+          <w:b w:val="0"/>
+        </w:rPr>
+        <w:t>The picture is a representation; it does not document execution of a real AI model.</w:t>
+      </w:r>
+    </w:p>
+    <w:p>
+      <w:pPr>
+        <w:pStyle w:val="Heading1"/>
+      </w:pPr>
+      <w:r>
+        <w:t>03. Model a step,then remove help</w:t>
+      </w:r>
+    </w:p>
+    <w:p>
+      <w:r>
+        <w:t>Collect each learner’s reasoning before showing a key.</w:t>
+      </w:r>
+    </w:p>
+    <w:p>
+      <w:pPr>
+        <w:pStyle w:val="Heading2"/>
+      </w:pPr>
+      <w:r>
+        <w:t>Current completion task and checked reasoning</w:t>
+      </w:r>
+    </w:p>
+    <w:p>
+      <w:pPr>
+        <w:spacing w:line="336" w:lineRule="auto" w:after="180"/>
+      </w:pPr>
+      <w:r>
+        <w:rPr>
+          <w:b w:val="0"/>
+        </w:rPr>
+        <w:t>Completion task: Abstract says 100% success; results table shows 18/20, and two failures are omitted from the figure. Show the intermediate steps and give the conclusion with its scope.</w:t>
+      </w:r>
+    </w:p>
+    <w:p>
+      <w:pPr>
+        <w:spacing w:line="336" w:lineRule="auto" w:after="180"/>
+      </w:pPr>
+      <w:r>
+        <w:rPr>
+          <w:b w:val="0"/>
+        </w:rPr>
+        <w:t>Teacher check: Teacher explanation: Correct to 90% over 20 with two failures; restore figure and align abstract/table/run. Do not hide failures to preserve the headline.</w:t>
+      </w:r>
+    </w:p>
+    <w:p>
+      <w:pPr>
+        <w:spacing w:line="336" w:lineRule="auto" w:after="180"/>
+      </w:pPr>
+      <w:r>
+        <w:rPr>
+          <w:b w:val="0"/>
+        </w:rPr>
+        <w:t xml:space="preserve">Start by identifying the given </w:t>
+      </w:r>
+      <w:r>
+        <w:rPr>
+          <w:b/>
+        </w:rPr>
+        <w:t>input</w:t>
+      </w:r>
+      <w:r>
+        <w:rPr>
+          <w:b w:val="0"/>
+        </w:rPr>
+        <w:t>s together. Leave the intermediate steps blank. If needed, model one step, then withdraw that help on the next step. Move to a full trace only when the partial trace is understood.</w:t>
+      </w:r>
+    </w:p>
+    <w:p>
+      <w:pPr>
+        <w:spacing w:line="336" w:lineRule="auto" w:after="180"/>
+      </w:pPr>
+      <w:r>
+        <w:rPr>
+          <w:b w:val="0"/>
+        </w:rPr>
+        <w:t>For partners, alternate explainer and checker; collect a response from every learner before discussion.</w:t>
+      </w:r>
+    </w:p>
+    <w:p>
+      <w:pPr>
+        <w:pStyle w:val="Heading2"/>
+      </w:pPr>
+      <w:r>
+        <w:t>Individual misconception check</w:t>
+      </w:r>
+    </w:p>
+    <w:p>
+      <w:pPr>
+        <w:spacing w:line="336" w:lineRule="auto" w:after="180"/>
+      </w:pPr>
+      <w:r>
+        <w:rPr>
+          <w:b w:val="0"/>
+        </w:rPr>
+        <w:t>Use the worked case for Final project manuscript. Proposed explanation: “The worked result establishes every future case”. Decide whether this explanation is supported.</w:t>
+      </w:r>
+    </w:p>
+    <w:p>
+      <w:pPr>
+        <w:spacing w:line="336" w:lineRule="auto" w:after="180"/>
+      </w:pPr>
+      <w:r>
+        <w:rPr>
+          <w:b w:val="0"/>
+        </w:rPr>
+        <w:t>Point to the step or supplied fact that decides; explain your repair if needed.</w:t>
+      </w:r>
+    </w:p>
+    <w:p>
+      <w:pPr>
+        <w:spacing w:line="336" w:lineRule="auto" w:after="180"/>
+      </w:pPr>
+      <w:r>
+        <w:rPr>
+          <w:b w:val="0"/>
+        </w:rPr>
+        <w:t xml:space="preserve">Expected correction: A manuscript is ready only when its claims and artifacts align; formatting alone cannot certify </w:t>
+      </w:r>
+      <w:r>
+        <w:rPr>
+          <w:b/>
+        </w:rPr>
+        <w:t>evidence</w:t>
+      </w:r>
+      <w:r>
+        <w:rPr>
+          <w:b w:val="0"/>
+        </w:rPr>
+        <w:t>.</w:t>
+      </w:r>
+    </w:p>
+    <w:p>
+      <w:pPr>
+        <w:spacing w:line="336" w:lineRule="auto" w:after="180"/>
+      </w:pPr>
+      <w:r>
+        <w:rPr>
+          <w:b w:val="0"/>
+        </w:rPr>
+        <w:t>Collect explanations, not only yes/no votes. If a misunderstanding is common, re-model the relevant step for the class.</w:t>
+      </w:r>
+    </w:p>
+    <w:p>
+      <w:pPr>
+        <w:spacing w:line="336" w:lineRule="auto" w:after="180"/>
+      </w:pPr>
+      <w:r>
+        <w:rPr>
+          <w:b w:val="0"/>
+        </w:rPr>
+        <w:t>If it affects a few learners, give a short targeted group explanation while others solve a more demanding variation.</w:t>
+      </w:r>
+    </w:p>
+    <w:p>
+      <w:pPr>
+        <w:pStyle w:val="Heading2"/>
+      </w:pPr>
+      <w:r>
+        <w:t>Pictured reasoning and changed case</w:t>
+      </w:r>
+    </w:p>
+    <w:p>
+      <w:pPr>
+        <w:spacing w:line="336" w:lineRule="auto" w:after="180"/>
+      </w:pPr>
+      <w:r>
+        <w:rPr>
+          <w:b w:val="0"/>
+        </w:rPr>
+        <w:t>Connect the manuscript’s 7/10 and 8/10 scores to the five-plant grouping. Which abstract claim must be corrected if it says ten independent plants?</w:t>
+      </w:r>
+    </w:p>
+    <w:p>
+      <w:pPr>
+        <w:spacing w:line="336" w:lineRule="auto" w:after="180"/>
+      </w:pPr>
+      <w:r>
+        <w:rPr>
+          <w:b w:val="0"/>
+        </w:rPr>
+        <w:t xml:space="preserve">B adds one correct photo on this indoor set. Ten photos come from five plants; report the grouping. Show </w:t>
+      </w:r>
+      <w:r>
+        <w:rPr>
+          <w:b/>
+        </w:rPr>
+        <w:t>70%</w:t>
+      </w:r>
+      <w:r>
+        <w:rPr>
+          <w:b w:val="0"/>
+        </w:rPr>
+        <w:t xml:space="preserve"> and </w:t>
+      </w:r>
+      <w:r>
+        <w:rPr>
+          <w:b/>
+        </w:rPr>
+        <w:t>80%</w:t>
+      </w:r>
+      <w:r>
+        <w:rPr>
+          <w:b w:val="0"/>
+        </w:rPr>
+        <w:t xml:space="preserve"> with counts and case-level outcomes. Do not claim outdoor robustness or ten independent plants. Changed case: Correct it to five plants with two views each. Five source plants have two views each; independence requires a justified sampling design.</w:t>
+      </w:r>
+    </w:p>
+    <w:p>
+      <w:pPr>
+        <w:spacing w:line="336" w:lineRule="auto" w:after="180"/>
+      </w:pPr>
+      <w:r>
+        <w:rPr>
+          <w:b w:val="0"/>
+        </w:rPr>
+        <w:t>Changed-case reasoning: Correct it to five plants with two views each. Five source plants have two views each; independence requires a justified sampling design.</w:t>
+      </w:r>
+    </w:p>
+    <w:p>
+      <w:pPr>
+        <w:spacing w:line="336" w:lineRule="auto" w:after="180"/>
+      </w:pPr>
+      <w:r>
+        <w:rPr>
+          <w:b w:val="0"/>
+        </w:rPr>
+        <w:t xml:space="preserve">Collect each learner’s explanation before discussion. Use the first missing connection between </w:t>
+      </w:r>
+      <w:r>
+        <w:rPr>
+          <w:b/>
+        </w:rPr>
+        <w:t>input</w:t>
+      </w:r>
+      <w:r>
+        <w:rPr>
+          <w:b w:val="0"/>
+        </w:rPr>
+        <w:t xml:space="preserve">, deciding step and result to choose support. This question is worked-case practice, not fresh mastery </w:t>
+      </w:r>
+      <w:r>
+        <w:rPr>
+          <w:b/>
+        </w:rPr>
+        <w:t>evidence</w:t>
+      </w:r>
+      <w:r>
+        <w:rPr>
+          <w:b w:val="0"/>
+        </w:rPr>
+        <w:t>.</w:t>
+      </w:r>
+    </w:p>
+    <w:p>
+      <w:pPr>
+        <w:pStyle w:val="Heading2"/>
+      </w:pPr>
+      <w:r>
+        <w:t>Accessible support and extension</w:t>
+      </w:r>
+    </w:p>
+    <w:p>
+      <w:pPr>
+        <w:spacing w:line="336" w:lineRule="auto" w:after="180"/>
+      </w:pPr>
+      <w:r>
+        <w:rPr>
+          <w:b w:val="0"/>
+        </w:rPr>
+        <w:t xml:space="preserve">Use the worked example in Sections 3 and 6. Collect a </w:t>
+      </w:r>
+      <w:r>
+        <w:rPr>
+          <w:b/>
+        </w:rPr>
+        <w:t>prediction</w:t>
+      </w:r>
+      <w:r>
+        <w:rPr>
+          <w:b w:val="0"/>
+        </w:rPr>
+        <w:t xml:space="preserve"> before revealing its result; ask the learner to point to each intermediate fact.</w:t>
+      </w:r>
+    </w:p>
+    <w:p>
+      <w:pPr>
+        <w:spacing w:line="336" w:lineRule="auto" w:after="180"/>
+      </w:pPr>
+      <w:r>
+        <w:rPr>
+          <w:b w:val="0"/>
+        </w:rPr>
+        <w:t xml:space="preserve">Provide an </w:t>
+      </w:r>
+      <w:r>
+        <w:rPr>
+          <w:b/>
+        </w:rPr>
+        <w:t>input</w:t>
+      </w:r>
+      <w:r>
+        <w:rPr>
+          <w:b w:val="0"/>
+        </w:rPr>
+        <w:t>/procedure/result/limit frame and a calculator when needed. Ask students to identify the first step before completing the whole trace.</w:t>
+      </w:r>
+    </w:p>
+    <w:p>
+      <w:pPr>
+        <w:spacing w:line="336" w:lineRule="auto" w:after="180"/>
+      </w:pPr>
+      <w:r>
+        <w:rPr>
+          <w:b w:val="0"/>
+        </w:rPr>
+        <w:t xml:space="preserve">Extension: compare two concrete variants of this </w:t>
+      </w:r>
+      <w:r>
+        <w:rPr>
+          <w:b/>
+        </w:rPr>
+        <w:t>mechanism</w:t>
+      </w:r>
+      <w:r>
+        <w:rPr>
+          <w:b w:val="0"/>
+        </w:rPr>
+        <w:t xml:space="preserve"> while holding unrelated conditions fixed; report both successful and unsuccessful outcomes.</w:t>
+      </w:r>
+    </w:p>
+    <w:p>
+      <w:pPr>
+        <w:pStyle w:val="Heading2"/>
+      </w:pPr>
+      <w:r>
+        <w:t>Earlier wording, alternatives and picture transcripts · reference / check after trying</w:t>
       </w:r>
     </w:p>
     <w:tbl>
@@ -2043,71 +3370,26 @@
     </w:tbl>
     <w:p>
       <w:pPr>
-        <w:spacing w:line="336" w:lineRule="auto" w:after="180"/>
-      </w:pPr>
-      <w:r>
-        <w:rPr>
-          <w:b w:val="0"/>
-        </w:rPr>
-        <w:t xml:space="preserve">Use the worked example in Sections 3 and 6. Collect a </w:t>
-      </w:r>
-      <w:r>
-        <w:rPr>
-          <w:b/>
-        </w:rPr>
-        <w:t>prediction</w:t>
-      </w:r>
-      <w:r>
-        <w:rPr>
-          <w:b w:val="0"/>
-        </w:rPr>
-        <w:t xml:space="preserve"> before revealing its result; ask the learner to point to each intermediate fact.</w:t>
+        <w:pStyle w:val="Heading3"/>
+      </w:pPr>
+      <w:r>
+        <w:t>Reduce help deliberately</w:t>
       </w:r>
     </w:p>
     <w:p>
       <w:pPr>
-        <w:spacing w:line="336" w:lineRule="auto" w:after="180"/>
-      </w:pPr>
-      <w:r>
-        <w:rPr>
-          <w:b w:val="0"/>
-        </w:rPr>
-        <w:t xml:space="preserve">Provide an </w:t>
-      </w:r>
-      <w:r>
-        <w:rPr>
-          <w:b/>
-        </w:rPr>
-        <w:t>input</w:t>
-      </w:r>
-      <w:r>
-        <w:rPr>
-          <w:b w:val="0"/>
-        </w:rPr>
-        <w:t>/procedure/result/limit frame and a calculator when needed. Ask students to identify the first step before completing the whole trace.</w:t>
+        <w:pStyle w:val="Heading3"/>
+      </w:pPr>
+      <w:r>
+        <w:t>Individual reasoning check</w:t>
       </w:r>
     </w:p>
     <w:p>
       <w:pPr>
-        <w:spacing w:line="336" w:lineRule="auto" w:after="180"/>
-      </w:pPr>
-      <w:r>
-        <w:rPr>
-          <w:b w:val="0"/>
-        </w:rPr>
-        <w:t xml:space="preserve">Extension: compare two concrete variants of this </w:t>
-      </w:r>
-      <w:r>
-        <w:rPr>
-          <w:b/>
-        </w:rPr>
-        <w:t>mechanism</w:t>
-      </w:r>
-      <w:r>
-        <w:rPr>
-          <w:b w:val="0"/>
-        </w:rPr>
-        <w:t xml:space="preserve"> while holding unrelated conditions fixed; report both successful and unsuccessful outcomes.</w:t>
+        <w:pStyle w:val="Heading3"/>
+      </w:pPr>
+      <w:r>
+        <w:t>Pictorial practice question</w:t>
       </w:r>
     </w:p>
     <w:p>
@@ -2115,47 +3397,39 @@
         <w:pStyle w:val="Heading3"/>
       </w:pPr>
       <w:r>
-        <w:t>Reduce help deliberately</w:t>
+        <w:t>Reasoned teacher answer</w:t>
       </w:r>
     </w:p>
     <w:p>
       <w:pPr>
-        <w:pStyle w:val="Heading3"/>
-      </w:pPr>
-      <w:r>
-        <w:t>Completion practice</w:t>
+        <w:pStyle w:val="Heading1"/>
+      </w:pPr>
+      <w:r>
+        <w:t>04. Run the complete supplied investigation</w:t>
       </w:r>
     </w:p>
     <w:p>
-      <w:pPr>
-        <w:spacing w:line="336" w:lineRule="auto" w:after="180"/>
-        <w:shd w:fill="F5F1FB"/>
-      </w:pPr>
-      <w:r>
-        <w:rPr>
-          <w:b w:val="0"/>
-        </w:rPr>
-        <w:t>Completion task: Abstract says100% success; results table shows18/20, and two failures are omitted from the figure. Show the intermediate steps and give the conclusion with its scope.</w:t>
+      <w:r>
+        <w:t>Separate predictions,actual runs and paper traces.</w:t>
       </w:r>
     </w:p>
     <w:p>
       <w:pPr>
-        <w:pStyle w:val="Heading3"/>
-      </w:pPr>
-      <w:r>
-        <w:t>Reasoning to listen for</w:t>
+        <w:pStyle w:val="Heading2"/>
+      </w:pPr>
+      <w:r>
+        <w:t>Complete inputs,expected results and limits</w:t>
       </w:r>
     </w:p>
     <w:p>
       <w:pPr>
         <w:spacing w:line="336" w:lineRule="auto" w:after="180"/>
-        <w:shd w:fill="F1F6FC"/>
       </w:pPr>
       <w:r>
         <w:rPr>
           <w:b w:val="0"/>
         </w:rPr>
-        <w:t>Teacher check: Teacher explanation: Correct to90% over20 with two failures; restore figure and align abstract/table/run. Do not hide failures to preserve the headline.</w:t>
+        <w:t>Main eighteen of twenty is 90%, with two failures; align abstract, figure, table and actual run record. Picture A 7/10 = 70%, B 8/10 = 80%, gain one photo or ten percentage points. All photos are indoor, from five plants with two views each. Correct ten-independent-plants wording to the actual source grouping, while still requiring sampling independence justification; no invented plant-level rate.</w:t>
       </w:r>
     </w:p>
     <w:p>
@@ -2166,38 +3440,38 @@
         <w:rPr>
           <w:b w:val="0"/>
         </w:rPr>
-        <w:t xml:space="preserve">Start by identifying the given </w:t>
-      </w:r>
-      <w:r>
-        <w:rPr>
-          <w:b/>
-        </w:rPr>
-        <w:t>input</w:t>
-      </w:r>
-      <w:r>
-        <w:rPr>
-          <w:b w:val="0"/>
-        </w:rPr>
-        <w:t>s together. Leave the intermediate steps blank. If needed, model one step, then withdraw that help on the next step. Move to a full trace only when the partial trace is understood.</w:t>
+        <w:t>Independent twelve eligible records include ten completed, two missing and eight passes: completed-case 8/10 = 80%, coverage 10/12 ≈ 83.333%, two unassessed and two completed failures. The 8/12 = 66.667% known-pass/all-eligible rate is different. Do not call all twelve evaluated or claim population superiority.</w:t>
       </w:r>
     </w:p>
     <w:p>
       <w:pPr>
-        <w:spacing w:line="336" w:lineRule="auto" w:after="180"/>
-      </w:pPr>
-      <w:r>
-        <w:rPr>
-          <w:b w:val="0"/>
-        </w:rPr>
-        <w:t>For partners, alternate explainer and checker; collect a response from every learner before discussion.</w:t>
+        <w:pStyle w:val="Heading2"/>
+      </w:pPr>
+      <w:r>
+        <w:t>Diagnose the current misconceptions</w:t>
       </w:r>
     </w:p>
     <w:p>
       <w:pPr>
-        <w:pStyle w:val="Heading3"/>
-      </w:pPr>
-      <w:r>
-        <w:t>Individual reasoning check</w:t>
+        <w:spacing w:line="336" w:lineRule="auto" w:after="180"/>
+      </w:pPr>
+      <w:r>
+        <w:rPr>
+          <w:b w:val="0"/>
+        </w:rPr>
+        <w:t xml:space="preserve">The worked result establishes every future case: A manuscript is ready only when its claims and artifacts align; formatting alone cannot certify </w:t>
+      </w:r>
+      <w:r>
+        <w:rPr>
+          <w:b/>
+        </w:rPr>
+        <w:t>evidence</w:t>
+      </w:r>
+      <w:r>
+        <w:rPr>
+          <w:b w:val="0"/>
+        </w:rPr>
+        <w:t>.</w:t>
       </w:r>
     </w:p>
     <w:p>
@@ -2208,7 +3482,31 @@
         <w:rPr>
           <w:b w:val="0"/>
         </w:rPr>
-        <w:t>Use the worked case for Final project manuscript. Proposed explanation: “The worked result establishes every future case”. Decide whether this explanation is supported.</w:t>
+        <w:t xml:space="preserve">A missing </w:t>
+      </w:r>
+      <w:r>
+        <w:rPr>
+          <w:b/>
+        </w:rPr>
+        <w:t>input</w:t>
+      </w:r>
+      <w:r>
+        <w:rPr>
+          <w:b w:val="0"/>
+        </w:rPr>
+        <w:t xml:space="preserve"> may be replaced without recording the change: A replacement changes the </w:t>
+      </w:r>
+      <w:r>
+        <w:rPr>
+          <w:b/>
+        </w:rPr>
+        <w:t>evidence</w:t>
+      </w:r>
+      <w:r>
+        <w:rPr>
+          <w:b w:val="0"/>
+        </w:rPr>
+        <w:t xml:space="preserve"> or contract. Record the change and its justification; do not silently turn unknown into a measured value.</w:t>
       </w:r>
     </w:p>
     <w:p>
@@ -2219,318 +3517,62 @@
         <w:rPr>
           <w:b w:val="0"/>
         </w:rPr>
-        <w:t>Point to the step or supplied fact that decides; explain your repair if needed.</w:t>
+        <w:t xml:space="preserve">Repeating an assessed case is new independent </w:t>
+      </w:r>
+      <w:r>
+        <w:rPr>
+          <w:b/>
+        </w:rPr>
+        <w:t>evidence</w:t>
+      </w:r>
+      <w:r>
+        <w:rPr>
+          <w:b w:val="0"/>
+        </w:rPr>
+        <w:t>: A replay checks consistency. An example used for feedback or revision cannot later be described as untouched final evaluation.</w:t>
       </w:r>
     </w:p>
     <w:p>
       <w:pPr>
-        <w:pStyle w:val="Heading3"/>
-      </w:pPr>
-      <w:r>
-        <w:t>Expected repair</w:t>
+        <w:spacing w:line="336" w:lineRule="auto" w:after="180"/>
+      </w:pPr>
+      <w:r>
+        <w:rPr>
+          <w:b w:val="0"/>
+        </w:rPr>
+        <w:t xml:space="preserve">Use Section 9 for the </w:t>
+      </w:r>
+      <w:r>
+        <w:rPr>
+          <w:b/>
+        </w:rPr>
+        <w:t>evidence</w:t>
+      </w:r>
+      <w:r>
+        <w:rPr>
+          <w:b w:val="0"/>
+        </w:rPr>
+        <w:t xml:space="preserve"> ledger. Add a boundary or missing-</w:t>
+      </w:r>
+      <w:r>
+        <w:rPr>
+          <w:b/>
+        </w:rPr>
+        <w:t>input</w:t>
+      </w:r>
+      <w:r>
+        <w:rPr>
+          <w:b w:val="0"/>
+        </w:rPr>
+        <w:t xml:space="preserve"> case and record the expected response before checking. More successful repeats of one case do not establish wider coverage.</w:t>
       </w:r>
     </w:p>
     <w:p>
       <w:pPr>
-        <w:spacing w:line="336" w:lineRule="auto" w:after="180"/>
-        <w:shd w:fill="F1F6FC"/>
-      </w:pPr>
-      <w:r>
-        <w:rPr>
-          <w:b w:val="0"/>
-        </w:rPr>
-        <w:t xml:space="preserve">Expected correction: A manuscript is ready only when its claims and artifacts align; formatting alone cannot certify </w:t>
-      </w:r>
-      <w:r>
-        <w:rPr>
-          <w:b/>
-        </w:rPr>
-        <w:t>evidence</w:t>
-      </w:r>
-      <w:r>
-        <w:rPr>
-          <w:b w:val="0"/>
-        </w:rPr>
-        <w:t>.</w:t>
-      </w:r>
-    </w:p>
-    <w:p>
-      <w:pPr>
-        <w:spacing w:line="336" w:lineRule="auto" w:after="180"/>
-      </w:pPr>
-      <w:r>
-        <w:rPr>
-          <w:b w:val="0"/>
-        </w:rPr>
-        <w:t>Collect explanations, not only yes/no votes. If a misunderstanding is common, re-model the relevant step for the class.</w:t>
-      </w:r>
-    </w:p>
-    <w:p>
-      <w:pPr>
-        <w:spacing w:line="336" w:lineRule="auto" w:after="180"/>
-      </w:pPr>
-      <w:r>
-        <w:rPr>
-          <w:b w:val="0"/>
-        </w:rPr>
-        <w:t>If it affects a few learners, give a short targeted group explanation while others solve a more demanding variation.</w:t>
-      </w:r>
-    </w:p>
-    <w:p>
-      <w:pPr>
-        <w:pStyle w:val="Heading3"/>
-      </w:pPr>
-      <w:r>
-        <w:t>Pictorial practice question</w:t>
-      </w:r>
-    </w:p>
-    <w:p>
-      <w:pPr>
-        <w:spacing w:line="336" w:lineRule="auto" w:after="180"/>
-        <w:shd w:fill="F5F1FB"/>
-      </w:pPr>
-      <w:r>
-        <w:rPr>
-          <w:b w:val="0"/>
-        </w:rPr>
-        <w:t>Connect the manuscript’s 7/10 and 8/10 scores to the five-plant grouping. Which abstract claim must be corrected if it says ten independent plants?</w:t>
-      </w:r>
-    </w:p>
-    <w:p>
-      <w:pPr>
-        <w:pStyle w:val="Heading3"/>
-      </w:pPr>
-      <w:r>
-        <w:t>Reasoned teacher answer</w:t>
-      </w:r>
-    </w:p>
-    <w:p>
-      <w:pPr>
-        <w:spacing w:line="336" w:lineRule="auto" w:after="180"/>
-      </w:pPr>
-      <w:r>
-        <w:rPr>
-          <w:b w:val="0"/>
-        </w:rPr>
-        <w:t xml:space="preserve">B adds one correct photo on this indoor set. Ten photos come from five plants; report the grouping. Show </w:t>
-      </w:r>
-      <w:r>
-        <w:rPr>
-          <w:b/>
-        </w:rPr>
-        <w:t>70%</w:t>
-      </w:r>
-      <w:r>
-        <w:rPr>
-          <w:b w:val="0"/>
-        </w:rPr>
-        <w:t xml:space="preserve"> and </w:t>
-      </w:r>
-      <w:r>
-        <w:rPr>
-          <w:b/>
-        </w:rPr>
-        <w:t>80%</w:t>
-      </w:r>
-      <w:r>
-        <w:rPr>
-          <w:b w:val="0"/>
-        </w:rPr>
-        <w:t xml:space="preserve"> with counts and case-level outcomes. Do not claim outdoor robustness or ten independent plants.</w:t>
-      </w:r>
-    </w:p>
-    <w:p>
-      <w:pPr>
-        <w:spacing w:line="336" w:lineRule="auto" w:after="180"/>
-      </w:pPr>
-      <w:r>
-        <w:rPr>
-          <w:b w:val="0"/>
-        </w:rPr>
-        <w:t>Changed case: Correct it to five plants with two views each. The source-object count, not the photo count, defines the independent plants.</w:t>
-      </w:r>
-    </w:p>
-    <w:p>
-      <w:pPr>
-        <w:spacing w:line="336" w:lineRule="auto" w:after="180"/>
-      </w:pPr>
-      <w:r>
-        <w:rPr>
-          <w:b w:val="0"/>
-        </w:rPr>
-        <w:t>Changed-case reasoning: Correct it to five plants with two views each. The source-object count, not the photo count, defines the independent plants.</w:t>
-      </w:r>
-    </w:p>
-    <w:p>
-      <w:pPr>
-        <w:spacing w:line="336" w:lineRule="auto" w:after="180"/>
-      </w:pPr>
-      <w:r>
-        <w:rPr>
-          <w:b w:val="0"/>
-        </w:rPr>
-        <w:t xml:space="preserve">Collect each learner’s explanation before discussion. Use the first missing connection between </w:t>
-      </w:r>
-      <w:r>
-        <w:rPr>
-          <w:b/>
-        </w:rPr>
-        <w:t>input</w:t>
-      </w:r>
-      <w:r>
-        <w:rPr>
-          <w:b w:val="0"/>
-        </w:rPr>
-        <w:t xml:space="preserve">, deciding step and result to choose support. This question is worked-case practice, not fresh mastery </w:t>
-      </w:r>
-      <w:r>
-        <w:rPr>
-          <w:b/>
-        </w:rPr>
-        <w:t>evidence</w:t>
-      </w:r>
-      <w:r>
-        <w:rPr>
-          <w:b w:val="0"/>
-        </w:rPr>
-        <w:t>.</w:t>
-      </w:r>
-    </w:p>
-    <w:p>
-      <w:pPr>
-        <w:pStyle w:val="Heading1"/>
-      </w:pPr>
-      <w:r>
-        <w:t>04. Run the investigation and diagnose misconceptions</w:t>
-      </w:r>
-    </w:p>
-    <w:p>
-      <w:r>
-        <w:t>Run the Final project manuscript investigation and use the first unsupported step to choose a teaching response.</w:t>
-      </w:r>
-    </w:p>
-    <w:p>
-      <w:pPr>
-        <w:spacing w:line="336" w:lineRule="auto" w:after="180"/>
-      </w:pPr>
-      <w:r>
-        <w:rPr>
-          <w:b w:val="0"/>
-        </w:rPr>
-        <w:t xml:space="preserve">The worked result establishes every future case: A manuscript is ready only when its claims and artifacts align; formatting alone cannot certify </w:t>
-      </w:r>
-      <w:r>
-        <w:rPr>
-          <w:b/>
-        </w:rPr>
-        <w:t>evidence</w:t>
-      </w:r>
-      <w:r>
-        <w:rPr>
-          <w:b w:val="0"/>
-        </w:rPr>
-        <w:t>.</w:t>
-      </w:r>
-    </w:p>
-    <w:p>
-      <w:pPr>
-        <w:spacing w:line="336" w:lineRule="auto" w:after="180"/>
-      </w:pPr>
-      <w:r>
-        <w:rPr>
-          <w:b w:val="0"/>
-        </w:rPr>
-        <w:t xml:space="preserve">A missing </w:t>
-      </w:r>
-      <w:r>
-        <w:rPr>
-          <w:b/>
-        </w:rPr>
-        <w:t>input</w:t>
-      </w:r>
-      <w:r>
-        <w:rPr>
-          <w:b w:val="0"/>
-        </w:rPr>
-        <w:t xml:space="preserve"> may be replaced without recording the change: A replacement changes the </w:t>
-      </w:r>
-      <w:r>
-        <w:rPr>
-          <w:b/>
-        </w:rPr>
-        <w:t>evidence</w:t>
-      </w:r>
-      <w:r>
-        <w:rPr>
-          <w:b w:val="0"/>
-        </w:rPr>
-        <w:t xml:space="preserve"> or contract. Record the change and its justification; do not silently turn unknown into a measured value.</w:t>
-      </w:r>
-    </w:p>
-    <w:p>
-      <w:pPr>
-        <w:spacing w:line="336" w:lineRule="auto" w:after="180"/>
-      </w:pPr>
-      <w:r>
-        <w:rPr>
-          <w:b w:val="0"/>
-        </w:rPr>
-        <w:t xml:space="preserve">Repeating an assessed case is new independent </w:t>
-      </w:r>
-      <w:r>
-        <w:rPr>
-          <w:b/>
-        </w:rPr>
-        <w:t>evidence</w:t>
-      </w:r>
-      <w:r>
-        <w:rPr>
-          <w:b w:val="0"/>
-        </w:rPr>
-        <w:t>: A replay checks consistency. An example used for feedback or revision cannot later be described as untouched final evaluation.</w:t>
-      </w:r>
-    </w:p>
-    <w:p>
-      <w:pPr>
-        <w:spacing w:line="336" w:lineRule="auto" w:after="180"/>
-      </w:pPr>
-      <w:r>
-        <w:rPr>
-          <w:b w:val="0"/>
-        </w:rPr>
-        <w:t xml:space="preserve">Use Section 9 for the </w:t>
-      </w:r>
-      <w:r>
-        <w:rPr>
-          <w:b/>
-        </w:rPr>
-        <w:t>evidence</w:t>
-      </w:r>
-      <w:r>
-        <w:rPr>
-          <w:b w:val="0"/>
-        </w:rPr>
-        <w:t xml:space="preserve"> ledger. Add a boundary or missing-</w:t>
-      </w:r>
-      <w:r>
-        <w:rPr>
-          <w:b/>
-        </w:rPr>
-        <w:t>input</w:t>
-      </w:r>
-      <w:r>
-        <w:rPr>
-          <w:b w:val="0"/>
-        </w:rPr>
-        <w:t xml:space="preserve"> case and record the expected response before checking. More successful repeats of one case do not establish wider coverage.</w:t>
-      </w:r>
-    </w:p>
-    <w:p>
-      <w:pPr>
-        <w:pStyle w:val="Heading3"/>
-      </w:pPr>
-      <w:r>
-        <w:t>Match the support to the first error</w:t>
+        <w:pStyle w:val="Heading2"/>
+      </w:pPr>
+      <w:r>
+        <w:t>Choose accessible support</w:t>
       </w:r>
     </w:p>
     <w:tbl>
@@ -2703,57 +3745,39 @@
     </w:p>
     <w:p>
       <w:pPr>
-        <w:pStyle w:val="Heading1"/>
-      </w:pPr>
-      <w:r>
-        <w:t>05. Assess and explain the answers</w:t>
+        <w:pStyle w:val="Heading2"/>
+      </w:pPr>
+      <w:r>
+        <w:t>Earlier wording, alternatives and picture transcripts · reference / check after trying</w:t>
       </w:r>
     </w:p>
     <w:p>
-      <w:r>
-        <w:t>Use the Final project manuscript questions, teacher keys and criteria after the relevant attempts. Previously discussed cases are practice; protect the separately selected independent task.</w:t>
+      <w:pPr>
+        <w:pStyle w:val="Heading3"/>
+      </w:pPr>
+      <w:r>
+        <w:t>Match the support to the first error</w:t>
       </w:r>
     </w:p>
     <w:p>
       <w:pPr>
-        <w:pStyle w:val="Heading3"/>
-      </w:pPr>
-      <w:r>
-        <w:t>Guided and exit questions</w:t>
+        <w:pStyle w:val="Heading1"/>
+      </w:pPr>
+      <w:r>
+        <w:t>05. Assess the new research scenario</w:t>
       </w:r>
     </w:p>
     <w:p>
-      <w:pPr>
-        <w:spacing w:line="336" w:lineRule="auto" w:after="180"/>
-      </w:pPr>
-      <w:r>
-        <w:rPr>
-          <w:b w:val="0"/>
-        </w:rPr>
-        <w:t>Guided: Correct to90% over20 with two failures; restore figure and align abstract/table/run. Do not hide failures to preserve the headline.</w:t>
+      <w:r>
+        <w:t>Keep the selected answer private until after a first attempt.</w:t>
       </w:r>
     </w:p>
     <w:p>
       <w:pPr>
-        <w:spacing w:line="336" w:lineRule="auto" w:after="180"/>
-      </w:pPr>
-      <w:r>
-        <w:rPr>
-          <w:b w:val="0"/>
-        </w:rPr>
-        <w:t xml:space="preserve">Qualification: A manuscript is ready only when its claims and artifacts align; formatting alone cannot certify </w:t>
-      </w:r>
-      <w:r>
-        <w:rPr>
-          <w:b/>
-        </w:rPr>
-        <w:t>evidence</w:t>
-      </w:r>
-      <w:r>
-        <w:rPr>
-          <w:b w:val="0"/>
-        </w:rPr>
-        <w:t>.</w:t>
+        <w:pStyle w:val="Heading2"/>
+      </w:pPr>
+      <w:r>
+        <w:t>Selected independent task and checked answer</w:t>
       </w:r>
     </w:p>
     <w:p>
@@ -2764,607 +3788,38 @@
         <w:rPr>
           <w:b w:val="0"/>
         </w:rPr>
-        <w:t xml:space="preserve">Exit: accept a concrete variation with its predicted outcome and a stated condition that would challenge the </w:t>
-      </w:r>
-      <w:r>
-        <w:rPr>
-          <w:b/>
-        </w:rPr>
-        <w:t>mechanism</w:t>
-      </w:r>
-      <w:r>
-        <w:rPr>
-          <w:b w:val="0"/>
-        </w:rPr>
-        <w:t xml:space="preserve">; reject a claim resting on unmeasured </w:t>
-      </w:r>
-      <w:r>
-        <w:rPr>
-          <w:b/>
-        </w:rPr>
-        <w:t>evidence</w:t>
-      </w:r>
-      <w:r>
-        <w:rPr>
-          <w:b w:val="0"/>
-        </w:rPr>
-        <w:t>.</w:t>
+        <w:t>Selected case: Manuscript says 12 evaluated cases, raw record has 10 completed and 2 missing with 8 passes. Correct the summary.</w:t>
       </w:r>
     </w:p>
     <w:p>
       <w:pPr>
-        <w:pStyle w:val="Heading3"/>
-      </w:pPr>
-      <w:r>
-        <w:t>W1 Explain the mechanism</w:t>
+        <w:spacing w:line="336" w:lineRule="auto" w:after="180"/>
+      </w:pPr>
+      <w:r>
+        <w:rPr>
+          <w:b w:val="0"/>
+        </w:rPr>
+        <w:t>Teacher explanation: 8/10=</w:t>
+      </w:r>
+      <w:r>
+        <w:rPr>
+          <w:b/>
+        </w:rPr>
+        <w:t>80%</w:t>
+      </w:r>
+      <w:r>
+        <w:rPr>
+          <w:b w:val="0"/>
+        </w:rPr>
+        <w:t xml:space="preserve"> completed pass, coverage10/12 and 2 unassessed; state all denominators. Do not imply12 observed outcomes.</w:t>
       </w:r>
     </w:p>
     <w:p>
       <w:pPr>
-        <w:pStyle w:val="Heading3"/>
-      </w:pPr>
-      <w:r>
-        <w:t>Workbook question · W1</w:t>
-      </w:r>
-    </w:p>
-    <w:p>
-      <w:pPr>
-        <w:spacing w:line="336" w:lineRule="auto" w:after="180"/>
-        <w:shd w:fill="F5F1FB"/>
-      </w:pPr>
-      <w:r>
-        <w:rPr>
-          <w:b w:val="0"/>
-        </w:rPr>
-        <w:t xml:space="preserve">Explain the weekly </w:t>
-      </w:r>
-      <w:r>
-        <w:rPr>
-          <w:b/>
-        </w:rPr>
-        <w:t>mechanism</w:t>
-      </w:r>
-      <w:r>
-        <w:rPr>
-          <w:b w:val="0"/>
-        </w:rPr>
-        <w:t xml:space="preserve"> in your own words. Use the worked scenario to name its </w:t>
-      </w:r>
-      <w:r>
-        <w:rPr>
-          <w:b/>
-        </w:rPr>
-        <w:t>input</w:t>
-      </w:r>
-      <w:r>
-        <w:rPr>
-          <w:b w:val="0"/>
-        </w:rPr>
-        <w:t xml:space="preserve">, decision rule and </w:t>
-      </w:r>
-      <w:r>
-        <w:rPr>
-          <w:b/>
-        </w:rPr>
-        <w:t>output</w:t>
-      </w:r>
-      <w:r>
-        <w:rPr>
-          <w:b w:val="0"/>
-        </w:rPr>
-        <w:t>.</w:t>
-      </w:r>
-    </w:p>
-    <w:p>
-      <w:pPr>
-        <w:pStyle w:val="Heading3"/>
-      </w:pPr>
-      <w:r>
-        <w:t>Teacher reasoning · W1</w:t>
-      </w:r>
-    </w:p>
-    <w:p>
-      <w:pPr>
-        <w:spacing w:line="336" w:lineRule="auto" w:after="180"/>
-        <w:shd w:fill="F1F6FC"/>
-      </w:pPr>
-      <w:r>
-        <w:rPr>
-          <w:b w:val="0"/>
-        </w:rPr>
-        <w:t>Teacher explanation: A final manuscript integrates question, methods, results, limitations and reproducibility. Each table and claim should point to the correct run.</w:t>
-      </w:r>
-    </w:p>
-    <w:p>
-      <w:pPr>
-        <w:spacing w:line="336" w:lineRule="auto" w:after="180"/>
-        <w:shd w:fill="F1F6FC"/>
-      </w:pPr>
-      <w:r>
-        <w:rPr>
-          <w:b w:val="0"/>
-        </w:rPr>
-        <w:t>Audit consistency across abstract, figures, raw results and artifact manifest. Remove unsupported universal claims; label exploratory analyses and unassessed outcomes.</w:t>
-      </w:r>
-    </w:p>
-    <w:p>
-      <w:pPr>
-        <w:pStyle w:val="Heading3"/>
-      </w:pPr>
-      <w:r>
-        <w:t>W2 Trace the worked case</w:t>
-      </w:r>
-    </w:p>
-    <w:p>
-      <w:pPr>
-        <w:pStyle w:val="Heading3"/>
-      </w:pPr>
-      <w:r>
-        <w:t>Workbook question · W2</w:t>
-      </w:r>
-    </w:p>
-    <w:p>
-      <w:pPr>
-        <w:spacing w:line="336" w:lineRule="auto" w:after="180"/>
-        <w:shd w:fill="F5F1FB"/>
-      </w:pPr>
-      <w:r>
-        <w:rPr>
-          <w:b w:val="0"/>
-        </w:rPr>
-        <w:t>Abstract says100% success; results table shows18/20, and two failures are omitted from the figure. Show the intermediate steps and give the conclusion with its scope.</w:t>
-      </w:r>
-    </w:p>
-    <w:p>
-      <w:pPr>
-        <w:pStyle w:val="Heading3"/>
-      </w:pPr>
-      <w:r>
-        <w:t>Teacher reasoning · W2</w:t>
-      </w:r>
-    </w:p>
-    <w:p>
-      <w:pPr>
-        <w:spacing w:line="336" w:lineRule="auto" w:after="180"/>
-        <w:shd w:fill="F1F6FC"/>
-      </w:pPr>
-      <w:r>
-        <w:rPr>
-          <w:b w:val="0"/>
-        </w:rPr>
-        <w:t>Teacher explanation: Correct to90% over20 with two failures; restore figure and align abstract/table/run. Do not hide failures to preserve the headline.</w:t>
-      </w:r>
-    </w:p>
-    <w:p>
-      <w:pPr>
-        <w:pStyle w:val="Heading3"/>
-      </w:pPr>
-      <w:r>
-        <w:t>W3 Audit the limit</w:t>
-      </w:r>
-    </w:p>
-    <w:p>
-      <w:pPr>
-        <w:pStyle w:val="Heading3"/>
-      </w:pPr>
-      <w:r>
-        <w:t>Workbook question · W3</w:t>
-      </w:r>
-    </w:p>
-    <w:p>
-      <w:pPr>
-        <w:spacing w:line="336" w:lineRule="auto" w:after="180"/>
-        <w:shd w:fill="F5F1FB"/>
-      </w:pPr>
-      <w:r>
-        <w:rPr>
-          <w:b w:val="0"/>
-        </w:rPr>
-        <w:t xml:space="preserve">A report omits this qualification: A manuscript is ready only when its claims and artifacts align; formatting alone cannot certify </w:t>
-      </w:r>
-      <w:r>
-        <w:rPr>
-          <w:b/>
-        </w:rPr>
-        <w:t>evidence</w:t>
-      </w:r>
-      <w:r>
-        <w:rPr>
-          <w:b w:val="0"/>
-        </w:rPr>
-        <w:t>.</w:t>
-      </w:r>
-    </w:p>
-    <w:p>
-      <w:pPr>
-        <w:spacing w:line="336" w:lineRule="auto" w:after="180"/>
-        <w:shd w:fill="F5F1FB"/>
-      </w:pPr>
-      <w:r>
-        <w:rPr>
-          <w:b w:val="0"/>
-        </w:rPr>
-        <w:t>Explain how omitting it could change a reader's interpretation, and write an accurate replacement.</w:t>
-      </w:r>
-    </w:p>
-    <w:p>
-      <w:pPr>
-        <w:pStyle w:val="Heading3"/>
-      </w:pPr>
-      <w:r>
-        <w:t>Teacher reasoning · W3</w:t>
-      </w:r>
-    </w:p>
-    <w:p>
-      <w:pPr>
-        <w:spacing w:line="336" w:lineRule="auto" w:after="180"/>
-        <w:shd w:fill="F1F6FC"/>
-      </w:pPr>
-      <w:r>
-        <w:rPr>
-          <w:b w:val="0"/>
-        </w:rPr>
-        <w:t xml:space="preserve">Teacher explanation: A manuscript is ready only when its claims and artifacts align; formatting alone cannot certify </w:t>
-      </w:r>
-      <w:r>
-        <w:rPr>
-          <w:b/>
-        </w:rPr>
-        <w:t>evidence</w:t>
-      </w:r>
-      <w:r>
-        <w:rPr>
-          <w:b w:val="0"/>
-        </w:rPr>
-        <w:t>.</w:t>
-      </w:r>
-    </w:p>
-    <w:p>
-      <w:pPr>
-        <w:spacing w:line="336" w:lineRule="auto" w:after="180"/>
-        <w:shd w:fill="F1F6FC"/>
-      </w:pPr>
-      <w:r>
-        <w:rPr>
-          <w:b w:val="0"/>
-        </w:rPr>
-        <w:t xml:space="preserve">State the observed result separately from the unverified or out-of-scope claim; preserve the original </w:t>
-      </w:r>
-      <w:r>
-        <w:rPr>
-          <w:b/>
-        </w:rPr>
-        <w:t>evidence</w:t>
-      </w:r>
-      <w:r>
-        <w:rPr>
-          <w:b w:val="0"/>
-        </w:rPr>
-        <w:t xml:space="preserve"> rather than inventing a missing fact.</w:t>
-      </w:r>
-    </w:p>
-    <w:p>
-      <w:pPr>
-        <w:pStyle w:val="Heading3"/>
-      </w:pPr>
-      <w:r>
-        <w:t>W4 Apply a new case independently</w:t>
-      </w:r>
-    </w:p>
-    <w:p>
-      <w:pPr>
-        <w:pStyle w:val="Heading3"/>
-      </w:pPr>
-      <w:r>
-        <w:t>Workbook question · W4</w:t>
-      </w:r>
-    </w:p>
-    <w:p>
-      <w:pPr>
-        <w:spacing w:line="336" w:lineRule="auto" w:after="180"/>
-        <w:shd w:fill="F5F1FB"/>
-      </w:pPr>
-      <w:r>
-        <w:rPr>
-          <w:b w:val="0"/>
-        </w:rPr>
-        <w:t>Manuscript says12 evaluated cases, raw record has10 completed and2 missing with8 passes. Correct the summary.</w:t>
-      </w:r>
-    </w:p>
-    <w:p>
-      <w:pPr>
-        <w:pStyle w:val="Heading3"/>
-      </w:pPr>
-      <w:r>
-        <w:t>Teacher reasoning · W4</w:t>
-      </w:r>
-    </w:p>
-    <w:p>
-      <w:pPr>
-        <w:spacing w:line="336" w:lineRule="auto" w:after="180"/>
-        <w:shd w:fill="F1F6FC"/>
-      </w:pPr>
-      <w:r>
-        <w:rPr>
-          <w:b w:val="0"/>
-        </w:rPr>
-        <w:t>Teacher explanation: 8/10=</w:t>
-      </w:r>
-      <w:r>
-        <w:rPr>
-          <w:b/>
-        </w:rPr>
-        <w:t>80%</w:t>
-      </w:r>
-      <w:r>
-        <w:rPr>
-          <w:b w:val="0"/>
-        </w:rPr>
-        <w:t xml:space="preserve"> completed pass, coverage10/12 and2 unassessed; state all denominators. Do not imply12 observed outcomes.</w:t>
-      </w:r>
-    </w:p>
-    <w:p>
-      <w:pPr>
-        <w:pStyle w:val="Heading3"/>
-      </w:pPr>
-      <w:r>
-        <w:t>W5 Design a revealing follow-up</w:t>
-      </w:r>
-    </w:p>
-    <w:p>
-      <w:pPr>
-        <w:pStyle w:val="Heading3"/>
-      </w:pPr>
-      <w:r>
-        <w:t>Workbook question · W5</w:t>
-      </w:r>
-    </w:p>
-    <w:p>
-      <w:pPr>
-        <w:spacing w:line="336" w:lineRule="auto" w:after="180"/>
-        <w:shd w:fill="F5F1FB"/>
-      </w:pPr>
-      <w:r>
-        <w:rPr>
-          <w:b w:val="0"/>
-        </w:rPr>
-        <w:t>For the worked scenario, propose one additional case that could reveal a failure, describe its expected outcome before running it, and explain what would need to remain fixed for a fair comparison.</w:t>
-      </w:r>
-    </w:p>
-    <w:p>
-      <w:pPr>
-        <w:spacing w:line="336" w:lineRule="auto" w:after="180"/>
-        <w:shd w:fill="F5F1FB"/>
-      </w:pPr>
-      <w:r>
-        <w:rPr>
-          <w:b w:val="0"/>
-        </w:rPr>
-        <w:t>Do not reuse W4 as a new final test after receiving feedback.</w:t>
-      </w:r>
-    </w:p>
-    <w:p>
-      <w:pPr>
-        <w:pStyle w:val="Heading3"/>
-      </w:pPr>
-      <w:r>
-        <w:t>Teacher reasoning · W5</w:t>
-      </w:r>
-    </w:p>
-    <w:p>
-      <w:pPr>
-        <w:spacing w:line="336" w:lineRule="auto" w:after="180"/>
-        <w:shd w:fill="F1F6FC"/>
-      </w:pPr>
-      <w:r>
-        <w:rPr>
-          <w:b w:val="0"/>
-        </w:rPr>
-        <w:t xml:space="preserve">Teacher explanation: Accept a concrete variant of the worked </w:t>
-      </w:r>
-      <w:r>
-        <w:rPr>
-          <w:b/>
-        </w:rPr>
-        <w:t>input</w:t>
-      </w:r>
-      <w:r>
-        <w:rPr>
-          <w:b w:val="0"/>
-        </w:rPr>
-        <w:t xml:space="preserve"> or a missing/conflicting/boundary condition, with an expectation derived from the declared procedure.</w:t>
-      </w:r>
-    </w:p>
-    <w:p>
-      <w:pPr>
-        <w:spacing w:line="336" w:lineRule="auto" w:after="180"/>
-        <w:shd w:fill="F1F6FC"/>
-      </w:pPr>
-      <w:r>
-        <w:rPr>
-          <w:b w:val="0"/>
-        </w:rPr>
-        <w:t xml:space="preserve">Require preserved settings, original </w:t>
-      </w:r>
-      <w:r>
-        <w:rPr>
-          <w:b/>
-        </w:rPr>
-        <w:t>output</w:t>
-      </w:r>
-      <w:r>
-        <w:rPr>
-          <w:b w:val="0"/>
-        </w:rPr>
-        <w:t xml:space="preserve">s and data roles. A manuscript is ready only when its claims and artifacts align; formatting alone cannot certify </w:t>
-      </w:r>
-      <w:r>
-        <w:rPr>
-          <w:b/>
-        </w:rPr>
-        <w:t>evidence</w:t>
-      </w:r>
-      <w:r>
-        <w:rPr>
-          <w:b w:val="0"/>
-        </w:rPr>
-        <w:t>.</w:t>
-      </w:r>
-    </w:p>
-    <w:p>
-      <w:pPr>
-        <w:spacing w:line="336" w:lineRule="auto" w:after="180"/>
-        <w:shd w:fill="F1F6FC"/>
-      </w:pPr>
-      <w:r>
-        <w:rPr>
-          <w:b w:val="0"/>
-        </w:rPr>
-        <w:t xml:space="preserve">The new case should test this particular </w:t>
-      </w:r>
-      <w:r>
-        <w:rPr>
-          <w:b/>
-        </w:rPr>
-        <w:t>mechanism</w:t>
-      </w:r>
-      <w:r>
-        <w:rPr>
-          <w:b w:val="0"/>
-        </w:rPr>
-        <w:t xml:space="preserve"> rather than merely restate the original result.</w:t>
-      </w:r>
-    </w:p>
-    <w:p>
-      <w:pPr>
-        <w:pStyle w:val="Heading3"/>
-      </w:pPr>
-      <w:r>
-        <w:t>Independent assessment and fresh retry</w:t>
-      </w:r>
-    </w:p>
-    <w:p>
-      <w:pPr>
-        <w:pStyle w:val="Heading3"/>
-      </w:pPr>
-      <w:r>
-        <w:t>Teacher key · Independent assessment and fresh retry</w:t>
-      </w:r>
-    </w:p>
-    <w:p>
-      <w:pPr>
-        <w:spacing w:line="336" w:lineRule="auto" w:after="180"/>
-        <w:shd w:fill="F1F6FC"/>
-      </w:pPr>
-      <w:r>
-        <w:rPr>
-          <w:b w:val="0"/>
-        </w:rPr>
-        <w:t>W4: 8/10=</w:t>
-      </w:r>
-      <w:r>
-        <w:rPr>
-          <w:b/>
-        </w:rPr>
-        <w:t>80%</w:t>
-      </w:r>
-      <w:r>
-        <w:rPr>
-          <w:b w:val="0"/>
-        </w:rPr>
-        <w:t xml:space="preserve"> completed pass, coverage10/12 and2 unassessed; state all denominators. Do not imply12 observed outcomes. Require intermediate reasoning and the stated scope.</w:t>
-      </w:r>
-    </w:p>
-    <w:p>
-      <w:pPr>
-        <w:spacing w:line="336" w:lineRule="auto" w:after="180"/>
-        <w:shd w:fill="F1F6FC"/>
-      </w:pPr>
-      <w:r>
-        <w:rPr>
-          <w:b w:val="0"/>
-        </w:rPr>
-        <w:t>Fresh retry: Figure labels old corpus version while methods uses new one. Expected reasoning: Trace which run generated it, correct the version linkage and rebuild mismatched figures if needed.</w:t>
-      </w:r>
-    </w:p>
-    <w:p>
-      <w:pPr>
-        <w:spacing w:line="336" w:lineRule="auto" w:after="180"/>
-        <w:shd w:fill="F1F6FC"/>
-      </w:pPr>
-      <w:r>
-        <w:rPr>
-          <w:b w:val="0"/>
-        </w:rPr>
-        <w:t>If students need support, record it and reassess with another new case rather than awarding independence to a copied answer.</w:t>
-      </w:r>
-    </w:p>
-    <w:p>
-      <w:pPr>
-        <w:pStyle w:val="Heading3"/>
-      </w:pPr>
-      <w:r>
-        <w:t>Assess independent transfer</w:t>
-      </w:r>
-    </w:p>
-    <w:p>
-      <w:pPr>
-        <w:pStyle w:val="Heading3"/>
-      </w:pPr>
-      <w:r>
-        <w:t>Independent question · withhold the key</w:t>
-      </w:r>
-    </w:p>
-    <w:p>
-      <w:pPr>
-        <w:spacing w:line="336" w:lineRule="auto" w:after="180"/>
-        <w:shd w:fill="F5F1FB"/>
-      </w:pPr>
-      <w:r>
-        <w:rPr>
-          <w:b w:val="0"/>
-        </w:rPr>
-        <w:t>Selected case: Manuscript says12 evaluated cases, raw record has10 completed and2 missing with8 passes. Correct the summary.</w:t>
-      </w:r>
-    </w:p>
-    <w:p>
-      <w:pPr>
-        <w:pStyle w:val="Heading3"/>
-      </w:pPr>
-      <w:r>
-        <w:t>Selected case answer</w:t>
-      </w:r>
-    </w:p>
-    <w:p>
-      <w:pPr>
-        <w:pStyle w:val="Heading3"/>
-      </w:pPr>
-      <w:r>
-        <w:t>Teacher key · Selected case answer</w:t>
-      </w:r>
-    </w:p>
-    <w:p>
-      <w:pPr>
-        <w:spacing w:line="336" w:lineRule="auto" w:after="180"/>
-        <w:shd w:fill="F1F6FC"/>
-      </w:pPr>
-      <w:r>
-        <w:rPr>
-          <w:b w:val="0"/>
-        </w:rPr>
-        <w:t>Teacher explanation: 8/10=</w:t>
-      </w:r>
-      <w:r>
-        <w:rPr>
-          <w:b/>
-        </w:rPr>
-        <w:t>80%</w:t>
-      </w:r>
-      <w:r>
-        <w:rPr>
-          <w:b w:val="0"/>
-        </w:rPr>
-        <w:t xml:space="preserve"> completed pass, coverage10/12 and2 unassessed; state all denominators. Do not imply12 observed outcomes.</w:t>
+        <w:pStyle w:val="Heading2"/>
+      </w:pPr>
+      <w:r>
+        <w:t>Judge explanation,trace and limits</w:t>
       </w:r>
     </w:p>
     <w:tbl>
@@ -3471,54 +3926,55 @@
     </w:tbl>
     <w:p>
       <w:pPr>
-        <w:pStyle w:val="Heading3"/>
-      </w:pPr>
-      <w:r>
-        <w:t>Teacher key · Selected case answer</w:t>
+        <w:spacing w:line="336" w:lineRule="auto" w:after="180"/>
+      </w:pPr>
+      <w:r>
+        <w:rPr>
+          <w:b w:val="0"/>
+        </w:rPr>
+        <w:t>Record each dimension as not yet, with support, or independent. Accept a valid alternative procedure with a defensible trace.</w:t>
       </w:r>
     </w:p>
     <w:p>
       <w:pPr>
         <w:spacing w:line="336" w:lineRule="auto" w:after="180"/>
-        <w:shd w:fill="F1F6FC"/>
       </w:pPr>
       <w:r>
         <w:rPr>
           <w:b w:val="0"/>
         </w:rPr>
-        <w:t>Record each dimension as not yet, with support, or independent. Accept a valid alternative procedure with a defensible trace.</w:t>
+        <w:t xml:space="preserve">Do not penalise an honestly recorded model failure if the learner correctly explains its </w:t>
+      </w:r>
+      <w:r>
+        <w:rPr>
+          <w:b/>
+        </w:rPr>
+        <w:t>evidence</w:t>
+      </w:r>
+      <w:r>
+        <w:rPr>
+          <w:b w:val="0"/>
+        </w:rPr>
+        <w:t xml:space="preserve"> and limits.</w:t>
       </w:r>
     </w:p>
     <w:p>
       <w:pPr>
-        <w:spacing w:line="336" w:lineRule="auto" w:after="180"/>
-        <w:shd w:fill="F1F6FC"/>
-      </w:pPr>
-      <w:r>
-        <w:rPr>
-          <w:b w:val="0"/>
-        </w:rPr>
-        <w:t xml:space="preserve">Do not penalise an honestly recorded model failure if the learner correctly explains its </w:t>
-      </w:r>
-      <w:r>
-        <w:rPr>
-          <w:b/>
-        </w:rPr>
-        <w:t>evidence</w:t>
-      </w:r>
-      <w:r>
-        <w:rPr>
-          <w:b w:val="0"/>
-        </w:rPr>
-        <w:t xml:space="preserve"> and limits.</w:t>
+        <w:pStyle w:val="Heading2"/>
+      </w:pPr>
+      <w:r>
+        <w:t>Give one usable repair</w:t>
       </w:r>
     </w:p>
     <w:p>
       <w:pPr>
-        <w:pStyle w:val="Heading3"/>
-      </w:pPr>
-      <w:r>
-        <w:t>Feedback that the learner uses</w:t>
+        <w:spacing w:line="336" w:lineRule="auto" w:after="180"/>
+      </w:pPr>
+      <w:r>
+        <w:rPr>
+          <w:b w:val="0"/>
+        </w:rPr>
+        <w:t>Name the earliest unsupported step and give one action to repair it. Have the learner make that repair now and explain why. Then assess the relevant skill on a fresh, fully specified case.</w:t>
       </w:r>
     </w:p>
     <w:p>
@@ -3529,31 +3985,73 @@
         <w:rPr>
           <w:b w:val="0"/>
         </w:rPr>
-        <w:t>Name the earliest unsupported step and give one action to repair it. Have the learner make that repair now and explain why. Then assess the relevant skill on a fresh, fully specified case.</w:t>
+        <w:t>Confirm it was not previously practised with feedback; solve and check the new case before assigning it. A follow-up design prompt is a starting brief, not automatically an equivalent test.</w:t>
       </w:r>
     </w:p>
     <w:p>
       <w:pPr>
-        <w:spacing w:line="336" w:lineRule="auto" w:after="180"/>
-      </w:pPr>
-      <w:r>
-        <w:rPr>
-          <w:b w:val="0"/>
-        </w:rPr>
-        <w:t>Confirm it was not previously practised with feedback; solve and check the new case before assigning it. A follow-up design prompt is a starting brief, not automatically an equivalent test.</w:t>
+        <w:pStyle w:val="Heading2"/>
+      </w:pPr>
+      <w:r>
+        <w:t>W1 Explain the mechanism</w:t>
       </w:r>
     </w:p>
     <w:p>
       <w:pPr>
-        <w:pStyle w:val="Heading1"/>
-      </w:pPr>
-      <w:r>
-        <w:t>06. Connect the project, support and next lesson</w:t>
+        <w:spacing w:line="336" w:lineRule="auto" w:after="180"/>
+      </w:pPr>
+      <w:r>
+        <w:rPr>
+          <w:b w:val="0"/>
+        </w:rPr>
+        <w:t xml:space="preserve">Explain the weekly </w:t>
+      </w:r>
+      <w:r>
+        <w:rPr>
+          <w:b/>
+        </w:rPr>
+        <w:t>mechanism</w:t>
+      </w:r>
+      <w:r>
+        <w:rPr>
+          <w:b w:val="0"/>
+        </w:rPr>
+        <w:t xml:space="preserve"> in your own words. Use the worked scenario to name its </w:t>
+      </w:r>
+      <w:r>
+        <w:rPr>
+          <w:b/>
+        </w:rPr>
+        <w:t>input</w:t>
+      </w:r>
+      <w:r>
+        <w:rPr>
+          <w:b w:val="0"/>
+        </w:rPr>
+        <w:t xml:space="preserve">, decision rule and </w:t>
+      </w:r>
+      <w:r>
+        <w:rPr>
+          <w:b/>
+        </w:rPr>
+        <w:t>output</w:t>
+      </w:r>
+      <w:r>
+        <w:rPr>
+          <w:b w:val="0"/>
+        </w:rPr>
+        <w:t>.</w:t>
       </w:r>
     </w:p>
     <w:p>
-      <w:r>
-        <w:t>Connect Final project manuscript to Reproducible AI Research Study, adapt support and plan a later changed-case check.</w:t>
+      <w:pPr>
+        <w:spacing w:line="336" w:lineRule="auto" w:after="180"/>
+      </w:pPr>
+      <w:r>
+        <w:rPr>
+          <w:b w:val="0"/>
+        </w:rPr>
+        <w:t>Teacher explanation: A final manuscript integrates question, methods, results, limitations and reproducibility. Each table and claim should point to the correct run.</w:t>
       </w:r>
     </w:p>
     <w:p>
@@ -3564,42 +4062,15 @@
         <w:rPr>
           <w:b w:val="0"/>
         </w:rPr>
-        <w:t xml:space="preserve">For Reproducible AI Research Study, use this week’s independent task as a rehearsal for the final </w:t>
-      </w:r>
-      <w:r>
-        <w:rPr>
-          <w:b/>
-        </w:rPr>
-        <w:t>evidence</w:t>
-      </w:r>
-      <w:r>
-        <w:rPr>
-          <w:b w:val="0"/>
-        </w:rPr>
-        <w:t xml:space="preserve"> pack: Manuscript says12 evaluated cases, raw record has10 completed and2 missing with8 passes. Correct the summary.</w:t>
+        <w:t>Audit consistency across abstract, figures, raw results and artifact manifest. Remove unsupported universal claims; label exploratory analyses and unassessed outcomes.</w:t>
       </w:r>
     </w:p>
     <w:p>
       <w:pPr>
-        <w:spacing w:line="336" w:lineRule="auto" w:after="180"/>
-      </w:pPr>
-      <w:r>
-        <w:rPr>
-          <w:b w:val="0"/>
-        </w:rPr>
-        <w:t xml:space="preserve">Keep actual </w:t>
-      </w:r>
-      <w:r>
-        <w:rPr>
-          <w:b/>
-        </w:rPr>
-        <w:t>observation</w:t>
-      </w:r>
-      <w:r>
-        <w:rPr>
-          <w:b w:val="0"/>
-        </w:rPr>
-        <w:t>s separate from expected results, preserve failures, compare a baseline and explain the limits.</w:t>
+        <w:pStyle w:val="Heading2"/>
+      </w:pPr>
+      <w:r>
+        <w:t>W2 Trace the worked case</w:t>
       </w:r>
     </w:p>
     <w:p>
@@ -3610,19 +4081,7 @@
         <w:rPr>
           <w:b w:val="0"/>
         </w:rPr>
-        <w:t xml:space="preserve">Provide an </w:t>
-      </w:r>
-      <w:r>
-        <w:rPr>
-          <w:b/>
-        </w:rPr>
-        <w:t>input</w:t>
-      </w:r>
-      <w:r>
-        <w:rPr>
-          <w:b w:val="0"/>
-        </w:rPr>
-        <w:t>/procedure/result/limit frame and a calculator when needed. Ask students to identify the first step before completing the whole trace.</w:t>
+        <w:t>Abstract says 100% success; results table shows 18/20, and two failures are omitted from the figure. Show the intermediate steps and give the conclusion with its scope.</w:t>
       </w:r>
     </w:p>
     <w:p>
@@ -3633,42 +4092,15 @@
         <w:rPr>
           <w:b w:val="0"/>
         </w:rPr>
-        <w:t xml:space="preserve">Extension: compare two concrete variants of this </w:t>
-      </w:r>
-      <w:r>
-        <w:rPr>
-          <w:b/>
-        </w:rPr>
-        <w:t>mechanism</w:t>
-      </w:r>
-      <w:r>
-        <w:rPr>
-          <w:b w:val="0"/>
-        </w:rPr>
-        <w:t xml:space="preserve"> while holding unrelated conditions fixed; report both successful and unsuccessful outcomes.</w:t>
+        <w:t>Teacher explanation: Correct to 90% over 20 with two failures; restore figure and align abstract/table/run. Do not hide failures to preserve the headline.</w:t>
       </w:r>
     </w:p>
     <w:p>
       <w:pPr>
-        <w:spacing w:line="336" w:lineRule="auto" w:after="180"/>
-      </w:pPr>
-      <w:r>
-        <w:rPr>
-          <w:b w:val="0"/>
-        </w:rPr>
-        <w:t xml:space="preserve">Next connection: Presentation and challenge session. Preserve the current case record and retrieve its </w:t>
-      </w:r>
-      <w:r>
-        <w:rPr>
-          <w:b/>
-        </w:rPr>
-        <w:t>evidence</w:t>
-      </w:r>
-      <w:r>
-        <w:rPr>
-          <w:b w:val="0"/>
-        </w:rPr>
-        <w:t xml:space="preserve"> boundary before moving on.</w:t>
+        <w:pStyle w:val="Heading2"/>
+      </w:pPr>
+      <w:r>
+        <w:t>W3 Audit the limit</w:t>
       </w:r>
     </w:p>
     <w:p>
@@ -3679,15 +4111,534 @@
         <w:rPr>
           <w:b w:val="0"/>
         </w:rPr>
-        <w:t>Retain the project ledger and assess a changed case after support. Check the relevant prerequisite before carrying this component forward.</w:t>
+        <w:t xml:space="preserve">A report omits this qualification: A manuscript is ready only when its claims and artifacts align; formatting alone cannot certify </w:t>
+      </w:r>
+      <w:r>
+        <w:rPr>
+          <w:b/>
+        </w:rPr>
+        <w:t>evidence</w:t>
+      </w:r>
+      <w:r>
+        <w:rPr>
+          <w:b w:val="0"/>
+        </w:rPr>
+        <w:t>.</w:t>
       </w:r>
     </w:p>
     <w:p>
       <w:pPr>
+        <w:spacing w:line="336" w:lineRule="auto" w:after="180"/>
+      </w:pPr>
+      <w:r>
+        <w:rPr>
+          <w:b w:val="0"/>
+        </w:rPr>
+        <w:t>Explain how omitting it could change a reader's interpretation, and write an accurate replacement.</w:t>
+      </w:r>
+    </w:p>
+    <w:p>
+      <w:pPr>
+        <w:spacing w:line="336" w:lineRule="auto" w:after="180"/>
+      </w:pPr>
+      <w:r>
+        <w:rPr>
+          <w:b w:val="0"/>
+        </w:rPr>
+        <w:t xml:space="preserve">Teacher explanation: A manuscript is ready only when its claims and artifacts align; formatting alone cannot certify </w:t>
+      </w:r>
+      <w:r>
+        <w:rPr>
+          <w:b/>
+        </w:rPr>
+        <w:t>evidence</w:t>
+      </w:r>
+      <w:r>
+        <w:rPr>
+          <w:b w:val="0"/>
+        </w:rPr>
+        <w:t>.</w:t>
+      </w:r>
+    </w:p>
+    <w:p>
+      <w:pPr>
+        <w:spacing w:line="336" w:lineRule="auto" w:after="180"/>
+      </w:pPr>
+      <w:r>
+        <w:rPr>
+          <w:b w:val="0"/>
+        </w:rPr>
+        <w:t xml:space="preserve">State the observed result separately from the unverified or out-of-scope claim; preserve the original </w:t>
+      </w:r>
+      <w:r>
+        <w:rPr>
+          <w:b/>
+        </w:rPr>
+        <w:t>evidence</w:t>
+      </w:r>
+      <w:r>
+        <w:rPr>
+          <w:b w:val="0"/>
+        </w:rPr>
+        <w:t xml:space="preserve"> rather than inventing a missing fact.</w:t>
+      </w:r>
+    </w:p>
+    <w:p>
+      <w:pPr>
+        <w:pStyle w:val="Heading2"/>
+      </w:pPr>
+      <w:r>
+        <w:t>W5 Design a revealing follow-up</w:t>
+      </w:r>
+    </w:p>
+    <w:p>
+      <w:pPr>
+        <w:spacing w:line="336" w:lineRule="auto" w:after="180"/>
+      </w:pPr>
+      <w:r>
+        <w:rPr>
+          <w:b w:val="0"/>
+        </w:rPr>
+        <w:t>For the worked scenario, propose one additional case that could reveal a failure, describe its expected outcome before running it, and explain what would need to remain fixed for a fair comparison.</w:t>
+      </w:r>
+    </w:p>
+    <w:p>
+      <w:pPr>
+        <w:spacing w:line="336" w:lineRule="auto" w:after="180"/>
+      </w:pPr>
+      <w:r>
+        <w:rPr>
+          <w:b w:val="0"/>
+        </w:rPr>
+        <w:t>Do not reuse W4 as a new final test after receiving feedback.</w:t>
+      </w:r>
+    </w:p>
+    <w:p>
+      <w:pPr>
+        <w:spacing w:line="336" w:lineRule="auto" w:after="180"/>
+      </w:pPr>
+      <w:r>
+        <w:rPr>
+          <w:b w:val="0"/>
+        </w:rPr>
+        <w:t xml:space="preserve">Teacher explanation: Accept a concrete variant of the worked </w:t>
+      </w:r>
+      <w:r>
+        <w:rPr>
+          <w:b/>
+        </w:rPr>
+        <w:t>input</w:t>
+      </w:r>
+      <w:r>
+        <w:rPr>
+          <w:b w:val="0"/>
+        </w:rPr>
+        <w:t xml:space="preserve"> or a missing/conflicting/boundary condition, with an expectation derived from the declared procedure.</w:t>
+      </w:r>
+    </w:p>
+    <w:p>
+      <w:pPr>
+        <w:spacing w:line="336" w:lineRule="auto" w:after="180"/>
+      </w:pPr>
+      <w:r>
+        <w:rPr>
+          <w:b w:val="0"/>
+        </w:rPr>
+        <w:t xml:space="preserve">Require preserved settings, original </w:t>
+      </w:r>
+      <w:r>
+        <w:rPr>
+          <w:b/>
+        </w:rPr>
+        <w:t>output</w:t>
+      </w:r>
+      <w:r>
+        <w:rPr>
+          <w:b w:val="0"/>
+        </w:rPr>
+        <w:t xml:space="preserve">s and data roles. A manuscript is ready only when its claims and artifacts align; formatting alone cannot certify </w:t>
+      </w:r>
+      <w:r>
+        <w:rPr>
+          <w:b/>
+        </w:rPr>
+        <w:t>evidence</w:t>
+      </w:r>
+      <w:r>
+        <w:rPr>
+          <w:b w:val="0"/>
+        </w:rPr>
+        <w:t>.</w:t>
+      </w:r>
+    </w:p>
+    <w:p>
+      <w:pPr>
+        <w:spacing w:line="336" w:lineRule="auto" w:after="180"/>
+      </w:pPr>
+      <w:r>
+        <w:rPr>
+          <w:b w:val="0"/>
+        </w:rPr>
+        <w:t xml:space="preserve">The new case should test this particular </w:t>
+      </w:r>
+      <w:r>
+        <w:rPr>
+          <w:b/>
+        </w:rPr>
+        <w:t>mechanism</w:t>
+      </w:r>
+      <w:r>
+        <w:rPr>
+          <w:b w:val="0"/>
+        </w:rPr>
+        <w:t xml:space="preserve"> rather than merely restate the original result.</w:t>
+      </w:r>
+    </w:p>
+    <w:p>
+      <w:pPr>
+        <w:pStyle w:val="Heading2"/>
+      </w:pPr>
+      <w:r>
+        <w:t>Earlier wording, alternatives and picture transcripts · reference / check after trying</w:t>
+      </w:r>
+    </w:p>
+    <w:p>
+      <w:pPr>
         <w:pStyle w:val="Heading3"/>
       </w:pPr>
       <w:r>
-        <w:t>Plan the delayed return</w:t>
+        <w:t>Guided and exit questions</w:t>
+      </w:r>
+    </w:p>
+    <w:p>
+      <w:pPr>
+        <w:spacing w:line="336" w:lineRule="auto" w:after="180"/>
+      </w:pPr>
+      <w:r>
+        <w:rPr>
+          <w:b w:val="0"/>
+        </w:rPr>
+        <w:t xml:space="preserve">Guided: Correct to 90% over 20 with two failures; restore figure and align abstract/table/run. Do not hide failures to preserve the headline. Qualification: A manuscript is ready only when its claims and artifacts align; formatting alone cannot certify </w:t>
+      </w:r>
+      <w:r>
+        <w:rPr>
+          <w:b/>
+        </w:rPr>
+        <w:t>evidence</w:t>
+      </w:r>
+      <w:r>
+        <w:rPr>
+          <w:b w:val="0"/>
+        </w:rPr>
+        <w:t xml:space="preserve">. Exit: accept a concrete variation with its predicted outcome and a stated condition that would challenge the </w:t>
+      </w:r>
+      <w:r>
+        <w:rPr>
+          <w:b/>
+        </w:rPr>
+        <w:t>mechanism</w:t>
+      </w:r>
+      <w:r>
+        <w:rPr>
+          <w:b w:val="0"/>
+        </w:rPr>
+        <w:t xml:space="preserve">; reject a claim resting on unmeasured </w:t>
+      </w:r>
+      <w:r>
+        <w:rPr>
+          <w:b/>
+        </w:rPr>
+        <w:t>evidence</w:t>
+      </w:r>
+      <w:r>
+        <w:rPr>
+          <w:b w:val="0"/>
+        </w:rPr>
+        <w:t>.</w:t>
+      </w:r>
+    </w:p>
+    <w:p>
+      <w:pPr>
+        <w:pStyle w:val="Heading3"/>
+      </w:pPr>
+      <w:r>
+        <w:t>W1 Explain the mechanism</w:t>
+      </w:r>
+    </w:p>
+    <w:p>
+      <w:pPr>
+        <w:pStyle w:val="Heading3"/>
+      </w:pPr>
+      <w:r>
+        <w:t>W2 Trace the worked case</w:t>
+      </w:r>
+    </w:p>
+    <w:p>
+      <w:pPr>
+        <w:pStyle w:val="Heading3"/>
+      </w:pPr>
+      <w:r>
+        <w:t>W3 Audit the limit</w:t>
+      </w:r>
+    </w:p>
+    <w:p>
+      <w:pPr>
+        <w:pStyle w:val="Heading3"/>
+      </w:pPr>
+      <w:r>
+        <w:t>W4 Apply a new case independently</w:t>
+      </w:r>
+    </w:p>
+    <w:p>
+      <w:pPr>
+        <w:spacing w:line="336" w:lineRule="auto" w:after="180"/>
+      </w:pPr>
+      <w:r>
+        <w:rPr>
+          <w:b w:val="0"/>
+        </w:rPr>
+        <w:t>Manuscript says 12 evaluated cases, raw record has 10 completed and 2 missing with 8 passes. Correct the summary.</w:t>
+      </w:r>
+    </w:p>
+    <w:p>
+      <w:pPr>
+        <w:spacing w:line="336" w:lineRule="auto" w:after="180"/>
+      </w:pPr>
+      <w:r>
+        <w:rPr>
+          <w:b w:val="0"/>
+        </w:rPr>
+        <w:t>Teacher explanation: 8/10=</w:t>
+      </w:r>
+      <w:r>
+        <w:rPr>
+          <w:b/>
+        </w:rPr>
+        <w:t>80%</w:t>
+      </w:r>
+      <w:r>
+        <w:rPr>
+          <w:b w:val="0"/>
+        </w:rPr>
+        <w:t xml:space="preserve"> completed pass, coverage10/12 and 2 unassessed; state all denominators. Do not imply12 observed outcomes.</w:t>
+      </w:r>
+    </w:p>
+    <w:p>
+      <w:pPr>
+        <w:pStyle w:val="Heading3"/>
+      </w:pPr>
+      <w:r>
+        <w:t>W5 Design a revealing follow-up</w:t>
+      </w:r>
+    </w:p>
+    <w:p>
+      <w:pPr>
+        <w:pStyle w:val="Heading3"/>
+      </w:pPr>
+      <w:r>
+        <w:t>Independent assessment and fresh retry</w:t>
+      </w:r>
+    </w:p>
+    <w:p>
+      <w:pPr>
+        <w:spacing w:line="336" w:lineRule="auto" w:after="180"/>
+      </w:pPr>
+      <w:r>
+        <w:rPr>
+          <w:b w:val="0"/>
+        </w:rPr>
+        <w:t>W4: 8/10=</w:t>
+      </w:r>
+      <w:r>
+        <w:rPr>
+          <w:b/>
+        </w:rPr>
+        <w:t>80%</w:t>
+      </w:r>
+      <w:r>
+        <w:rPr>
+          <w:b w:val="0"/>
+        </w:rPr>
+        <w:t xml:space="preserve"> completed pass, coverage10/12 and 2 unassessed; state all denominators. Do not imply12 observed outcomes. Require intermediate reasoning and the stated scope. Fresh retry: Figure labels old corpus version while methods uses new one. Expected reasoning: Trace which run generated it, correct the version linkage and rebuild mismatched figures if needed. If students need support, record it and reassess with another new case rather than awarding independence to a copied answer.</w:t>
+      </w:r>
+    </w:p>
+    <w:p>
+      <w:pPr>
+        <w:pStyle w:val="Heading3"/>
+      </w:pPr>
+      <w:r>
+        <w:t>Assess independent transfer</w:t>
+      </w:r>
+    </w:p>
+    <w:p>
+      <w:pPr>
+        <w:pStyle w:val="Heading3"/>
+      </w:pPr>
+      <w:r>
+        <w:t>Selected case answer</w:t>
+      </w:r>
+    </w:p>
+    <w:p>
+      <w:pPr>
+        <w:pStyle w:val="Heading3"/>
+      </w:pPr>
+      <w:r>
+        <w:t>Feedback that the learner uses</w:t>
+      </w:r>
+    </w:p>
+    <w:p>
+      <w:pPr>
+        <w:pStyle w:val="Heading1"/>
+      </w:pPr>
+      <w:r>
+        <w:t>06. Connect, support and revisit research reasoning</w:t>
+      </w:r>
+    </w:p>
+    <w:p>
+      <w:r>
+        <w:t>Use saved evidence and assumptions to choose the next question.</w:t>
+      </w:r>
+    </w:p>
+    <w:p>
+      <w:pPr>
+        <w:pStyle w:val="Heading2"/>
+      </w:pPr>
+      <w:r>
+        <w:t>Project and next-week bridge</w:t>
+      </w:r>
+    </w:p>
+    <w:p>
+      <w:pPr>
+        <w:spacing w:line="336" w:lineRule="auto" w:after="180"/>
+      </w:pPr>
+      <w:r>
+        <w:rPr>
+          <w:b w:val="0"/>
+        </w:rPr>
+        <w:t xml:space="preserve">For Reproducible AI Research Study, use this week’s independent task as a rehearsal for the final </w:t>
+      </w:r>
+      <w:r>
+        <w:rPr>
+          <w:b/>
+        </w:rPr>
+        <w:t>evidence</w:t>
+      </w:r>
+      <w:r>
+        <w:rPr>
+          <w:b w:val="0"/>
+        </w:rPr>
+        <w:t xml:space="preserve"> pack: Manuscript says 12 evaluated cases, raw record has 10 completed and 2 missing with 8 passes. Correct the summary. Keep actual </w:t>
+      </w:r>
+      <w:r>
+        <w:rPr>
+          <w:b/>
+        </w:rPr>
+        <w:t>observation</w:t>
+      </w:r>
+      <w:r>
+        <w:rPr>
+          <w:b w:val="0"/>
+        </w:rPr>
+        <w:t>s separate from expected results, preserve failures, compare a baseline and explain the limits.</w:t>
+      </w:r>
+    </w:p>
+    <w:p>
+      <w:pPr>
+        <w:spacing w:line="336" w:lineRule="auto" w:after="180"/>
+      </w:pPr>
+      <w:r>
+        <w:rPr>
+          <w:b w:val="0"/>
+        </w:rPr>
+        <w:t xml:space="preserve">Provide an </w:t>
+      </w:r>
+      <w:r>
+        <w:rPr>
+          <w:b/>
+        </w:rPr>
+        <w:t>input</w:t>
+      </w:r>
+      <w:r>
+        <w:rPr>
+          <w:b w:val="0"/>
+        </w:rPr>
+        <w:t>/procedure/result/limit frame and a calculator when needed. Ask students to identify the first step before completing the whole trace.</w:t>
+      </w:r>
+    </w:p>
+    <w:p>
+      <w:pPr>
+        <w:spacing w:line="336" w:lineRule="auto" w:after="180"/>
+      </w:pPr>
+      <w:r>
+        <w:rPr>
+          <w:b w:val="0"/>
+        </w:rPr>
+        <w:t xml:space="preserve">Extension: compare two concrete variants of this </w:t>
+      </w:r>
+      <w:r>
+        <w:rPr>
+          <w:b/>
+        </w:rPr>
+        <w:t>mechanism</w:t>
+      </w:r>
+      <w:r>
+        <w:rPr>
+          <w:b w:val="0"/>
+        </w:rPr>
+        <w:t xml:space="preserve"> while holding unrelated conditions fixed; report both successful and unsuccessful outcomes.</w:t>
+      </w:r>
+    </w:p>
+    <w:p>
+      <w:pPr>
+        <w:spacing w:line="336" w:lineRule="auto" w:after="180"/>
+      </w:pPr>
+      <w:r>
+        <w:rPr>
+          <w:b w:val="0"/>
+        </w:rPr>
+        <w:t xml:space="preserve">Next connection: Presentation and challenge session. Preserve the current case record and retrieve its </w:t>
+      </w:r>
+      <w:r>
+        <w:rPr>
+          <w:b/>
+        </w:rPr>
+        <w:t>evidence</w:t>
+      </w:r>
+      <w:r>
+        <w:rPr>
+          <w:b w:val="0"/>
+        </w:rPr>
+        <w:t xml:space="preserve"> boundary before moving on.</w:t>
+      </w:r>
+    </w:p>
+    <w:p>
+      <w:pPr>
+        <w:spacing w:line="336" w:lineRule="auto" w:after="180"/>
+      </w:pPr>
+      <w:r>
+        <w:rPr>
+          <w:b w:val="0"/>
+        </w:rPr>
+        <w:t>Retain the project ledger and assess a changed case after support. Check the relevant prerequisite before carrying this component forward.</w:t>
+      </w:r>
+    </w:p>
+    <w:p>
+      <w:pPr>
+        <w:spacing w:line="336" w:lineRule="auto" w:after="180"/>
+      </w:pPr>
+      <w:r>
+        <w:rPr>
+          <w:b w:val="0"/>
+        </w:rPr>
+        <w:t>For the Reproducible AI Research Study, retain an annotated worked trace and the changed-case reasoning. Connect the claim to its records, units and assumptions so another investigator can challenge or reproduce it.</w:t>
+      </w:r>
+    </w:p>
+    <w:p>
+      <w:pPr>
+        <w:pStyle w:val="Heading2"/>
+      </w:pPr>
+      <w:r>
+        <w:t>Delayed return and support record</w:t>
       </w:r>
     </w:p>
     <w:p>
@@ -3904,48 +4855,60 @@
     </w:p>
     <w:p>
       <w:pPr>
-        <w:pStyle w:val="Heading3"/>
-      </w:pPr>
-      <w:r>
-        <w:t>Project evidence from this case</w:t>
+        <w:pStyle w:val="Heading2"/>
+      </w:pPr>
+      <w:r>
+        <w:t>Earlier wording, alternatives and picture transcripts · reference / check after trying</w:t>
       </w:r>
     </w:p>
     <w:p>
       <w:pPr>
-        <w:spacing w:line="336" w:lineRule="auto" w:after="180"/>
-      </w:pPr>
-      <w:r>
-        <w:rPr>
-          <w:b w:val="0"/>
-        </w:rPr>
-        <w:t>For the Reproducible AI Research Study, retain an annotated worked trace and the changed-case reasoning. Connect the claim to its records, units and assumptions so another investigator can challenge or reproduce it.</w:t>
+        <w:pStyle w:val="Heading3"/>
+      </w:pPr>
+      <w:r>
+        <w:t>Plan the delayed return</w:t>
       </w:r>
     </w:p>
     <w:p>
       <w:pPr>
-        <w:pStyle w:val="Heading1"/>
-      </w:pPr>
-      <w:r>
-        <w:t>07. Prepare, teach and assess</w:t>
+        <w:pStyle w:val="Heading3"/>
+      </w:pPr>
+      <w:r>
+        <w:t>Project evidence from this case</w:t>
       </w:r>
     </w:p>
     <w:p>
-      <w:r>
-        <w:t>Use this preparation summary alongside the detailed Final project manuscript lesson; it is a checklist rather than a replacement for the full sequence.</w:t>
+      <w:pPr>
+        <w:pStyle w:val="Heading1"/>
+      </w:pPr>
+      <w:r>
+        <w:t>Reference bank and extra practice</w:t>
       </w:r>
     </w:p>
     <w:p>
       <w:pPr>
-        <w:pStyle w:val="Heading3"/>
-      </w:pPr>
-      <w:r>
-        <w:t>Teaching target</w:t>
+        <w:pStyle w:val="Heading1"/>
+      </w:pPr>
+      <w:r>
+        <w:t>07. Reference · Alternative planning checklist</w:t>
       </w:r>
     </w:p>
     <w:p>
+      <w:r>
+        <w:t>Use alongside the main route when helpful.</w:t>
+      </w:r>
+    </w:p>
+    <w:p>
+      <w:pPr>
+        <w:pStyle w:val="Heading2"/>
+      </w:pPr>
+      <w:r>
+        <w:t>Planning,assessment and project reminders</w:t>
+      </w:r>
+    </w:p>
+    <w:p>
       <w:pPr>
         <w:spacing w:line="336" w:lineRule="auto" w:after="180"/>
-        <w:shd w:fill="EDF7F3"/>
       </w:pPr>
       <w:r>
         <w:rPr>
@@ -4140,27 +5103,29 @@
         <w:rPr>
           <w:b w:val="0"/>
         </w:rPr>
-        <w:t>Before class, solve the supported practice: Abstract says100% success; results table shows18/20, and two failures are omitted from the figure. Show the intermediate steps and give the conclusion with its scope.</w:t>
+        <w:t>Before class, solve the supported practice: Abstract says 100% success; results table shows 18/20, and two failures are omitted from the figure. Show the intermediate steps and give the conclusion with its scope.</w:t>
       </w:r>
     </w:p>
     <w:p>
       <w:pPr>
-        <w:pStyle w:val="Heading3"/>
-      </w:pPr>
-      <w:r>
-        <w:t>Supported practice answer</w:t>
+        <w:spacing w:line="336" w:lineRule="auto" w:after="180"/>
+      </w:pPr>
+      <w:r>
+        <w:rPr>
+          <w:b w:val="0"/>
+        </w:rPr>
+        <w:t>Reasoned practice answer: Teacher explanation: Correct to 90% over 20 with two failures; restore figure and align abstract/table/run. Do not hide failures to preserve the headline.</w:t>
       </w:r>
     </w:p>
     <w:p>
       <w:pPr>
         <w:spacing w:line="336" w:lineRule="auto" w:after="180"/>
-        <w:shd w:fill="F1F6FC"/>
       </w:pPr>
       <w:r>
         <w:rPr>
           <w:b w:val="0"/>
         </w:rPr>
-        <w:t>Reasoned practice answer: Teacher explanation: Correct to90% over20 with two failures; restore figure and align abstract/table/run. Do not hide failures to preserve the headline.</w:t>
+        <w:t>Check every learner before discussion: Use the worked case for Final project manuscript. Proposed explanation: “The worked result establishes every future case”. Decide whether this explanation is supported.</w:t>
       </w:r>
     </w:p>
     <w:p>
@@ -4171,7 +5136,7 @@
         <w:rPr>
           <w:b w:val="0"/>
         </w:rPr>
-        <w:t>Check every learner before discussion: Use the worked case for Final project manuscript. Proposed explanation: “The worked result establishes every future case”. Decide whether this explanation is supported.</w:t>
+        <w:t>Point to the step or supplied fact that decides; explain your repair if needed.</w:t>
       </w:r>
     </w:p>
     <w:p>
@@ -4182,129 +5147,70 @@
         <w:rPr>
           <w:b w:val="0"/>
         </w:rPr>
-        <w:t>Point to the step or supplied fact that decides; explain your repair if needed.</w:t>
+        <w:t xml:space="preserve">Misconception repair: A manuscript is ready only when its claims and artifacts align; formatting alone cannot certify </w:t>
+      </w:r>
+      <w:r>
+        <w:rPr>
+          <w:b/>
+        </w:rPr>
+        <w:t>evidence</w:t>
+      </w:r>
+      <w:r>
+        <w:rPr>
+          <w:b w:val="0"/>
+        </w:rPr>
+        <w:t>.</w:t>
       </w:r>
     </w:p>
     <w:p>
       <w:pPr>
-        <w:pStyle w:val="Heading3"/>
-      </w:pPr>
-      <w:r>
-        <w:t>Repair the misconception</w:t>
+        <w:spacing w:line="336" w:lineRule="auto" w:after="180"/>
+      </w:pPr>
+      <w:r>
+        <w:rPr>
+          <w:b w:val="0"/>
+        </w:rPr>
+        <w:t xml:space="preserve">Support: read the exact case aloud, enlarge the labelled picture, supply </w:t>
+      </w:r>
+      <w:r>
+        <w:rPr>
+          <w:b/>
+        </w:rPr>
+        <w:t>input</w:t>
+      </w:r>
+      <w:r>
+        <w:rPr>
+          <w:b w:val="0"/>
+        </w:rPr>
+        <w:t xml:space="preserve"> cards and model only the first deciding step. Accept a spoken explanation or drawing; retain the reasoning goal.</w:t>
       </w:r>
     </w:p>
     <w:p>
       <w:pPr>
         <w:spacing w:line="336" w:lineRule="auto" w:after="180"/>
-        <w:shd w:fill="FFF5E6"/>
       </w:pPr>
       <w:r>
         <w:rPr>
           <w:b w:val="0"/>
         </w:rPr>
-        <w:t xml:space="preserve">Misconception repair: A manuscript is ready only when its claims and artifacts align; formatting alone cannot certify </w:t>
+        <w:t xml:space="preserve">Extension: The abstract calls the study a test on ten independent plants. Require a </w:t>
       </w:r>
       <w:r>
         <w:rPr>
           <w:b/>
         </w:rPr>
-        <w:t>evidence</w:t>
+        <w:t>prediction</w:t>
       </w:r>
       <w:r>
         <w:rPr>
           <w:b w:val="0"/>
         </w:rPr>
-        <w:t>.</w:t>
+        <w:t xml:space="preserve"> and a reason before comparing. Expected result: Correct it to five plants with two views each. Reason: Five source plants have two views each; independence requires a justified sampling design.</w:t>
       </w:r>
     </w:p>
     <w:p>
       <w:pPr>
-        <w:pStyle w:val="Heading3"/>
-      </w:pPr>
-      <w:r>
-        <w:t>Support without giving away the answer</w:t>
-      </w:r>
-    </w:p>
-    <w:p>
-      <w:pPr>
         <w:spacing w:line="336" w:lineRule="auto" w:after="180"/>
-        <w:shd w:fill="F1F6F8"/>
-      </w:pPr>
-      <w:r>
-        <w:rPr>
-          <w:b w:val="0"/>
-        </w:rPr>
-        <w:t xml:space="preserve">Support: read the exact case aloud, enlarge the labelled picture, supply </w:t>
-      </w:r>
-      <w:r>
-        <w:rPr>
-          <w:b/>
-        </w:rPr>
-        <w:t>input</w:t>
-      </w:r>
-      <w:r>
-        <w:rPr>
-          <w:b w:val="0"/>
-        </w:rPr>
-        <w:t xml:space="preserve"> cards and model only the first deciding step. Accept a spoken explanation or drawing; retain the reasoning goal.</w:t>
-      </w:r>
-    </w:p>
-    <w:p>
-      <w:pPr>
-        <w:pStyle w:val="Heading3"/>
-      </w:pPr>
-      <w:r>
-        <w:t>Extend the reasoning</w:t>
-      </w:r>
-    </w:p>
-    <w:p>
-      <w:pPr>
-        <w:spacing w:line="336" w:lineRule="auto" w:after="180"/>
-        <w:shd w:fill="F5F1FB"/>
-      </w:pPr>
-      <w:r>
-        <w:rPr>
-          <w:b w:val="0"/>
-        </w:rPr>
-        <w:t xml:space="preserve">Extension: The abstract calls the study a test on ten independent plants. Require a </w:t>
-      </w:r>
-      <w:r>
-        <w:rPr>
-          <w:b/>
-        </w:rPr>
-        <w:t>prediction</w:t>
-      </w:r>
-      <w:r>
-        <w:rPr>
-          <w:b w:val="0"/>
-        </w:rPr>
-        <w:t xml:space="preserve"> and a reason before comparing. Expected result: Correct it to five plants with two views each.</w:t>
-      </w:r>
-    </w:p>
-    <w:p>
-      <w:pPr>
-        <w:spacing w:line="336" w:lineRule="auto" w:after="180"/>
-        <w:shd w:fill="F5F1FB"/>
-      </w:pPr>
-      <w:r>
-        <w:rPr>
-          <w:b w:val="0"/>
-        </w:rPr>
-        <w:t>Reason: The source-object count, not the photo count, defines the independent plants.</w:t>
-      </w:r>
-    </w:p>
-    <w:p>
-      <w:pPr>
-        <w:pStyle w:val="Heading3"/>
-      </w:pPr>
-      <w:r>
-        <w:t>Protect the independent attempt</w:t>
-      </w:r>
-    </w:p>
-    <w:p>
-      <w:pPr>
-        <w:spacing w:line="336" w:lineRule="auto" w:after="180"/>
-        <w:shd w:fill="FFF5E6"/>
       </w:pPr>
       <w:r>
         <w:rPr>
@@ -4499,22 +5405,36 @@
     </w:tbl>
     <w:p>
       <w:pPr>
-        <w:pStyle w:val="Heading3"/>
-      </w:pPr>
-      <w:r>
-        <w:t>Project checkpoint</w:t>
+        <w:spacing w:line="336" w:lineRule="auto" w:after="180"/>
+      </w:pPr>
+      <w:r>
+        <w:rPr>
+          <w:b w:val="0"/>
+        </w:rPr>
+        <w:t xml:space="preserve">Project checkpoint: Present and defend. Demonstrate the system, explain one failure and justify the next improvement with </w:t>
+      </w:r>
+      <w:r>
+        <w:rPr>
+          <w:b/>
+        </w:rPr>
+        <w:t>evidence</w:t>
+      </w:r>
+      <w:r>
+        <w:rPr>
+          <w:b w:val="0"/>
+        </w:rPr>
+        <w:t>.</w:t>
       </w:r>
     </w:p>
     <w:p>
       <w:pPr>
         <w:spacing w:line="336" w:lineRule="auto" w:after="180"/>
-        <w:shd w:fill="EDF7F3"/>
       </w:pPr>
       <w:r>
         <w:rPr>
           <w:b w:val="0"/>
         </w:rPr>
-        <w:t xml:space="preserve">Project checkpoint: Present and defend. Demonstrate the system, explain one failure and justify the next improvement with </w:t>
+        <w:t xml:space="preserve">Use the weekly teacher answer for topic-specific reasoning. A saved progress tick is an activity record; judge mastery from the learner’s explanation and </w:t>
       </w:r>
       <w:r>
         <w:rPr>
@@ -4531,38 +5451,23 @@
     </w:p>
     <w:p>
       <w:pPr>
-        <w:spacing w:line="336" w:lineRule="auto" w:after="180"/>
-      </w:pPr>
-      <w:r>
-        <w:rPr>
-          <w:b w:val="0"/>
-        </w:rPr>
-        <w:t xml:space="preserve">Use the weekly teacher answer for topic-specific reasoning. A saved progress tick is an activity record; judge mastery from the learner’s explanation and </w:t>
-      </w:r>
-      <w:r>
-        <w:rPr>
-          <w:b/>
-        </w:rPr>
-        <w:t>evidence</w:t>
-      </w:r>
-      <w:r>
-        <w:rPr>
-          <w:b w:val="0"/>
-        </w:rPr>
-        <w:t>.</w:t>
+        <w:pStyle w:val="Heading1"/>
+      </w:pPr>
+      <w:r>
+        <w:t>08. Reference · Feedback,labs and repair paths</w:t>
       </w:r>
     </w:p>
     <w:p>
-      <w:pPr>
-        <w:pStyle w:val="Heading1"/>
-      </w:pPr>
-      <w:r>
-        <w:t>08. Use feedback, labs and repair paths</w:t>
+      <w:r>
+        <w:t>Retain the first attempt and the evidence used for a repair.</w:t>
       </w:r>
     </w:p>
     <w:p>
-      <w:r>
-        <w:t>Use feedback, earlier review and portfolios purposefully. Apply the coding routine only when this lesson has an executable lab.</w:t>
+      <w:pPr>
+        <w:pStyle w:val="Heading2"/>
+      </w:pPr>
+      <w:r>
+        <w:t>Feedback and record guidance</w:t>
       </w:r>
     </w:p>
     <w:p>
@@ -4600,40 +5505,42 @@
       </w:r>
     </w:p>
     <w:p>
-      <w:pPr>
-        <w:pStyle w:val="Heading3"/>
-      </w:pPr>
-      <w:r>
-        <w:t>For later coding lessons</w:t>
+      <w:r>
+        <w:t>This week has no code block. Use this routine when a later lesson includes an executable lab.</w:t>
       </w:r>
     </w:p>
     <w:p>
-      <w:r>
-        <w:t>This week has no code block. Use this routine when a later lesson includes an executable lab.</w:t>
+      <w:pPr>
+        <w:spacing w:line="336" w:lineRule="auto" w:after="180"/>
+      </w:pPr>
+      <w:r>
+        <w:rPr>
+          <w:b w:val="0"/>
+        </w:rPr>
+        <w:t xml:space="preserve">Ask students to predict before running code. Preserve errors and actual </w:t>
+      </w:r>
+      <w:r>
+        <w:rPr>
+          <w:b/>
+        </w:rPr>
+        <w:t>output</w:t>
+      </w:r>
+      <w:r>
+        <w:rPr>
+          <w:b w:val="0"/>
+        </w:rPr>
+        <w:t>s; collect a changed test and an explanation. The branch-boundary and indexing lessons deliberately include failure cases.</w:t>
       </w:r>
     </w:p>
     <w:p>
       <w:pPr>
         <w:spacing w:line="336" w:lineRule="auto" w:after="180"/>
-        <w:shd w:fill="F1F6F8"/>
       </w:pPr>
       <w:r>
         <w:rPr>
           <w:b w:val="0"/>
         </w:rPr>
-        <w:t xml:space="preserve">Ask students to predict before running code. Preserve errors and actual </w:t>
-      </w:r>
-      <w:r>
-        <w:rPr>
-          <w:b/>
-        </w:rPr>
-        <w:t>output</w:t>
-      </w:r>
-      <w:r>
-        <w:rPr>
-          <w:b w:val="0"/>
-        </w:rPr>
-        <w:t>s; collect a changed test and an explanation. The branch-boundary and indexing lessons deliberately include failure cases.</w:t>
+        <w:t>Use the earlier worked-explanation links to address a specific missing building block, then return to the current question. Adapt this suggestion after observing the learner; it is not an automatic diagnosis.</w:t>
       </w:r>
     </w:p>
     <w:p>
@@ -4644,71 +5551,37 @@
         <w:rPr>
           <w:b w:val="0"/>
         </w:rPr>
-        <w:t>Use the earlier worked-explanation links to address a specific missing building block, then return to the current question. Adapt this suggestion after observing the learner; it is not an automatic diagnosis.</w:t>
+        <w:t xml:space="preserve">Collect the completed-work portfolio as </w:t>
+      </w:r>
+      <w:r>
+        <w:rPr>
+          <w:b/>
+        </w:rPr>
+        <w:t>evidence</w:t>
+      </w:r>
+      <w:r>
+        <w:rPr>
+          <w:b w:val="0"/>
+        </w:rPr>
+        <w:t>. Record support separately from correctness, and assess explanation, trace/test and limitations. Progress ticks and quiz selections alone do not establish mastery.</w:t>
       </w:r>
     </w:p>
     <w:p>
       <w:pPr>
-        <w:spacing w:line="336" w:lineRule="auto" w:after="180"/>
-      </w:pPr>
-      <w:r>
-        <w:rPr>
-          <w:b w:val="0"/>
-        </w:rPr>
-        <w:t xml:space="preserve">Collect the completed-work portfolio as </w:t>
-      </w:r>
-      <w:r>
-        <w:rPr>
-          <w:b/>
-        </w:rPr>
-        <w:t>evidence</w:t>
-      </w:r>
-      <w:r>
-        <w:rPr>
-          <w:b w:val="0"/>
-        </w:rPr>
-        <w:t>. Record support separately from correctness, and assess explanation, trace/test and limitations. Progress ticks and quiz selections alone do not establish mastery.</w:t>
+        <w:pStyle w:val="Heading1"/>
+      </w:pPr>
+      <w:r>
+        <w:t>09. Reference · Teach with the six pictures</w:t>
       </w:r>
     </w:p>
     <w:p>
-      <w:pPr>
-        <w:pStyle w:val="Heading1"/>
-      </w:pPr>
-      <w:r>
-        <w:t>09. Visual concept journey</w:t>
+      <w:r>
+        <w:t>Choose one picture for a particular reasoning move.</w:t>
       </w:r>
     </w:p>
     <w:p>
-      <w:r>
-        <w:t>Show one Final project manuscript graphic at a time, request a prediction and discuss its trace before the independent assessment.</w:t>
-      </w:r>
-    </w:p>
-    <w:p>
-      <w:pPr>
-        <w:spacing w:line="336" w:lineRule="auto" w:after="180"/>
-      </w:pPr>
-      <w:r>
-        <w:rPr>
-          <w:b w:val="0"/>
-        </w:rPr>
-        <w:t xml:space="preserve">Use one picture at a time. Hide a worked result before asking for a </w:t>
-      </w:r>
-      <w:r>
-        <w:rPr>
-          <w:b/>
-        </w:rPr>
-        <w:t>prediction</w:t>
-      </w:r>
-      <w:r>
-        <w:rPr>
-          <w:b w:val="0"/>
-        </w:rPr>
-        <w:t>, then reveal it for feedback. These are supported teaching cases; retain the separate independent assessment for a fresh first attempt.</w:t>
-      </w:r>
-    </w:p>
-    <w:p>
-      <w:pPr>
-        <w:pStyle w:val="Heading3"/>
+      <w:pPr>
+        <w:pStyle w:val="Heading2"/>
       </w:pPr>
       <w:r>
         <w:t>01. Final project manuscript: the case</w:t>
@@ -4719,7 +5592,7 @@
         <w:drawing>
           <wp:inline xmlns:a="http://schemas.openxmlformats.org/drawingml/2006/main" xmlns:pic="http://schemas.openxmlformats.org/drawingml/2006/picture">
             <wp:extent cx="5486400" cy="2834640"/>
-            <wp:docPr id="3" name="Picture 3" descr="Build a manuscript from claim to record. A capstone manuscript compares two frozen pattern classifiers on ten reserved cases. Supplied facts: A is correct on 7/10; B on 8/10. All cases are indoor, from five plants with two views each."/>
+            <wp:docPr id="5" name="Picture 5" descr="Build a manuscript from claim to record. A capstone manuscript compares two frozen pattern classifiers on ten reserved cases. Supplied facts: A is correct on 7/10; B on 8/10. All cases are indoor, from five plants with two views each."/>
             <wp:cNvGraphicFramePr>
               <a:graphicFrameLocks noChangeAspect="1"/>
             </wp:cNvGraphicFramePr>
@@ -4728,239 +5601,6 @@
                 <pic:pic>
                   <pic:nvPicPr>
                     <pic:cNvPr id="0" name="academy-story-ai-7-34-01.png"/>
-                    <pic:cNvPicPr/>
-                  </pic:nvPicPr>
-                  <pic:blipFill>
-                    <a:blip r:embed="rId11"/>
-                    <a:stretch>
-                      <a:fillRect/>
-                    </a:stretch>
-                  </pic:blipFill>
-                  <pic:spPr>
-                    <a:xfrm>
-                      <a:off x="0" y="0"/>
-                      <a:ext cx="5486400" cy="2834640"/>
-                    </a:xfrm>
-                    <a:prstGeom prst="rect"/>
-                  </pic:spPr>
-                </pic:pic>
-              </a:graphicData>
-            </a:graphic>
-          </wp:inline>
-        </w:drawing>
-      </w:r>
-    </w:p>
-    <w:p>
-      <w:pPr>
-        <w:spacing w:line="336" w:lineRule="auto" w:after="180"/>
-      </w:pPr>
-      <w:r>
-        <w:rPr>
-          <w:b w:val="0"/>
-        </w:rPr>
-        <w:t>Build a manuscript from claim to record. A capstone manuscript compares two frozen pattern classifiers on ten reserved cases. Supplied facts: A is correct on 7/10; B on 8/10.</w:t>
-      </w:r>
-    </w:p>
-    <w:p>
-      <w:pPr>
-        <w:spacing w:line="336" w:lineRule="auto" w:after="180"/>
-      </w:pPr>
-      <w:r>
-        <w:rPr>
-          <w:b w:val="0"/>
-        </w:rPr>
-        <w:t>All cases are indoor, from five plants with two views each.</w:t>
-      </w:r>
-    </w:p>
-    <w:p>
-      <w:pPr>
-        <w:spacing w:line="336" w:lineRule="auto" w:after="180"/>
-        <w:shd w:fill="F5F1FB"/>
-      </w:pPr>
-      <w:r>
-        <w:rPr>
-          <w:b w:val="0"/>
-        </w:rPr>
-        <w:t>Point to the given fact that matters most. Explain why it matters.</w:t>
-      </w:r>
-    </w:p>
-    <w:p>
-      <w:pPr>
-        <w:pStyle w:val="Heading3"/>
-      </w:pPr>
-      <w:r>
-        <w:t>Discuss while showing the picture</w:t>
-      </w:r>
-    </w:p>
-    <w:p>
-      <w:pPr>
-        <w:spacing w:line="336" w:lineRule="auto" w:after="180"/>
-        <w:shd w:fill="F1F6F8"/>
-      </w:pPr>
-      <w:r>
-        <w:rPr>
-          <w:b w:val="0"/>
-        </w:rPr>
-        <w:t>Teacher prompt: Point to the given fact that matters most. Explain why it matters. Ask learners to describe one label or arrow in ordinary words. Use the adjacent transcript if the image is difficult to see.</w:t>
-      </w:r>
-    </w:p>
-    <w:p>
-      <w:pPr>
-        <w:pStyle w:val="Heading3"/>
-      </w:pPr>
-      <w:r>
-        <w:t>02. Follow the deciding steps</w:t>
-      </w:r>
-    </w:p>
-    <w:p>
-      <w:r>
-        <w:drawing>
-          <wp:inline xmlns:a="http://schemas.openxmlformats.org/drawingml/2006/main" xmlns:pic="http://schemas.openxmlformats.org/drawingml/2006/picture">
-            <wp:extent cx="5486400" cy="4005072"/>
-            <wp:docPr id="4" name="Picture 4" descr="State bounded claim: B adds one correct photo on this indoor set. → Describe dependence: Ten photos come from five plants; report the grouping. → Present results: Show 70% and 80% with counts and case-level outcomes. → Preserve limitations: Do not claim outdoor robustness or ten independent plants."/>
-            <wp:cNvGraphicFramePr>
-              <a:graphicFrameLocks noChangeAspect="1"/>
-            </wp:cNvGraphicFramePr>
-            <a:graphic>
-              <a:graphicData uri="http://schemas.openxmlformats.org/drawingml/2006/picture">
-                <pic:pic>
-                  <pic:nvPicPr>
-                    <pic:cNvPr id="0" name="academy-story-ai-7-34-02.png"/>
-                    <pic:cNvPicPr/>
-                  </pic:nvPicPr>
-                  <pic:blipFill>
-                    <a:blip r:embed="rId12"/>
-                    <a:stretch>
-                      <a:fillRect/>
-                    </a:stretch>
-                  </pic:blipFill>
-                  <pic:spPr>
-                    <a:xfrm>
-                      <a:off x="0" y="0"/>
-                      <a:ext cx="5486400" cy="4005072"/>
-                    </a:xfrm>
-                    <a:prstGeom prst="rect"/>
-                  </pic:spPr>
-                </pic:pic>
-              </a:graphicData>
-            </a:graphic>
-          </wp:inline>
-        </w:drawing>
-      </w:r>
-    </w:p>
-    <w:p>
-      <w:pPr>
-        <w:spacing w:line="336" w:lineRule="auto" w:after="180"/>
-      </w:pPr>
-      <w:r>
-        <w:rPr>
-          <w:b w:val="0"/>
-        </w:rPr>
-        <w:t xml:space="preserve">State bounded claim: B adds one correct photo on this indoor set. → Describe dependence: Ten photos come from five plants; report the grouping. → Present results: Show </w:t>
-      </w:r>
-      <w:r>
-        <w:rPr>
-          <w:b/>
-        </w:rPr>
-        <w:t>70%</w:t>
-      </w:r>
-      <w:r>
-        <w:rPr>
-          <w:b w:val="0"/>
-        </w:rPr>
-        <w:t xml:space="preserve"> and </w:t>
-      </w:r>
-      <w:r>
-        <w:rPr>
-          <w:b/>
-        </w:rPr>
-        <w:t>80%</w:t>
-      </w:r>
-      <w:r>
-        <w:rPr>
-          <w:b w:val="0"/>
-        </w:rPr>
-        <w:t xml:space="preserve"> with counts and case-level outcomes. → Preserve limitations: Do not claim outdoor robustness or ten independent plants.</w:t>
-      </w:r>
-    </w:p>
-    <w:p>
-      <w:pPr>
-        <w:spacing w:line="336" w:lineRule="auto" w:after="180"/>
-        <w:shd w:fill="F5F1FB"/>
-      </w:pPr>
-      <w:r>
-        <w:rPr>
-          <w:b w:val="0"/>
-        </w:rPr>
-        <w:t xml:space="preserve">Point to each numbered stage and explain which recorded </w:t>
-      </w:r>
-      <w:r>
-        <w:rPr>
-          <w:b/>
-        </w:rPr>
-        <w:t>input</w:t>
-      </w:r>
-      <w:r>
-        <w:rPr>
-          <w:b w:val="0"/>
-        </w:rPr>
-        <w:t xml:space="preserve"> it uses.</w:t>
-      </w:r>
-    </w:p>
-    <w:p>
-      <w:pPr>
-        <w:pStyle w:val="Heading3"/>
-      </w:pPr>
-      <w:r>
-        <w:t>Discuss while showing the picture</w:t>
-      </w:r>
-    </w:p>
-    <w:p>
-      <w:pPr>
-        <w:spacing w:line="336" w:lineRule="auto" w:after="180"/>
-        <w:shd w:fill="F1F6F8"/>
-      </w:pPr>
-      <w:r>
-        <w:rPr>
-          <w:b w:val="0"/>
-        </w:rPr>
-        <w:t xml:space="preserve">Teacher prompt: Point to each numbered stage and explain which recorded </w:t>
-      </w:r>
-      <w:r>
-        <w:rPr>
-          <w:b/>
-        </w:rPr>
-        <w:t>input</w:t>
-      </w:r>
-      <w:r>
-        <w:rPr>
-          <w:b w:val="0"/>
-        </w:rPr>
-        <w:t xml:space="preserve"> it uses. Ask learners to describe one label or arrow in ordinary words. Use the adjacent transcript if the image is difficult to see.</w:t>
-      </w:r>
-    </w:p>
-    <w:p>
-      <w:pPr>
-        <w:pStyle w:val="Heading3"/>
-      </w:pPr>
-      <w:r>
-        <w:t>03. Indoor capstone photo outcomes</w:t>
-      </w:r>
-    </w:p>
-    <w:p>
-      <w:r>
-        <w:drawing>
-          <wp:inline xmlns:a="http://schemas.openxmlformats.org/drawingml/2006/main" xmlns:pic="http://schemas.openxmlformats.org/drawingml/2006/picture">
-            <wp:extent cx="5486400" cy="2834640"/>
-            <wp:docPr id="5" name="Picture 5" descr="Indoor capstone photo outcomes. Units: correct photos out of 10; five plants. A: 7. B: 8."/>
-            <wp:cNvGraphicFramePr>
-              <a:graphicFrameLocks noChangeAspect="1"/>
-            </wp:cNvGraphicFramePr>
-            <a:graphic>
-              <a:graphicData uri="http://schemas.openxmlformats.org/drawingml/2006/picture">
-                <pic:pic>
-                  <pic:nvPicPr>
-                    <pic:cNvPr id="0" name="academy-story-ai-7-34-03.png"/>
                     <pic:cNvPicPr/>
                   </pic:nvPicPr>
                   <pic:blipFill>
@@ -4991,56 +5631,258 @@
         <w:rPr>
           <w:b w:val="0"/>
         </w:rPr>
-        <w:t>Indoor capstone photo outcomes. Units: correct photos out of 10; five plants. A: 7. B: 8.</w:t>
+        <w:t>Build a manuscript from claim to record. A capstone manuscript compares two frozen pattern classifiers on ten reserved cases. Supplied facts: A is correct on 7/10; B on 8/10.</w:t>
       </w:r>
     </w:p>
     <w:p>
       <w:pPr>
         <w:spacing w:line="336" w:lineRule="auto" w:after="180"/>
-        <w:shd w:fill="F5F1FB"/>
       </w:pPr>
       <w:r>
         <w:rPr>
           <w:b w:val="0"/>
         </w:rPr>
-        <w:t>Read the labels and values. Explain the relationship the model shows.</w:t>
+        <w:t>All cases are indoor, from five plants with two views each.</w:t>
       </w:r>
     </w:p>
     <w:p>
       <w:pPr>
-        <w:pStyle w:val="Heading3"/>
-      </w:pPr>
-      <w:r>
-        <w:t>Discuss while showing the picture</w:t>
+        <w:spacing w:line="336" w:lineRule="auto" w:after="180"/>
+      </w:pPr>
+      <w:r>
+        <w:rPr>
+          <w:b w:val="0"/>
+        </w:rPr>
+        <w:t>Point to the given fact that matters most. Explain why it matters.</w:t>
       </w:r>
     </w:p>
     <w:p>
       <w:pPr>
         <w:spacing w:line="336" w:lineRule="auto" w:after="180"/>
-        <w:shd w:fill="F1F6F8"/>
       </w:pPr>
       <w:r>
         <w:rPr>
           <w:b w:val="0"/>
         </w:rPr>
-        <w:t>Teacher prompt: Read the labels and values. Explain the relationship the model shows. Ask learners to describe one label or arrow in ordinary words. Use the adjacent transcript if the image is difficult to see.</w:t>
+        <w:t>Teacher prompt: Point to the given fact that matters most. Explain why it matters. Ask learners to describe one label or arrow in ordinary words. Use the adjacent transcript if the image is difficult to see.</w:t>
       </w:r>
     </w:p>
     <w:p>
       <w:pPr>
-        <w:spacing w:line="336" w:lineRule="auto" w:after="180"/>
-        <w:shd w:fill="F1F6F8"/>
-      </w:pPr>
-      <w:r>
-        <w:rPr>
-          <w:b w:val="0"/>
-        </w:rPr>
-        <w:t>Check row/column meanings, units and denominators before discussing a difference. Supplied toy values are not real class or model results.</w:t>
+        <w:pStyle w:val="Heading2"/>
+      </w:pPr>
+      <w:r>
+        <w:t>02. Follow the deciding steps</w:t>
       </w:r>
     </w:p>
     <w:p>
-      <w:pPr>
-        <w:pStyle w:val="Heading3"/>
+      <w:r>
+        <w:drawing>
+          <wp:inline xmlns:a="http://schemas.openxmlformats.org/drawingml/2006/main" xmlns:pic="http://schemas.openxmlformats.org/drawingml/2006/picture">
+            <wp:extent cx="5486400" cy="4005072"/>
+            <wp:docPr id="6" name="Picture 6" descr="State bounded claim: B adds one correct photo on this indoor set. → Describe dependence: Ten photos come from five plants; report the grouping. → Present results: Show 70% and 80% with counts and case-level outcomes. → Preserve limitations: Do not claim outdoor robustness or ten independent plants."/>
+            <wp:cNvGraphicFramePr>
+              <a:graphicFrameLocks noChangeAspect="1"/>
+            </wp:cNvGraphicFramePr>
+            <a:graphic>
+              <a:graphicData uri="http://schemas.openxmlformats.org/drawingml/2006/picture">
+                <pic:pic>
+                  <pic:nvPicPr>
+                    <pic:cNvPr id="0" name="academy-story-ai-7-34-02.png"/>
+                    <pic:cNvPicPr/>
+                  </pic:nvPicPr>
+                  <pic:blipFill>
+                    <a:blip r:embed="rId10"/>
+                    <a:stretch>
+                      <a:fillRect/>
+                    </a:stretch>
+                  </pic:blipFill>
+                  <pic:spPr>
+                    <a:xfrm>
+                      <a:off x="0" y="0"/>
+                      <a:ext cx="5486400" cy="4005072"/>
+                    </a:xfrm>
+                    <a:prstGeom prst="rect"/>
+                  </pic:spPr>
+                </pic:pic>
+              </a:graphicData>
+            </a:graphic>
+          </wp:inline>
+        </w:drawing>
+      </w:r>
+    </w:p>
+    <w:p>
+      <w:pPr>
+        <w:spacing w:line="336" w:lineRule="auto" w:after="180"/>
+      </w:pPr>
+      <w:r>
+        <w:rPr>
+          <w:b w:val="0"/>
+        </w:rPr>
+        <w:t xml:space="preserve">State bounded claim: B adds one correct photo on this indoor set. → Describe dependence: Ten photos come from five plants; report the grouping. → Present results: Show </w:t>
+      </w:r>
+      <w:r>
+        <w:rPr>
+          <w:b/>
+        </w:rPr>
+        <w:t>70%</w:t>
+      </w:r>
+      <w:r>
+        <w:rPr>
+          <w:b w:val="0"/>
+        </w:rPr>
+        <w:t xml:space="preserve"> and </w:t>
+      </w:r>
+      <w:r>
+        <w:rPr>
+          <w:b/>
+        </w:rPr>
+        <w:t>80%</w:t>
+      </w:r>
+      <w:r>
+        <w:rPr>
+          <w:b w:val="0"/>
+        </w:rPr>
+        <w:t xml:space="preserve"> with counts and case-level outcomes. → Preserve limitations: Do not claim outdoor robustness or ten independent plants.</w:t>
+      </w:r>
+    </w:p>
+    <w:p>
+      <w:pPr>
+        <w:spacing w:line="336" w:lineRule="auto" w:after="180"/>
+      </w:pPr>
+      <w:r>
+        <w:rPr>
+          <w:b w:val="0"/>
+        </w:rPr>
+        <w:t xml:space="preserve">Point to each numbered stage and explain which recorded </w:t>
+      </w:r>
+      <w:r>
+        <w:rPr>
+          <w:b/>
+        </w:rPr>
+        <w:t>input</w:t>
+      </w:r>
+      <w:r>
+        <w:rPr>
+          <w:b w:val="0"/>
+        </w:rPr>
+        <w:t xml:space="preserve"> it uses.</w:t>
+      </w:r>
+    </w:p>
+    <w:p>
+      <w:pPr>
+        <w:spacing w:line="336" w:lineRule="auto" w:after="180"/>
+      </w:pPr>
+      <w:r>
+        <w:rPr>
+          <w:b w:val="0"/>
+        </w:rPr>
+        <w:t xml:space="preserve">Teacher prompt: Point to each numbered stage and explain which recorded </w:t>
+      </w:r>
+      <w:r>
+        <w:rPr>
+          <w:b/>
+        </w:rPr>
+        <w:t>input</w:t>
+      </w:r>
+      <w:r>
+        <w:rPr>
+          <w:b w:val="0"/>
+        </w:rPr>
+        <w:t xml:space="preserve"> it uses. Ask learners to describe one label or arrow in ordinary words. Use the adjacent transcript if the image is difficult to see.</w:t>
+      </w:r>
+    </w:p>
+    <w:p>
+      <w:pPr>
+        <w:pStyle w:val="Heading2"/>
+      </w:pPr>
+      <w:r>
+        <w:t>03. Indoor capstone photo outcomes</w:t>
+      </w:r>
+    </w:p>
+    <w:p>
+      <w:r>
+        <w:drawing>
+          <wp:inline xmlns:a="http://schemas.openxmlformats.org/drawingml/2006/main" xmlns:pic="http://schemas.openxmlformats.org/drawingml/2006/picture">
+            <wp:extent cx="5486400" cy="2834640"/>
+            <wp:docPr id="7" name="Picture 7" descr="Indoor capstone photo outcomes. Units: correct photos out of 10; five plants. A: 7. B: 8."/>
+            <wp:cNvGraphicFramePr>
+              <a:graphicFrameLocks noChangeAspect="1"/>
+            </wp:cNvGraphicFramePr>
+            <a:graphic>
+              <a:graphicData uri="http://schemas.openxmlformats.org/drawingml/2006/picture">
+                <pic:pic>
+                  <pic:nvPicPr>
+                    <pic:cNvPr id="0" name="academy-story-ai-7-34-03.png"/>
+                    <pic:cNvPicPr/>
+                  </pic:nvPicPr>
+                  <pic:blipFill>
+                    <a:blip r:embed="rId14"/>
+                    <a:stretch>
+                      <a:fillRect/>
+                    </a:stretch>
+                  </pic:blipFill>
+                  <pic:spPr>
+                    <a:xfrm>
+                      <a:off x="0" y="0"/>
+                      <a:ext cx="5486400" cy="2834640"/>
+                    </a:xfrm>
+                    <a:prstGeom prst="rect"/>
+                  </pic:spPr>
+                </pic:pic>
+              </a:graphicData>
+            </a:graphic>
+          </wp:inline>
+        </w:drawing>
+      </w:r>
+    </w:p>
+    <w:p>
+      <w:pPr>
+        <w:spacing w:line="336" w:lineRule="auto" w:after="180"/>
+      </w:pPr>
+      <w:r>
+        <w:rPr>
+          <w:b w:val="0"/>
+        </w:rPr>
+        <w:t>Indoor capstone photo outcomes. Units: correct photos out of 10; five plants. A: 7. B: 8.</w:t>
+      </w:r>
+    </w:p>
+    <w:p>
+      <w:pPr>
+        <w:spacing w:line="336" w:lineRule="auto" w:after="180"/>
+      </w:pPr>
+      <w:r>
+        <w:rPr>
+          <w:b w:val="0"/>
+        </w:rPr>
+        <w:t>Read the labels and values. Explain the relationship the model shows.</w:t>
+      </w:r>
+    </w:p>
+    <w:p>
+      <w:pPr>
+        <w:spacing w:line="336" w:lineRule="auto" w:after="180"/>
+      </w:pPr>
+      <w:r>
+        <w:rPr>
+          <w:b w:val="0"/>
+        </w:rPr>
+        <w:t>Teacher prompt: Read the labels and values. Explain the relationship the model shows. Ask learners to describe one label or arrow in ordinary words. Use the adjacent transcript if the image is difficult to see.</w:t>
+      </w:r>
+    </w:p>
+    <w:p>
+      <w:pPr>
+        <w:spacing w:line="336" w:lineRule="auto" w:after="180"/>
+      </w:pPr>
+      <w:r>
+        <w:rPr>
+          <w:b w:val="0"/>
+        </w:rPr>
+        <w:t>Check row/column meanings, units and denominators before discussing a difference. Supplied toy values are not real class or model results.</w:t>
+      </w:r>
+    </w:p>
+    <w:p>
+      <w:pPr>
+        <w:pStyle w:val="Heading2"/>
       </w:pPr>
       <w:r>
         <w:t>04. Change one thing. Trace what follows.</w:t>
@@ -5051,7 +5893,7 @@
         <w:drawing>
           <wp:inline xmlns:a="http://schemas.openxmlformats.org/drawingml/2006/main" xmlns:pic="http://schemas.openxmlformats.org/drawingml/2006/picture">
             <wp:extent cx="5486400" cy="3026664"/>
-            <wp:docPr id="6" name="Picture 6" descr="Original case: Do not claim outdoor robustness or ten independent plants. Changed condition: The abstract calls the study a test on ten independent plants. Expected result: Correct it to five plants with two views each. Reason: The source-object count, not the photo count, defines the independent plants."/>
+            <wp:docPr id="8" name="Picture 8" descr="Original case: Do not claim outdoor robustness or ten independent plants. Changed condition: The abstract calls the study a test on ten independent plants. Expected result: Correct it to five plants with two views each. Reason: Five source plants have two views each; independence requires a justified sampling design."/>
             <wp:cNvGraphicFramePr>
               <a:graphicFrameLocks noChangeAspect="1"/>
             </wp:cNvGraphicFramePr>
@@ -5063,7 +5905,7 @@
                     <pic:cNvPicPr/>
                   </pic:nvPicPr>
                   <pic:blipFill>
-                    <a:blip r:embed="rId14"/>
+                    <a:blip r:embed="rId15"/>
                     <a:stretch>
                       <a:fillRect/>
                     </a:stretch>
@@ -5090,7 +5932,7 @@
         <w:rPr>
           <w:b w:val="0"/>
         </w:rPr>
-        <w:t>Original case: Do not claim outdoor robustness or ten independent plants. Changed condition: The abstract calls the study a test on ten independent plants. Expected result: Correct it to five plants with two views each.</w:t>
+        <w:t>Original case: Do not claim outdoor robustness or ten independent plants. Changed condition: The abstract calls the study a test on ten independent plants. Expected result: Correct it to five plants with two views each. Reason: Five source plants have two views each; independence requires a justified sampling design.</w:t>
       </w:r>
     </w:p>
     <w:p>
@@ -5101,56 +5943,23 @@
         <w:rPr>
           <w:b w:val="0"/>
         </w:rPr>
-        <w:t>Reason: The source-object count, not the photo count, defines the independent plants.</w:t>
+        <w:t>Predict before checking the worked changed-case result. Name what changed and what the supplied facts allow you to conclude.</w:t>
       </w:r>
     </w:p>
     <w:p>
       <w:pPr>
         <w:spacing w:line="336" w:lineRule="auto" w:after="180"/>
-        <w:shd w:fill="F5F1FB"/>
       </w:pPr>
       <w:r>
         <w:rPr>
           <w:b w:val="0"/>
         </w:rPr>
-        <w:t>Predict before checking the worked changed-case result. Name what changed and what the supplied facts allow you to conclude.</w:t>
+        <w:t>Teacher prompt: Predict before checking the worked changed-case result. Name what changed and what the supplied facts allow you to conclude. Ask learners to describe one label or arrow in ordinary words. Use the adjacent transcript if the image is difficult to see. Changed-case reasoning: Five source plants have two views each; independence requires a justified sampling design.</w:t>
       </w:r>
     </w:p>
     <w:p>
       <w:pPr>
-        <w:pStyle w:val="Heading3"/>
-      </w:pPr>
-      <w:r>
-        <w:t>Discuss while showing the picture</w:t>
-      </w:r>
-    </w:p>
-    <w:p>
-      <w:pPr>
-        <w:spacing w:line="336" w:lineRule="auto" w:after="180"/>
-        <w:shd w:fill="F1F6F8"/>
-      </w:pPr>
-      <w:r>
-        <w:rPr>
-          <w:b w:val="0"/>
-        </w:rPr>
-        <w:t>Teacher prompt: Predict before checking the worked changed-case result. Name what changed and what the supplied facts allow you to conclude. Ask learners to describe one label or arrow in ordinary words.</w:t>
-      </w:r>
-    </w:p>
-    <w:p>
-      <w:pPr>
-        <w:spacing w:line="336" w:lineRule="auto" w:after="180"/>
-        <w:shd w:fill="F1F6F8"/>
-      </w:pPr>
-      <w:r>
-        <w:rPr>
-          <w:b w:val="0"/>
-        </w:rPr>
-        <w:t>Use the adjacent transcript if the image is difficult to see. Changed-case reasoning: The source-object count, not the photo count, defines the independent plants.</w:t>
-      </w:r>
-    </w:p>
-    <w:p>
-      <w:pPr>
-        <w:pStyle w:val="Heading3"/>
+        <w:pStyle w:val="Heading2"/>
       </w:pPr>
       <w:r>
         <w:t>05. Connect the explanation to its limit</w:t>
@@ -5161,7 +5970,7 @@
         <w:drawing>
           <wp:inline xmlns:a="http://schemas.openxmlformats.org/drawingml/2006/main" xmlns:pic="http://schemas.openxmlformats.org/drawingml/2006/picture">
             <wp:extent cx="5486400" cy="2834640"/>
-            <wp:docPr id="7" name="Picture 7" descr="A final manuscript aligns question, procedure, evidence and scope. Every figure and conclusion should point back to the records that support it. Limit: No population superiority or significance claim is supplied; dependence and sample coverage need explicit treatment."/>
+            <wp:docPr id="9" name="Picture 9" descr="A final manuscript aligns question, procedure, evidence and scope. Every figure and conclusion should point back to the records that support it. Limit: No population superiority or significance claim is supplied; dependence and sample coverage need explicit treatment."/>
             <wp:cNvGraphicFramePr>
               <a:graphicFrameLocks noChangeAspect="1"/>
             </wp:cNvGraphicFramePr>
@@ -5173,7 +5982,7 @@
                     <pic:cNvPicPr/>
                   </pic:nvPicPr>
                   <pic:blipFill>
-                    <a:blip r:embed="rId15"/>
+                    <a:blip r:embed="rId16"/>
                     <a:stretch>
                       <a:fillRect/>
                     </a:stretch>
@@ -5229,7 +6038,6 @@
     <w:p>
       <w:pPr>
         <w:spacing w:line="336" w:lineRule="auto" w:after="180"/>
-        <w:shd w:fill="F5F1FB"/>
       </w:pPr>
       <w:r>
         <w:rPr>
@@ -5240,39 +6048,29 @@
     </w:p>
     <w:p>
       <w:pPr>
-        <w:pStyle w:val="Heading3"/>
-      </w:pPr>
-      <w:r>
-        <w:t>Discuss while showing the picture</w:t>
+        <w:spacing w:line="336" w:lineRule="auto" w:after="180"/>
+      </w:pPr>
+      <w:r>
+        <w:rPr>
+          <w:b w:val="0"/>
+        </w:rPr>
+        <w:t>Teacher prompt: Explain the case, then point to a limit on the claim. Ask learners to describe one label or arrow in ordinary words. Use the adjacent transcript if the image is difficult to see.</w:t>
       </w:r>
     </w:p>
     <w:p>
       <w:pPr>
         <w:spacing w:line="336" w:lineRule="auto" w:after="180"/>
-        <w:shd w:fill="F1F6F8"/>
       </w:pPr>
       <w:r>
         <w:rPr>
           <w:b w:val="0"/>
         </w:rPr>
-        <w:t>Teacher prompt: Explain the case, then point to a limit on the claim. Ask learners to describe one label or arrow in ordinary words. Use the adjacent transcript if the image is difficult to see.</w:t>
+        <w:t>Keep the stated scope: No population superiority or significance claim is supplied; dependence and sample coverage need explicit treatment.</w:t>
       </w:r>
     </w:p>
     <w:p>
       <w:pPr>
-        <w:spacing w:line="336" w:lineRule="auto" w:after="180"/>
-        <w:shd w:fill="F1F6F8"/>
-      </w:pPr>
-      <w:r>
-        <w:rPr>
-          <w:b w:val="0"/>
-        </w:rPr>
-        <w:t>Keep the stated scope: No population superiority or significance claim is supplied; dependence and sample coverage need explicit treatment.</w:t>
-      </w:r>
-    </w:p>
-    <w:p>
-      <w:pPr>
-        <w:pStyle w:val="Heading3"/>
+        <w:pStyle w:val="Heading2"/>
       </w:pPr>
       <w:r>
         <w:t>06. Make the idea visible in your project</w:t>
@@ -5283,7 +6081,7 @@
         <w:drawing>
           <wp:inline xmlns:a="http://schemas.openxmlformats.org/drawingml/2006/main" xmlns:pic="http://schemas.openxmlformats.org/drawingml/2006/picture">
             <wp:extent cx="5486400" cy="3681984"/>
-            <wp:docPr id="8" name="Picture 8" descr="For the Reproducible AI Research Study, retain an annotated worked trace and the changed-case reasoning. Connect the claim to its records, units and assumptions so another investigator can challenge or reproduce it. Draw your input, deciding step, result and limit. Supported question: Connect the manuscript’s 7/10 and 8/10 scores to the five-plant grouping. Which abstract claim must be corrected if it says ten independent plants?"/>
+            <wp:docPr id="10" name="Picture 10" descr="For the Reproducible AI Research Study, retain an annotated worked trace and the changed-case reasoning. Connect the claim to its records, units and assumptions so another investigator can challenge or reproduce it. Draw your input, deciding step, result and limit. Supported question: Connect the manuscript’s 7/10 and 8/10 scores to the five-plant grouping. Which abstract claim must be corrected if it says ten independent plants?"/>
             <wp:cNvGraphicFramePr>
               <a:graphicFrameLocks noChangeAspect="1"/>
             </wp:cNvGraphicFramePr>
@@ -5295,7 +6093,7 @@
                     <pic:cNvPicPr/>
                   </pic:nvPicPr>
                   <pic:blipFill>
-                    <a:blip r:embed="rId16"/>
+                    <a:blip r:embed="rId17"/>
                     <a:stretch>
                       <a:fillRect/>
                     </a:stretch>
@@ -5351,7 +6149,6 @@
     <w:p>
       <w:pPr>
         <w:spacing w:line="336" w:lineRule="auto" w:after="180"/>
-        <w:shd w:fill="F5F1FB"/>
       </w:pPr>
       <w:r>
         <w:rPr>
@@ -5374,82 +6171,128 @@
     </w:p>
     <w:p>
       <w:pPr>
-        <w:pStyle w:val="Heading3"/>
-      </w:pPr>
-      <w:r>
-        <w:t>Discuss while showing the picture</w:t>
+        <w:spacing w:line="336" w:lineRule="auto" w:after="180"/>
+      </w:pPr>
+      <w:r>
+        <w:rPr>
+          <w:b w:val="0"/>
+        </w:rPr>
+        <w:t xml:space="preserve">Teacher prompt: Draw your project trace and justify the deciding step using </w:t>
+      </w:r>
+      <w:r>
+        <w:rPr>
+          <w:b/>
+        </w:rPr>
+        <w:t>evidence</w:t>
+      </w:r>
+      <w:r>
+        <w:rPr>
+          <w:b w:val="0"/>
+        </w:rPr>
+        <w:t xml:space="preserve">. Ask learners to describe one label or arrow in ordinary words. Use the adjacent transcript if the image is difficult to see. Supported practice key: B adds one correct photo on this indoor set. Ten photos come from five plants; report the grouping. Show </w:t>
+      </w:r>
+      <w:r>
+        <w:rPr>
+          <w:b/>
+        </w:rPr>
+        <w:t>70%</w:t>
+      </w:r>
+      <w:r>
+        <w:rPr>
+          <w:b w:val="0"/>
+        </w:rPr>
+        <w:t xml:space="preserve"> and </w:t>
+      </w:r>
+      <w:r>
+        <w:rPr>
+          <w:b/>
+        </w:rPr>
+        <w:t>80%</w:t>
+      </w:r>
+      <w:r>
+        <w:rPr>
+          <w:b w:val="0"/>
+        </w:rPr>
+        <w:t xml:space="preserve"> with counts and case-level outcomes. Do not claim outdoor robustness or ten independent plants. Changed case: Correct it to five plants with two views each. Five source plants have two views each; independence requires a justified sampling design.</w:t>
       </w:r>
     </w:p>
     <w:p>
       <w:pPr>
-        <w:spacing w:line="336" w:lineRule="auto" w:after="180"/>
-        <w:shd w:fill="F1F6F8"/>
-      </w:pPr>
-      <w:r>
-        <w:rPr>
-          <w:b w:val="0"/>
-        </w:rPr>
-        <w:t xml:space="preserve">Teacher prompt: Draw your project trace and justify the deciding step using </w:t>
-      </w:r>
-      <w:r>
-        <w:rPr>
-          <w:b/>
-        </w:rPr>
-        <w:t>evidence</w:t>
-      </w:r>
-      <w:r>
-        <w:rPr>
-          <w:b w:val="0"/>
-        </w:rPr>
-        <w:t>. Ask learners to describe one label or arrow in ordinary words. Use the adjacent transcript if the image is difficult to see.</w:t>
+        <w:pStyle w:val="Heading2"/>
+      </w:pPr>
+      <w:r>
+        <w:t>Earlier wording, alternatives and picture transcripts · reference / check after trying</w:t>
       </w:r>
     </w:p>
     <w:p>
       <w:pPr>
         <w:spacing w:line="336" w:lineRule="auto" w:after="180"/>
-        <w:shd w:fill="F1F6F8"/>
       </w:pPr>
       <w:r>
         <w:rPr>
           <w:b w:val="0"/>
         </w:rPr>
-        <w:t xml:space="preserve">Supported practice key: B adds one correct photo on this indoor set. Ten photos come from five plants; report the grouping. Show </w:t>
+        <w:t xml:space="preserve">Use one picture at a time. Hide a worked result before asking for a </w:t>
       </w:r>
       <w:r>
         <w:rPr>
           <w:b/>
         </w:rPr>
-        <w:t>70%</w:t>
+        <w:t>prediction</w:t>
       </w:r>
       <w:r>
         <w:rPr>
           <w:b w:val="0"/>
         </w:rPr>
-        <w:t xml:space="preserve"> and </w:t>
-      </w:r>
-      <w:r>
-        <w:rPr>
-          <w:b/>
-        </w:rPr>
-        <w:t>80%</w:t>
-      </w:r>
-      <w:r>
-        <w:rPr>
-          <w:b w:val="0"/>
-        </w:rPr>
-        <w:t xml:space="preserve"> with counts and case-level outcomes.</w:t>
+        <w:t>, then reveal it for feedback. These are supported teaching cases; retain the separate independent assessment for a fresh first attempt.</w:t>
       </w:r>
     </w:p>
     <w:p>
       <w:pPr>
-        <w:spacing w:line="336" w:lineRule="auto" w:after="180"/>
-        <w:shd w:fill="F1F6F8"/>
-      </w:pPr>
-      <w:r>
-        <w:rPr>
-          <w:b w:val="0"/>
-        </w:rPr>
-        <w:t>Do not claim outdoor robustness or ten independent plants. Changed case: Correct it to five plants with two views each. The source-object count, not the photo count, defines the independent plants.</w:t>
+        <w:pStyle w:val="Heading3"/>
+      </w:pPr>
+      <w:r>
+        <w:t>01. Final project manuscript: the case</w:t>
+      </w:r>
+    </w:p>
+    <w:p>
+      <w:pPr>
+        <w:pStyle w:val="Heading3"/>
+      </w:pPr>
+      <w:r>
+        <w:t>02. Follow the deciding steps</w:t>
+      </w:r>
+    </w:p>
+    <w:p>
+      <w:pPr>
+        <w:pStyle w:val="Heading3"/>
+      </w:pPr>
+      <w:r>
+        <w:t>03. Indoor capstone photo outcomes</w:t>
+      </w:r>
+    </w:p>
+    <w:p>
+      <w:pPr>
+        <w:pStyle w:val="Heading3"/>
+      </w:pPr>
+      <w:r>
+        <w:t>04. Change one thing. Trace what follows.</w:t>
+      </w:r>
+    </w:p>
+    <w:p>
+      <w:pPr>
+        <w:pStyle w:val="Heading3"/>
+      </w:pPr>
+      <w:r>
+        <w:t>05. Connect the explanation to its limit</w:t>
+      </w:r>
+    </w:p>
+    <w:p>
+      <w:pPr>
+        <w:pStyle w:val="Heading3"/>
+      </w:pPr>
+      <w:r>
+        <w:t>06. Make the idea visible in your project</w:t>
       </w:r>
     </w:p>
     <w:sectPr>
